--- a/M1 Course/Научная работа/НР.docx
+++ b/M1 Course/Научная работа/НР.docx
@@ -1876,11 +1876,9 @@
             <w:fldChar w:fldCharType="end"/>
           </w:r>
         </w:p>
-        <w:bookmarkStart w:id="0" w:name="_GoBack" w:displacedByCustomXml="next"/>
-        <w:bookmarkEnd w:id="0" w:displacedByCustomXml="next"/>
       </w:sdtContent>
     </w:sdt>
-    <w:bookmarkStart w:id="1" w:name="_Toc230026816" w:displacedByCustomXml="prev"/>
+    <w:bookmarkStart w:id="0" w:name="_Toc230026816" w:displacedByCustomXml="prev"/>
     <w:p>
       <w:pPr>
         <w:pStyle w:val="1"/>
@@ -1892,7 +1890,7 @@
         <w:lastRenderedPageBreak/>
         <w:t>Введение</w:t>
       </w:r>
-      <w:bookmarkEnd w:id="1"/>
+      <w:bookmarkEnd w:id="0"/>
     </w:p>
     <w:p>
       <w:pPr>
@@ -2995,7 +2993,7 @@
         <w:pStyle w:val="1"/>
         <w:ind w:left="11"/>
       </w:pPr>
-      <w:bookmarkStart w:id="2" w:name="_Toc230026817"/>
+      <w:bookmarkStart w:id="1" w:name="_Toc230026817"/>
       <w:r>
         <w:lastRenderedPageBreak/>
         <w:t xml:space="preserve">1 </w:t>
@@ -3003,7 +3001,7 @@
       <w:r>
         <w:t>ГЛАВА</w:t>
       </w:r>
-      <w:bookmarkEnd w:id="2"/>
+      <w:bookmarkEnd w:id="1"/>
     </w:p>
     <w:p>
       <w:pPr>
@@ -3011,7 +3009,7 @@
         <w:spacing w:before="100" w:beforeAutospacing="1" w:after="100" w:afterAutospacing="1"/>
         <w:ind w:left="360"/>
       </w:pPr>
-      <w:bookmarkStart w:id="3" w:name="_Toc230026818"/>
+      <w:bookmarkStart w:id="2" w:name="_Toc230026818"/>
       <w:r>
         <w:rPr>
           <w:rFonts w:eastAsia="Times New Roman" w:cs="Arial"/>
@@ -3029,7 +3027,7 @@
       <w:r>
         <w:t xml:space="preserve"> предметной области</w:t>
       </w:r>
-      <w:bookmarkEnd w:id="3"/>
+      <w:bookmarkEnd w:id="2"/>
     </w:p>
     <w:p>
       <w:pPr>
@@ -3522,14 +3520,14 @@
         <w:pStyle w:val="2"/>
         <w:ind w:left="360"/>
       </w:pPr>
-      <w:bookmarkStart w:id="4" w:name="_Toc230026819"/>
+      <w:bookmarkStart w:id="3" w:name="_Toc230026819"/>
       <w:r>
         <w:t xml:space="preserve">1.2 </w:t>
       </w:r>
       <w:r>
         <w:t>БПЛА, как летательный аппарат</w:t>
       </w:r>
-      <w:bookmarkEnd w:id="4"/>
+      <w:bookmarkEnd w:id="3"/>
     </w:p>
     <w:p>
       <w:pPr>
@@ -3789,7 +3787,7 @@
       <w:pPr>
         <w:pStyle w:val="2"/>
       </w:pPr>
-      <w:bookmarkStart w:id="5" w:name="_Toc230026820"/>
+      <w:bookmarkStart w:id="4" w:name="_Toc230026820"/>
       <w:r>
         <w:lastRenderedPageBreak/>
         <w:t xml:space="preserve">1.3 </w:t>
@@ -3797,7 +3795,7 @@
       <w:r>
         <w:t>Инерциальное устройство на борту БПЛА</w:t>
       </w:r>
-      <w:bookmarkEnd w:id="5"/>
+      <w:bookmarkEnd w:id="4"/>
     </w:p>
     <w:p>
       <w:pPr>
@@ -4264,14 +4262,14 @@
       <w:pPr>
         <w:pStyle w:val="2"/>
       </w:pPr>
-      <w:bookmarkStart w:id="6" w:name="_Toc230026821"/>
+      <w:bookmarkStart w:id="5" w:name="_Toc230026821"/>
       <w:r>
         <w:t xml:space="preserve">1.4 </w:t>
       </w:r>
       <w:r>
         <w:t>Логирование полета</w:t>
       </w:r>
-      <w:bookmarkEnd w:id="6"/>
+      <w:bookmarkEnd w:id="5"/>
     </w:p>
     <w:p>
       <w:pPr>
@@ -4581,14 +4579,14 @@
       <w:pPr>
         <w:pStyle w:val="2"/>
       </w:pPr>
-      <w:bookmarkStart w:id="7" w:name="_Toc230026822"/>
+      <w:bookmarkStart w:id="6" w:name="_Toc230026822"/>
       <w:r>
         <w:t xml:space="preserve">1.5 </w:t>
       </w:r>
       <w:r>
         <w:t>Обработка данных инерциального устройства</w:t>
       </w:r>
-      <w:bookmarkEnd w:id="7"/>
+      <w:bookmarkEnd w:id="6"/>
     </w:p>
     <w:p>
       <w:pPr>
@@ -5055,14 +5053,14 @@
       <w:pPr>
         <w:pStyle w:val="2"/>
       </w:pPr>
-      <w:bookmarkStart w:id="8" w:name="_Toc230026823"/>
+      <w:bookmarkStart w:id="7" w:name="_Toc230026823"/>
       <w:r>
         <w:t xml:space="preserve">1.6 </w:t>
       </w:r>
       <w:r>
         <w:t>Описание программ аналогов</w:t>
       </w:r>
-      <w:bookmarkEnd w:id="8"/>
+      <w:bookmarkEnd w:id="7"/>
     </w:p>
     <w:p>
       <w:pPr>
@@ -5961,7 +5959,7 @@
         <w:pStyle w:val="1"/>
         <w:ind w:left="11"/>
       </w:pPr>
-      <w:bookmarkStart w:id="9" w:name="_Toc230026824"/>
+      <w:bookmarkStart w:id="8" w:name="_Toc230026824"/>
       <w:r>
         <w:lastRenderedPageBreak/>
         <w:t xml:space="preserve">2 </w:t>
@@ -5969,32 +5967,32 @@
       <w:r>
         <w:t>ГЛАВА. РАЗРАБОТКА АРХИТЕКТУРЫ И МЕТОДОВ ПОСТРОЕНИЯ ЦИФРОВОГО ДВОЙНИКА</w:t>
       </w:r>
+      <w:bookmarkEnd w:id="8"/>
+    </w:p>
+    <w:p>
+      <w:pPr>
+        <w:pStyle w:val="2"/>
+      </w:pPr>
+      <w:bookmarkStart w:id="9" w:name="_Toc230026825"/>
+      <w:r>
+        <w:t>2.1 Получение данных БПЛА</w:t>
+      </w:r>
       <w:bookmarkEnd w:id="9"/>
     </w:p>
     <w:p>
-      <w:pPr>
-        <w:pStyle w:val="2"/>
-      </w:pPr>
-      <w:bookmarkStart w:id="10" w:name="_Toc230026825"/>
-      <w:r>
-        <w:t>2.1 Получение данных БПЛА</w:t>
+      <w:r>
+        <w:t>Для создания адекватного цифрового двойника, способного с высокой точностью имитировать поведение реального беспилотного летательного аппарата, необходимо обеспечить полноценный сбор, структурирование, предварительную обработку и долгосрочное хранение данных. В рамках данной работы используется комбинированный подход к получению данных, основанный на двух источниках: данные реальных натурных полётов (физический БПЛА) и данные виртуальных полётов (цифровой двойник в режиме симуляции). Сопоставление этих двух потоков является основой для валидации моделей и калибровки параметров.</w:t>
+      </w:r>
+    </w:p>
+    <w:p>
+      <w:pPr>
+        <w:pStyle w:val="3"/>
+      </w:pPr>
+      <w:bookmarkStart w:id="10" w:name="_Toc230026826"/>
+      <w:r>
+        <w:t>2.1.1 Классификация и структура данных БПЛА</w:t>
       </w:r>
       <w:bookmarkEnd w:id="10"/>
-    </w:p>
-    <w:p>
-      <w:r>
-        <w:t>Для создания адекватного цифрового двойника, способного с высокой точностью имитировать поведение реального беспилотного летательного аппарата, необходимо обеспечить полноценный сбор, структурирование, предварительную обработку и долгосрочное хранение данных. В рамках данной работы используется комбинированный подход к получению данных, основанный на двух источниках: данные реальных натурных полётов (физический БПЛА) и данные виртуальных полётов (цифровой двойник в режиме симуляции). Сопоставление этих двух потоков является основой для валидации моделей и калибровки параметров.</w:t>
-      </w:r>
-    </w:p>
-    <w:p>
-      <w:pPr>
-        <w:pStyle w:val="3"/>
-      </w:pPr>
-      <w:bookmarkStart w:id="11" w:name="_Toc230026826"/>
-      <w:r>
-        <w:t>2.1.1 Классификация и структура данных БПЛА</w:t>
-      </w:r>
-      <w:bookmarkEnd w:id="11"/>
     </w:p>
     <w:p>
       <w:r>
@@ -6232,11 +6230,11 @@
       <w:pPr>
         <w:pStyle w:val="3"/>
       </w:pPr>
-      <w:bookmarkStart w:id="12" w:name="_Toc230026827"/>
+      <w:bookmarkStart w:id="11" w:name="_Toc230026827"/>
       <w:r>
         <w:t>2.1.2 Источники данных: реальный полёт (физический БПЛА)</w:t>
       </w:r>
-      <w:bookmarkEnd w:id="12"/>
+      <w:bookmarkEnd w:id="11"/>
     </w:p>
     <w:p>
       <w:r>
@@ -6551,11 +6549,11 @@
       <w:pPr>
         <w:pStyle w:val="3"/>
       </w:pPr>
-      <w:bookmarkStart w:id="13" w:name="_Toc230026828"/>
+      <w:bookmarkStart w:id="12" w:name="_Toc230026828"/>
       <w:r>
         <w:t>2.1.3 Источники данных: виртуальный полёт (цифровой двойник)</w:t>
       </w:r>
-      <w:bookmarkEnd w:id="13"/>
+      <w:bookmarkEnd w:id="12"/>
     </w:p>
     <w:p>
       <w:r>
@@ -6860,26 +6858,26 @@
       <w:pPr>
         <w:pStyle w:val="2"/>
       </w:pPr>
-      <w:bookmarkStart w:id="14" w:name="_Toc230026829"/>
+      <w:bookmarkStart w:id="13" w:name="_Toc230026829"/>
       <w:r>
         <w:t>2.2 Математическая модель динамики БПЛА</w:t>
       </w:r>
+      <w:bookmarkEnd w:id="13"/>
+    </w:p>
+    <w:p>
+      <w:r>
+        <w:t>Для построения цифрового двойника разработана нелинейная математическая модель движения мультироторного БПЛА с шестью степенями свободы (6-DOF). Модель реализована в среде MATLAB/Simulink с возможностью экспорта в C++ для использования в ROS/Gazebo.</w:t>
+      </w:r>
+    </w:p>
+    <w:p>
+      <w:pPr>
+        <w:pStyle w:val="3"/>
+      </w:pPr>
+      <w:bookmarkStart w:id="14" w:name="_Toc230026830"/>
+      <w:r>
+        <w:t>2.2.1 Системы координат и переменные состояния</w:t>
+      </w:r>
       <w:bookmarkEnd w:id="14"/>
-    </w:p>
-    <w:p>
-      <w:r>
-        <w:t>Для построения цифрового двойника разработана нелинейная математическая модель движения мультироторного БПЛА с шестью степенями свободы (6-DOF). Модель реализована в среде MATLAB/Simulink с возможностью экспорта в C++ для использования в ROS/Gazebo.</w:t>
-      </w:r>
-    </w:p>
-    <w:p>
-      <w:pPr>
-        <w:pStyle w:val="3"/>
-      </w:pPr>
-      <w:bookmarkStart w:id="15" w:name="_Toc230026830"/>
-      <w:r>
-        <w:t>2.2.1 Системы координат и переменные состояния</w:t>
-      </w:r>
-      <w:bookmarkEnd w:id="15"/>
     </w:p>
     <w:p>
       <w:r>
@@ -7355,11 +7353,11 @@
       <w:pPr>
         <w:pStyle w:val="3"/>
       </w:pPr>
-      <w:bookmarkStart w:id="16" w:name="_Toc230026831"/>
+      <w:bookmarkStart w:id="15" w:name="_Toc230026831"/>
       <w:r>
         <w:t>2.2.2 Уравнения динамики поступательного движения</w:t>
       </w:r>
-      <w:bookmarkEnd w:id="16"/>
+      <w:bookmarkEnd w:id="15"/>
     </w:p>
     <w:p>
       <w:r>
@@ -7786,12 +7784,12 @@
       <w:pPr>
         <w:pStyle w:val="3"/>
       </w:pPr>
-      <w:bookmarkStart w:id="17" w:name="_Toc230026832"/>
+      <w:bookmarkStart w:id="16" w:name="_Toc230026832"/>
       <w:r>
         <w:lastRenderedPageBreak/>
         <w:t>2.2.3 Уравнения динамики вращательного движения</w:t>
       </w:r>
-      <w:bookmarkEnd w:id="17"/>
+      <w:bookmarkEnd w:id="16"/>
     </w:p>
     <w:p>
       <w:r>
@@ -8538,11 +8536,11 @@
       <w:pPr>
         <w:pStyle w:val="3"/>
       </w:pPr>
-      <w:bookmarkStart w:id="18" w:name="_Toc230026833"/>
+      <w:bookmarkStart w:id="17" w:name="_Toc230026833"/>
       <w:r>
         <w:t>2.2.4 Кинематические соотношения Эйлера</w:t>
       </w:r>
-      <w:bookmarkEnd w:id="18"/>
+      <w:bookmarkEnd w:id="17"/>
     </w:p>
     <w:p>
       <w:r>
@@ -8842,11 +8840,11 @@
       <w:pPr>
         <w:pStyle w:val="3"/>
       </w:pPr>
-      <w:bookmarkStart w:id="19" w:name="_Toc230026834"/>
+      <w:bookmarkStart w:id="18" w:name="_Toc230026834"/>
       <w:r>
         <w:t>2.2.5 Модель силовой установки и управление</w:t>
       </w:r>
-      <w:bookmarkEnd w:id="19"/>
+      <w:bookmarkEnd w:id="18"/>
     </w:p>
     <w:p>
       <w:r>
@@ -9926,11 +9924,11 @@
       <w:pPr>
         <w:pStyle w:val="3"/>
       </w:pPr>
-      <w:bookmarkStart w:id="20" w:name="_Toc230026835"/>
+      <w:bookmarkStart w:id="19" w:name="_Toc230026835"/>
       <w:r>
         <w:t>2.2.6 Моделирование аэродинамических помех</w:t>
       </w:r>
-      <w:bookmarkEnd w:id="20"/>
+      <w:bookmarkEnd w:id="19"/>
     </w:p>
     <w:p>
       <w:r>
@@ -10115,11 +10113,11 @@
       <w:pPr>
         <w:pStyle w:val="2"/>
       </w:pPr>
-      <w:bookmarkStart w:id="21" w:name="_Toc230026836"/>
+      <w:bookmarkStart w:id="20" w:name="_Toc230026836"/>
       <w:r>
         <w:t>2.3 Архитектура программного комплекса</w:t>
       </w:r>
-      <w:bookmarkEnd w:id="21"/>
+      <w:bookmarkEnd w:id="20"/>
     </w:p>
     <w:p>
       <w:r>
@@ -11133,6 +11131,24 @@
         <w:lastRenderedPageBreak/>
         <w:t>и чёткое разделение слоёв позволяют легко модифицировать отдельные компоненты (например, добавить новую модель динамики или другой формат импорта логов) без нарушения работы остальной части системы.</w:t>
       </w:r>
+      <w:r>
+        <w:t xml:space="preserve"> Ниже на рисунке 2.1 представлена составленная диаграмма классов.</w:t>
+      </w:r>
+    </w:p>
+    <w:p>
+      <w:pPr>
+        <w:ind w:firstLine="0"/>
+        <w:jc w:val="center"/>
+      </w:pPr>
+    </w:p>
+    <w:p>
+      <w:pPr>
+        <w:ind w:firstLine="0"/>
+        <w:jc w:val="center"/>
+      </w:pPr>
+      <w:r>
+        <w:t>Рисунок 2.1 – Диаграмма классов</w:t>
+      </w:r>
     </w:p>
     <w:p>
       <w:pPr>
@@ -11147,6 +11163,8 @@
       <w:r>
         <w:br w:type="page"/>
       </w:r>
+      <w:bookmarkStart w:id="21" w:name="_GoBack"/>
+      <w:bookmarkEnd w:id="21"/>
     </w:p>
     <w:p>
       <w:pPr>
@@ -20410,7 +20428,7 @@
 </file>
 
 <file path=customXml/itemProps1.xml><?xml version="1.0" encoding="utf-8"?>
-<ds:datastoreItem xmlns:ds="http://schemas.openxmlformats.org/officeDocument/2006/customXml" ds:itemID="{EE3D3423-4981-4672-9924-B0C935D49C63}">
+<ds:datastoreItem xmlns:ds="http://schemas.openxmlformats.org/officeDocument/2006/customXml" ds:itemID="{8375CBD1-4C30-4F40-A556-995EFDA4A8DC}">
   <ds:schemaRefs>
     <ds:schemaRef ds:uri="http://schemas.openxmlformats.org/officeDocument/2006/bibliography"/>
   </ds:schemaRefs>

--- a/M1 Course/Научная работа/НР.docx
+++ b/M1 Course/Научная работа/НР.docx
@@ -290,6 +290,7 @@
           <w:pPr>
             <w:pStyle w:val="11"/>
             <w:tabs>
+              <w:tab w:val="left" w:pos="567"/>
               <w:tab w:val="right" w:leader="dot" w:pos="9364"/>
             </w:tabs>
             <w:ind w:firstLine="0"/>
@@ -309,7 +310,7 @@
           <w:r>
             <w:fldChar w:fldCharType="separate"/>
           </w:r>
-          <w:hyperlink w:anchor="_Toc230026816" w:history="1">
+          <w:hyperlink w:anchor="_Toc230615315" w:history="1">
             <w:r>
               <w:rPr>
                 <w:rStyle w:val="a4"/>
@@ -336,7 +337,7 @@
                 <w:noProof/>
                 <w:webHidden/>
               </w:rPr>
-              <w:instrText xml:space="preserve"> PAGEREF _Toc230026816 \h </w:instrText>
+              <w:instrText xml:space="preserve"> PAGEREF _Toc230615315 \h </w:instrText>
             </w:r>
             <w:r>
               <w:rPr>
@@ -371,6 +372,7 @@
           <w:pPr>
             <w:pStyle w:val="11"/>
             <w:tabs>
+              <w:tab w:val="left" w:pos="567"/>
               <w:tab w:val="right" w:leader="dot" w:pos="9364"/>
             </w:tabs>
             <w:ind w:firstLine="0"/>
@@ -381,7 +383,7 @@
               <w:sz w:val="22"/>
             </w:rPr>
           </w:pPr>
-          <w:hyperlink w:anchor="_Toc230026817" w:history="1">
+          <w:hyperlink w:anchor="_Toc230615316" w:history="1">
             <w:r>
               <w:rPr>
                 <w:rStyle w:val="a4"/>
@@ -408,7 +410,7 @@
                 <w:noProof/>
                 <w:webHidden/>
               </w:rPr>
-              <w:instrText xml:space="preserve"> PAGEREF _Toc230026817 \h </w:instrText>
+              <w:instrText xml:space="preserve"> PAGEREF _Toc230615316 \h </w:instrText>
             </w:r>
             <w:r>
               <w:rPr>
@@ -442,7 +444,10 @@
         <w:p>
           <w:pPr>
             <w:pStyle w:val="21"/>
-            <w:ind w:left="0" w:firstLine="0"/>
+            <w:tabs>
+              <w:tab w:val="left" w:pos="567"/>
+            </w:tabs>
+            <w:ind w:firstLine="0"/>
             <w:rPr>
               <w:rFonts w:asciiTheme="minorHAnsi" w:eastAsiaTheme="minorEastAsia" w:hAnsiTheme="minorHAnsi" w:cstheme="minorBidi"/>
               <w:noProof/>
@@ -450,7 +455,7 @@
               <w:sz w:val="22"/>
             </w:rPr>
           </w:pPr>
-          <w:hyperlink w:anchor="_Toc230026818" w:history="1">
+          <w:hyperlink w:anchor="_Toc230615317" w:history="1">
             <w:r>
               <w:rPr>
                 <w:rStyle w:val="a4"/>
@@ -485,7 +490,7 @@
                 <w:noProof/>
                 <w:webHidden/>
               </w:rPr>
-              <w:instrText xml:space="preserve"> PAGEREF _Toc230026818 \h </w:instrText>
+              <w:instrText xml:space="preserve"> PAGEREF _Toc230615317 \h </w:instrText>
             </w:r>
             <w:r>
               <w:rPr>
@@ -519,7 +524,10 @@
         <w:p>
           <w:pPr>
             <w:pStyle w:val="21"/>
-            <w:ind w:left="0" w:firstLine="0"/>
+            <w:tabs>
+              <w:tab w:val="left" w:pos="567"/>
+            </w:tabs>
+            <w:ind w:firstLine="0"/>
             <w:rPr>
               <w:rFonts w:asciiTheme="minorHAnsi" w:eastAsiaTheme="minorEastAsia" w:hAnsiTheme="minorHAnsi" w:cstheme="minorBidi"/>
               <w:noProof/>
@@ -527,7 +535,7 @@
               <w:sz w:val="22"/>
             </w:rPr>
           </w:pPr>
-          <w:hyperlink w:anchor="_Toc230026819" w:history="1">
+          <w:hyperlink w:anchor="_Toc230615318" w:history="1">
             <w:r>
               <w:rPr>
                 <w:rStyle w:val="a4"/>
@@ -554,7 +562,7 @@
                 <w:noProof/>
                 <w:webHidden/>
               </w:rPr>
-              <w:instrText xml:space="preserve"> PAGEREF _Toc230026819 \h </w:instrText>
+              <w:instrText xml:space="preserve"> PAGEREF _Toc230615318 \h </w:instrText>
             </w:r>
             <w:r>
               <w:rPr>
@@ -588,7 +596,10 @@
         <w:p>
           <w:pPr>
             <w:pStyle w:val="21"/>
-            <w:ind w:left="0" w:firstLine="0"/>
+            <w:tabs>
+              <w:tab w:val="left" w:pos="567"/>
+            </w:tabs>
+            <w:ind w:firstLine="0"/>
             <w:rPr>
               <w:rFonts w:asciiTheme="minorHAnsi" w:eastAsiaTheme="minorEastAsia" w:hAnsiTheme="minorHAnsi" w:cstheme="minorBidi"/>
               <w:noProof/>
@@ -596,7 +607,7 @@
               <w:sz w:val="22"/>
             </w:rPr>
           </w:pPr>
-          <w:hyperlink w:anchor="_Toc230026820" w:history="1">
+          <w:hyperlink w:anchor="_Toc230615319" w:history="1">
             <w:r>
               <w:rPr>
                 <w:rStyle w:val="a4"/>
@@ -623,7 +634,7 @@
                 <w:noProof/>
                 <w:webHidden/>
               </w:rPr>
-              <w:instrText xml:space="preserve"> PAGEREF _Toc230026820 \h </w:instrText>
+              <w:instrText xml:space="preserve"> PAGEREF _Toc230615319 \h </w:instrText>
             </w:r>
             <w:r>
               <w:rPr>
@@ -657,7 +668,10 @@
         <w:p>
           <w:pPr>
             <w:pStyle w:val="21"/>
-            <w:ind w:left="0" w:firstLine="0"/>
+            <w:tabs>
+              <w:tab w:val="left" w:pos="567"/>
+            </w:tabs>
+            <w:ind w:firstLine="0"/>
             <w:rPr>
               <w:rFonts w:asciiTheme="minorHAnsi" w:eastAsiaTheme="minorEastAsia" w:hAnsiTheme="minorHAnsi" w:cstheme="minorBidi"/>
               <w:noProof/>
@@ -665,7 +679,7 @@
               <w:sz w:val="22"/>
             </w:rPr>
           </w:pPr>
-          <w:hyperlink w:anchor="_Toc230026821" w:history="1">
+          <w:hyperlink w:anchor="_Toc230615320" w:history="1">
             <w:r>
               <w:rPr>
                 <w:rStyle w:val="a4"/>
@@ -692,7 +706,7 @@
                 <w:noProof/>
                 <w:webHidden/>
               </w:rPr>
-              <w:instrText xml:space="preserve"> PAGEREF _Toc230026821 \h </w:instrText>
+              <w:instrText xml:space="preserve"> PAGEREF _Toc230615320 \h </w:instrText>
             </w:r>
             <w:r>
               <w:rPr>
@@ -726,7 +740,10 @@
         <w:p>
           <w:pPr>
             <w:pStyle w:val="21"/>
-            <w:ind w:left="0" w:firstLine="0"/>
+            <w:tabs>
+              <w:tab w:val="left" w:pos="567"/>
+            </w:tabs>
+            <w:ind w:firstLine="0"/>
             <w:rPr>
               <w:rFonts w:asciiTheme="minorHAnsi" w:eastAsiaTheme="minorEastAsia" w:hAnsiTheme="minorHAnsi" w:cstheme="minorBidi"/>
               <w:noProof/>
@@ -734,7 +751,7 @@
               <w:sz w:val="22"/>
             </w:rPr>
           </w:pPr>
-          <w:hyperlink w:anchor="_Toc230026822" w:history="1">
+          <w:hyperlink w:anchor="_Toc230615321" w:history="1">
             <w:r>
               <w:rPr>
                 <w:rStyle w:val="a4"/>
@@ -761,7 +778,7 @@
                 <w:noProof/>
                 <w:webHidden/>
               </w:rPr>
-              <w:instrText xml:space="preserve"> PAGEREF _Toc230026822 \h </w:instrText>
+              <w:instrText xml:space="preserve"> PAGEREF _Toc230615321 \h </w:instrText>
             </w:r>
             <w:r>
               <w:rPr>
@@ -795,7 +812,10 @@
         <w:p>
           <w:pPr>
             <w:pStyle w:val="21"/>
-            <w:ind w:left="0" w:firstLine="0"/>
+            <w:tabs>
+              <w:tab w:val="left" w:pos="567"/>
+            </w:tabs>
+            <w:ind w:firstLine="0"/>
             <w:rPr>
               <w:rFonts w:asciiTheme="minorHAnsi" w:eastAsiaTheme="minorEastAsia" w:hAnsiTheme="minorHAnsi" w:cstheme="minorBidi"/>
               <w:noProof/>
@@ -803,7 +823,7 @@
               <w:sz w:val="22"/>
             </w:rPr>
           </w:pPr>
-          <w:hyperlink w:anchor="_Toc230026823" w:history="1">
+          <w:hyperlink w:anchor="_Toc230615322" w:history="1">
             <w:r>
               <w:rPr>
                 <w:rStyle w:val="a4"/>
@@ -830,7 +850,7 @@
                 <w:noProof/>
                 <w:webHidden/>
               </w:rPr>
-              <w:instrText xml:space="preserve"> PAGEREF _Toc230026823 \h </w:instrText>
+              <w:instrText xml:space="preserve"> PAGEREF _Toc230615322 \h </w:instrText>
             </w:r>
             <w:r>
               <w:rPr>
@@ -865,6 +885,7 @@
           <w:pPr>
             <w:pStyle w:val="11"/>
             <w:tabs>
+              <w:tab w:val="left" w:pos="567"/>
               <w:tab w:val="right" w:leader="dot" w:pos="9364"/>
             </w:tabs>
             <w:ind w:firstLine="0"/>
@@ -875,7 +896,7 @@
               <w:sz w:val="22"/>
             </w:rPr>
           </w:pPr>
-          <w:hyperlink w:anchor="_Toc230026824" w:history="1">
+          <w:hyperlink w:anchor="_Toc230615323" w:history="1">
             <w:r>
               <w:rPr>
                 <w:rStyle w:val="a4"/>
@@ -902,7 +923,7 @@
                 <w:noProof/>
                 <w:webHidden/>
               </w:rPr>
-              <w:instrText xml:space="preserve"> PAGEREF _Toc230026824 \h </w:instrText>
+              <w:instrText xml:space="preserve"> PAGEREF _Toc230615323 \h </w:instrText>
             </w:r>
             <w:r>
               <w:rPr>
@@ -936,7 +957,10 @@
         <w:p>
           <w:pPr>
             <w:pStyle w:val="21"/>
-            <w:ind w:left="0" w:firstLine="0"/>
+            <w:tabs>
+              <w:tab w:val="left" w:pos="567"/>
+            </w:tabs>
+            <w:ind w:firstLine="0"/>
             <w:rPr>
               <w:rFonts w:asciiTheme="minorHAnsi" w:eastAsiaTheme="minorEastAsia" w:hAnsiTheme="minorHAnsi" w:cstheme="minorBidi"/>
               <w:noProof/>
@@ -944,7 +968,7 @@
               <w:sz w:val="22"/>
             </w:rPr>
           </w:pPr>
-          <w:hyperlink w:anchor="_Toc230026825" w:history="1">
+          <w:hyperlink w:anchor="_Toc230615324" w:history="1">
             <w:r>
               <w:rPr>
                 <w:rStyle w:val="a4"/>
@@ -971,7 +995,7 @@
                 <w:noProof/>
                 <w:webHidden/>
               </w:rPr>
-              <w:instrText xml:space="preserve"> PAGEREF _Toc230026825 \h </w:instrText>
+              <w:instrText xml:space="preserve"> PAGEREF _Toc230615324 \h </w:instrText>
             </w:r>
             <w:r>
               <w:rPr>
@@ -1006,9 +1030,10 @@
           <w:pPr>
             <w:pStyle w:val="31"/>
             <w:tabs>
+              <w:tab w:val="left" w:pos="567"/>
               <w:tab w:val="right" w:leader="dot" w:pos="9364"/>
             </w:tabs>
-            <w:ind w:left="0" w:firstLine="0"/>
+            <w:ind w:firstLine="0"/>
             <w:rPr>
               <w:rFonts w:asciiTheme="minorHAnsi" w:eastAsiaTheme="minorEastAsia" w:hAnsiTheme="minorHAnsi" w:cstheme="minorBidi"/>
               <w:noProof/>
@@ -1016,7 +1041,7 @@
               <w:sz w:val="22"/>
             </w:rPr>
           </w:pPr>
-          <w:hyperlink w:anchor="_Toc230026826" w:history="1">
+          <w:hyperlink w:anchor="_Toc230615325" w:history="1">
             <w:r>
               <w:rPr>
                 <w:rStyle w:val="a4"/>
@@ -1043,7 +1068,7 @@
                 <w:noProof/>
                 <w:webHidden/>
               </w:rPr>
-              <w:instrText xml:space="preserve"> PAGEREF _Toc230026826 \h </w:instrText>
+              <w:instrText xml:space="preserve"> PAGEREF _Toc230615325 \h </w:instrText>
             </w:r>
             <w:r>
               <w:rPr>
@@ -1078,9 +1103,10 @@
           <w:pPr>
             <w:pStyle w:val="31"/>
             <w:tabs>
+              <w:tab w:val="left" w:pos="567"/>
               <w:tab w:val="right" w:leader="dot" w:pos="9364"/>
             </w:tabs>
-            <w:ind w:left="0" w:firstLine="0"/>
+            <w:ind w:firstLine="0"/>
             <w:rPr>
               <w:rFonts w:asciiTheme="minorHAnsi" w:eastAsiaTheme="minorEastAsia" w:hAnsiTheme="minorHAnsi" w:cstheme="minorBidi"/>
               <w:noProof/>
@@ -1088,7 +1114,7 @@
               <w:sz w:val="22"/>
             </w:rPr>
           </w:pPr>
-          <w:hyperlink w:anchor="_Toc230026827" w:history="1">
+          <w:hyperlink w:anchor="_Toc230615326" w:history="1">
             <w:r>
               <w:rPr>
                 <w:rStyle w:val="a4"/>
@@ -1115,7 +1141,7 @@
                 <w:noProof/>
                 <w:webHidden/>
               </w:rPr>
-              <w:instrText xml:space="preserve"> PAGEREF _Toc230026827 \h </w:instrText>
+              <w:instrText xml:space="preserve"> PAGEREF _Toc230615326 \h </w:instrText>
             </w:r>
             <w:r>
               <w:rPr>
@@ -1150,9 +1176,10 @@
           <w:pPr>
             <w:pStyle w:val="31"/>
             <w:tabs>
+              <w:tab w:val="left" w:pos="567"/>
               <w:tab w:val="right" w:leader="dot" w:pos="9364"/>
             </w:tabs>
-            <w:ind w:left="0" w:firstLine="0"/>
+            <w:ind w:firstLine="0"/>
             <w:rPr>
               <w:rFonts w:asciiTheme="minorHAnsi" w:eastAsiaTheme="minorEastAsia" w:hAnsiTheme="minorHAnsi" w:cstheme="minorBidi"/>
               <w:noProof/>
@@ -1160,7 +1187,7 @@
               <w:sz w:val="22"/>
             </w:rPr>
           </w:pPr>
-          <w:hyperlink w:anchor="_Toc230026828" w:history="1">
+          <w:hyperlink w:anchor="_Toc230615327" w:history="1">
             <w:r>
               <w:rPr>
                 <w:rStyle w:val="a4"/>
@@ -1187,7 +1214,7 @@
                 <w:noProof/>
                 <w:webHidden/>
               </w:rPr>
-              <w:instrText xml:space="preserve"> PAGEREF _Toc230026828 \h </w:instrText>
+              <w:instrText xml:space="preserve"> PAGEREF _Toc230615327 \h </w:instrText>
             </w:r>
             <w:r>
               <w:rPr>
@@ -1221,7 +1248,10 @@
         <w:p>
           <w:pPr>
             <w:pStyle w:val="21"/>
-            <w:ind w:left="0" w:firstLine="0"/>
+            <w:tabs>
+              <w:tab w:val="left" w:pos="567"/>
+            </w:tabs>
+            <w:ind w:firstLine="0"/>
             <w:rPr>
               <w:rFonts w:asciiTheme="minorHAnsi" w:eastAsiaTheme="minorEastAsia" w:hAnsiTheme="minorHAnsi" w:cstheme="minorBidi"/>
               <w:noProof/>
@@ -1229,7 +1259,7 @@
               <w:sz w:val="22"/>
             </w:rPr>
           </w:pPr>
-          <w:hyperlink w:anchor="_Toc230026829" w:history="1">
+          <w:hyperlink w:anchor="_Toc230615328" w:history="1">
             <w:r>
               <w:rPr>
                 <w:rStyle w:val="a4"/>
@@ -1256,7 +1286,7 @@
                 <w:noProof/>
                 <w:webHidden/>
               </w:rPr>
-              <w:instrText xml:space="preserve"> PAGEREF _Toc230026829 \h </w:instrText>
+              <w:instrText xml:space="preserve"> PAGEREF _Toc230615328 \h </w:instrText>
             </w:r>
             <w:r>
               <w:rPr>
@@ -1291,9 +1321,10 @@
           <w:pPr>
             <w:pStyle w:val="31"/>
             <w:tabs>
+              <w:tab w:val="left" w:pos="567"/>
               <w:tab w:val="right" w:leader="dot" w:pos="9364"/>
             </w:tabs>
-            <w:ind w:left="0" w:firstLine="0"/>
+            <w:ind w:firstLine="0"/>
             <w:rPr>
               <w:rFonts w:asciiTheme="minorHAnsi" w:eastAsiaTheme="minorEastAsia" w:hAnsiTheme="minorHAnsi" w:cstheme="minorBidi"/>
               <w:noProof/>
@@ -1301,7 +1332,7 @@
               <w:sz w:val="22"/>
             </w:rPr>
           </w:pPr>
-          <w:hyperlink w:anchor="_Toc230026830" w:history="1">
+          <w:hyperlink w:anchor="_Toc230615329" w:history="1">
             <w:r>
               <w:rPr>
                 <w:rStyle w:val="a4"/>
@@ -1328,7 +1359,7 @@
                 <w:noProof/>
                 <w:webHidden/>
               </w:rPr>
-              <w:instrText xml:space="preserve"> PAGEREF _Toc230026830 \h </w:instrText>
+              <w:instrText xml:space="preserve"> PAGEREF _Toc230615329 \h </w:instrText>
             </w:r>
             <w:r>
               <w:rPr>
@@ -1363,9 +1394,10 @@
           <w:pPr>
             <w:pStyle w:val="31"/>
             <w:tabs>
+              <w:tab w:val="left" w:pos="567"/>
               <w:tab w:val="right" w:leader="dot" w:pos="9364"/>
             </w:tabs>
-            <w:ind w:left="0" w:firstLine="0"/>
+            <w:ind w:firstLine="0"/>
             <w:rPr>
               <w:rFonts w:asciiTheme="minorHAnsi" w:eastAsiaTheme="minorEastAsia" w:hAnsiTheme="minorHAnsi" w:cstheme="minorBidi"/>
               <w:noProof/>
@@ -1373,7 +1405,7 @@
               <w:sz w:val="22"/>
             </w:rPr>
           </w:pPr>
-          <w:hyperlink w:anchor="_Toc230026831" w:history="1">
+          <w:hyperlink w:anchor="_Toc230615330" w:history="1">
             <w:r>
               <w:rPr>
                 <w:rStyle w:val="a4"/>
@@ -1400,7 +1432,7 @@
                 <w:noProof/>
                 <w:webHidden/>
               </w:rPr>
-              <w:instrText xml:space="preserve"> PAGEREF _Toc230026831 \h </w:instrText>
+              <w:instrText xml:space="preserve"> PAGEREF _Toc230615330 \h </w:instrText>
             </w:r>
             <w:r>
               <w:rPr>
@@ -1435,9 +1467,10 @@
           <w:pPr>
             <w:pStyle w:val="31"/>
             <w:tabs>
+              <w:tab w:val="left" w:pos="567"/>
               <w:tab w:val="right" w:leader="dot" w:pos="9364"/>
             </w:tabs>
-            <w:ind w:left="0" w:firstLine="0"/>
+            <w:ind w:firstLine="0"/>
             <w:rPr>
               <w:rFonts w:asciiTheme="minorHAnsi" w:eastAsiaTheme="minorEastAsia" w:hAnsiTheme="minorHAnsi" w:cstheme="minorBidi"/>
               <w:noProof/>
@@ -1445,7 +1478,7 @@
               <w:sz w:val="22"/>
             </w:rPr>
           </w:pPr>
-          <w:hyperlink w:anchor="_Toc230026832" w:history="1">
+          <w:hyperlink w:anchor="_Toc230615331" w:history="1">
             <w:r>
               <w:rPr>
                 <w:rStyle w:val="a4"/>
@@ -1472,7 +1505,7 @@
                 <w:noProof/>
                 <w:webHidden/>
               </w:rPr>
-              <w:instrText xml:space="preserve"> PAGEREF _Toc230026832 \h </w:instrText>
+              <w:instrText xml:space="preserve"> PAGEREF _Toc230615331 \h </w:instrText>
             </w:r>
             <w:r>
               <w:rPr>
@@ -1507,9 +1540,10 @@
           <w:pPr>
             <w:pStyle w:val="31"/>
             <w:tabs>
+              <w:tab w:val="left" w:pos="567"/>
               <w:tab w:val="right" w:leader="dot" w:pos="9364"/>
             </w:tabs>
-            <w:ind w:left="0" w:firstLine="0"/>
+            <w:ind w:firstLine="0"/>
             <w:rPr>
               <w:rFonts w:asciiTheme="minorHAnsi" w:eastAsiaTheme="minorEastAsia" w:hAnsiTheme="minorHAnsi" w:cstheme="minorBidi"/>
               <w:noProof/>
@@ -1517,7 +1551,7 @@
               <w:sz w:val="22"/>
             </w:rPr>
           </w:pPr>
-          <w:hyperlink w:anchor="_Toc230026833" w:history="1">
+          <w:hyperlink w:anchor="_Toc230615332" w:history="1">
             <w:r>
               <w:rPr>
                 <w:rStyle w:val="a4"/>
@@ -1544,7 +1578,7 @@
                 <w:noProof/>
                 <w:webHidden/>
               </w:rPr>
-              <w:instrText xml:space="preserve"> PAGEREF _Toc230026833 \h </w:instrText>
+              <w:instrText xml:space="preserve"> PAGEREF _Toc230615332 \h </w:instrText>
             </w:r>
             <w:r>
               <w:rPr>
@@ -1579,9 +1613,10 @@
           <w:pPr>
             <w:pStyle w:val="31"/>
             <w:tabs>
+              <w:tab w:val="left" w:pos="567"/>
               <w:tab w:val="right" w:leader="dot" w:pos="9364"/>
             </w:tabs>
-            <w:ind w:left="0" w:firstLine="0"/>
+            <w:ind w:firstLine="0"/>
             <w:rPr>
               <w:rFonts w:asciiTheme="minorHAnsi" w:eastAsiaTheme="minorEastAsia" w:hAnsiTheme="minorHAnsi" w:cstheme="minorBidi"/>
               <w:noProof/>
@@ -1589,7 +1624,7 @@
               <w:sz w:val="22"/>
             </w:rPr>
           </w:pPr>
-          <w:hyperlink w:anchor="_Toc230026834" w:history="1">
+          <w:hyperlink w:anchor="_Toc230615333" w:history="1">
             <w:r>
               <w:rPr>
                 <w:rStyle w:val="a4"/>
@@ -1616,7 +1651,7 @@
                 <w:noProof/>
                 <w:webHidden/>
               </w:rPr>
-              <w:instrText xml:space="preserve"> PAGEREF _Toc230026834 \h </w:instrText>
+              <w:instrText xml:space="preserve"> PAGEREF _Toc230615333 \h </w:instrText>
             </w:r>
             <w:r>
               <w:rPr>
@@ -1651,9 +1686,10 @@
           <w:pPr>
             <w:pStyle w:val="31"/>
             <w:tabs>
+              <w:tab w:val="left" w:pos="567"/>
               <w:tab w:val="right" w:leader="dot" w:pos="9364"/>
             </w:tabs>
-            <w:ind w:left="0" w:firstLine="0"/>
+            <w:ind w:firstLine="0"/>
             <w:rPr>
               <w:rFonts w:asciiTheme="minorHAnsi" w:eastAsiaTheme="minorEastAsia" w:hAnsiTheme="minorHAnsi" w:cstheme="minorBidi"/>
               <w:noProof/>
@@ -1661,7 +1697,7 @@
               <w:sz w:val="22"/>
             </w:rPr>
           </w:pPr>
-          <w:hyperlink w:anchor="_Toc230026835" w:history="1">
+          <w:hyperlink w:anchor="_Toc230615334" w:history="1">
             <w:r>
               <w:rPr>
                 <w:rStyle w:val="a4"/>
@@ -1688,7 +1724,7 @@
                 <w:noProof/>
                 <w:webHidden/>
               </w:rPr>
-              <w:instrText xml:space="preserve"> PAGEREF _Toc230026835 \h </w:instrText>
+              <w:instrText xml:space="preserve"> PAGEREF _Toc230615334 \h </w:instrText>
             </w:r>
             <w:r>
               <w:rPr>
@@ -1722,7 +1758,10 @@
         <w:p>
           <w:pPr>
             <w:pStyle w:val="21"/>
-            <w:ind w:left="0" w:firstLine="0"/>
+            <w:tabs>
+              <w:tab w:val="left" w:pos="567"/>
+            </w:tabs>
+            <w:ind w:firstLine="0"/>
             <w:rPr>
               <w:rFonts w:asciiTheme="minorHAnsi" w:eastAsiaTheme="minorEastAsia" w:hAnsiTheme="minorHAnsi" w:cstheme="minorBidi"/>
               <w:noProof/>
@@ -1730,13 +1769,27 @@
               <w:sz w:val="22"/>
             </w:rPr>
           </w:pPr>
-          <w:hyperlink w:anchor="_Toc230026836" w:history="1">
+          <w:hyperlink w:anchor="_Toc230615335" w:history="1">
             <w:r>
               <w:rPr>
                 <w:rStyle w:val="a4"/>
                 <w:noProof/>
               </w:rPr>
-              <w:t>2.3 Архитектура программного комплекса</w:t>
+              <w:t>2.3 Архитект</w:t>
+            </w:r>
+            <w:r>
+              <w:rPr>
+                <w:rStyle w:val="a4"/>
+                <w:noProof/>
+              </w:rPr>
+              <w:t>у</w:t>
+            </w:r>
+            <w:r>
+              <w:rPr>
+                <w:rStyle w:val="a4"/>
+                <w:noProof/>
+              </w:rPr>
+              <w:t>ра программного комплекса</w:t>
             </w:r>
             <w:r>
               <w:rPr>
@@ -1757,7 +1810,7 @@
                 <w:noProof/>
                 <w:webHidden/>
               </w:rPr>
-              <w:instrText xml:space="preserve"> PAGEREF _Toc230026836 \h </w:instrText>
+              <w:instrText xml:space="preserve"> PAGEREF _Toc230615335 \h </w:instrText>
             </w:r>
             <w:r>
               <w:rPr>
@@ -1792,6 +1845,7 @@
           <w:pPr>
             <w:pStyle w:val="11"/>
             <w:tabs>
+              <w:tab w:val="left" w:pos="567"/>
               <w:tab w:val="right" w:leader="dot" w:pos="9364"/>
             </w:tabs>
             <w:ind w:firstLine="0"/>
@@ -1802,7 +1856,7 @@
               <w:sz w:val="22"/>
             </w:rPr>
           </w:pPr>
-          <w:hyperlink w:anchor="_Toc230026837" w:history="1">
+          <w:hyperlink w:anchor="_Toc230615336" w:history="1">
             <w:r>
               <w:rPr>
                 <w:rStyle w:val="a4"/>
@@ -1829,7 +1883,7 @@
                 <w:noProof/>
                 <w:webHidden/>
               </w:rPr>
-              <w:instrText xml:space="preserve"> PAGEREF _Toc230026837 \h </w:instrText>
+              <w:instrText xml:space="preserve"> PAGEREF _Toc230615336 \h </w:instrText>
             </w:r>
             <w:r>
               <w:rPr>
@@ -1878,7 +1932,6 @@
         </w:p>
       </w:sdtContent>
     </w:sdt>
-    <w:bookmarkStart w:id="0" w:name="_Toc230026816" w:displacedByCustomXml="prev"/>
     <w:p>
       <w:pPr>
         <w:pStyle w:val="1"/>
@@ -1886,6 +1939,7 @@
           <w:bCs/>
         </w:rPr>
       </w:pPr>
+      <w:bookmarkStart w:id="0" w:name="_Toc230615315"/>
       <w:r>
         <w:lastRenderedPageBreak/>
         <w:t>Введение</w:t>
@@ -2993,7 +3047,7 @@
         <w:pStyle w:val="1"/>
         <w:ind w:left="11"/>
       </w:pPr>
-      <w:bookmarkStart w:id="1" w:name="_Toc230026817"/>
+      <w:bookmarkStart w:id="1" w:name="_Toc230615316"/>
       <w:r>
         <w:lastRenderedPageBreak/>
         <w:t xml:space="preserve">1 </w:t>
@@ -3009,7 +3063,7 @@
         <w:spacing w:before="100" w:beforeAutospacing="1" w:after="100" w:afterAutospacing="1"/>
         <w:ind w:left="360"/>
       </w:pPr>
-      <w:bookmarkStart w:id="2" w:name="_Toc230026818"/>
+      <w:bookmarkStart w:id="2" w:name="_Toc230615317"/>
       <w:r>
         <w:rPr>
           <w:rFonts w:eastAsia="Times New Roman" w:cs="Arial"/>
@@ -3520,7 +3574,7 @@
         <w:pStyle w:val="2"/>
         <w:ind w:left="360"/>
       </w:pPr>
-      <w:bookmarkStart w:id="3" w:name="_Toc230026819"/>
+      <w:bookmarkStart w:id="3" w:name="_Toc230615318"/>
       <w:r>
         <w:t xml:space="preserve">1.2 </w:t>
       </w:r>
@@ -3787,7 +3841,7 @@
       <w:pPr>
         <w:pStyle w:val="2"/>
       </w:pPr>
-      <w:bookmarkStart w:id="4" w:name="_Toc230026820"/>
+      <w:bookmarkStart w:id="4" w:name="_Toc230615319"/>
       <w:r>
         <w:lastRenderedPageBreak/>
         <w:t xml:space="preserve">1.3 </w:t>
@@ -4262,7 +4316,7 @@
       <w:pPr>
         <w:pStyle w:val="2"/>
       </w:pPr>
-      <w:bookmarkStart w:id="5" w:name="_Toc230026821"/>
+      <w:bookmarkStart w:id="5" w:name="_Toc230615320"/>
       <w:r>
         <w:t xml:space="preserve">1.4 </w:t>
       </w:r>
@@ -4565,12 +4619,14 @@
       <w:r>
         <w:t xml:space="preserve">4) и собственные форматы таких автопилотов, как </w:t>
       </w:r>
+      <w:proofErr w:type="spellStart"/>
       <w:r>
         <w:rPr>
           <w:lang w:val="en-US"/>
         </w:rPr>
         <w:t>ArduPilot</w:t>
       </w:r>
+      <w:proofErr w:type="spellEnd"/>
       <w:r>
         <w:t>.</w:t>
       </w:r>
@@ -4579,7 +4635,7 @@
       <w:pPr>
         <w:pStyle w:val="2"/>
       </w:pPr>
-      <w:bookmarkStart w:id="6" w:name="_Toc230026822"/>
+      <w:bookmarkStart w:id="6" w:name="_Toc230615321"/>
       <w:r>
         <w:t xml:space="preserve">1.5 </w:t>
       </w:r>
@@ -4815,7 +4871,23 @@
           <w:b/>
           <w:bCs/>
         </w:rPr>
-        <w:t xml:space="preserve"> KF, Error-state KF)</w:t>
+        <w:t xml:space="preserve"> KF, </w:t>
+      </w:r>
+      <w:proofErr w:type="spellStart"/>
+      <w:r>
+        <w:rPr>
+          <w:b/>
+          <w:bCs/>
+        </w:rPr>
+        <w:t>Error-state</w:t>
+      </w:r>
+      <w:proofErr w:type="spellEnd"/>
+      <w:r>
+        <w:rPr>
+          <w:b/>
+          <w:bCs/>
+        </w:rPr>
+        <w:t xml:space="preserve"> KF)</w:t>
       </w:r>
       <w:r>
         <w:t>: наиболее</w:t>
@@ -5053,7 +5125,7 @@
       <w:pPr>
         <w:pStyle w:val="2"/>
       </w:pPr>
-      <w:bookmarkStart w:id="7" w:name="_Toc230026823"/>
+      <w:bookmarkStart w:id="7" w:name="_Toc230615322"/>
       <w:r>
         <w:t xml:space="preserve">1.6 </w:t>
       </w:r>
@@ -5959,7 +6031,7 @@
         <w:pStyle w:val="1"/>
         <w:ind w:left="11"/>
       </w:pPr>
-      <w:bookmarkStart w:id="8" w:name="_Toc230026824"/>
+      <w:bookmarkStart w:id="8" w:name="_Toc230615323"/>
       <w:r>
         <w:lastRenderedPageBreak/>
         <w:t xml:space="preserve">2 </w:t>
@@ -5973,7 +6045,7 @@
       <w:pPr>
         <w:pStyle w:val="2"/>
       </w:pPr>
-      <w:bookmarkStart w:id="9" w:name="_Toc230026825"/>
+      <w:bookmarkStart w:id="9" w:name="_Toc230615324"/>
       <w:r>
         <w:t>2.1 Получение данных БПЛА</w:t>
       </w:r>
@@ -5988,7 +6060,7 @@
       <w:pPr>
         <w:pStyle w:val="3"/>
       </w:pPr>
-      <w:bookmarkStart w:id="10" w:name="_Toc230026826"/>
+      <w:bookmarkStart w:id="10" w:name="_Toc230615325"/>
       <w:r>
         <w:t>2.1.1 Классификация и структура данных БПЛА</w:t>
       </w:r>
@@ -6230,7 +6302,7 @@
       <w:pPr>
         <w:pStyle w:val="3"/>
       </w:pPr>
-      <w:bookmarkStart w:id="11" w:name="_Toc230026827"/>
+      <w:bookmarkStart w:id="11" w:name="_Toc230615326"/>
       <w:r>
         <w:t>2.1.2 Источники данных: реальный полёт (физический БПЛА)</w:t>
       </w:r>
@@ -6549,7 +6621,7 @@
       <w:pPr>
         <w:pStyle w:val="3"/>
       </w:pPr>
-      <w:bookmarkStart w:id="12" w:name="_Toc230026828"/>
+      <w:bookmarkStart w:id="12" w:name="_Toc230615327"/>
       <w:r>
         <w:t>2.1.3 Источники данных: виртуальный полёт (цифровой двойник)</w:t>
       </w:r>
@@ -6858,7 +6930,7 @@
       <w:pPr>
         <w:pStyle w:val="2"/>
       </w:pPr>
-      <w:bookmarkStart w:id="13" w:name="_Toc230026829"/>
+      <w:bookmarkStart w:id="13" w:name="_Toc230615328"/>
       <w:r>
         <w:t>2.2 Математическая модель динамики БПЛА</w:t>
       </w:r>
@@ -6873,7 +6945,7 @@
       <w:pPr>
         <w:pStyle w:val="3"/>
       </w:pPr>
-      <w:bookmarkStart w:id="14" w:name="_Toc230026830"/>
+      <w:bookmarkStart w:id="14" w:name="_Toc230615329"/>
       <w:r>
         <w:t>2.2.1 Системы координат и переменные состояния</w:t>
       </w:r>
@@ -7353,7 +7425,7 @@
       <w:pPr>
         <w:pStyle w:val="3"/>
       </w:pPr>
-      <w:bookmarkStart w:id="15" w:name="_Toc230026831"/>
+      <w:bookmarkStart w:id="15" w:name="_Toc230615330"/>
       <w:r>
         <w:t>2.2.2 Уравнения динамики поступательного движения</w:t>
       </w:r>
@@ -7784,7 +7856,7 @@
       <w:pPr>
         <w:pStyle w:val="3"/>
       </w:pPr>
-      <w:bookmarkStart w:id="16" w:name="_Toc230026832"/>
+      <w:bookmarkStart w:id="16" w:name="_Toc230615331"/>
       <w:r>
         <w:lastRenderedPageBreak/>
         <w:t>2.2.3 Уравнения динамики вращательного движения</w:t>
@@ -8536,7 +8608,7 @@
       <w:pPr>
         <w:pStyle w:val="3"/>
       </w:pPr>
-      <w:bookmarkStart w:id="17" w:name="_Toc230026833"/>
+      <w:bookmarkStart w:id="17" w:name="_Toc230615332"/>
       <w:r>
         <w:t>2.2.4 Кинематические соотношения Эйлера</w:t>
       </w:r>
@@ -8840,7 +8912,7 @@
       <w:pPr>
         <w:pStyle w:val="3"/>
       </w:pPr>
-      <w:bookmarkStart w:id="18" w:name="_Toc230026834"/>
+      <w:bookmarkStart w:id="18" w:name="_Toc230615333"/>
       <w:r>
         <w:t>2.2.5 Модель силовой установки и управление</w:t>
       </w:r>
@@ -9924,7 +9996,7 @@
       <w:pPr>
         <w:pStyle w:val="3"/>
       </w:pPr>
-      <w:bookmarkStart w:id="19" w:name="_Toc230026835"/>
+      <w:bookmarkStart w:id="19" w:name="_Toc230615334"/>
       <w:r>
         <w:t>2.2.6 Моделирование аэродинамических помех</w:t>
       </w:r>
@@ -10113,7 +10185,7 @@
       <w:pPr>
         <w:pStyle w:val="2"/>
       </w:pPr>
-      <w:bookmarkStart w:id="20" w:name="_Toc230026836"/>
+      <w:bookmarkStart w:id="20" w:name="_Toc230615335"/>
       <w:r>
         <w:t>2.3 Архитектура программного комплекса</w:t>
       </w:r>
@@ -10123,14 +10195,9 @@
       <w:r>
         <w:t>Программный комплекс цифрового двойника реализован в виде веб-приложения с использованием платформы .NET и фреймворка </w:t>
       </w:r>
-      <w:hyperlink r:id="rId8" w:tgtFrame="_blank" w:history="1">
-        <w:r>
-          <w:rPr>
-            <w:rStyle w:val="a4"/>
-          </w:rPr>
-          <w:t>ASP.NET</w:t>
-        </w:r>
-      </w:hyperlink>
+      <w:r>
+        <w:t>ASP.NET</w:t>
+      </w:r>
       <w:r>
         <w:t> </w:t>
       </w:r>
@@ -10245,14 +10312,9 @@
       <w:r>
         <w:t xml:space="preserve"> вычислений. Наконец, презентационный слой представляет собой </w:t>
       </w:r>
-      <w:hyperlink r:id="rId9" w:tgtFrame="_blank" w:history="1">
-        <w:r>
-          <w:rPr>
-            <w:rStyle w:val="a4"/>
-          </w:rPr>
-          <w:t>ASP.NET</w:t>
-        </w:r>
-      </w:hyperlink>
+      <w:r>
+        <w:t>ASP.NET</w:t>
+      </w:r>
       <w:r>
         <w:t> </w:t>
       </w:r>
@@ -10479,7 +10541,7 @@
       <w:r>
         <w:t xml:space="preserve"> </w:t>
       </w:r>
-      <w:hyperlink r:id="rId10" w:tgtFrame="_blank" w:history="1">
+      <w:hyperlink r:id="rId8" w:tgtFrame="_blank" w:history="1">
         <w:r>
           <w:rPr>
             <w:rStyle w:val="a4"/>
@@ -10729,14 +10791,9 @@
       <w:r>
         <w:t xml:space="preserve"> </w:t>
       </w:r>
-      <w:hyperlink r:id="rId11" w:tgtFrame="_blank" w:history="1">
-        <w:r>
-          <w:rPr>
-            <w:rStyle w:val="a4"/>
-          </w:rPr>
-          <w:t>ASP.NET</w:t>
-        </w:r>
-      </w:hyperlink>
+      <w:r>
+        <w:t>ASP.NET</w:t>
+      </w:r>
       <w:r>
         <w:t xml:space="preserve"> </w:t>
       </w:r>
@@ -10879,14 +10936,9 @@
       <w:r>
         <w:t xml:space="preserve"> </w:t>
       </w:r>
-      <w:hyperlink r:id="rId12" w:tgtFrame="_blank" w:history="1">
-        <w:r>
-          <w:rPr>
-            <w:rStyle w:val="a4"/>
-          </w:rPr>
-          <w:t>ASP.NET</w:t>
-        </w:r>
-      </w:hyperlink>
+      <w:r>
+        <w:t>ASP.NET</w:t>
+      </w:r>
       <w:r>
         <w:t xml:space="preserve"> </w:t>
       </w:r>
@@ -11163,20 +11215,18 @@
       <w:r>
         <w:br w:type="page"/>
       </w:r>
-      <w:bookmarkStart w:id="21" w:name="_GoBack"/>
-      <w:bookmarkEnd w:id="21"/>
     </w:p>
     <w:p>
       <w:pPr>
         <w:pStyle w:val="1"/>
         <w:ind w:left="10"/>
       </w:pPr>
-      <w:bookmarkStart w:id="22" w:name="_Toc230026837"/>
+      <w:bookmarkStart w:id="21" w:name="_Toc230615336"/>
       <w:r>
         <w:lastRenderedPageBreak/>
         <w:t>Список использованных источников</w:t>
       </w:r>
-      <w:bookmarkEnd w:id="22"/>
+      <w:bookmarkEnd w:id="21"/>
     </w:p>
     <w:p>
       <w:pPr>
@@ -11237,7 +11287,7 @@
         </w:rPr>
         <w:t xml:space="preserve">. </w:t>
       </w:r>
-      <w:hyperlink r:id="rId13" w:history="1">
+      <w:hyperlink r:id="rId9" w:history="1">
         <w:r>
           <w:rPr>
             <w:szCs w:val="28"/>
@@ -11333,7 +11383,7 @@
         </w:rPr>
         <w:t xml:space="preserve">. </w:t>
       </w:r>
-      <w:hyperlink r:id="rId14" w:history="1">
+      <w:hyperlink r:id="rId10" w:history="1">
         <w:r>
           <w:rPr>
             <w:szCs w:val="28"/>
@@ -11423,7 +11473,7 @@
         </w:rPr>
         <w:t xml:space="preserve">. </w:t>
       </w:r>
-      <w:hyperlink r:id="rId15" w:history="1">
+      <w:hyperlink r:id="rId11" w:history="1">
         <w:r>
           <w:rPr>
             <w:szCs w:val="28"/>
@@ -11519,7 +11569,7 @@
         </w:rPr>
         <w:t xml:space="preserve">. </w:t>
       </w:r>
-      <w:hyperlink r:id="rId16" w:history="1">
+      <w:hyperlink r:id="rId12" w:history="1">
         <w:r>
           <w:rPr>
             <w:szCs w:val="28"/>
@@ -11603,7 +11653,7 @@
         </w:rPr>
         <w:t xml:space="preserve">. </w:t>
       </w:r>
-      <w:hyperlink r:id="rId17" w:history="1">
+      <w:hyperlink r:id="rId13" w:history="1">
         <w:r>
           <w:rPr>
             <w:szCs w:val="28"/>
@@ -11685,7 +11735,7 @@
         </w:rPr>
         <w:t xml:space="preserve">. </w:t>
       </w:r>
-      <w:hyperlink r:id="rId18" w:history="1">
+      <w:hyperlink r:id="rId14" w:history="1">
         <w:r>
           <w:rPr>
             <w:szCs w:val="28"/>
@@ -11804,7 +11854,7 @@
         </w:rPr>
         <w:t xml:space="preserve">. </w:t>
       </w:r>
-      <w:hyperlink r:id="rId19" w:history="1">
+      <w:hyperlink r:id="rId15" w:history="1">
         <w:r>
           <w:rPr>
             <w:szCs w:val="28"/>
@@ -11904,7 +11954,7 @@
         </w:rPr>
         <w:t xml:space="preserve">. </w:t>
       </w:r>
-      <w:hyperlink r:id="rId20" w:history="1">
+      <w:hyperlink r:id="rId16" w:history="1">
         <w:r>
           <w:rPr>
             <w:szCs w:val="28"/>
@@ -12001,7 +12051,7 @@
         </w:rPr>
         <w:t xml:space="preserve"> OPAL-RT. </w:t>
       </w:r>
-      <w:hyperlink r:id="rId21" w:history="1">
+      <w:hyperlink r:id="rId17" w:history="1">
         <w:r>
           <w:rPr>
             <w:szCs w:val="28"/>
@@ -12098,7 +12148,7 @@
         </w:rPr>
         <w:t xml:space="preserve"> An Introduction. </w:t>
       </w:r>
-      <w:hyperlink r:id="rId22" w:history="1">
+      <w:hyperlink r:id="rId18" w:history="1">
         <w:r>
           <w:rPr>
             <w:szCs w:val="28"/>
@@ -12220,7 +12270,7 @@
         </w:rPr>
         <w:t xml:space="preserve"> </w:t>
       </w:r>
-      <w:hyperlink r:id="rId23" w:history="1">
+      <w:hyperlink r:id="rId19" w:history="1">
         <w:r>
           <w:rPr>
             <w:szCs w:val="28"/>
@@ -12302,7 +12352,7 @@
         </w:rPr>
         <w:t xml:space="preserve">. </w:t>
       </w:r>
-      <w:hyperlink r:id="rId24" w:history="1">
+      <w:hyperlink r:id="rId20" w:history="1">
         <w:r>
           <w:rPr>
             <w:szCs w:val="28"/>
@@ -12384,7 +12434,7 @@
         </w:rPr>
         <w:t xml:space="preserve">. </w:t>
       </w:r>
-      <w:hyperlink r:id="rId25" w:history="1">
+      <w:hyperlink r:id="rId21" w:history="1">
         <w:r>
           <w:rPr>
             <w:szCs w:val="28"/>
@@ -12472,7 +12522,7 @@
         </w:rPr>
         <w:t xml:space="preserve">. </w:t>
       </w:r>
-      <w:hyperlink r:id="rId26" w:history="1">
+      <w:hyperlink r:id="rId22" w:history="1">
         <w:r>
           <w:rPr>
             <w:szCs w:val="28"/>
@@ -12554,7 +12604,7 @@
         </w:rPr>
         <w:t xml:space="preserve">. </w:t>
       </w:r>
-      <w:hyperlink r:id="rId27" w:history="1">
+      <w:hyperlink r:id="rId23" w:history="1">
         <w:r>
           <w:rPr>
             <w:szCs w:val="28"/>
@@ -12630,7 +12680,7 @@
         </w:rPr>
         <w:t xml:space="preserve">. </w:t>
       </w:r>
-      <w:hyperlink r:id="rId28" w:history="1">
+      <w:hyperlink r:id="rId24" w:history="1">
         <w:r>
           <w:rPr>
             <w:szCs w:val="28"/>
@@ -12753,7 +12803,7 @@
         </w:rPr>
         <w:t xml:space="preserve">. </w:t>
       </w:r>
-      <w:hyperlink r:id="rId29" w:history="1">
+      <w:hyperlink r:id="rId25" w:history="1">
         <w:r>
           <w:rPr>
             <w:szCs w:val="28"/>
@@ -12887,7 +12937,7 @@
         </w:rPr>
         <w:t xml:space="preserve">. </w:t>
       </w:r>
-      <w:hyperlink r:id="rId30" w:history="1">
+      <w:hyperlink r:id="rId26" w:history="1">
         <w:r>
           <w:rPr>
             <w:szCs w:val="28"/>
@@ -12969,7 +13019,7 @@
         </w:rPr>
         <w:t xml:space="preserve">. </w:t>
       </w:r>
-      <w:hyperlink r:id="rId31" w:history="1">
+      <w:hyperlink r:id="rId27" w:history="1">
         <w:r>
           <w:rPr>
             <w:szCs w:val="28"/>
@@ -13068,7 +13118,7 @@
         </w:rPr>
         <w:t xml:space="preserve"> </w:t>
       </w:r>
-      <w:hyperlink r:id="rId32" w:history="1">
+      <w:hyperlink r:id="rId28" w:history="1">
         <w:r>
           <w:rPr>
             <w:rStyle w:val="a4"/>
@@ -13161,7 +13211,7 @@
         </w:rPr>
         <w:t xml:space="preserve"> </w:t>
       </w:r>
-      <w:hyperlink r:id="rId33" w:history="1">
+      <w:hyperlink r:id="rId29" w:history="1">
         <w:r>
           <w:rPr>
             <w:rStyle w:val="a4"/>
@@ -13251,7 +13301,7 @@
         </w:rPr>
         <w:t xml:space="preserve"> </w:t>
       </w:r>
-      <w:hyperlink r:id="rId34" w:history="1">
+      <w:hyperlink r:id="rId30" w:history="1">
         <w:r>
           <w:rPr>
             <w:rStyle w:val="a4"/>
@@ -13335,7 +13385,7 @@
         </w:rPr>
         <w:t xml:space="preserve">.  </w:t>
       </w:r>
-      <w:hyperlink r:id="rId35" w:history="1">
+      <w:hyperlink r:id="rId31" w:history="1">
         <w:r>
           <w:rPr>
             <w:rStyle w:val="a4"/>
@@ -13676,7 +13726,7 @@
         </w:rPr>
         <w:t xml:space="preserve">. </w:t>
       </w:r>
-      <w:hyperlink r:id="rId36" w:history="1">
+      <w:hyperlink r:id="rId32" w:history="1">
         <w:r>
           <w:rPr>
             <w:rStyle w:val="a4"/>
@@ -13901,7 +13951,7 @@
         </w:rPr>
         <w:t xml:space="preserve">. </w:t>
       </w:r>
-      <w:hyperlink r:id="rId37" w:history="1">
+      <w:hyperlink r:id="rId33" w:history="1">
         <w:r>
           <w:rPr>
             <w:rStyle w:val="a4"/>
@@ -14130,7 +14180,7 @@
         </w:rPr>
         <w:t xml:space="preserve">. </w:t>
       </w:r>
-      <w:hyperlink r:id="rId38" w:history="1">
+      <w:hyperlink r:id="rId34" w:history="1">
         <w:r>
           <w:rPr>
             <w:rStyle w:val="a4"/>
@@ -14290,7 +14340,7 @@
         </w:rPr>
         <w:t xml:space="preserve">. </w:t>
       </w:r>
-      <w:hyperlink r:id="rId39" w:history="1">
+      <w:hyperlink r:id="rId35" w:history="1">
         <w:r>
           <w:rPr>
             <w:rStyle w:val="a4"/>
@@ -14610,7 +14660,7 @@
         </w:rPr>
         <w:t xml:space="preserve"> </w:t>
       </w:r>
-      <w:hyperlink r:id="rId40" w:history="1">
+      <w:hyperlink r:id="rId36" w:history="1">
         <w:r>
           <w:rPr>
             <w:rStyle w:val="a4"/>
@@ -15008,7 +15058,7 @@
         </w:rPr>
         <w:t xml:space="preserve"> </w:t>
       </w:r>
-      <w:hyperlink r:id="rId41" w:history="1">
+      <w:hyperlink r:id="rId37" w:history="1">
         <w:r>
           <w:rPr>
             <w:rStyle w:val="a4"/>
@@ -15209,7 +15259,7 @@
         </w:rPr>
         <w:t xml:space="preserve">. </w:t>
       </w:r>
-      <w:hyperlink r:id="rId42" w:history="1">
+      <w:hyperlink r:id="rId38" w:history="1">
         <w:r>
           <w:rPr>
             <w:rStyle w:val="a4"/>
@@ -15430,7 +15480,7 @@
         </w:rPr>
         <w:t xml:space="preserve"> </w:t>
       </w:r>
-      <w:hyperlink r:id="rId43" w:history="1">
+      <w:hyperlink r:id="rId39" w:history="1">
         <w:r>
           <w:rPr>
             <w:rStyle w:val="a4"/>
@@ -15457,6 +15507,8 @@
         </w:rPr>
         <w:t>дата обращения 06.05.2026).</w:t>
       </w:r>
+      <w:bookmarkStart w:id="22" w:name="_GoBack"/>
+      <w:bookmarkEnd w:id="22"/>
     </w:p>
     <w:p>
       <w:pPr>
@@ -15545,7 +15597,7 @@
         </w:rPr>
         <w:t xml:space="preserve">. </w:t>
       </w:r>
-      <w:hyperlink r:id="rId44" w:history="1">
+      <w:hyperlink r:id="rId40" w:history="1">
         <w:r>
           <w:rPr>
             <w:rStyle w:val="a4"/>
@@ -15858,7 +15910,7 @@
         </w:rPr>
         <w:t xml:space="preserve"> </w:t>
       </w:r>
-      <w:hyperlink r:id="rId45" w:history="1">
+      <w:hyperlink r:id="rId41" w:history="1">
         <w:r>
           <w:rPr>
             <w:rStyle w:val="a4"/>
@@ -15888,9 +15940,9 @@
       </w:r>
     </w:p>
     <w:sectPr>
-      <w:footerReference w:type="even" r:id="rId46"/>
-      <w:footerReference w:type="default" r:id="rId47"/>
-      <w:footerReference w:type="first" r:id="rId48"/>
+      <w:footerReference w:type="even" r:id="rId42"/>
+      <w:footerReference w:type="default" r:id="rId43"/>
+      <w:footerReference w:type="first" r:id="rId44"/>
       <w:pgSz w:w="11906" w:h="16838"/>
       <w:pgMar w:top="1133" w:right="842" w:bottom="904" w:left="1690" w:header="720" w:footer="720" w:gutter="0"/>
       <w:cols w:space="720"/>
@@ -20428,7 +20480,7 @@
 </file>
 
 <file path=customXml/itemProps1.xml><?xml version="1.0" encoding="utf-8"?>
-<ds:datastoreItem xmlns:ds="http://schemas.openxmlformats.org/officeDocument/2006/customXml" ds:itemID="{8375CBD1-4C30-4F40-A556-995EFDA4A8DC}">
+<ds:datastoreItem xmlns:ds="http://schemas.openxmlformats.org/officeDocument/2006/customXml" ds:itemID="{1F040F45-D212-422D-85B6-2F059B607A2C}">
   <ds:schemaRefs>
     <ds:schemaRef ds:uri="http://schemas.openxmlformats.org/officeDocument/2006/bibliography"/>
   </ds:schemaRefs>

--- a/M1 Course/Научная работа/НР.docx
+++ b/M1 Course/Научная работа/НР.docx
@@ -104,15 +104,7 @@
         <w:t>___</w:t>
       </w:r>
       <w:r>
-        <w:t xml:space="preserve">__Д.П. Андреев </w:t>
-      </w:r>
-    </w:p>
-    <w:p>
-      <w:pPr>
-        <w:ind w:left="6251"/>
-      </w:pPr>
-      <w:r>
-        <w:t xml:space="preserve"> «__» ___</w:t>
+        <w:t>__Д.П. Андреев «__» ___</w:t>
       </w:r>
       <w:r>
         <w:t>____</w:t>
@@ -224,6 +216,13 @@
       <w:r>
         <w:t xml:space="preserve"> </w:t>
       </w:r>
+    </w:p>
+    <w:p>
+      <w:pPr>
+        <w:spacing w:after="561"/>
+        <w:ind w:left="123" w:right="100" w:hanging="10"/>
+        <w:jc w:val="center"/>
+      </w:pPr>
     </w:p>
     <w:p>
       <w:pPr>
@@ -1775,21 +1774,7 @@
                 <w:rStyle w:val="a4"/>
                 <w:noProof/>
               </w:rPr>
-              <w:t>2.3 Архитект</w:t>
-            </w:r>
-            <w:r>
-              <w:rPr>
-                <w:rStyle w:val="a4"/>
-                <w:noProof/>
-              </w:rPr>
-              <w:t>у</w:t>
-            </w:r>
-            <w:r>
-              <w:rPr>
-                <w:rStyle w:val="a4"/>
-                <w:noProof/>
-              </w:rPr>
-              <w:t>ра программного комплекса</w:t>
+              <w:t>2.3 Архитектура программного комплекса</w:t>
             </w:r>
             <w:r>
               <w:rPr>
@@ -4619,14 +4604,12 @@
       <w:r>
         <w:t xml:space="preserve">4) и собственные форматы таких автопилотов, как </w:t>
       </w:r>
-      <w:proofErr w:type="spellStart"/>
       <w:r>
         <w:rPr>
           <w:lang w:val="en-US"/>
         </w:rPr>
         <w:t>ArduPilot</w:t>
       </w:r>
-      <w:proofErr w:type="spellEnd"/>
       <w:r>
         <w:t>.</w:t>
       </w:r>
@@ -4871,23 +4854,7 @@
           <w:b/>
           <w:bCs/>
         </w:rPr>
-        <w:t xml:space="preserve"> KF, </w:t>
-      </w:r>
-      <w:proofErr w:type="spellStart"/>
-      <w:r>
-        <w:rPr>
-          <w:b/>
-          <w:bCs/>
-        </w:rPr>
-        <w:t>Error-state</w:t>
-      </w:r>
-      <w:proofErr w:type="spellEnd"/>
-      <w:r>
-        <w:rPr>
-          <w:b/>
-          <w:bCs/>
-        </w:rPr>
-        <w:t xml:space="preserve"> KF)</w:t>
+        <w:t xml:space="preserve"> KF, Error-state KF)</w:t>
       </w:r>
       <w:r>
         <w:t>: наиболее</w:t>
@@ -10192,6 +10159,20 @@
       <w:bookmarkEnd w:id="20"/>
     </w:p>
     <w:p>
+      <w:pPr>
+        <w:pStyle w:val="3"/>
+      </w:pPr>
+      <w:r>
+        <w:t>2.</w:t>
+      </w:r>
+      <w:r>
+        <w:t xml:space="preserve">3.1 </w:t>
+      </w:r>
+      <w:r>
+        <w:t>Обоснование выбора технологического стека</w:t>
+      </w:r>
+    </w:p>
+    <w:p>
       <w:r>
         <w:t>Программный комплекс цифрового двойника реализован в виде веб-приложения с использованием платформы .NET и фреймворка </w:t>
       </w:r>
@@ -10210,7 +10191,11 @@
         <w:t xml:space="preserve"> [30]</w:t>
       </w:r>
       <w:r>
-        <w:t xml:space="preserve">. Выбор этого технологического стека обусловлен его высокой производительностью, подтверждённой независимыми тестами, кроссплатформенностью, позволяющей развёртывание как на </w:t>
+        <w:t xml:space="preserve">. Выбор этого технологического стека обусловлен его высокой производительностью, подтверждённой независимыми тестами, </w:t>
+      </w:r>
+      <w:r>
+        <w:lastRenderedPageBreak/>
+        <w:t xml:space="preserve">кроссплатформенностью, позволяющей развёртывание как на </w:t>
       </w:r>
       <w:proofErr w:type="spellStart"/>
       <w:r>
@@ -10226,97 +10211,824 @@
       </w:r>
       <w:proofErr w:type="spellEnd"/>
       <w:r>
-        <w:t xml:space="preserve">-серверах, а также богатой экосистемой для организации реального </w:t>
+        <w:t xml:space="preserve">-серверах, а также богатой экосистемой для организации реального времени через </w:t>
+      </w:r>
+      <w:proofErr w:type="spellStart"/>
+      <w:r>
+        <w:t>SignalR</w:t>
+      </w:r>
+      <w:proofErr w:type="spellEnd"/>
+      <w:r>
+        <w:t xml:space="preserve"> и возможностью использования единого языка C# как на серверной, так и на клиентской стороне при использовании </w:t>
+      </w:r>
+      <w:proofErr w:type="spellStart"/>
+      <w:r>
+        <w:t>Blazor</w:t>
+      </w:r>
+      <w:proofErr w:type="spellEnd"/>
+      <w:r>
+        <w:t xml:space="preserve"> [31][32][33]</w:t>
+      </w:r>
+      <w:r>
+        <w:t>. Архитектура спроектирована с учётом требований многопользовательского режима, масштабируемости и безопасности, что особенно важно для промышленной эксплуатации системы в исследовательских и образовательных учреждениях.</w:t>
+      </w:r>
+    </w:p>
+    <w:p>
+      <w:r>
+        <w:t xml:space="preserve">В основе архитектуры лежат принципы чистой архитектуры и предметно-ориентированного проектирования. В соответствии с этими принципами всё решение разделено на несколько логических слоёв, каждый из которых имеет чётко определённые обязанности и не зависит от реализации нижележащих слоёв. Доменный слой содержит сущности предметной области, такие как симуляция, лог-файл, параметры полёта и метрики сравнения, а также интерфейсы репозиториев и доменные события. Этот слой полностью свободен от каких-либо ссылок на внешние фреймворки или библиотеки, что делает его независимым от технологий хранения данных или доставки. Прикладной слой реализует варианты использования системы — команды и запросы, оформленные в стиле CQRS с использованием библиотеки </w:t>
+      </w:r>
+      <w:proofErr w:type="spellStart"/>
+      <w:r>
+        <w:t>MediatR</w:t>
+      </w:r>
+      <w:proofErr w:type="spellEnd"/>
+      <w:r>
+        <w:t xml:space="preserve">. Именно здесь располагается вся бизнес-логика: запуск новой симуляции, загрузка и обработка логов реальных полётов, расчёт метрик сравнения, генерация отчётов. Инфраструктурный слой предоставляет конкретные реализации абстракций, объявленных в доменном и прикладном слоях. Сюда входят реализация репозиториев на </w:t>
+      </w:r>
+      <w:proofErr w:type="spellStart"/>
+      <w:r>
+        <w:t>Entity</w:t>
+      </w:r>
+      <w:proofErr w:type="spellEnd"/>
+      <w:r>
+        <w:t xml:space="preserve"> </w:t>
+      </w:r>
+      <w:proofErr w:type="spellStart"/>
+      <w:r>
+        <w:t>Framework</w:t>
+      </w:r>
+      <w:proofErr w:type="spellEnd"/>
+      <w:r>
+        <w:t xml:space="preserve"> </w:t>
+      </w:r>
+      <w:proofErr w:type="spellStart"/>
+      <w:r>
+        <w:t>Core</w:t>
+      </w:r>
+      <w:proofErr w:type="spellEnd"/>
+      <w:r>
+        <w:t xml:space="preserve">, сервис для работы с файловым хранилищем (локальным или S3-совместимым), парсеры логов в форматах </w:t>
+      </w:r>
+      <w:proofErr w:type="spellStart"/>
+      <w:r>
+        <w:t>ULog</w:t>
+      </w:r>
+      <w:proofErr w:type="spellEnd"/>
+      <w:r>
+        <w:t xml:space="preserve"> и CSV, а также сама математическая модель динамики БПЛА, написанная на C# с использованием библиотеки </w:t>
+      </w:r>
+      <w:proofErr w:type="spellStart"/>
+      <w:r>
+        <w:t>System.Numerics</w:t>
+      </w:r>
+      <w:proofErr w:type="spellEnd"/>
+      <w:r>
+        <w:t xml:space="preserve"> для векторных и </w:t>
+      </w:r>
+      <w:proofErr w:type="spellStart"/>
+      <w:r>
+        <w:t>кватернионных</w:t>
+      </w:r>
+      <w:proofErr w:type="spellEnd"/>
+      <w:r>
+        <w:t xml:space="preserve"> вычислений. Наконец, презентационный слой представляет собой </w:t>
+      </w:r>
+      <w:r>
+        <w:t>ASP.NET</w:t>
+      </w:r>
+      <w:r>
+        <w:t> </w:t>
+      </w:r>
+      <w:proofErr w:type="spellStart"/>
+      <w:r>
+        <w:t>Core</w:t>
+      </w:r>
+      <w:proofErr w:type="spellEnd"/>
+      <w:r>
+        <w:t xml:space="preserve"> </w:t>
+      </w:r>
+      <w:proofErr w:type="spellStart"/>
+      <w:r>
+        <w:t>WebAPI</w:t>
+      </w:r>
+      <w:proofErr w:type="spellEnd"/>
+      <w:r>
+        <w:t xml:space="preserve"> с контроллерами REST API, </w:t>
+      </w:r>
+      <w:proofErr w:type="spellStart"/>
+      <w:r>
+        <w:t>SignalR-хабом</w:t>
+      </w:r>
+      <w:proofErr w:type="spellEnd"/>
+      <w:r>
+        <w:t xml:space="preserve"> для реального времени и </w:t>
+      </w:r>
+      <w:proofErr w:type="spellStart"/>
+      <w:r>
+        <w:t>middleware</w:t>
+      </w:r>
+      <w:proofErr w:type="spellEnd"/>
+      <w:r>
+        <w:t xml:space="preserve"> для обработки </w:t>
       </w:r>
       <w:r>
         <w:lastRenderedPageBreak/>
-        <w:t xml:space="preserve">времени через </w:t>
+        <w:t xml:space="preserve">аутентификации, логирования и обработки ошибок. Клиентское приложение может быть реализовано либо на </w:t>
       </w:r>
       <w:proofErr w:type="spellStart"/>
       <w:r>
+        <w:t>Blazor</w:t>
+      </w:r>
+      <w:proofErr w:type="spellEnd"/>
+      <w:r>
+        <w:t xml:space="preserve"> </w:t>
+      </w:r>
+      <w:proofErr w:type="spellStart"/>
+      <w:r>
+        <w:t>WebAssembly</w:t>
+      </w:r>
+      <w:proofErr w:type="spellEnd"/>
+      <w:r>
+        <w:t xml:space="preserve"> (что позволяет запускать C# код непосредственно в браузере), либо в виде отдельного одностраничного приложения на </w:t>
+      </w:r>
+      <w:proofErr w:type="spellStart"/>
+      <w:r>
+        <w:t>React</w:t>
+      </w:r>
+      <w:proofErr w:type="spellEnd"/>
+      <w:r>
+        <w:t xml:space="preserve"> или Vue.js, взаимодействующего с сервером через API и </w:t>
+      </w:r>
+      <w:proofErr w:type="spellStart"/>
+      <w:r>
         <w:t>SignalR</w:t>
       </w:r>
       <w:proofErr w:type="spellEnd"/>
       <w:r>
-        <w:t xml:space="preserve"> и возможностью использования единого языка C# как на серверной, так и на клиентской стороне при использовании </w:t>
+        <w:t xml:space="preserve"> </w:t>
+      </w:r>
+      <w:r>
+        <w:t>[34]</w:t>
+      </w:r>
+      <w:r>
+        <w:t>.</w:t>
+      </w:r>
+    </w:p>
+    <w:p>
+      <w:pPr>
+        <w:pStyle w:val="3"/>
+      </w:pPr>
+      <w:r>
+        <w:t>2.</w:t>
+      </w:r>
+      <w:r>
+        <w:t xml:space="preserve">3.2 </w:t>
+      </w:r>
+      <w:r>
+        <w:t>Математическая модель динамики БПЛА и сенсоров</w:t>
+      </w:r>
+    </w:p>
+    <w:p>
+      <w:r>
+        <w:t xml:space="preserve">Математическая модель динамики, являющаяся сердцем цифрового двойника, реализована на C# в виде иерархии классов, поддерживающих три уровня детализации. Кинематическая модель с четырьмя степенями свободы описывает только движение центра масс и используется для быстрого прототипирования маршрутов и симуляции роя беспилотных аппаратов, где вычислительная эффективность важнее физической точности. Линеаризованная модель с шестью степенями свободы использует постоянные коэффициенты в уравнениях Эйлера и применяется для первичной настройки ПИД-регуляторов стабилизации. Полная нелинейная модель, также с шестью степенями свободы, интегрирует уравнения движения методом Рунге-Кутты четвёртого порядка, учитывает эффект земли, нелинейное аэродинамическое сопротивление, ветровые возмущения в виде модели </w:t>
       </w:r>
       <w:proofErr w:type="spellStart"/>
       <w:r>
+        <w:t>Драйдена</w:t>
+      </w:r>
+      <w:proofErr w:type="spellEnd"/>
+      <w:r>
+        <w:t xml:space="preserve"> и температурные дрейфы сенсоров. Эта модель используется для финальной валидации алгоритмов управления и моделирования отказных ситуаций. Модель сенсоров добавляет к истинным значениям, получаемым из динамической модели, реалистичные шумы (белый гауссовский шум со спектральной плотностью, соответствующей реальным датчикам), медленно меняющиеся смещения нуля, моделируемые случайным блужданием, и эффекты квантования аналого-цифрового преобразователя. Все компоненты модели написаны на чистом C# с акцентом на вычислительную эффективность, что позволяет достигать частоты обновления до двух тысяч герц на современном серверном оборудовании.</w:t>
+      </w:r>
+    </w:p>
+    <w:p/>
+    <w:p>
+      <w:pPr>
+        <w:pStyle w:val="3"/>
+      </w:pPr>
+      <w:r>
+        <w:lastRenderedPageBreak/>
+        <w:t>2.</w:t>
+      </w:r>
+      <w:r>
+        <w:t xml:space="preserve">3.3 </w:t>
+      </w:r>
+      <w:r>
+        <w:t>Организация обмена данными в реальном времени</w:t>
+      </w:r>
+    </w:p>
+    <w:p>
+      <w:r>
+        <w:t xml:space="preserve">Для организации обмена данными в реальном времени между сервером и клиентами используется библиотека </w:t>
+      </w:r>
+      <w:proofErr w:type="spellStart"/>
+      <w:r>
+        <w:t>SignalR</w:t>
+      </w:r>
+      <w:proofErr w:type="spellEnd"/>
+      <w:r>
+        <w:t>, которая автоматически выбирает оптимальный транспорт (</w:t>
+      </w:r>
+      <w:proofErr w:type="spellStart"/>
+      <w:r>
+        <w:t>WebSockets</w:t>
+      </w:r>
+      <w:proofErr w:type="spellEnd"/>
+      <w:r>
+        <w:t xml:space="preserve">, </w:t>
+      </w:r>
+      <w:proofErr w:type="spellStart"/>
+      <w:r>
+        <w:t>Server-Sent</w:t>
+      </w:r>
+      <w:proofErr w:type="spellEnd"/>
+      <w:r>
+        <w:t xml:space="preserve"> </w:t>
+      </w:r>
+      <w:proofErr w:type="spellStart"/>
+      <w:r>
+        <w:t>Events</w:t>
+      </w:r>
+      <w:proofErr w:type="spellEnd"/>
+      <w:r>
+        <w:t xml:space="preserve"> или </w:t>
+      </w:r>
+      <w:proofErr w:type="spellStart"/>
+      <w:r>
+        <w:t>Long</w:t>
+      </w:r>
+      <w:proofErr w:type="spellEnd"/>
+      <w:r>
+        <w:t xml:space="preserve"> </w:t>
+      </w:r>
+      <w:proofErr w:type="spellStart"/>
+      <w:r>
+        <w:t>Polling</w:t>
+      </w:r>
+      <w:proofErr w:type="spellEnd"/>
+      <w:r>
+        <w:t xml:space="preserve">) в зависимости от возможностей браузера и сетевых условий. </w:t>
+      </w:r>
+      <w:proofErr w:type="spellStart"/>
+      <w:r>
+        <w:t>SignalR-хаб</w:t>
+      </w:r>
+      <w:proofErr w:type="spellEnd"/>
+      <w:r>
+        <w:t xml:space="preserve"> предоставляет два основных метода: присоединение к определённой симуляции по её идентификатору и отправка команд управления (пауза, возобновление, внедрение отказа). При запуске симуляции клиент получает от сервера уникальный URL для </w:t>
+      </w:r>
+      <w:proofErr w:type="spellStart"/>
+      <w:r>
+        <w:t>WebSocket</w:t>
+      </w:r>
+      <w:proofErr w:type="spellEnd"/>
+      <w:r>
+        <w:t xml:space="preserve">-соединения и устанавливает постоянный канал, по которому сервер передаёт телеметрические пакеты с частотой до тридцати герц. Каждый пакет содержит временную метку, текущее положение аппарата в трёхмерном пространстве, его ориентацию в углах Эйлера или кватернионах, линейную и угловую скорости, показания виртуальных сенсоров, а также величину рассогласования между виртуальной траекторией и реальным логом (если симуляция запущена в режиме сравнения). </w:t>
+      </w:r>
+      <w:proofErr w:type="spellStart"/>
+      <w:r>
+        <w:t>SignalR</w:t>
+      </w:r>
+      <w:proofErr w:type="spellEnd"/>
+      <w:r>
+        <w:t xml:space="preserve"> также обеспечивает автоматическое </w:t>
+      </w:r>
+      <w:proofErr w:type="spellStart"/>
+      <w:r>
+        <w:t>переподключение</w:t>
+      </w:r>
+      <w:proofErr w:type="spellEnd"/>
+      <w:r>
+        <w:t xml:space="preserve"> при временных разрывах связи и сохраняет состояние последней переданной телеметрии, что позволяет клиенту </w:t>
+      </w:r>
+      <w:proofErr w:type="spellStart"/>
+      <w:r>
+        <w:t>бесшовно</w:t>
+      </w:r>
+      <w:proofErr w:type="spellEnd"/>
+      <w:r>
+        <w:t xml:space="preserve"> продолжить отображение после восстановления соединения.</w:t>
+      </w:r>
+    </w:p>
+    <w:p>
+      <w:r>
+        <w:t xml:space="preserve">Управление жизненным циклом симуляций реализовано через фоновый сервис, работающий на протяжении всего времени работы веб-приложения. Этот сервис использует </w:t>
+      </w:r>
+      <w:proofErr w:type="spellStart"/>
+      <w:r>
+        <w:t>потокобезопасную</w:t>
+      </w:r>
+      <w:proofErr w:type="spellEnd"/>
+      <w:r>
+        <w:t xml:space="preserve"> коллекцию для хранения активных симуляций и неблокирующую очередь для постановки новых задач. При поступлении команды на запуск симуляции в очередь помещается рабочий элемент, содержащий идентификатор симуляции, тип модели, параметры окружающей среды и опциональный идентификатор реального лога для сравнения. Фоновый сервис извлекает элементы из очереди, создаёт для каждого новый экземпляр модели динамики через фабрику, загружает из базы данных необходимые конфигурационные параметры и запускает выполнение в отдельной задаче. Каждая симуляция выполняется в собственном контексте, </w:t>
+      </w:r>
+      <w:r>
+        <w:lastRenderedPageBreak/>
+        <w:t>изолированном от остальных, что предотвращает влияние одной симуляции на производительность другой. По окончании симуляции фоновый сервис вызывает модуль сравнения для расчёта метрик, обновляет статус симуляции в базе данных и отправляет клиенту финальное сообщение с результатами. Если симуляция была прервана из-за ошибки или превышения максимальной длительности, сервис также корректно обрабатывает эту ситуацию, освобождая ресурсы и уведомляя пользователя.</w:t>
+      </w:r>
+    </w:p>
+    <w:p>
+      <w:pPr>
+        <w:pStyle w:val="3"/>
+      </w:pPr>
+      <w:r>
+        <w:t>2.</w:t>
+      </w:r>
+      <w:r>
+        <w:t xml:space="preserve">3.4 </w:t>
+      </w:r>
+      <w:r>
+        <w:t>Модуль сравнения траекторий и расчёт метрик</w:t>
+      </w:r>
+    </w:p>
+    <w:p>
+      <w:r>
+        <w:t>Модуль сравнения представляет</w:t>
+      </w:r>
+      <w:r>
+        <w:t xml:space="preserve"> </w:t>
+      </w:r>
+      <w:r>
+        <w:t xml:space="preserve">собой отдельный сервис, который принимает на вход два временных ряда реальную траекторию из загруженного лога и смоделированную траекторию из виртуального полёта. Поскольку временные метки в этих рядах могут не совпадать, первым шагом выполняется синхронизация: реальная траектория интерполируется на временную сетку виртуальной с помощью кусочно-линейной интерполяции или сплайнов третьего порядка. После синхронизации вычисляется набор метрик, включающих среднеквадратичную ошибку позиции в трёхмерном пространстве, максимальную абсолютную ошибку ориентации по каждому из углов Эйлера, интегральную абсолютную ошибку скорости, расстояние </w:t>
+      </w:r>
+      <w:proofErr w:type="spellStart"/>
+      <w:r>
+        <w:t>Хаусдорфа</w:t>
+      </w:r>
+      <w:proofErr w:type="spellEnd"/>
+      <w:r>
+        <w:t xml:space="preserve"> между множествами точек траектории как меру максимального расхождения, а также временную задержку между сигналами, вычисляемую через кросс-корреляцию. Для вычисления этих метрик сервис использует библиотеку</w:t>
+      </w:r>
+      <w:r>
+        <w:t xml:space="preserve"> </w:t>
+      </w:r>
+      <w:r>
+        <w:t>Math.NET</w:t>
+      </w:r>
+      <w:r>
+        <w:t xml:space="preserve"> </w:t>
+      </w:r>
+      <w:proofErr w:type="spellStart"/>
+      <w:r>
+        <w:t>Numerics</w:t>
+      </w:r>
+      <w:proofErr w:type="spellEnd"/>
+      <w:r>
+        <w:t>, предоставляющую эффективные реализации линейной алгебры, интегрирования и статистических функций. Результаты сравнения сохраняются в базе данных в формате JSON вместе с идентификатором симуляции, что позволяет в любой момент запросить историю и построить графики изменения точности модели при варьировании параметров.</w:t>
+      </w:r>
+    </w:p>
+    <w:p/>
+    <w:p/>
+    <w:p>
+      <w:pPr>
+        <w:pStyle w:val="3"/>
+      </w:pPr>
+      <w:r>
+        <w:lastRenderedPageBreak/>
+        <w:t>2.</w:t>
+      </w:r>
+      <w:r>
+        <w:t>3.5 Организация х</w:t>
+      </w:r>
+      <w:r>
+        <w:t>ранени</w:t>
+      </w:r>
+      <w:r>
+        <w:t>я</w:t>
+      </w:r>
+      <w:r>
+        <w:t xml:space="preserve"> данных</w:t>
+      </w:r>
+    </w:p>
+    <w:p>
+      <w:r>
+        <w:t xml:space="preserve">Хранение данных организовано комбинированным способом. Реляционная база данных </w:t>
+      </w:r>
+      <w:proofErr w:type="spellStart"/>
+      <w:r>
+        <w:t>PostgreSQL</w:t>
+      </w:r>
+      <w:proofErr w:type="spellEnd"/>
+      <w:r>
+        <w:t xml:space="preserve"> (или </w:t>
+      </w:r>
+      <w:proofErr w:type="spellStart"/>
+      <w:r>
+        <w:t>Microsoft</w:t>
+      </w:r>
+      <w:proofErr w:type="spellEnd"/>
+      <w:r>
+        <w:t xml:space="preserve"> SQL </w:t>
+      </w:r>
+      <w:proofErr w:type="spellStart"/>
+      <w:r>
+        <w:t>Server</w:t>
+      </w:r>
+      <w:proofErr w:type="spellEnd"/>
+      <w:r>
+        <w:t xml:space="preserve">) через </w:t>
+      </w:r>
+      <w:proofErr w:type="spellStart"/>
+      <w:r>
+        <w:t>Entity</w:t>
+      </w:r>
+      <w:proofErr w:type="spellEnd"/>
+      <w:r>
+        <w:t xml:space="preserve"> </w:t>
+      </w:r>
+      <w:proofErr w:type="spellStart"/>
+      <w:r>
+        <w:t>Framework</w:t>
+      </w:r>
+      <w:proofErr w:type="spellEnd"/>
+      <w:r>
+        <w:t xml:space="preserve"> </w:t>
+      </w:r>
+      <w:proofErr w:type="spellStart"/>
+      <w:r>
+        <w:t>Core</w:t>
+      </w:r>
+      <w:proofErr w:type="spellEnd"/>
+      <w:r>
+        <w:t xml:space="preserve"> хранит метаинформацию о пользователях, симуляциях, загруженных логах и результатах сравнения. Для повышения производительности запросов созданы индексы по полям </w:t>
+      </w:r>
+      <w:proofErr w:type="spellStart"/>
+      <w:r>
+        <w:t>UserId</w:t>
+      </w:r>
+      <w:proofErr w:type="spellEnd"/>
+      <w:r>
+        <w:t xml:space="preserve">, </w:t>
+      </w:r>
+      <w:proofErr w:type="spellStart"/>
+      <w:r>
+        <w:t>Status</w:t>
+      </w:r>
+      <w:proofErr w:type="spellEnd"/>
+      <w:r>
+        <w:t xml:space="preserve"> и </w:t>
+      </w:r>
+      <w:proofErr w:type="spellStart"/>
+      <w:r>
+        <w:t>CreatedAt</w:t>
+      </w:r>
+      <w:proofErr w:type="spellEnd"/>
+      <w:r>
+        <w:t xml:space="preserve">, а также настроено полнотекстовое индексирование для поиска по имени файла или описанию симуляции. Сами временные ряды как загруженные реальные </w:t>
+      </w:r>
+      <w:proofErr w:type="spellStart"/>
+      <w:r>
+        <w:t>логи</w:t>
+      </w:r>
+      <w:proofErr w:type="spellEnd"/>
+      <w:r>
+        <w:t xml:space="preserve">, так и сгенерированные виртуальные траектории сохраняются в колоночном формате </w:t>
+      </w:r>
+      <w:proofErr w:type="spellStart"/>
+      <w:r>
+        <w:t>Parquet</w:t>
+      </w:r>
+      <w:proofErr w:type="spellEnd"/>
+      <w:r>
+        <w:t xml:space="preserve"> со сжатием </w:t>
+      </w:r>
+      <w:proofErr w:type="spellStart"/>
+      <w:r>
+        <w:t>Snappy</w:t>
+      </w:r>
+      <w:proofErr w:type="spellEnd"/>
+      <w:r>
+        <w:t xml:space="preserve">, который обеспечивает высокую степень компрессии (обычно в пять-десять раз по сравнению с CSV) и позволяет выполнять фильтрацию по временному диапазону без загрузки всего файла в память. </w:t>
+      </w:r>
+      <w:proofErr w:type="spellStart"/>
+      <w:r>
+        <w:t>Parquet</w:t>
+      </w:r>
+      <w:proofErr w:type="spellEnd"/>
+      <w:r>
+        <w:t xml:space="preserve">-файлы хранятся либо в локальной файловой системе сервера, либо в облачном объектном хранилище (совместимом с S3), что обеспечивает возможность масштабирования и резервного копирования. Исходные загруженные пользователем </w:t>
+      </w:r>
+      <w:proofErr w:type="spellStart"/>
+      <w:r>
+        <w:t>логи</w:t>
+      </w:r>
+      <w:proofErr w:type="spellEnd"/>
+      <w:r>
+        <w:t xml:space="preserve"> в форматах </w:t>
+      </w:r>
+      <w:proofErr w:type="spellStart"/>
+      <w:r>
+        <w:t>ULog</w:t>
+      </w:r>
+      <w:proofErr w:type="spellEnd"/>
+      <w:r>
+        <w:t>, BIN или CSV также сохраняются для возможности повторной обработки в случае изменения алгоритмов предобработки или калибровки.</w:t>
+      </w:r>
+    </w:p>
+    <w:p>
+      <w:pPr>
+        <w:pStyle w:val="3"/>
+      </w:pPr>
+      <w:r>
+        <w:t>2.</w:t>
+      </w:r>
+      <w:r>
+        <w:t xml:space="preserve">3.6 </w:t>
+      </w:r>
+      <w:r>
+        <w:t>Клиентская часть</w:t>
+      </w:r>
+      <w:r>
+        <w:t xml:space="preserve"> </w:t>
+      </w:r>
+      <w:r>
+        <w:t>веб-приложения</w:t>
+      </w:r>
+    </w:p>
+    <w:p>
+      <w:r>
+        <w:t xml:space="preserve">Клиентская часть веб-приложения реализована на </w:t>
+      </w:r>
+      <w:proofErr w:type="spellStart"/>
+      <w:r>
         <w:t>Blazor</w:t>
       </w:r>
       <w:proofErr w:type="spellEnd"/>
       <w:r>
-        <w:t xml:space="preserve"> [31][32][33]</w:t>
-      </w:r>
-      <w:r>
-        <w:t>. Архитектура спроектирована с учётом требований многопользовательского режима, масштабируемости и безопасности, что особенно важно для промышленной эксплуатации системы в исследовательских и образовательных учреждениях.</w:t>
-      </w:r>
-    </w:p>
-    <w:p>
-      <w:r>
-        <w:t xml:space="preserve">В основе архитектуры лежат принципы чистой архитектуры и предметно-ориентированного проектирования. В соответствии с этими принципами всё решение разделено на несколько логических слоёв, каждый из которых имеет чётко определённые обязанности и не зависит от реализации нижележащих слоёв. Доменный слой содержит сущности предметной области, такие как симуляция, лог-файл, параметры полёта и метрики сравнения, а также интерфейсы репозиториев и доменные события. Этот слой полностью свободен от каких-либо ссылок на внешние фреймворки или библиотеки, что делает его независимым от технологий хранения данных или доставки. Прикладной слой реализует варианты использования системы — команды и запросы, оформленные в стиле CQRS с использованием библиотеки </w:t>
+        <w:t xml:space="preserve"> </w:t>
       </w:r>
       <w:proofErr w:type="spellStart"/>
       <w:r>
-        <w:t>MediatR</w:t>
+        <w:t>WebAssembly</w:t>
       </w:r>
       <w:proofErr w:type="spellEnd"/>
       <w:r>
-        <w:t xml:space="preserve">. Именно здесь располагается вся бизнес-логика: запуск новой симуляции, загрузка и обработка логов реальных полётов, расчёт метрик сравнения, генерация отчётов. Инфраструктурный слой предоставляет конкретные реализации абстракций, объявленных в доменном и прикладном слоях. Сюда входят реализация репозиториев на </w:t>
+        <w:t xml:space="preserve">, что позволяет выполнять код на C# непосредственно в браузере пользователя. Такой подход даёт возможность </w:t>
       </w:r>
       <w:proofErr w:type="spellStart"/>
       <w:r>
-        <w:t>Entity</w:t>
+        <w:t>переиспользовать</w:t>
       </w:r>
       <w:proofErr w:type="spellEnd"/>
       <w:r>
+        <w:t xml:space="preserve"> между сервером и клиентом модели данных, </w:t>
+      </w:r>
+      <w:proofErr w:type="spellStart"/>
+      <w:r>
+        <w:t>валидационные</w:t>
+      </w:r>
+      <w:proofErr w:type="spellEnd"/>
+      <w:r>
+        <w:t xml:space="preserve"> атрибуты и даже некоторые алгоритмы предобработки. Пользовательский интерфейс построен с использованием компонентной библиотеки </w:t>
+      </w:r>
+      <w:proofErr w:type="spellStart"/>
+      <w:r>
+        <w:t>MudBlazor</w:t>
+      </w:r>
+      <w:proofErr w:type="spellEnd"/>
+      <w:r>
+        <w:t xml:space="preserve">, реализующей принципы </w:t>
+      </w:r>
+      <w:proofErr w:type="spellStart"/>
+      <w:r>
+        <w:t>Material</w:t>
+      </w:r>
+      <w:proofErr w:type="spellEnd"/>
+      <w:r>
         <w:t xml:space="preserve"> </w:t>
       </w:r>
       <w:proofErr w:type="spellStart"/>
       <w:r>
-        <w:t>Framework</w:t>
+        <w:t>Design</w:t>
       </w:r>
       <w:proofErr w:type="spellEnd"/>
       <w:r>
+        <w:t xml:space="preserve"> и обеспечивающей адаптивный дизайн для экранов различных размеров. Трёхмерная визуализация полёта выполняется с помощью библиотеки Three.js, которая инициализируется и управляется через механизм </w:t>
+      </w:r>
+      <w:proofErr w:type="spellStart"/>
+      <w:r>
+        <w:t>JSInterop</w:t>
+      </w:r>
+      <w:proofErr w:type="spellEnd"/>
+      <w:r>
+        <w:t xml:space="preserve"> — мост между управляемым кодом C# и </w:t>
+      </w:r>
+      <w:proofErr w:type="spellStart"/>
+      <w:r>
+        <w:t>JavaScript</w:t>
+      </w:r>
+      <w:proofErr w:type="spellEnd"/>
+      <w:r>
+        <w:t xml:space="preserve">-окружением </w:t>
+      </w:r>
+      <w:r>
+        <w:lastRenderedPageBreak/>
+        <w:t xml:space="preserve">браузера. При загрузке страницы инициализируется сцена с камерой, освещением, сеткой координат и загружается трёхмерная модель беспилотного аппарата в формате GLTF или GLB. В процессе симуляции каждое полученное через </w:t>
+      </w:r>
+      <w:proofErr w:type="spellStart"/>
+      <w:r>
+        <w:t>SignalR</w:t>
+      </w:r>
+      <w:proofErr w:type="spellEnd"/>
+      <w:r>
+        <w:t xml:space="preserve"> телеметрическое сообщение приводит к обновлению положения и ориентации модели в пространстве, добавлению новой точки к линиям траекторий (реальная траектория отображается красным цветом, виртуальная — синим или зелёным), а также к перерисовке </w:t>
+      </w:r>
+      <w:proofErr w:type="spellStart"/>
+      <w:r>
+        <w:t>дашборда</w:t>
+      </w:r>
+      <w:proofErr w:type="spellEnd"/>
+      <w:r>
+        <w:t xml:space="preserve"> с числовыми значениями параметров полёта. Пользователь имеет возможность переключать режим камеры (следование за аппаратом, свободное вращение, вид сверху), приближать и отдалять сцену, а также сохранять текущий вид в графический файл для последующего включения в отчёт.</w:t>
+      </w:r>
+    </w:p>
+    <w:p>
+      <w:pPr>
+        <w:pStyle w:val="3"/>
+      </w:pPr>
+      <w:r>
+        <w:t>2.</w:t>
+      </w:r>
+      <w:r>
+        <w:t>3.7 О</w:t>
+      </w:r>
+      <w:r>
+        <w:t>б</w:t>
+      </w:r>
+      <w:r>
+        <w:t xml:space="preserve">еспечение </w:t>
+      </w:r>
+      <w:r>
+        <w:t>безопасности</w:t>
+      </w:r>
+      <w:r>
         <w:t xml:space="preserve"> </w:t>
       </w:r>
+      <w:r>
+        <w:t>веб-приложения</w:t>
+      </w:r>
+    </w:p>
+    <w:p>
+      <w:r>
+        <w:t>Безопасность веб-приложения обеспечивается на нескольких уровнях. Аутентификация пользователей реализована через</w:t>
+      </w:r>
+      <w:r>
+        <w:t xml:space="preserve"> </w:t>
+      </w:r>
+      <w:r>
+        <w:t>ASP.NET</w:t>
+      </w:r>
+      <w:r>
+        <w:t xml:space="preserve"> </w:t>
+      </w:r>
       <w:proofErr w:type="spellStart"/>
       <w:r>
         <w:t>Core</w:t>
       </w:r>
       <w:proofErr w:type="spellEnd"/>
       <w:r>
-        <w:t xml:space="preserve">, сервис для работы с файловым хранилищем (локальным или S3-совместимым), парсеры логов в форматах </w:t>
+        <w:t xml:space="preserve"> </w:t>
       </w:r>
       <w:proofErr w:type="spellStart"/>
       <w:r>
-        <w:t>ULog</w:t>
+        <w:t>Identity</w:t>
       </w:r>
       <w:proofErr w:type="spellEnd"/>
       <w:r>
-        <w:t xml:space="preserve"> и CSV, а также сама математическая модель динамики БПЛА, написанная на C# с использованием библиотеки </w:t>
+        <w:t xml:space="preserve"> с хранением учётных записей в </w:t>
       </w:r>
       <w:proofErr w:type="spellStart"/>
       <w:r>
-        <w:t>System.Numerics</w:t>
+        <w:t>PostgreSQL</w:t>
       </w:r>
       <w:proofErr w:type="spellEnd"/>
       <w:r>
-        <w:t xml:space="preserve"> для векторных и </w:t>
+        <w:t xml:space="preserve"> и поддержкой двухфакторной аутентификации для пользователей с повышенными привилегиями. Для доступа к API и </w:t>
       </w:r>
       <w:proofErr w:type="spellStart"/>
       <w:r>
-        <w:t>кватернионных</w:t>
+        <w:t>SignalR-хабу</w:t>
       </w:r>
       <w:proofErr w:type="spellEnd"/>
       <w:r>
-        <w:t xml:space="preserve"> вычислений. Наконец, презентационный слой представляет собой </w:t>
+        <w:t xml:space="preserve"> используется JWT (JSON </w:t>
+      </w:r>
+      <w:proofErr w:type="spellStart"/>
+      <w:r>
+        <w:t>Web</w:t>
+      </w:r>
+      <w:proofErr w:type="spellEnd"/>
+      <w:r>
+        <w:t xml:space="preserve"> </w:t>
+      </w:r>
+      <w:proofErr w:type="spellStart"/>
+      <w:r>
+        <w:t>Token</w:t>
+      </w:r>
+      <w:proofErr w:type="spellEnd"/>
+      <w:r>
+        <w:t xml:space="preserve">), который выдаётся при успешном входе в систему и должен передаваться во всех последующих запросах в заголовке </w:t>
+      </w:r>
+      <w:proofErr w:type="spellStart"/>
+      <w:r>
+        <w:t>Authorization</w:t>
+      </w:r>
+      <w:proofErr w:type="spellEnd"/>
+      <w:r>
+        <w:t xml:space="preserve">. </w:t>
+      </w:r>
+      <w:proofErr w:type="spellStart"/>
+      <w:r>
+        <w:t>SignalR</w:t>
+      </w:r>
+      <w:proofErr w:type="spellEnd"/>
+      <w:r>
+        <w:t xml:space="preserve"> поддерживает передачу токена через строку запроса при установке </w:t>
+      </w:r>
+      <w:proofErr w:type="spellStart"/>
+      <w:r>
+        <w:t>WebSocket</w:t>
+      </w:r>
+      <w:proofErr w:type="spellEnd"/>
+      <w:r>
+        <w:t>-</w:t>
+      </w:r>
+      <w:r>
+        <w:t xml:space="preserve">соединения, что особенно удобно для клиентских приложений. На уровне авторизации реализована ролевая модель: обычные пользователи могут запускать симуляции, загружать </w:t>
+      </w:r>
+      <w:proofErr w:type="spellStart"/>
+      <w:r>
+        <w:t>логи</w:t>
+      </w:r>
+      <w:proofErr w:type="spellEnd"/>
+      <w:r>
+        <w:t xml:space="preserve"> и просматривать только свои собственные результаты; исследователи имеют доступ к расширенным метрикам и могут сохранять симуляции как шаблоны; администраторы управляют пользователями, просматривают все симуляции и настраивают параметры системы (например, максимальное количество параллельных симуляций на сервере). Все загружаемые файлы логов проходят валидацию по расширению, магическому числу (сигнатуре) и размеру, а также сканируются на </w:t>
+      </w:r>
+      <w:r>
+        <w:lastRenderedPageBreak/>
+        <w:t>вредоносное содержимое, что предотвращает атаки через загрузку исполняемых файлов или архивов-бомб.</w:t>
+      </w:r>
+    </w:p>
+    <w:p>
+      <w:r>
+        <w:t xml:space="preserve">Развёртывание системы поддерживает два основных режима. Для разработки и небольших инсталляций используется </w:t>
+      </w:r>
+      <w:proofErr w:type="spellStart"/>
+      <w:r>
+        <w:t>Docker</w:t>
+      </w:r>
+      <w:proofErr w:type="spellEnd"/>
+      <w:r>
+        <w:t xml:space="preserve"> </w:t>
+      </w:r>
+      <w:proofErr w:type="spellStart"/>
+      <w:r>
+        <w:t>Compose</w:t>
+      </w:r>
+      <w:proofErr w:type="spellEnd"/>
+      <w:r>
+        <w:t xml:space="preserve">, который поднимает контейнеры с </w:t>
+      </w:r>
+      <w:proofErr w:type="spellStart"/>
+      <w:r>
+        <w:t>PostgreSQL</w:t>
+      </w:r>
+      <w:proofErr w:type="spellEnd"/>
+      <w:r>
+        <w:t xml:space="preserve">, </w:t>
+      </w:r>
+      <w:proofErr w:type="spellStart"/>
+      <w:r>
+        <w:t>Redis</w:t>
+      </w:r>
+      <w:proofErr w:type="spellEnd"/>
+      <w:r>
+        <w:t xml:space="preserve"> (для </w:t>
+      </w:r>
+      <w:proofErr w:type="spellStart"/>
+      <w:r>
+        <w:t>бэкплейна</w:t>
+      </w:r>
+      <w:proofErr w:type="spellEnd"/>
+      <w:r>
+        <w:t xml:space="preserve"> </w:t>
+      </w:r>
+      <w:proofErr w:type="spellStart"/>
+      <w:r>
+        <w:t>SignalR</w:t>
+      </w:r>
+      <w:proofErr w:type="spellEnd"/>
+      <w:r>
+        <w:t xml:space="preserve"> при горизонтальном масштабировании), серверным приложением</w:t>
+      </w:r>
+      <w:r>
+        <w:t xml:space="preserve"> </w:t>
       </w:r>
       <w:r>
         <w:t>ASP.NET</w:t>
       </w:r>
       <w:r>
-        <w:t> </w:t>
+        <w:t xml:space="preserve"> </w:t>
       </w:r>
       <w:proofErr w:type="spellStart"/>
       <w:r>
@@ -10324,34 +11036,242 @@
       </w:r>
       <w:proofErr w:type="spellEnd"/>
       <w:r>
+        <w:t xml:space="preserve"> и статическими файлами </w:t>
+      </w:r>
+      <w:proofErr w:type="spellStart"/>
+      <w:r>
+        <w:t>Blazor</w:t>
+      </w:r>
+      <w:proofErr w:type="spellEnd"/>
+      <w:r>
         <w:t xml:space="preserve"> </w:t>
       </w:r>
       <w:proofErr w:type="spellStart"/>
       <w:r>
-        <w:t>WebAPI</w:t>
+        <w:t>WebAssembly</w:t>
       </w:r>
       <w:proofErr w:type="spellEnd"/>
       <w:r>
-        <w:t xml:space="preserve"> с контроллерами REST API, </w:t>
+        <w:t xml:space="preserve">, обслуживаемыми через </w:t>
       </w:r>
       <w:proofErr w:type="spellStart"/>
       <w:r>
-        <w:t>SignalR-хабом</w:t>
+        <w:t>Nginx</w:t>
       </w:r>
       <w:proofErr w:type="spellEnd"/>
       <w:r>
-        <w:t xml:space="preserve"> для реального времени и </w:t>
+        <w:t xml:space="preserve">. Этот режим удобен для быстрого старта и тестирования на локальной машине. Для промышленной эксплуатации в облаке или корпоративном дата-центре подготовлены манифесты для </w:t>
       </w:r>
       <w:proofErr w:type="spellStart"/>
       <w:r>
-        <w:t>middleware</w:t>
+        <w:t>Kubernetes</w:t>
       </w:r>
       <w:proofErr w:type="spellEnd"/>
       <w:r>
-        <w:t xml:space="preserve"> для обработки аутентификации, логирования и обработки ошибок. Клиентское приложение может быть реализовано либо на </w:t>
+        <w:t xml:space="preserve"> с автоматическим масштабированием подов бэкенда в зависимости от загрузки CPU и количества активных </w:t>
       </w:r>
       <w:proofErr w:type="spellStart"/>
       <w:r>
+        <w:t>SignalR</w:t>
+      </w:r>
+      <w:proofErr w:type="spellEnd"/>
+      <w:r>
+        <w:t xml:space="preserve">-соединений. В этом режиме база данных </w:t>
+      </w:r>
+      <w:proofErr w:type="spellStart"/>
+      <w:r>
+        <w:t>PostgreSQL</w:t>
+      </w:r>
+      <w:proofErr w:type="spellEnd"/>
+      <w:r>
+        <w:t xml:space="preserve"> выносится на управляемый экземпляр, а файловое хранилище </w:t>
+      </w:r>
+      <w:proofErr w:type="spellStart"/>
+      <w:r>
+        <w:t>Parquet</w:t>
+      </w:r>
+      <w:proofErr w:type="spellEnd"/>
+      <w:r>
+        <w:t xml:space="preserve"> заменяется на S3-совместимое объектное хранилище, что обеспечивает отказоустойчивость и возможность горизонтального масштабирования до десятков параллельных симуляций. В обоих режимах предусмотрены </w:t>
+      </w:r>
+      <w:proofErr w:type="spellStart"/>
+      <w:r>
+        <w:t>liveness</w:t>
+      </w:r>
+      <w:proofErr w:type="spellEnd"/>
+      <w:r>
+        <w:t xml:space="preserve">-пробы для автоматического перезапуска зависших компонентов и </w:t>
+      </w:r>
+      <w:proofErr w:type="spellStart"/>
+      <w:r>
+        <w:t>readiness</w:t>
+      </w:r>
+      <w:proofErr w:type="spellEnd"/>
+      <w:r>
+        <w:t>-пробы, гарантирующие, что новый под не начнёт принимать трафик до полной инициализации всех зависимостей.</w:t>
+      </w:r>
+    </w:p>
+    <w:p>
+      <w:pPr>
+        <w:pStyle w:val="3"/>
+      </w:pPr>
+      <w:bookmarkStart w:id="21" w:name="_GoBack"/>
+      <w:r>
+        <w:t>2.</w:t>
+      </w:r>
+      <w:r>
+        <w:t xml:space="preserve">3.8 </w:t>
+      </w:r>
+      <w:r>
+        <w:t>Мониторинг и логирование</w:t>
+      </w:r>
+    </w:p>
+    <w:bookmarkEnd w:id="21"/>
+    <w:p>
+      <w:r>
+        <w:t xml:space="preserve">Мониторинг работоспособности и производительности системы осуществляется с использованием стека </w:t>
+      </w:r>
+      <w:proofErr w:type="spellStart"/>
+      <w:r>
+        <w:t>Prometheus</w:t>
+      </w:r>
+      <w:proofErr w:type="spellEnd"/>
+      <w:r>
+        <w:t xml:space="preserve"> и </w:t>
+      </w:r>
+      <w:proofErr w:type="spellStart"/>
+      <w:r>
+        <w:t>Grafana</w:t>
+      </w:r>
+      <w:proofErr w:type="spellEnd"/>
+      <w:r>
+        <w:t>.</w:t>
+      </w:r>
+      <w:r>
+        <w:t xml:space="preserve"> </w:t>
+      </w:r>
+      <w:r>
+        <w:t>ASP.NET</w:t>
+      </w:r>
+      <w:r>
+        <w:t xml:space="preserve"> </w:t>
+      </w:r>
+      <w:proofErr w:type="spellStart"/>
+      <w:r>
+        <w:t>Core</w:t>
+      </w:r>
+      <w:proofErr w:type="spellEnd"/>
+      <w:r>
+        <w:t xml:space="preserve"> приложение экспортирует метрики в формате, понятном </w:t>
+      </w:r>
+      <w:proofErr w:type="spellStart"/>
+      <w:r>
+        <w:t>Prometheus</w:t>
+      </w:r>
+      <w:proofErr w:type="spellEnd"/>
+      <w:r>
+        <w:t xml:space="preserve">, включая количество HTTP-запросов по </w:t>
+      </w:r>
+      <w:proofErr w:type="spellStart"/>
+      <w:r>
+        <w:t>эндпоинтам</w:t>
+      </w:r>
+      <w:proofErr w:type="spellEnd"/>
+      <w:r>
+        <w:t xml:space="preserve">, время их выполнения, количество активных соединений </w:t>
+      </w:r>
+      <w:proofErr w:type="spellStart"/>
+      <w:r>
+        <w:t>SignalR</w:t>
+      </w:r>
+      <w:proofErr w:type="spellEnd"/>
+      <w:r>
+        <w:t xml:space="preserve">, загрузку процессора и памяти, а также </w:t>
+      </w:r>
+      <w:proofErr w:type="spellStart"/>
+      <w:r>
+        <w:t>кастомные</w:t>
+      </w:r>
+      <w:proofErr w:type="spellEnd"/>
+      <w:r>
+        <w:t xml:space="preserve"> метрики — число запущенных симуляций, количество ошибок модели, среднюю частоту обновления телеметрии. На основе этих метрик в </w:t>
+      </w:r>
+      <w:proofErr w:type="spellStart"/>
+      <w:r>
+        <w:t>Grafana</w:t>
+      </w:r>
+      <w:proofErr w:type="spellEnd"/>
+      <w:r>
+        <w:t xml:space="preserve"> построены </w:t>
+      </w:r>
+      <w:proofErr w:type="spellStart"/>
+      <w:r>
+        <w:t>дашборды</w:t>
+      </w:r>
+      <w:proofErr w:type="spellEnd"/>
+      <w:r>
+        <w:t xml:space="preserve"> для администратора, отображающие текущую загрузку системы, долю успешных симуляций и предупреждения о </w:t>
+      </w:r>
+      <w:r>
+        <w:lastRenderedPageBreak/>
+        <w:t xml:space="preserve">превышении пороговых значений. Логирование событий ведётся через </w:t>
+      </w:r>
+      <w:proofErr w:type="spellStart"/>
+      <w:r>
+        <w:t>Serilog</w:t>
+      </w:r>
+      <w:proofErr w:type="spellEnd"/>
+      <w:r>
+        <w:t xml:space="preserve"> с записью в структурированном формате JSON и отправкой в централизованную систему агрегации логов (например, </w:t>
+      </w:r>
+      <w:proofErr w:type="spellStart"/>
+      <w:r>
+        <w:t>Elasticsearch</w:t>
+      </w:r>
+      <w:proofErr w:type="spellEnd"/>
+      <w:r>
+        <w:t xml:space="preserve"> или </w:t>
+      </w:r>
+      <w:proofErr w:type="spellStart"/>
+      <w:r>
+        <w:t>Loki</w:t>
+      </w:r>
+      <w:proofErr w:type="spellEnd"/>
+      <w:r>
+        <w:t>), что позволяет выполнять поиск по всем компонентам системы и анализировать причины сбоев.</w:t>
+      </w:r>
+    </w:p>
+    <w:p>
+      <w:r>
+        <w:t>Таким образом, разработанная архитектура веб-приложения на C#</w:t>
+      </w:r>
+      <w:r>
+        <w:t xml:space="preserve"> </w:t>
+      </w:r>
+      <w:r>
+        <w:t>ASP.NET</w:t>
+      </w:r>
+      <w:r>
+        <w:t xml:space="preserve"> </w:t>
+      </w:r>
+      <w:proofErr w:type="spellStart"/>
+      <w:r>
+        <w:t>Core</w:t>
+      </w:r>
+      <w:proofErr w:type="spellEnd"/>
+      <w:r>
+        <w:t xml:space="preserve"> представляет собой законченное, масштабируемое и безопасное решение для создания цифровых двойников беспилотных летательных аппаратов. Она охватывает все этапы работы с системой: от аутентификации пользователя и загрузки реальных полётных данных до запуска высокоточных симуляций, визуализации их результатов в реальном времени и генерации аналитических отчётов. Использование современного стека технологий, включающего .NET 8, </w:t>
+      </w:r>
+      <w:proofErr w:type="spellStart"/>
+      <w:r>
+        <w:t>SignalR</w:t>
+      </w:r>
+      <w:proofErr w:type="spellEnd"/>
+      <w:r>
+        <w:t xml:space="preserve">, </w:t>
+      </w:r>
+      <w:proofErr w:type="spellStart"/>
+      <w:r>
         <w:t>Blazor</w:t>
       </w:r>
       <w:proofErr w:type="spellEnd"/>
@@ -10364,824 +11284,7 @@
       </w:r>
       <w:proofErr w:type="spellEnd"/>
       <w:r>
-        <w:t xml:space="preserve"> (что позволяет запускать </w:t>
-      </w:r>
-      <w:r>
-        <w:lastRenderedPageBreak/>
-        <w:t xml:space="preserve">C# код непосредственно в браузере), либо в виде отдельного одностраничного приложения на </w:t>
-      </w:r>
-      <w:proofErr w:type="spellStart"/>
-      <w:r>
-        <w:t>React</w:t>
-      </w:r>
-      <w:proofErr w:type="spellEnd"/>
-      <w:r>
-        <w:t xml:space="preserve"> или Vue.js, взаимодействующего с сервером через API и </w:t>
-      </w:r>
-      <w:proofErr w:type="spellStart"/>
-      <w:r>
-        <w:t>SignalR</w:t>
-      </w:r>
-      <w:proofErr w:type="spellEnd"/>
-      <w:r>
-        <w:t xml:space="preserve"> </w:t>
-      </w:r>
-      <w:r>
-        <w:t>[34]</w:t>
-      </w:r>
-      <w:r>
-        <w:t>.</w:t>
-      </w:r>
-    </w:p>
-    <w:p>
-      <w:r>
-        <w:t xml:space="preserve">Математическая модель динамики, являющаяся сердцем цифрового двойника, реализована на C# в виде иерархии классов, поддерживающих три уровня детализации. Кинематическая модель с четырьмя степенями свободы описывает только движение центра масс и используется для быстрого прототипирования маршрутов и симуляции роя беспилотных аппаратов, где вычислительная эффективность важнее физической точности. Линеаризованная модель с шестью степенями свободы использует постоянные коэффициенты в уравнениях Эйлера и применяется для первичной настройки ПИД-регуляторов стабилизации. Полная нелинейная модель, также с шестью степенями свободы, интегрирует уравнения движения методом Рунге-Кутты четвёртого порядка, учитывает эффект земли, нелинейное аэродинамическое сопротивление, ветровые возмущения в виде модели </w:t>
-      </w:r>
-      <w:proofErr w:type="spellStart"/>
-      <w:r>
-        <w:t>Драйдена</w:t>
-      </w:r>
-      <w:proofErr w:type="spellEnd"/>
-      <w:r>
-        <w:t xml:space="preserve"> и температурные дрейфы сенсоров. Эта модель используется для финальной валидации алгоритмов управления и моделирования отказных ситуаций. Модель сенсоров добавляет к истинным значениям, получаемым из динамической модели, реалистичные шумы (белый гауссовский шум со спектральной плотностью, соответствующей реальным датчикам), медленно меняющиеся смещения нуля, моделируемые случайным блужданием, и эффекты квантования аналого-цифрового преобразователя. Все компоненты модели написаны на чистом C# с акцентом на вычислительную эффективность, что позволяет достигать частоты обновления до двух тысяч герц на современном серверном оборудовании.</w:t>
-      </w:r>
-    </w:p>
-    <w:p>
-      <w:r>
-        <w:t xml:space="preserve">Для организации обмена данными в реальном времени между сервером и клиентами используется библиотека </w:t>
-      </w:r>
-      <w:proofErr w:type="spellStart"/>
-      <w:r>
-        <w:t>SignalR</w:t>
-      </w:r>
-      <w:proofErr w:type="spellEnd"/>
-      <w:r>
-        <w:t>, которая автоматически выбирает оптимальный транспорт (</w:t>
-      </w:r>
-      <w:proofErr w:type="spellStart"/>
-      <w:r>
-        <w:t>WebSockets</w:t>
-      </w:r>
-      <w:proofErr w:type="spellEnd"/>
-      <w:r>
-        <w:t xml:space="preserve">, </w:t>
-      </w:r>
-      <w:proofErr w:type="spellStart"/>
-      <w:r>
-        <w:t>Server-Sent</w:t>
-      </w:r>
-      <w:proofErr w:type="spellEnd"/>
-      <w:r>
-        <w:t xml:space="preserve"> </w:t>
-      </w:r>
-      <w:proofErr w:type="spellStart"/>
-      <w:r>
-        <w:t>Events</w:t>
-      </w:r>
-      <w:proofErr w:type="spellEnd"/>
-      <w:r>
-        <w:t xml:space="preserve"> или </w:t>
-      </w:r>
-      <w:proofErr w:type="spellStart"/>
-      <w:r>
-        <w:t>Long</w:t>
-      </w:r>
-      <w:proofErr w:type="spellEnd"/>
-      <w:r>
-        <w:t xml:space="preserve"> </w:t>
-      </w:r>
-      <w:proofErr w:type="spellStart"/>
-      <w:r>
-        <w:t>Polling</w:t>
-      </w:r>
-      <w:proofErr w:type="spellEnd"/>
-      <w:r>
-        <w:t xml:space="preserve">) в зависимости от возможностей браузера и сетевых условий. </w:t>
-      </w:r>
-      <w:proofErr w:type="spellStart"/>
-      <w:r>
-        <w:t>SignalR-хаб</w:t>
-      </w:r>
-      <w:proofErr w:type="spellEnd"/>
-      <w:r>
-        <w:t xml:space="preserve"> предоставляет два основных метода: присоединение к определённой </w:t>
-      </w:r>
-      <w:r>
-        <w:lastRenderedPageBreak/>
-        <w:t xml:space="preserve">симуляции по её идентификатору и отправка команд управления (пауза, возобновление, внедрение отказа). При запуске симуляции клиент получает от сервера уникальный URL для </w:t>
-      </w:r>
-      <w:proofErr w:type="spellStart"/>
-      <w:r>
-        <w:t>WebSocket</w:t>
-      </w:r>
-      <w:proofErr w:type="spellEnd"/>
-      <w:r>
-        <w:t xml:space="preserve">-соединения и устанавливает постоянный канал, по которому сервер передаёт телеметрические пакеты с частотой до тридцати герц. Каждый пакет содержит временную метку, текущее положение аппарата в трёхмерном пространстве, его ориентацию в углах Эйлера или кватернионах, линейную и угловую скорости, показания виртуальных сенсоров, а также величину рассогласования между виртуальной траекторией и реальным логом (если симуляция запущена в режиме сравнения). </w:t>
-      </w:r>
-      <w:proofErr w:type="spellStart"/>
-      <w:r>
-        <w:t>SignalR</w:t>
-      </w:r>
-      <w:proofErr w:type="spellEnd"/>
-      <w:r>
-        <w:t xml:space="preserve"> также обеспечивает автоматическое </w:t>
-      </w:r>
-      <w:proofErr w:type="spellStart"/>
-      <w:r>
-        <w:t>переподключение</w:t>
-      </w:r>
-      <w:proofErr w:type="spellEnd"/>
-      <w:r>
-        <w:t xml:space="preserve"> при временных разрывах связи и сохраняет состояние последней переданной телеметрии, что позволяет клиенту </w:t>
-      </w:r>
-      <w:proofErr w:type="spellStart"/>
-      <w:r>
-        <w:t>бесшовно</w:t>
-      </w:r>
-      <w:proofErr w:type="spellEnd"/>
-      <w:r>
-        <w:t xml:space="preserve"> продолжить отображение после восстановления соединения.</w:t>
-      </w:r>
-    </w:p>
-    <w:p>
-      <w:r>
-        <w:t xml:space="preserve">Управление жизненным циклом симуляций реализовано через фоновый сервис, работающий на протяжении всего времени работы веб-приложения. Этот сервис использует </w:t>
-      </w:r>
-      <w:proofErr w:type="spellStart"/>
-      <w:r>
-        <w:t>потокобезопасную</w:t>
-      </w:r>
-      <w:proofErr w:type="spellEnd"/>
-      <w:r>
-        <w:t xml:space="preserve"> коллекцию для хранения активных симуляций и неблокирующую очередь для постановки новых задач. При поступлении команды на запуск симуляции в очередь помещается рабочий элемент, содержащий идентификатор симуляции, тип модели, параметры окружающей среды и опциональный идентификатор реального лога для сравнения. Фоновый сервис извлекает элементы из очереди, создаёт для каждого новый экземпляр модели динамики через фабрику, загружает из базы данных необходимые конфигурационные параметры и запускает выполнение в отдельной задаче. Каждая симуляция выполняется в собственном контексте, изолированном от остальных, что предотвращает влияние одной симуляции на производительность другой. По окончании симуляции фоновый сервис вызывает модуль сравнения для расчёта метрик, обновляет статус симуляции в базе данных и отправляет клиенту финальное сообщение с результатами. Если симуляция была прервана из-за ошибки или превышения максимальной </w:t>
-      </w:r>
-      <w:r>
-        <w:lastRenderedPageBreak/>
-        <w:t>длительности, сервис также корректно обрабатывает эту ситуацию, освобождая ресурсы и уведомляя пользователя.</w:t>
-      </w:r>
-    </w:p>
-    <w:p>
-      <w:r>
-        <w:t>Модуль сравнения представляет</w:t>
-      </w:r>
-      <w:r>
-        <w:t xml:space="preserve"> </w:t>
-      </w:r>
-      <w:r>
-        <w:t xml:space="preserve">собой отдельный сервис, который принимает на вход два временных ряда реальную траекторию из загруженного лога и смоделированную траекторию из виртуального полёта. Поскольку временные метки в этих рядах могут не совпадать, первым шагом выполняется синхронизация: реальная траектория интерполируется на временную сетку виртуальной с помощью кусочно-линейной интерполяции или сплайнов третьего порядка. После синхронизации вычисляется набор метрик, включающих среднеквадратичную ошибку позиции в трёхмерном пространстве, максимальную абсолютную ошибку ориентации по каждому из углов Эйлера, интегральную абсолютную ошибку скорости, расстояние </w:t>
-      </w:r>
-      <w:proofErr w:type="spellStart"/>
-      <w:r>
-        <w:t>Хаусдорфа</w:t>
-      </w:r>
-      <w:proofErr w:type="spellEnd"/>
-      <w:r>
-        <w:t xml:space="preserve"> между множествами точек траектории как меру максимального расхождения, а также временную задержку между сигналами, вычисляемую через кросс-корреляцию. Для вычисления этих метрик сервис использует библиотеку</w:t>
-      </w:r>
-      <w:r>
-        <w:t xml:space="preserve"> </w:t>
-      </w:r>
-      <w:hyperlink r:id="rId8" w:tgtFrame="_blank" w:history="1">
-        <w:r>
-          <w:rPr>
-            <w:rStyle w:val="a4"/>
-          </w:rPr>
-          <w:t>Math.NET</w:t>
-        </w:r>
-      </w:hyperlink>
-      <w:r>
-        <w:t xml:space="preserve"> </w:t>
-      </w:r>
-      <w:proofErr w:type="spellStart"/>
-      <w:r>
-        <w:t>Numerics</w:t>
-      </w:r>
-      <w:proofErr w:type="spellEnd"/>
-      <w:r>
-        <w:t>, предоставляющую эффективные реализации линейной алгебры, интегрирования и статистических функций. Результаты сравнения сохраняются в базе данных в формате JSON вместе с идентификатором симуляции, что позволяет в любой момент запросить историю и построить графики изменения точности модели при варьировании параметров.</w:t>
-      </w:r>
-    </w:p>
-    <w:p>
-      <w:r>
-        <w:t xml:space="preserve">Хранение данных организовано комбинированным способом. Реляционная база данных </w:t>
-      </w:r>
-      <w:proofErr w:type="spellStart"/>
-      <w:r>
-        <w:t>PostgreSQL</w:t>
-      </w:r>
-      <w:proofErr w:type="spellEnd"/>
-      <w:r>
-        <w:t xml:space="preserve"> (или </w:t>
-      </w:r>
-      <w:proofErr w:type="spellStart"/>
-      <w:r>
-        <w:t>Microsoft</w:t>
-      </w:r>
-      <w:proofErr w:type="spellEnd"/>
-      <w:r>
-        <w:t xml:space="preserve"> SQL </w:t>
-      </w:r>
-      <w:proofErr w:type="spellStart"/>
-      <w:r>
-        <w:t>Server</w:t>
-      </w:r>
-      <w:proofErr w:type="spellEnd"/>
-      <w:r>
-        <w:t xml:space="preserve">) через </w:t>
-      </w:r>
-      <w:proofErr w:type="spellStart"/>
-      <w:r>
-        <w:t>Entity</w:t>
-      </w:r>
-      <w:proofErr w:type="spellEnd"/>
-      <w:r>
-        <w:t xml:space="preserve"> </w:t>
-      </w:r>
-      <w:proofErr w:type="spellStart"/>
-      <w:r>
-        <w:t>Framework</w:t>
-      </w:r>
-      <w:proofErr w:type="spellEnd"/>
-      <w:r>
-        <w:t xml:space="preserve"> </w:t>
-      </w:r>
-      <w:proofErr w:type="spellStart"/>
-      <w:r>
-        <w:t>Core</w:t>
-      </w:r>
-      <w:proofErr w:type="spellEnd"/>
-      <w:r>
-        <w:t xml:space="preserve"> хранит метаинформацию о пользователях, симуляциях, загруженных логах и результатах сравнения. Для повышения производительности запросов созданы индексы по полям </w:t>
-      </w:r>
-      <w:proofErr w:type="spellStart"/>
-      <w:r>
-        <w:t>UserId</w:t>
-      </w:r>
-      <w:proofErr w:type="spellEnd"/>
-      <w:r>
-        <w:t xml:space="preserve">, </w:t>
-      </w:r>
-      <w:proofErr w:type="spellStart"/>
-      <w:r>
-        <w:t>Status</w:t>
-      </w:r>
-      <w:proofErr w:type="spellEnd"/>
-      <w:r>
-        <w:t xml:space="preserve"> и </w:t>
-      </w:r>
-      <w:proofErr w:type="spellStart"/>
-      <w:r>
-        <w:t>CreatedAt</w:t>
-      </w:r>
-      <w:proofErr w:type="spellEnd"/>
-      <w:r>
-        <w:t xml:space="preserve">, а также настроено полнотекстовое индексирование для поиска по имени файла или описанию симуляции. Сами временные ряды как загруженные реальные </w:t>
-      </w:r>
-      <w:proofErr w:type="spellStart"/>
-      <w:r>
-        <w:t>логи</w:t>
-      </w:r>
-      <w:proofErr w:type="spellEnd"/>
-      <w:r>
-        <w:t xml:space="preserve">, так и сгенерированные виртуальные траектории сохраняются в колоночном формате </w:t>
-      </w:r>
-      <w:proofErr w:type="spellStart"/>
-      <w:r>
-        <w:t>Parquet</w:t>
-      </w:r>
-      <w:proofErr w:type="spellEnd"/>
-      <w:r>
-        <w:t xml:space="preserve"> со сжатием </w:t>
-      </w:r>
-      <w:proofErr w:type="spellStart"/>
-      <w:r>
-        <w:t>Snappy</w:t>
-      </w:r>
-      <w:proofErr w:type="spellEnd"/>
-      <w:r>
-        <w:t xml:space="preserve">, который </w:t>
-      </w:r>
-      <w:r>
-        <w:lastRenderedPageBreak/>
-        <w:t xml:space="preserve">обеспечивает высокую степень компрессии (обычно в пять-десять раз по сравнению с CSV) и позволяет выполнять фильтрацию по временному диапазону без загрузки всего файла в память. </w:t>
-      </w:r>
-      <w:proofErr w:type="spellStart"/>
-      <w:r>
-        <w:t>Parquet</w:t>
-      </w:r>
-      <w:proofErr w:type="spellEnd"/>
-      <w:r>
-        <w:t xml:space="preserve">-файлы хранятся либо в локальной файловой системе сервера, либо в облачном объектном хранилище (совместимом с S3), что обеспечивает возможность масштабирования и резервного копирования. Исходные загруженные пользователем </w:t>
-      </w:r>
-      <w:proofErr w:type="spellStart"/>
-      <w:r>
-        <w:t>логи</w:t>
-      </w:r>
-      <w:proofErr w:type="spellEnd"/>
-      <w:r>
-        <w:t xml:space="preserve"> в форматах </w:t>
-      </w:r>
-      <w:proofErr w:type="spellStart"/>
-      <w:r>
-        <w:t>ULog</w:t>
-      </w:r>
-      <w:proofErr w:type="spellEnd"/>
-      <w:r>
-        <w:t>, BIN или CSV также сохраняются для возможности повторной обработки в случае изменения алгоритмов предобработки или калибровки.</w:t>
-      </w:r>
-    </w:p>
-    <w:p>
-      <w:r>
-        <w:t xml:space="preserve">Клиентская часть веб-приложения реализована на </w:t>
-      </w:r>
-      <w:proofErr w:type="spellStart"/>
-      <w:r>
-        <w:t>Blazor</w:t>
-      </w:r>
-      <w:proofErr w:type="spellEnd"/>
-      <w:r>
-        <w:t xml:space="preserve"> </w:t>
-      </w:r>
-      <w:proofErr w:type="spellStart"/>
-      <w:r>
-        <w:t>WebAssembly</w:t>
-      </w:r>
-      <w:proofErr w:type="spellEnd"/>
-      <w:r>
-        <w:t xml:space="preserve">, что позволяет выполнять код на C# непосредственно в браузере пользователя. Такой подход даёт возможность </w:t>
-      </w:r>
-      <w:proofErr w:type="spellStart"/>
-      <w:r>
-        <w:t>переиспользовать</w:t>
-      </w:r>
-      <w:proofErr w:type="spellEnd"/>
-      <w:r>
-        <w:t xml:space="preserve"> между сервером и клиентом модели данных, </w:t>
-      </w:r>
-      <w:proofErr w:type="spellStart"/>
-      <w:r>
-        <w:t>валидационные</w:t>
-      </w:r>
-      <w:proofErr w:type="spellEnd"/>
-      <w:r>
-        <w:t xml:space="preserve"> атрибуты и даже некоторые алгоритмы предобработки. Пользовательский интерфейс построен с использованием компонентной библиотеки </w:t>
-      </w:r>
-      <w:proofErr w:type="spellStart"/>
-      <w:r>
-        <w:t>MudBlazor</w:t>
-      </w:r>
-      <w:proofErr w:type="spellEnd"/>
-      <w:r>
-        <w:t xml:space="preserve">, реализующей принципы </w:t>
-      </w:r>
-      <w:proofErr w:type="spellStart"/>
-      <w:r>
-        <w:t>Material</w:t>
-      </w:r>
-      <w:proofErr w:type="spellEnd"/>
-      <w:r>
-        <w:t xml:space="preserve"> </w:t>
-      </w:r>
-      <w:proofErr w:type="spellStart"/>
-      <w:r>
-        <w:t>Design</w:t>
-      </w:r>
-      <w:proofErr w:type="spellEnd"/>
-      <w:r>
-        <w:t xml:space="preserve"> и обеспечивающей адаптивный дизайн для экранов различных размеров. Трёхмерная визуализация полёта выполняется с помощью библиотеки Three.js, которая инициализируется и управляется через механизм </w:t>
-      </w:r>
-      <w:proofErr w:type="spellStart"/>
-      <w:r>
-        <w:t>JSInterop</w:t>
-      </w:r>
-      <w:proofErr w:type="spellEnd"/>
-      <w:r>
-        <w:t xml:space="preserve"> — мост между управляемым кодом C# и </w:t>
-      </w:r>
-      <w:proofErr w:type="spellStart"/>
-      <w:r>
-        <w:t>JavaScript</w:t>
-      </w:r>
-      <w:proofErr w:type="spellEnd"/>
-      <w:r>
-        <w:t xml:space="preserve">-окружением браузера. При загрузке страницы инициализируется сцена с камерой, освещением, сеткой координат и загружается трёхмерная модель беспилотного аппарата в формате GLTF или GLB. В процессе симуляции каждое полученное через </w:t>
-      </w:r>
-      <w:proofErr w:type="spellStart"/>
-      <w:r>
-        <w:t>SignalR</w:t>
-      </w:r>
-      <w:proofErr w:type="spellEnd"/>
-      <w:r>
-        <w:t xml:space="preserve"> телеметрическое сообщение приводит к обновлению положения и ориентации модели в пространстве, добавлению новой точки к линиям траекторий (реальная траектория отображается красным цветом, виртуальная — синим или зелёным), а также к перерисовке </w:t>
-      </w:r>
-      <w:proofErr w:type="spellStart"/>
-      <w:r>
-        <w:t>дашборда</w:t>
-      </w:r>
-      <w:proofErr w:type="spellEnd"/>
-      <w:r>
-        <w:t xml:space="preserve"> с числовыми значениями параметров полёта. Пользователь имеет возможность переключать режим камеры (следование за аппаратом, свободное вращение, вид сверху), приближать и отдалять сцену, а также сохранять текущий вид в графический файл для последующего включения в отчёт.</w:t>
-      </w:r>
-    </w:p>
-    <w:p>
-      <w:r>
-        <w:lastRenderedPageBreak/>
-        <w:t>Безопасность веб-приложения обеспечивается на нескольких уровнях. Аутентификация пользователей реализована через</w:t>
-      </w:r>
-      <w:r>
-        <w:t xml:space="preserve"> </w:t>
-      </w:r>
-      <w:r>
-        <w:t>ASP.NET</w:t>
-      </w:r>
-      <w:r>
-        <w:t xml:space="preserve"> </w:t>
-      </w:r>
-      <w:proofErr w:type="spellStart"/>
-      <w:r>
-        <w:t>Core</w:t>
-      </w:r>
-      <w:proofErr w:type="spellEnd"/>
-      <w:r>
-        <w:t xml:space="preserve"> </w:t>
-      </w:r>
-      <w:proofErr w:type="spellStart"/>
-      <w:r>
-        <w:t>Identity</w:t>
-      </w:r>
-      <w:proofErr w:type="spellEnd"/>
-      <w:r>
-        <w:t xml:space="preserve"> с хранением учётных записей в </w:t>
-      </w:r>
-      <w:proofErr w:type="spellStart"/>
-      <w:r>
-        <w:t>PostgreSQL</w:t>
-      </w:r>
-      <w:proofErr w:type="spellEnd"/>
-      <w:r>
-        <w:t xml:space="preserve"> и поддержкой двухфакторной аутентификации для пользователей с повышенными привилегиями. Для доступа к API и </w:t>
-      </w:r>
-      <w:proofErr w:type="spellStart"/>
-      <w:r>
-        <w:t>SignalR-хабу</w:t>
-      </w:r>
-      <w:proofErr w:type="spellEnd"/>
-      <w:r>
-        <w:t xml:space="preserve"> используется JWT (JSON </w:t>
-      </w:r>
-      <w:proofErr w:type="spellStart"/>
-      <w:r>
-        <w:t>Web</w:t>
-      </w:r>
-      <w:proofErr w:type="spellEnd"/>
-      <w:r>
-        <w:t xml:space="preserve"> </w:t>
-      </w:r>
-      <w:proofErr w:type="spellStart"/>
-      <w:r>
-        <w:t>Token</w:t>
-      </w:r>
-      <w:proofErr w:type="spellEnd"/>
-      <w:r>
-        <w:t xml:space="preserve">), который выдаётся при успешном входе в систему и должен передаваться во всех последующих запросах в заголовке </w:t>
-      </w:r>
-      <w:proofErr w:type="spellStart"/>
-      <w:r>
-        <w:t>Authorization</w:t>
-      </w:r>
-      <w:proofErr w:type="spellEnd"/>
-      <w:r>
-        <w:t xml:space="preserve">. </w:t>
-      </w:r>
-      <w:proofErr w:type="spellStart"/>
-      <w:r>
-        <w:t>SignalR</w:t>
-      </w:r>
-      <w:proofErr w:type="spellEnd"/>
-      <w:r>
-        <w:t xml:space="preserve"> поддерживает передачу токена через строку запроса при установке </w:t>
-      </w:r>
-      <w:proofErr w:type="spellStart"/>
-      <w:r>
-        <w:t>WebSocket</w:t>
-      </w:r>
-      <w:proofErr w:type="spellEnd"/>
-      <w:r>
-        <w:t>-</w:t>
-      </w:r>
-      <w:r>
-        <w:t xml:space="preserve">соединения, что особенно удобно для клиентских приложений. На уровне авторизации реализована ролевая модель: обычные пользователи могут запускать симуляции, загружать </w:t>
-      </w:r>
-      <w:proofErr w:type="spellStart"/>
-      <w:r>
-        <w:t>логи</w:t>
-      </w:r>
-      <w:proofErr w:type="spellEnd"/>
-      <w:r>
-        <w:t xml:space="preserve"> и просматривать только свои собственные результаты; исследователи имеют доступ к расширенным метрикам и могут сохранять симуляции как шаблоны; администраторы управляют пользователями, просматривают все симуляции и настраивают параметры системы (например, максимальное количество параллельных симуляций на сервере). Все загружаемые файлы логов проходят валидацию по расширению, магическому числу (сигнатуре) и размеру, а также сканируются на вредоносное содержимое, что предотвращает атаки через загрузку исполняемых файлов или архивов-бомб.</w:t>
-      </w:r>
-    </w:p>
-    <w:p>
-      <w:r>
-        <w:t xml:space="preserve">Развёртывание системы поддерживает два основных режима. Для разработки и небольших инсталляций используется </w:t>
-      </w:r>
-      <w:proofErr w:type="spellStart"/>
-      <w:r>
-        <w:t>Docker</w:t>
-      </w:r>
-      <w:proofErr w:type="spellEnd"/>
-      <w:r>
-        <w:t xml:space="preserve"> </w:t>
-      </w:r>
-      <w:proofErr w:type="spellStart"/>
-      <w:r>
-        <w:t>Compose</w:t>
-      </w:r>
-      <w:proofErr w:type="spellEnd"/>
-      <w:r>
-        <w:t xml:space="preserve">, который поднимает контейнеры с </w:t>
-      </w:r>
-      <w:proofErr w:type="spellStart"/>
-      <w:r>
-        <w:t>PostgreSQL</w:t>
-      </w:r>
-      <w:proofErr w:type="spellEnd"/>
-      <w:r>
-        <w:t xml:space="preserve">, </w:t>
-      </w:r>
-      <w:proofErr w:type="spellStart"/>
-      <w:r>
-        <w:t>Redis</w:t>
-      </w:r>
-      <w:proofErr w:type="spellEnd"/>
-      <w:r>
-        <w:t xml:space="preserve"> (для </w:t>
-      </w:r>
-      <w:proofErr w:type="spellStart"/>
-      <w:r>
-        <w:t>бэкплейна</w:t>
-      </w:r>
-      <w:proofErr w:type="spellEnd"/>
-      <w:r>
-        <w:t xml:space="preserve"> </w:t>
-      </w:r>
-      <w:proofErr w:type="spellStart"/>
-      <w:r>
-        <w:t>SignalR</w:t>
-      </w:r>
-      <w:proofErr w:type="spellEnd"/>
-      <w:r>
-        <w:t xml:space="preserve"> при горизонтальном масштабировании), серверным приложением</w:t>
-      </w:r>
-      <w:r>
-        <w:t xml:space="preserve"> </w:t>
-      </w:r>
-      <w:r>
-        <w:t>ASP.NET</w:t>
-      </w:r>
-      <w:r>
-        <w:t xml:space="preserve"> </w:t>
-      </w:r>
-      <w:proofErr w:type="spellStart"/>
-      <w:r>
-        <w:t>Core</w:t>
-      </w:r>
-      <w:proofErr w:type="spellEnd"/>
-      <w:r>
-        <w:t xml:space="preserve"> и статическими файлами </w:t>
-      </w:r>
-      <w:proofErr w:type="spellStart"/>
-      <w:r>
-        <w:t>Blazor</w:t>
-      </w:r>
-      <w:proofErr w:type="spellEnd"/>
-      <w:r>
-        <w:t xml:space="preserve"> </w:t>
-      </w:r>
-      <w:proofErr w:type="spellStart"/>
-      <w:r>
-        <w:t>WebAssembly</w:t>
-      </w:r>
-      <w:proofErr w:type="spellEnd"/>
-      <w:r>
-        <w:t xml:space="preserve">, обслуживаемыми через </w:t>
-      </w:r>
-      <w:proofErr w:type="spellStart"/>
-      <w:r>
-        <w:t>Nginx</w:t>
-      </w:r>
-      <w:proofErr w:type="spellEnd"/>
-      <w:r>
-        <w:t xml:space="preserve">. Этот режим удобен для быстрого старта и тестирования на локальной машине. Для промышленной эксплуатации в облаке или корпоративном дата-центре подготовлены манифесты для </w:t>
-      </w:r>
-      <w:proofErr w:type="spellStart"/>
-      <w:r>
-        <w:t>Kubernetes</w:t>
-      </w:r>
-      <w:proofErr w:type="spellEnd"/>
-      <w:r>
-        <w:t xml:space="preserve"> с автоматическим масштабированием подов бэкенда в зависимости от загрузки CPU и количества активных </w:t>
-      </w:r>
-      <w:proofErr w:type="spellStart"/>
-      <w:r>
-        <w:t>SignalR</w:t>
-      </w:r>
-      <w:proofErr w:type="spellEnd"/>
-      <w:r>
-        <w:t xml:space="preserve">-соединений. В этом режиме база данных </w:t>
-      </w:r>
-      <w:proofErr w:type="spellStart"/>
-      <w:r>
-        <w:t>PostgreSQL</w:t>
-      </w:r>
-      <w:proofErr w:type="spellEnd"/>
-      <w:r>
-        <w:t xml:space="preserve"> выносится на управляемый экземпляр, а файловое хранилище </w:t>
-      </w:r>
-      <w:proofErr w:type="spellStart"/>
-      <w:r>
-        <w:lastRenderedPageBreak/>
-        <w:t>Parquet</w:t>
-      </w:r>
-      <w:proofErr w:type="spellEnd"/>
-      <w:r>
-        <w:t xml:space="preserve"> заменяется на S3-совместимое объектное хранилище, что обеспечивает отказоустойчивость и возможность горизонтального масштабирования до десятков параллельных симуляций. В обоих режимах предусмотрены </w:t>
-      </w:r>
-      <w:proofErr w:type="spellStart"/>
-      <w:r>
-        <w:t>liveness</w:t>
-      </w:r>
-      <w:proofErr w:type="spellEnd"/>
-      <w:r>
-        <w:t xml:space="preserve">-пробы для автоматического перезапуска зависших компонентов и </w:t>
-      </w:r>
-      <w:proofErr w:type="spellStart"/>
-      <w:r>
-        <w:t>readiness</w:t>
-      </w:r>
-      <w:proofErr w:type="spellEnd"/>
-      <w:r>
-        <w:t>-пробы, гарантирующие, что новый под не начнёт принимать трафик до полной инициализации всех зависимостей.</w:t>
-      </w:r>
-    </w:p>
-    <w:p>
-      <w:r>
-        <w:t xml:space="preserve">Мониторинг работоспособности и производительности системы осуществляется с использованием стека </w:t>
-      </w:r>
-      <w:proofErr w:type="spellStart"/>
-      <w:r>
-        <w:t>Prometheus</w:t>
-      </w:r>
-      <w:proofErr w:type="spellEnd"/>
-      <w:r>
-        <w:t xml:space="preserve"> и </w:t>
-      </w:r>
-      <w:proofErr w:type="spellStart"/>
-      <w:r>
-        <w:t>Grafana</w:t>
-      </w:r>
-      <w:proofErr w:type="spellEnd"/>
-      <w:r>
-        <w:t>.</w:t>
-      </w:r>
-      <w:r>
-        <w:t xml:space="preserve"> </w:t>
-      </w:r>
-      <w:r>
-        <w:t>ASP.NET</w:t>
-      </w:r>
-      <w:r>
-        <w:t xml:space="preserve"> </w:t>
-      </w:r>
-      <w:proofErr w:type="spellStart"/>
-      <w:r>
-        <w:t>Core</w:t>
-      </w:r>
-      <w:proofErr w:type="spellEnd"/>
-      <w:r>
-        <w:t xml:space="preserve"> приложение экспортирует метрики в формате, понятном </w:t>
-      </w:r>
-      <w:proofErr w:type="spellStart"/>
-      <w:r>
-        <w:t>Prometheus</w:t>
-      </w:r>
-      <w:proofErr w:type="spellEnd"/>
-      <w:r>
-        <w:t xml:space="preserve">, включая количество HTTP-запросов по </w:t>
-      </w:r>
-      <w:proofErr w:type="spellStart"/>
-      <w:r>
-        <w:t>эндпоинтам</w:t>
-      </w:r>
-      <w:proofErr w:type="spellEnd"/>
-      <w:r>
-        <w:t xml:space="preserve">, время их выполнения, количество активных соединений </w:t>
-      </w:r>
-      <w:proofErr w:type="spellStart"/>
-      <w:r>
-        <w:t>SignalR</w:t>
-      </w:r>
-      <w:proofErr w:type="spellEnd"/>
-      <w:r>
-        <w:t xml:space="preserve">, загрузку процессора и памяти, а также </w:t>
-      </w:r>
-      <w:proofErr w:type="spellStart"/>
-      <w:r>
-        <w:t>кастомные</w:t>
-      </w:r>
-      <w:proofErr w:type="spellEnd"/>
-      <w:r>
-        <w:t xml:space="preserve"> метрики — число запущенных симуляций, количество ошибок модели, среднюю частоту обновления телеметрии. На основе этих метрик в </w:t>
-      </w:r>
-      <w:proofErr w:type="spellStart"/>
-      <w:r>
-        <w:t>Grafana</w:t>
-      </w:r>
-      <w:proofErr w:type="spellEnd"/>
-      <w:r>
-        <w:t xml:space="preserve"> построены </w:t>
-      </w:r>
-      <w:proofErr w:type="spellStart"/>
-      <w:r>
-        <w:t>дашборды</w:t>
-      </w:r>
-      <w:proofErr w:type="spellEnd"/>
-      <w:r>
-        <w:t xml:space="preserve"> для администратора, отображающие текущую загрузку системы, долю успешных симуляций и предупреждения о превышении пороговых значений. Логирование событий ведётся через </w:t>
-      </w:r>
-      <w:proofErr w:type="spellStart"/>
-      <w:r>
-        <w:t>Serilog</w:t>
-      </w:r>
-      <w:proofErr w:type="spellEnd"/>
-      <w:r>
-        <w:t xml:space="preserve"> с записью в структурированном формате JSON и отправкой в централизованную систему агрегации логов (например, </w:t>
-      </w:r>
-      <w:proofErr w:type="spellStart"/>
-      <w:r>
-        <w:t>Elasticsearch</w:t>
-      </w:r>
-      <w:proofErr w:type="spellEnd"/>
-      <w:r>
-        <w:t xml:space="preserve"> или </w:t>
-      </w:r>
-      <w:proofErr w:type="spellStart"/>
-      <w:r>
-        <w:t>Loki</w:t>
-      </w:r>
-      <w:proofErr w:type="spellEnd"/>
-      <w:r>
-        <w:t>), что позволяет выполнять поиск по всем компонентам системы и анализировать причины сбоев.</w:t>
-      </w:r>
-    </w:p>
-    <w:p>
-      <w:r>
-        <w:t>Таким образом, разработанная архитектура веб-приложения на C#</w:t>
-      </w:r>
-      <w:r>
-        <w:t xml:space="preserve"> </w:t>
-      </w:r>
-      <w:r>
-        <w:t>ASP.NET</w:t>
-      </w:r>
-      <w:r>
-        <w:t xml:space="preserve"> </w:t>
-      </w:r>
-      <w:proofErr w:type="spellStart"/>
-      <w:r>
-        <w:t>Core</w:t>
-      </w:r>
-      <w:proofErr w:type="spellEnd"/>
-      <w:r>
-        <w:t xml:space="preserve"> представляет собой законченное, масштабируемое и безопасное решение для создания цифровых двойников беспилотных летательных аппаратов. Она охватывает все этапы работы с системой: от аутентификации пользователя и загрузки реальных полётных данных до запуска высокоточных симуляций, визуализации их результатов в реальном времени и генерации аналитических отчётов. Использование современного стека технологий, включающего .NET 8, </w:t>
-      </w:r>
-      <w:proofErr w:type="spellStart"/>
-      <w:r>
-        <w:t>SignalR</w:t>
-      </w:r>
-      <w:proofErr w:type="spellEnd"/>
-      <w:r>
-        <w:t xml:space="preserve">, </w:t>
-      </w:r>
-      <w:proofErr w:type="spellStart"/>
-      <w:r>
-        <w:t>Blazor</w:t>
-      </w:r>
-      <w:proofErr w:type="spellEnd"/>
-      <w:r>
-        <w:t xml:space="preserve"> </w:t>
-      </w:r>
-      <w:proofErr w:type="spellStart"/>
-      <w:r>
-        <w:t>WebAssembly</w:t>
-      </w:r>
-      <w:proofErr w:type="spellEnd"/>
-      <w:r>
-        <w:t xml:space="preserve"> и Three.js, обеспечивает как высокую производительность вычислений на сервере, так и богатый интерактивный опыт на стороне клиента. Модульность </w:t>
-      </w:r>
-      <w:r>
-        <w:lastRenderedPageBreak/>
-        <w:t>и чёткое разделение слоёв позволяют легко модифицировать отдельные компоненты (например, добавить новую модель динамики или другой формат импорта логов) без нарушения работы остальной части системы.</w:t>
+        <w:t xml:space="preserve"> и Three.js, обеспечивает как высокую производительность вычислений на сервере, так и богатый интерактивный опыт на стороне клиента. Модульность и чёткое разделение слоёв позволяют легко модифицировать отдельные компоненты (например, добавить новую модель динамики или другой формат импорта логов) без нарушения работы остальной части системы.</w:t>
       </w:r>
       <w:r>
         <w:t xml:space="preserve"> Ниже на рисунке 2.1 представлена составленная диаграмма классов.</w:t>
@@ -11221,12 +11324,12 @@
         <w:pStyle w:val="1"/>
         <w:ind w:left="10"/>
       </w:pPr>
-      <w:bookmarkStart w:id="21" w:name="_Toc230615336"/>
+      <w:bookmarkStart w:id="22" w:name="_Toc230615336"/>
       <w:r>
         <w:lastRenderedPageBreak/>
         <w:t>Список использованных источников</w:t>
       </w:r>
-      <w:bookmarkEnd w:id="21"/>
+      <w:bookmarkEnd w:id="22"/>
     </w:p>
     <w:p>
       <w:pPr>
@@ -11287,7 +11390,7 @@
         </w:rPr>
         <w:t xml:space="preserve">. </w:t>
       </w:r>
-      <w:hyperlink r:id="rId9" w:history="1">
+      <w:hyperlink r:id="rId8" w:history="1">
         <w:r>
           <w:rPr>
             <w:szCs w:val="28"/>
@@ -11383,7 +11486,7 @@
         </w:rPr>
         <w:t xml:space="preserve">. </w:t>
       </w:r>
-      <w:hyperlink r:id="rId10" w:history="1">
+      <w:hyperlink r:id="rId9" w:history="1">
         <w:r>
           <w:rPr>
             <w:szCs w:val="28"/>
@@ -11473,7 +11576,7 @@
         </w:rPr>
         <w:t xml:space="preserve">. </w:t>
       </w:r>
-      <w:hyperlink r:id="rId11" w:history="1">
+      <w:hyperlink r:id="rId10" w:history="1">
         <w:r>
           <w:rPr>
             <w:szCs w:val="28"/>
@@ -11569,7 +11672,7 @@
         </w:rPr>
         <w:t xml:space="preserve">. </w:t>
       </w:r>
-      <w:hyperlink r:id="rId12" w:history="1">
+      <w:hyperlink r:id="rId11" w:history="1">
         <w:r>
           <w:rPr>
             <w:szCs w:val="28"/>
@@ -11653,7 +11756,7 @@
         </w:rPr>
         <w:t xml:space="preserve">. </w:t>
       </w:r>
-      <w:hyperlink r:id="rId13" w:history="1">
+      <w:hyperlink r:id="rId12" w:history="1">
         <w:r>
           <w:rPr>
             <w:szCs w:val="28"/>
@@ -11735,7 +11838,7 @@
         </w:rPr>
         <w:t xml:space="preserve">. </w:t>
       </w:r>
-      <w:hyperlink r:id="rId14" w:history="1">
+      <w:hyperlink r:id="rId13" w:history="1">
         <w:r>
           <w:rPr>
             <w:szCs w:val="28"/>
@@ -11854,7 +11957,7 @@
         </w:rPr>
         <w:t xml:space="preserve">. </w:t>
       </w:r>
-      <w:hyperlink r:id="rId15" w:history="1">
+      <w:hyperlink r:id="rId14" w:history="1">
         <w:r>
           <w:rPr>
             <w:szCs w:val="28"/>
@@ -11954,7 +12057,7 @@
         </w:rPr>
         <w:t xml:space="preserve">. </w:t>
       </w:r>
-      <w:hyperlink r:id="rId16" w:history="1">
+      <w:hyperlink r:id="rId15" w:history="1">
         <w:r>
           <w:rPr>
             <w:szCs w:val="28"/>
@@ -12051,7 +12154,7 @@
         </w:rPr>
         <w:t xml:space="preserve"> OPAL-RT. </w:t>
       </w:r>
-      <w:hyperlink r:id="rId17" w:history="1">
+      <w:hyperlink r:id="rId16" w:history="1">
         <w:r>
           <w:rPr>
             <w:szCs w:val="28"/>
@@ -12148,7 +12251,7 @@
         </w:rPr>
         <w:t xml:space="preserve"> An Introduction. </w:t>
       </w:r>
-      <w:hyperlink r:id="rId18" w:history="1">
+      <w:hyperlink r:id="rId17" w:history="1">
         <w:r>
           <w:rPr>
             <w:szCs w:val="28"/>
@@ -12270,7 +12373,7 @@
         </w:rPr>
         <w:t xml:space="preserve"> </w:t>
       </w:r>
-      <w:hyperlink r:id="rId19" w:history="1">
+      <w:hyperlink r:id="rId18" w:history="1">
         <w:r>
           <w:rPr>
             <w:szCs w:val="28"/>
@@ -12352,7 +12455,7 @@
         </w:rPr>
         <w:t xml:space="preserve">. </w:t>
       </w:r>
-      <w:hyperlink r:id="rId20" w:history="1">
+      <w:hyperlink r:id="rId19" w:history="1">
         <w:r>
           <w:rPr>
             <w:szCs w:val="28"/>
@@ -12434,7 +12537,7 @@
         </w:rPr>
         <w:t xml:space="preserve">. </w:t>
       </w:r>
-      <w:hyperlink r:id="rId21" w:history="1">
+      <w:hyperlink r:id="rId20" w:history="1">
         <w:r>
           <w:rPr>
             <w:szCs w:val="28"/>
@@ -12522,7 +12625,7 @@
         </w:rPr>
         <w:t xml:space="preserve">. </w:t>
       </w:r>
-      <w:hyperlink r:id="rId22" w:history="1">
+      <w:hyperlink r:id="rId21" w:history="1">
         <w:r>
           <w:rPr>
             <w:szCs w:val="28"/>
@@ -12604,7 +12707,7 @@
         </w:rPr>
         <w:t xml:space="preserve">. </w:t>
       </w:r>
-      <w:hyperlink r:id="rId23" w:history="1">
+      <w:hyperlink r:id="rId22" w:history="1">
         <w:r>
           <w:rPr>
             <w:szCs w:val="28"/>
@@ -12680,7 +12783,7 @@
         </w:rPr>
         <w:t xml:space="preserve">. </w:t>
       </w:r>
-      <w:hyperlink r:id="rId24" w:history="1">
+      <w:hyperlink r:id="rId23" w:history="1">
         <w:r>
           <w:rPr>
             <w:szCs w:val="28"/>
@@ -12803,7 +12906,7 @@
         </w:rPr>
         <w:t xml:space="preserve">. </w:t>
       </w:r>
-      <w:hyperlink r:id="rId25" w:history="1">
+      <w:hyperlink r:id="rId24" w:history="1">
         <w:r>
           <w:rPr>
             <w:szCs w:val="28"/>
@@ -12937,7 +13040,7 @@
         </w:rPr>
         <w:t xml:space="preserve">. </w:t>
       </w:r>
-      <w:hyperlink r:id="rId26" w:history="1">
+      <w:hyperlink r:id="rId25" w:history="1">
         <w:r>
           <w:rPr>
             <w:szCs w:val="28"/>
@@ -13019,7 +13122,7 @@
         </w:rPr>
         <w:t xml:space="preserve">. </w:t>
       </w:r>
-      <w:hyperlink r:id="rId27" w:history="1">
+      <w:hyperlink r:id="rId26" w:history="1">
         <w:r>
           <w:rPr>
             <w:szCs w:val="28"/>
@@ -13118,7 +13221,7 @@
         </w:rPr>
         <w:t xml:space="preserve"> </w:t>
       </w:r>
-      <w:hyperlink r:id="rId28" w:history="1">
+      <w:hyperlink r:id="rId27" w:history="1">
         <w:r>
           <w:rPr>
             <w:rStyle w:val="a4"/>
@@ -13211,7 +13314,7 @@
         </w:rPr>
         <w:t xml:space="preserve"> </w:t>
       </w:r>
-      <w:hyperlink r:id="rId29" w:history="1">
+      <w:hyperlink r:id="rId28" w:history="1">
         <w:r>
           <w:rPr>
             <w:rStyle w:val="a4"/>
@@ -13301,7 +13404,7 @@
         </w:rPr>
         <w:t xml:space="preserve"> </w:t>
       </w:r>
-      <w:hyperlink r:id="rId30" w:history="1">
+      <w:hyperlink r:id="rId29" w:history="1">
         <w:r>
           <w:rPr>
             <w:rStyle w:val="a4"/>
@@ -13385,7 +13488,7 @@
         </w:rPr>
         <w:t xml:space="preserve">.  </w:t>
       </w:r>
-      <w:hyperlink r:id="rId31" w:history="1">
+      <w:hyperlink r:id="rId30" w:history="1">
         <w:r>
           <w:rPr>
             <w:rStyle w:val="a4"/>
@@ -13726,7 +13829,7 @@
         </w:rPr>
         <w:t xml:space="preserve">. </w:t>
       </w:r>
-      <w:hyperlink r:id="rId32" w:history="1">
+      <w:hyperlink r:id="rId31" w:history="1">
         <w:r>
           <w:rPr>
             <w:rStyle w:val="a4"/>
@@ -13951,7 +14054,7 @@
         </w:rPr>
         <w:t xml:space="preserve">. </w:t>
       </w:r>
-      <w:hyperlink r:id="rId33" w:history="1">
+      <w:hyperlink r:id="rId32" w:history="1">
         <w:r>
           <w:rPr>
             <w:rStyle w:val="a4"/>
@@ -14180,7 +14283,7 @@
         </w:rPr>
         <w:t xml:space="preserve">. </w:t>
       </w:r>
-      <w:hyperlink r:id="rId34" w:history="1">
+      <w:hyperlink r:id="rId33" w:history="1">
         <w:r>
           <w:rPr>
             <w:rStyle w:val="a4"/>
@@ -14340,7 +14443,7 @@
         </w:rPr>
         <w:t xml:space="preserve">. </w:t>
       </w:r>
-      <w:hyperlink r:id="rId35" w:history="1">
+      <w:hyperlink r:id="rId34" w:history="1">
         <w:r>
           <w:rPr>
             <w:rStyle w:val="a4"/>
@@ -14660,7 +14763,7 @@
         </w:rPr>
         <w:t xml:space="preserve"> </w:t>
       </w:r>
-      <w:hyperlink r:id="rId36" w:history="1">
+      <w:hyperlink r:id="rId35" w:history="1">
         <w:r>
           <w:rPr>
             <w:rStyle w:val="a4"/>
@@ -15058,7 +15161,7 @@
         </w:rPr>
         <w:t xml:space="preserve"> </w:t>
       </w:r>
-      <w:hyperlink r:id="rId37" w:history="1">
+      <w:hyperlink r:id="rId36" w:history="1">
         <w:r>
           <w:rPr>
             <w:rStyle w:val="a4"/>
@@ -15259,7 +15362,7 @@
         </w:rPr>
         <w:t xml:space="preserve">. </w:t>
       </w:r>
-      <w:hyperlink r:id="rId38" w:history="1">
+      <w:hyperlink r:id="rId37" w:history="1">
         <w:r>
           <w:rPr>
             <w:rStyle w:val="a4"/>
@@ -15480,7 +15583,7 @@
         </w:rPr>
         <w:t xml:space="preserve"> </w:t>
       </w:r>
-      <w:hyperlink r:id="rId39" w:history="1">
+      <w:hyperlink r:id="rId38" w:history="1">
         <w:r>
           <w:rPr>
             <w:rStyle w:val="a4"/>
@@ -15507,8 +15610,6 @@
         </w:rPr>
         <w:t>дата обращения 06.05.2026).</w:t>
       </w:r>
-      <w:bookmarkStart w:id="22" w:name="_GoBack"/>
-      <w:bookmarkEnd w:id="22"/>
     </w:p>
     <w:p>
       <w:pPr>
@@ -15597,7 +15698,7 @@
         </w:rPr>
         <w:t xml:space="preserve">. </w:t>
       </w:r>
-      <w:hyperlink r:id="rId40" w:history="1">
+      <w:hyperlink r:id="rId39" w:history="1">
         <w:r>
           <w:rPr>
             <w:rStyle w:val="a4"/>
@@ -15910,7 +16011,7 @@
         </w:rPr>
         <w:t xml:space="preserve"> </w:t>
       </w:r>
-      <w:hyperlink r:id="rId41" w:history="1">
+      <w:hyperlink r:id="rId40" w:history="1">
         <w:r>
           <w:rPr>
             <w:rStyle w:val="a4"/>
@@ -15940,9 +16041,9 @@
       </w:r>
     </w:p>
     <w:sectPr>
-      <w:footerReference w:type="even" r:id="rId42"/>
-      <w:footerReference w:type="default" r:id="rId43"/>
-      <w:footerReference w:type="first" r:id="rId44"/>
+      <w:footerReference w:type="even" r:id="rId41"/>
+      <w:footerReference w:type="default" r:id="rId42"/>
+      <w:footerReference w:type="first" r:id="rId43"/>
       <w:pgSz w:w="11906" w:h="16838"/>
       <w:pgMar w:top="1133" w:right="842" w:bottom="904" w:left="1690" w:header="720" w:footer="720" w:gutter="0"/>
       <w:cols w:space="720"/>
@@ -19809,7 +19910,7 @@
     <w:uiPriority w:val="9"/>
     <w:unhideWhenUsed/>
     <w:qFormat/>
-    <w:rsid w:val="008B1E15"/>
+    <w:rsid w:val="00E9229F"/>
     <w:pPr>
       <w:spacing w:before="240" w:after="240"/>
       <w:outlineLvl w:val="2"/>
@@ -19862,7 +19963,7 @@
     <w:basedOn w:val="a0"/>
     <w:link w:val="3"/>
     <w:uiPriority w:val="9"/>
-    <w:rsid w:val="008B1E15"/>
+    <w:rsid w:val="00E9229F"/>
     <w:rPr>
       <w:rFonts w:ascii="Times New Roman" w:eastAsiaTheme="majorEastAsia" w:hAnsi="Times New Roman" w:cs="Times New Roman"/>
       <w:b/>
@@ -20480,7 +20581,7 @@
 </file>
 
 <file path=customXml/itemProps1.xml><?xml version="1.0" encoding="utf-8"?>
-<ds:datastoreItem xmlns:ds="http://schemas.openxmlformats.org/officeDocument/2006/customXml" ds:itemID="{1F040F45-D212-422D-85B6-2F059B607A2C}">
+<ds:datastoreItem xmlns:ds="http://schemas.openxmlformats.org/officeDocument/2006/customXml" ds:itemID="{7074101A-CD9F-4390-92B6-9B6D36A684A5}">
   <ds:schemaRefs>
     <ds:schemaRef ds:uri="http://schemas.openxmlformats.org/officeDocument/2006/bibliography"/>
   </ds:schemaRefs>

--- a/M1 Course/Научная работа/НР.docx
+++ b/M1 Course/Научная работа/НР.docx
@@ -289,7 +289,6 @@
           <w:pPr>
             <w:pStyle w:val="11"/>
             <w:tabs>
-              <w:tab w:val="left" w:pos="567"/>
               <w:tab w:val="right" w:leader="dot" w:pos="9364"/>
             </w:tabs>
             <w:ind w:firstLine="0"/>
@@ -309,7 +308,7 @@
           <w:r>
             <w:fldChar w:fldCharType="separate"/>
           </w:r>
-          <w:hyperlink w:anchor="_Toc230615315" w:history="1">
+          <w:hyperlink w:anchor="_Toc230894975" w:history="1">
             <w:r>
               <w:rPr>
                 <w:rStyle w:val="a4"/>
@@ -336,7 +335,7 @@
                 <w:noProof/>
                 <w:webHidden/>
               </w:rPr>
-              <w:instrText xml:space="preserve"> PAGEREF _Toc230615315 \h </w:instrText>
+              <w:instrText xml:space="preserve"> PAGEREF _Toc230894975 \h </w:instrText>
             </w:r>
             <w:r>
               <w:rPr>
@@ -356,7 +355,7 @@
                 <w:noProof/>
                 <w:webHidden/>
               </w:rPr>
-              <w:t>3</w:t>
+              <w:t>4</w:t>
             </w:r>
             <w:r>
               <w:rPr>
@@ -371,7 +370,6 @@
           <w:pPr>
             <w:pStyle w:val="11"/>
             <w:tabs>
-              <w:tab w:val="left" w:pos="567"/>
               <w:tab w:val="right" w:leader="dot" w:pos="9364"/>
             </w:tabs>
             <w:ind w:firstLine="0"/>
@@ -382,7 +380,7 @@
               <w:sz w:val="22"/>
             </w:rPr>
           </w:pPr>
-          <w:hyperlink w:anchor="_Toc230615316" w:history="1">
+          <w:hyperlink w:anchor="_Toc230894976" w:history="1">
             <w:r>
               <w:rPr>
                 <w:rStyle w:val="a4"/>
@@ -409,7 +407,7 @@
                 <w:noProof/>
                 <w:webHidden/>
               </w:rPr>
-              <w:instrText xml:space="preserve"> PAGEREF _Toc230615316 \h </w:instrText>
+              <w:instrText xml:space="preserve"> PAGEREF _Toc230894976 \h </w:instrText>
             </w:r>
             <w:r>
               <w:rPr>
@@ -429,7 +427,7 @@
                 <w:noProof/>
                 <w:webHidden/>
               </w:rPr>
-              <w:t>9</w:t>
+              <w:t>10</w:t>
             </w:r>
             <w:r>
               <w:rPr>
@@ -443,9 +441,6 @@
         <w:p>
           <w:pPr>
             <w:pStyle w:val="21"/>
-            <w:tabs>
-              <w:tab w:val="left" w:pos="567"/>
-            </w:tabs>
             <w:ind w:firstLine="0"/>
             <w:rPr>
               <w:rFonts w:asciiTheme="minorHAnsi" w:eastAsiaTheme="minorEastAsia" w:hAnsiTheme="minorHAnsi" w:cstheme="minorBidi"/>
@@ -454,7 +449,7 @@
               <w:sz w:val="22"/>
             </w:rPr>
           </w:pPr>
-          <w:hyperlink w:anchor="_Toc230615317" w:history="1">
+          <w:hyperlink w:anchor="_Toc230894977" w:history="1">
             <w:r>
               <w:rPr>
                 <w:rStyle w:val="a4"/>
@@ -489,7 +484,7 @@
                 <w:noProof/>
                 <w:webHidden/>
               </w:rPr>
-              <w:instrText xml:space="preserve"> PAGEREF _Toc230615317 \h </w:instrText>
+              <w:instrText xml:space="preserve"> PAGEREF _Toc230894977 \h </w:instrText>
             </w:r>
             <w:r>
               <w:rPr>
@@ -509,7 +504,7 @@
                 <w:noProof/>
                 <w:webHidden/>
               </w:rPr>
-              <w:t>9</w:t>
+              <w:t>10</w:t>
             </w:r>
             <w:r>
               <w:rPr>
@@ -523,9 +518,6 @@
         <w:p>
           <w:pPr>
             <w:pStyle w:val="21"/>
-            <w:tabs>
-              <w:tab w:val="left" w:pos="567"/>
-            </w:tabs>
             <w:ind w:firstLine="0"/>
             <w:rPr>
               <w:rFonts w:asciiTheme="minorHAnsi" w:eastAsiaTheme="minorEastAsia" w:hAnsiTheme="minorHAnsi" w:cstheme="minorBidi"/>
@@ -534,7 +526,7 @@
               <w:sz w:val="22"/>
             </w:rPr>
           </w:pPr>
-          <w:hyperlink w:anchor="_Toc230615318" w:history="1">
+          <w:hyperlink w:anchor="_Toc230894978" w:history="1">
             <w:r>
               <w:rPr>
                 <w:rStyle w:val="a4"/>
@@ -561,7 +553,7 @@
                 <w:noProof/>
                 <w:webHidden/>
               </w:rPr>
-              <w:instrText xml:space="preserve"> PAGEREF _Toc230615318 \h </w:instrText>
+              <w:instrText xml:space="preserve"> PAGEREF _Toc230894978 \h </w:instrText>
             </w:r>
             <w:r>
               <w:rPr>
@@ -581,7 +573,7 @@
                 <w:noProof/>
                 <w:webHidden/>
               </w:rPr>
-              <w:t>10</w:t>
+              <w:t>11</w:t>
             </w:r>
             <w:r>
               <w:rPr>
@@ -595,9 +587,6 @@
         <w:p>
           <w:pPr>
             <w:pStyle w:val="21"/>
-            <w:tabs>
-              <w:tab w:val="left" w:pos="567"/>
-            </w:tabs>
             <w:ind w:firstLine="0"/>
             <w:rPr>
               <w:rFonts w:asciiTheme="minorHAnsi" w:eastAsiaTheme="minorEastAsia" w:hAnsiTheme="minorHAnsi" w:cstheme="minorBidi"/>
@@ -606,7 +595,7 @@
               <w:sz w:val="22"/>
             </w:rPr>
           </w:pPr>
-          <w:hyperlink w:anchor="_Toc230615319" w:history="1">
+          <w:hyperlink w:anchor="_Toc230894979" w:history="1">
             <w:r>
               <w:rPr>
                 <w:rStyle w:val="a4"/>
@@ -633,7 +622,7 @@
                 <w:noProof/>
                 <w:webHidden/>
               </w:rPr>
-              <w:instrText xml:space="preserve"> PAGEREF _Toc230615319 \h </w:instrText>
+              <w:instrText xml:space="preserve"> PAGEREF _Toc230894979 \h </w:instrText>
             </w:r>
             <w:r>
               <w:rPr>
@@ -653,7 +642,7 @@
                 <w:noProof/>
                 <w:webHidden/>
               </w:rPr>
-              <w:t>12</w:t>
+              <w:t>13</w:t>
             </w:r>
             <w:r>
               <w:rPr>
@@ -667,9 +656,6 @@
         <w:p>
           <w:pPr>
             <w:pStyle w:val="21"/>
-            <w:tabs>
-              <w:tab w:val="left" w:pos="567"/>
-            </w:tabs>
             <w:ind w:firstLine="0"/>
             <w:rPr>
               <w:rFonts w:asciiTheme="minorHAnsi" w:eastAsiaTheme="minorEastAsia" w:hAnsiTheme="minorHAnsi" w:cstheme="minorBidi"/>
@@ -678,7 +664,7 @@
               <w:sz w:val="22"/>
             </w:rPr>
           </w:pPr>
-          <w:hyperlink w:anchor="_Toc230615320" w:history="1">
+          <w:hyperlink w:anchor="_Toc230894980" w:history="1">
             <w:r>
               <w:rPr>
                 <w:rStyle w:val="a4"/>
@@ -705,7 +691,7 @@
                 <w:noProof/>
                 <w:webHidden/>
               </w:rPr>
-              <w:instrText xml:space="preserve"> PAGEREF _Toc230615320 \h </w:instrText>
+              <w:instrText xml:space="preserve"> PAGEREF _Toc230894980 \h </w:instrText>
             </w:r>
             <w:r>
               <w:rPr>
@@ -725,7 +711,7 @@
                 <w:noProof/>
                 <w:webHidden/>
               </w:rPr>
-              <w:t>13</w:t>
+              <w:t>14</w:t>
             </w:r>
             <w:r>
               <w:rPr>
@@ -739,9 +725,6 @@
         <w:p>
           <w:pPr>
             <w:pStyle w:val="21"/>
-            <w:tabs>
-              <w:tab w:val="left" w:pos="567"/>
-            </w:tabs>
             <w:ind w:firstLine="0"/>
             <w:rPr>
               <w:rFonts w:asciiTheme="minorHAnsi" w:eastAsiaTheme="minorEastAsia" w:hAnsiTheme="minorHAnsi" w:cstheme="minorBidi"/>
@@ -750,7 +733,7 @@
               <w:sz w:val="22"/>
             </w:rPr>
           </w:pPr>
-          <w:hyperlink w:anchor="_Toc230615321" w:history="1">
+          <w:hyperlink w:anchor="_Toc230894981" w:history="1">
             <w:r>
               <w:rPr>
                 <w:rStyle w:val="a4"/>
@@ -777,7 +760,7 @@
                 <w:noProof/>
                 <w:webHidden/>
               </w:rPr>
-              <w:instrText xml:space="preserve"> PAGEREF _Toc230615321 \h </w:instrText>
+              <w:instrText xml:space="preserve"> PAGEREF _Toc230894981 \h </w:instrText>
             </w:r>
             <w:r>
               <w:rPr>
@@ -797,7 +780,7 @@
                 <w:noProof/>
                 <w:webHidden/>
               </w:rPr>
-              <w:t>14</w:t>
+              <w:t>15</w:t>
             </w:r>
             <w:r>
               <w:rPr>
@@ -811,9 +794,6 @@
         <w:p>
           <w:pPr>
             <w:pStyle w:val="21"/>
-            <w:tabs>
-              <w:tab w:val="left" w:pos="567"/>
-            </w:tabs>
             <w:ind w:firstLine="0"/>
             <w:rPr>
               <w:rFonts w:asciiTheme="minorHAnsi" w:eastAsiaTheme="minorEastAsia" w:hAnsiTheme="minorHAnsi" w:cstheme="minorBidi"/>
@@ -822,7 +802,7 @@
               <w:sz w:val="22"/>
             </w:rPr>
           </w:pPr>
-          <w:hyperlink w:anchor="_Toc230615322" w:history="1">
+          <w:hyperlink w:anchor="_Toc230894982" w:history="1">
             <w:r>
               <w:rPr>
                 <w:rStyle w:val="a4"/>
@@ -849,7 +829,7 @@
                 <w:noProof/>
                 <w:webHidden/>
               </w:rPr>
-              <w:instrText xml:space="preserve"> PAGEREF _Toc230615322 \h </w:instrText>
+              <w:instrText xml:space="preserve"> PAGEREF _Toc230894982 \h </w:instrText>
             </w:r>
             <w:r>
               <w:rPr>
@@ -869,7 +849,7 @@
                 <w:noProof/>
                 <w:webHidden/>
               </w:rPr>
-              <w:t>16</w:t>
+              <w:t>17</w:t>
             </w:r>
             <w:r>
               <w:rPr>
@@ -884,7 +864,6 @@
           <w:pPr>
             <w:pStyle w:val="11"/>
             <w:tabs>
-              <w:tab w:val="left" w:pos="567"/>
               <w:tab w:val="right" w:leader="dot" w:pos="9364"/>
             </w:tabs>
             <w:ind w:firstLine="0"/>
@@ -895,7 +874,7 @@
               <w:sz w:val="22"/>
             </w:rPr>
           </w:pPr>
-          <w:hyperlink w:anchor="_Toc230615323" w:history="1">
+          <w:hyperlink w:anchor="_Toc230894983" w:history="1">
             <w:r>
               <w:rPr>
                 <w:rStyle w:val="a4"/>
@@ -922,7 +901,7 @@
                 <w:noProof/>
                 <w:webHidden/>
               </w:rPr>
-              <w:instrText xml:space="preserve"> PAGEREF _Toc230615323 \h </w:instrText>
+              <w:instrText xml:space="preserve"> PAGEREF _Toc230894983 \h </w:instrText>
             </w:r>
             <w:r>
               <w:rPr>
@@ -942,7 +921,7 @@
                 <w:noProof/>
                 <w:webHidden/>
               </w:rPr>
-              <w:t>19</w:t>
+              <w:t>20</w:t>
             </w:r>
             <w:r>
               <w:rPr>
@@ -956,9 +935,6 @@
         <w:p>
           <w:pPr>
             <w:pStyle w:val="21"/>
-            <w:tabs>
-              <w:tab w:val="left" w:pos="567"/>
-            </w:tabs>
             <w:ind w:firstLine="0"/>
             <w:rPr>
               <w:rFonts w:asciiTheme="minorHAnsi" w:eastAsiaTheme="minorEastAsia" w:hAnsiTheme="minorHAnsi" w:cstheme="minorBidi"/>
@@ -967,7 +943,7 @@
               <w:sz w:val="22"/>
             </w:rPr>
           </w:pPr>
-          <w:hyperlink w:anchor="_Toc230615324" w:history="1">
+          <w:hyperlink w:anchor="_Toc230894984" w:history="1">
             <w:r>
               <w:rPr>
                 <w:rStyle w:val="a4"/>
@@ -994,7 +970,7 @@
                 <w:noProof/>
                 <w:webHidden/>
               </w:rPr>
-              <w:instrText xml:space="preserve"> PAGEREF _Toc230615324 \h </w:instrText>
+              <w:instrText xml:space="preserve"> PAGEREF _Toc230894984 \h </w:instrText>
             </w:r>
             <w:r>
               <w:rPr>
@@ -1014,7 +990,7 @@
                 <w:noProof/>
                 <w:webHidden/>
               </w:rPr>
-              <w:t>19</w:t>
+              <w:t>20</w:t>
             </w:r>
             <w:r>
               <w:rPr>
@@ -1029,7 +1005,6 @@
           <w:pPr>
             <w:pStyle w:val="31"/>
             <w:tabs>
-              <w:tab w:val="left" w:pos="567"/>
               <w:tab w:val="right" w:leader="dot" w:pos="9364"/>
             </w:tabs>
             <w:ind w:firstLine="0"/>
@@ -1040,7 +1015,7 @@
               <w:sz w:val="22"/>
             </w:rPr>
           </w:pPr>
-          <w:hyperlink w:anchor="_Toc230615325" w:history="1">
+          <w:hyperlink w:anchor="_Toc230894985" w:history="1">
             <w:r>
               <w:rPr>
                 <w:rStyle w:val="a4"/>
@@ -1067,7 +1042,7 @@
                 <w:noProof/>
                 <w:webHidden/>
               </w:rPr>
-              <w:instrText xml:space="preserve"> PAGEREF _Toc230615325 \h </w:instrText>
+              <w:instrText xml:space="preserve"> PAGEREF _Toc230894985 \h </w:instrText>
             </w:r>
             <w:r>
               <w:rPr>
@@ -1087,7 +1062,7 @@
                 <w:noProof/>
                 <w:webHidden/>
               </w:rPr>
-              <w:t>19</w:t>
+              <w:t>20</w:t>
             </w:r>
             <w:r>
               <w:rPr>
@@ -1102,7 +1077,6 @@
           <w:pPr>
             <w:pStyle w:val="31"/>
             <w:tabs>
-              <w:tab w:val="left" w:pos="567"/>
               <w:tab w:val="right" w:leader="dot" w:pos="9364"/>
             </w:tabs>
             <w:ind w:firstLine="0"/>
@@ -1113,7 +1087,7 @@
               <w:sz w:val="22"/>
             </w:rPr>
           </w:pPr>
-          <w:hyperlink w:anchor="_Toc230615326" w:history="1">
+          <w:hyperlink w:anchor="_Toc230894986" w:history="1">
             <w:r>
               <w:rPr>
                 <w:rStyle w:val="a4"/>
@@ -1140,7 +1114,7 @@
                 <w:noProof/>
                 <w:webHidden/>
               </w:rPr>
-              <w:instrText xml:space="preserve"> PAGEREF _Toc230615326 \h </w:instrText>
+              <w:instrText xml:space="preserve"> PAGEREF _Toc230894986 \h </w:instrText>
             </w:r>
             <w:r>
               <w:rPr>
@@ -1160,7 +1134,7 @@
                 <w:noProof/>
                 <w:webHidden/>
               </w:rPr>
-              <w:t>21</w:t>
+              <w:t>22</w:t>
             </w:r>
             <w:r>
               <w:rPr>
@@ -1175,7 +1149,6 @@
           <w:pPr>
             <w:pStyle w:val="31"/>
             <w:tabs>
-              <w:tab w:val="left" w:pos="567"/>
               <w:tab w:val="right" w:leader="dot" w:pos="9364"/>
             </w:tabs>
             <w:ind w:firstLine="0"/>
@@ -1186,7 +1159,7 @@
               <w:sz w:val="22"/>
             </w:rPr>
           </w:pPr>
-          <w:hyperlink w:anchor="_Toc230615327" w:history="1">
+          <w:hyperlink w:anchor="_Toc230894987" w:history="1">
             <w:r>
               <w:rPr>
                 <w:rStyle w:val="a4"/>
@@ -1213,7 +1186,7 @@
                 <w:noProof/>
                 <w:webHidden/>
               </w:rPr>
-              <w:instrText xml:space="preserve"> PAGEREF _Toc230615327 \h </w:instrText>
+              <w:instrText xml:space="preserve"> PAGEREF _Toc230894987 \h </w:instrText>
             </w:r>
             <w:r>
               <w:rPr>
@@ -1233,7 +1206,7 @@
                 <w:noProof/>
                 <w:webHidden/>
               </w:rPr>
-              <w:t>22</w:t>
+              <w:t>23</w:t>
             </w:r>
             <w:r>
               <w:rPr>
@@ -1247,9 +1220,6 @@
         <w:p>
           <w:pPr>
             <w:pStyle w:val="21"/>
-            <w:tabs>
-              <w:tab w:val="left" w:pos="567"/>
-            </w:tabs>
             <w:ind w:firstLine="0"/>
             <w:rPr>
               <w:rFonts w:asciiTheme="minorHAnsi" w:eastAsiaTheme="minorEastAsia" w:hAnsiTheme="minorHAnsi" w:cstheme="minorBidi"/>
@@ -1258,7 +1228,7 @@
               <w:sz w:val="22"/>
             </w:rPr>
           </w:pPr>
-          <w:hyperlink w:anchor="_Toc230615328" w:history="1">
+          <w:hyperlink w:anchor="_Toc230894988" w:history="1">
             <w:r>
               <w:rPr>
                 <w:rStyle w:val="a4"/>
@@ -1285,7 +1255,7 @@
                 <w:noProof/>
                 <w:webHidden/>
               </w:rPr>
-              <w:instrText xml:space="preserve"> PAGEREF _Toc230615328 \h </w:instrText>
+              <w:instrText xml:space="preserve"> PAGEREF _Toc230894988 \h </w:instrText>
             </w:r>
             <w:r>
               <w:rPr>
@@ -1305,7 +1275,7 @@
                 <w:noProof/>
                 <w:webHidden/>
               </w:rPr>
-              <w:t>23</w:t>
+              <w:t>24</w:t>
             </w:r>
             <w:r>
               <w:rPr>
@@ -1320,7 +1290,6 @@
           <w:pPr>
             <w:pStyle w:val="31"/>
             <w:tabs>
-              <w:tab w:val="left" w:pos="567"/>
               <w:tab w:val="right" w:leader="dot" w:pos="9364"/>
             </w:tabs>
             <w:ind w:firstLine="0"/>
@@ -1331,7 +1300,7 @@
               <w:sz w:val="22"/>
             </w:rPr>
           </w:pPr>
-          <w:hyperlink w:anchor="_Toc230615329" w:history="1">
+          <w:hyperlink w:anchor="_Toc230894989" w:history="1">
             <w:r>
               <w:rPr>
                 <w:rStyle w:val="a4"/>
@@ -1358,7 +1327,7 @@
                 <w:noProof/>
                 <w:webHidden/>
               </w:rPr>
-              <w:instrText xml:space="preserve"> PAGEREF _Toc230615329 \h </w:instrText>
+              <w:instrText xml:space="preserve"> PAGEREF _Toc230894989 \h </w:instrText>
             </w:r>
             <w:r>
               <w:rPr>
@@ -1378,7 +1347,7 @@
                 <w:noProof/>
                 <w:webHidden/>
               </w:rPr>
-              <w:t>23</w:t>
+              <w:t>24</w:t>
             </w:r>
             <w:r>
               <w:rPr>
@@ -1393,7 +1362,6 @@
           <w:pPr>
             <w:pStyle w:val="31"/>
             <w:tabs>
-              <w:tab w:val="left" w:pos="567"/>
               <w:tab w:val="right" w:leader="dot" w:pos="9364"/>
             </w:tabs>
             <w:ind w:firstLine="0"/>
@@ -1404,7 +1372,7 @@
               <w:sz w:val="22"/>
             </w:rPr>
           </w:pPr>
-          <w:hyperlink w:anchor="_Toc230615330" w:history="1">
+          <w:hyperlink w:anchor="_Toc230894990" w:history="1">
             <w:r>
               <w:rPr>
                 <w:rStyle w:val="a4"/>
@@ -1431,7 +1399,7 @@
                 <w:noProof/>
                 <w:webHidden/>
               </w:rPr>
-              <w:instrText xml:space="preserve"> PAGEREF _Toc230615330 \h </w:instrText>
+              <w:instrText xml:space="preserve"> PAGEREF _Toc230894990 \h </w:instrText>
             </w:r>
             <w:r>
               <w:rPr>
@@ -1451,7 +1419,7 @@
                 <w:noProof/>
                 <w:webHidden/>
               </w:rPr>
-              <w:t>24</w:t>
+              <w:t>25</w:t>
             </w:r>
             <w:r>
               <w:rPr>
@@ -1466,7 +1434,6 @@
           <w:pPr>
             <w:pStyle w:val="31"/>
             <w:tabs>
-              <w:tab w:val="left" w:pos="567"/>
               <w:tab w:val="right" w:leader="dot" w:pos="9364"/>
             </w:tabs>
             <w:ind w:firstLine="0"/>
@@ -1477,7 +1444,7 @@
               <w:sz w:val="22"/>
             </w:rPr>
           </w:pPr>
-          <w:hyperlink w:anchor="_Toc230615331" w:history="1">
+          <w:hyperlink w:anchor="_Toc230894991" w:history="1">
             <w:r>
               <w:rPr>
                 <w:rStyle w:val="a4"/>
@@ -1504,7 +1471,7 @@
                 <w:noProof/>
                 <w:webHidden/>
               </w:rPr>
-              <w:instrText xml:space="preserve"> PAGEREF _Toc230615331 \h </w:instrText>
+              <w:instrText xml:space="preserve"> PAGEREF _Toc230894991 \h </w:instrText>
             </w:r>
             <w:r>
               <w:rPr>
@@ -1524,7 +1491,7 @@
                 <w:noProof/>
                 <w:webHidden/>
               </w:rPr>
-              <w:t>25</w:t>
+              <w:t>26</w:t>
             </w:r>
             <w:r>
               <w:rPr>
@@ -1539,7 +1506,6 @@
           <w:pPr>
             <w:pStyle w:val="31"/>
             <w:tabs>
-              <w:tab w:val="left" w:pos="567"/>
               <w:tab w:val="right" w:leader="dot" w:pos="9364"/>
             </w:tabs>
             <w:ind w:firstLine="0"/>
@@ -1550,7 +1516,7 @@
               <w:sz w:val="22"/>
             </w:rPr>
           </w:pPr>
-          <w:hyperlink w:anchor="_Toc230615332" w:history="1">
+          <w:hyperlink w:anchor="_Toc230894992" w:history="1">
             <w:r>
               <w:rPr>
                 <w:rStyle w:val="a4"/>
@@ -1577,7 +1543,7 @@
                 <w:noProof/>
                 <w:webHidden/>
               </w:rPr>
-              <w:instrText xml:space="preserve"> PAGEREF _Toc230615332 \h </w:instrText>
+              <w:instrText xml:space="preserve"> PAGEREF _Toc230894992 \h </w:instrText>
             </w:r>
             <w:r>
               <w:rPr>
@@ -1597,7 +1563,7 @@
                 <w:noProof/>
                 <w:webHidden/>
               </w:rPr>
-              <w:t>25</w:t>
+              <w:t>26</w:t>
             </w:r>
             <w:r>
               <w:rPr>
@@ -1612,7 +1578,6 @@
           <w:pPr>
             <w:pStyle w:val="31"/>
             <w:tabs>
-              <w:tab w:val="left" w:pos="567"/>
               <w:tab w:val="right" w:leader="dot" w:pos="9364"/>
             </w:tabs>
             <w:ind w:firstLine="0"/>
@@ -1623,7 +1588,7 @@
               <w:sz w:val="22"/>
             </w:rPr>
           </w:pPr>
-          <w:hyperlink w:anchor="_Toc230615333" w:history="1">
+          <w:hyperlink w:anchor="_Toc230894993" w:history="1">
             <w:r>
               <w:rPr>
                 <w:rStyle w:val="a4"/>
@@ -1650,7 +1615,7 @@
                 <w:noProof/>
                 <w:webHidden/>
               </w:rPr>
-              <w:instrText xml:space="preserve"> PAGEREF _Toc230615333 \h </w:instrText>
+              <w:instrText xml:space="preserve"> PAGEREF _Toc230894993 \h </w:instrText>
             </w:r>
             <w:r>
               <w:rPr>
@@ -1670,7 +1635,7 @@
                 <w:noProof/>
                 <w:webHidden/>
               </w:rPr>
-              <w:t>25</w:t>
+              <w:t>26</w:t>
             </w:r>
             <w:r>
               <w:rPr>
@@ -1685,7 +1650,6 @@
           <w:pPr>
             <w:pStyle w:val="31"/>
             <w:tabs>
-              <w:tab w:val="left" w:pos="567"/>
               <w:tab w:val="right" w:leader="dot" w:pos="9364"/>
             </w:tabs>
             <w:ind w:firstLine="0"/>
@@ -1696,7 +1660,7 @@
               <w:sz w:val="22"/>
             </w:rPr>
           </w:pPr>
-          <w:hyperlink w:anchor="_Toc230615334" w:history="1">
+          <w:hyperlink w:anchor="_Toc230894994" w:history="1">
             <w:r>
               <w:rPr>
                 <w:rStyle w:val="a4"/>
@@ -1723,7 +1687,7 @@
                 <w:noProof/>
                 <w:webHidden/>
               </w:rPr>
-              <w:instrText xml:space="preserve"> PAGEREF _Toc230615334 \h </w:instrText>
+              <w:instrText xml:space="preserve"> PAGEREF _Toc230894994 \h </w:instrText>
             </w:r>
             <w:r>
               <w:rPr>
@@ -1743,7 +1707,7 @@
                 <w:noProof/>
                 <w:webHidden/>
               </w:rPr>
-              <w:t>26</w:t>
+              <w:t>27</w:t>
             </w:r>
             <w:r>
               <w:rPr>
@@ -1757,9 +1721,6 @@
         <w:p>
           <w:pPr>
             <w:pStyle w:val="21"/>
-            <w:tabs>
-              <w:tab w:val="left" w:pos="567"/>
-            </w:tabs>
             <w:ind w:firstLine="0"/>
             <w:rPr>
               <w:rFonts w:asciiTheme="minorHAnsi" w:eastAsiaTheme="minorEastAsia" w:hAnsiTheme="minorHAnsi" w:cstheme="minorBidi"/>
@@ -1768,7 +1729,7 @@
               <w:sz w:val="22"/>
             </w:rPr>
           </w:pPr>
-          <w:hyperlink w:anchor="_Toc230615335" w:history="1">
+          <w:hyperlink w:anchor="_Toc230894995" w:history="1">
             <w:r>
               <w:rPr>
                 <w:rStyle w:val="a4"/>
@@ -1795,7 +1756,7 @@
                 <w:noProof/>
                 <w:webHidden/>
               </w:rPr>
-              <w:instrText xml:space="preserve"> PAGEREF _Toc230615335 \h </w:instrText>
+              <w:instrText xml:space="preserve"> PAGEREF _Toc230894995 \h </w:instrText>
             </w:r>
             <w:r>
               <w:rPr>
@@ -1815,7 +1776,7 @@
                 <w:noProof/>
                 <w:webHidden/>
               </w:rPr>
-              <w:t>26</w:t>
+              <w:t>27</w:t>
             </w:r>
             <w:r>
               <w:rPr>
@@ -1828,9 +1789,8 @@
         </w:p>
         <w:p>
           <w:pPr>
-            <w:pStyle w:val="11"/>
+            <w:pStyle w:val="31"/>
             <w:tabs>
-              <w:tab w:val="left" w:pos="567"/>
               <w:tab w:val="right" w:leader="dot" w:pos="9364"/>
             </w:tabs>
             <w:ind w:firstLine="0"/>
@@ -1841,12 +1801,588 @@
               <w:sz w:val="22"/>
             </w:rPr>
           </w:pPr>
-          <w:hyperlink w:anchor="_Toc230615336" w:history="1">
+          <w:hyperlink w:anchor="_Toc230894996" w:history="1">
             <w:r>
               <w:rPr>
                 <w:rStyle w:val="a4"/>
                 <w:noProof/>
               </w:rPr>
+              <w:t>2.3.1 Обоснование выбора технологического стека</w:t>
+            </w:r>
+            <w:r>
+              <w:rPr>
+                <w:noProof/>
+                <w:webHidden/>
+              </w:rPr>
+              <w:tab/>
+            </w:r>
+            <w:r>
+              <w:rPr>
+                <w:noProof/>
+                <w:webHidden/>
+              </w:rPr>
+              <w:fldChar w:fldCharType="begin"/>
+            </w:r>
+            <w:r>
+              <w:rPr>
+                <w:noProof/>
+                <w:webHidden/>
+              </w:rPr>
+              <w:instrText xml:space="preserve"> PAGEREF _Toc230894996 \h </w:instrText>
+            </w:r>
+            <w:r>
+              <w:rPr>
+                <w:noProof/>
+                <w:webHidden/>
+              </w:rPr>
+            </w:r>
+            <w:r>
+              <w:rPr>
+                <w:noProof/>
+                <w:webHidden/>
+              </w:rPr>
+              <w:fldChar w:fldCharType="separate"/>
+            </w:r>
+            <w:r>
+              <w:rPr>
+                <w:noProof/>
+                <w:webHidden/>
+              </w:rPr>
+              <w:t>27</w:t>
+            </w:r>
+            <w:r>
+              <w:rPr>
+                <w:noProof/>
+                <w:webHidden/>
+              </w:rPr>
+              <w:fldChar w:fldCharType="end"/>
+            </w:r>
+          </w:hyperlink>
+        </w:p>
+        <w:p>
+          <w:pPr>
+            <w:pStyle w:val="31"/>
+            <w:tabs>
+              <w:tab w:val="right" w:leader="dot" w:pos="9364"/>
+            </w:tabs>
+            <w:ind w:firstLine="0"/>
+            <w:rPr>
+              <w:rFonts w:asciiTheme="minorHAnsi" w:eastAsiaTheme="minorEastAsia" w:hAnsiTheme="minorHAnsi" w:cstheme="minorBidi"/>
+              <w:noProof/>
+              <w:color w:val="auto"/>
+              <w:sz w:val="22"/>
+            </w:rPr>
+          </w:pPr>
+          <w:hyperlink w:anchor="_Toc230894997" w:history="1">
+            <w:r>
+              <w:rPr>
+                <w:rStyle w:val="a4"/>
+                <w:noProof/>
+              </w:rPr>
+              <w:t>2.3.2 Математическая модель динамики БПЛА и сенсоров</w:t>
+            </w:r>
+            <w:r>
+              <w:rPr>
+                <w:noProof/>
+                <w:webHidden/>
+              </w:rPr>
+              <w:tab/>
+            </w:r>
+            <w:r>
+              <w:rPr>
+                <w:noProof/>
+                <w:webHidden/>
+              </w:rPr>
+              <w:fldChar w:fldCharType="begin"/>
+            </w:r>
+            <w:r>
+              <w:rPr>
+                <w:noProof/>
+                <w:webHidden/>
+              </w:rPr>
+              <w:instrText xml:space="preserve"> PAGEREF _Toc230894997 \h </w:instrText>
+            </w:r>
+            <w:r>
+              <w:rPr>
+                <w:noProof/>
+                <w:webHidden/>
+              </w:rPr>
+            </w:r>
+            <w:r>
+              <w:rPr>
+                <w:noProof/>
+                <w:webHidden/>
+              </w:rPr>
+              <w:fldChar w:fldCharType="separate"/>
+            </w:r>
+            <w:r>
+              <w:rPr>
+                <w:noProof/>
+                <w:webHidden/>
+              </w:rPr>
+              <w:t>29</w:t>
+            </w:r>
+            <w:r>
+              <w:rPr>
+                <w:noProof/>
+                <w:webHidden/>
+              </w:rPr>
+              <w:fldChar w:fldCharType="end"/>
+            </w:r>
+          </w:hyperlink>
+        </w:p>
+        <w:p>
+          <w:pPr>
+            <w:pStyle w:val="31"/>
+            <w:tabs>
+              <w:tab w:val="right" w:leader="dot" w:pos="9364"/>
+            </w:tabs>
+            <w:ind w:firstLine="0"/>
+            <w:rPr>
+              <w:rFonts w:asciiTheme="minorHAnsi" w:eastAsiaTheme="minorEastAsia" w:hAnsiTheme="minorHAnsi" w:cstheme="minorBidi"/>
+              <w:noProof/>
+              <w:color w:val="auto"/>
+              <w:sz w:val="22"/>
+            </w:rPr>
+          </w:pPr>
+          <w:hyperlink w:anchor="_Toc230894998" w:history="1">
+            <w:r>
+              <w:rPr>
+                <w:rStyle w:val="a4"/>
+                <w:noProof/>
+              </w:rPr>
+              <w:t>2.3.3 Организация обмена данными в реальном времени</w:t>
+            </w:r>
+            <w:r>
+              <w:rPr>
+                <w:noProof/>
+                <w:webHidden/>
+              </w:rPr>
+              <w:tab/>
+            </w:r>
+            <w:r>
+              <w:rPr>
+                <w:noProof/>
+                <w:webHidden/>
+              </w:rPr>
+              <w:fldChar w:fldCharType="begin"/>
+            </w:r>
+            <w:r>
+              <w:rPr>
+                <w:noProof/>
+                <w:webHidden/>
+              </w:rPr>
+              <w:instrText xml:space="preserve"> PAGEREF _Toc230894998 \h </w:instrText>
+            </w:r>
+            <w:r>
+              <w:rPr>
+                <w:noProof/>
+                <w:webHidden/>
+              </w:rPr>
+            </w:r>
+            <w:r>
+              <w:rPr>
+                <w:noProof/>
+                <w:webHidden/>
+              </w:rPr>
+              <w:fldChar w:fldCharType="separate"/>
+            </w:r>
+            <w:r>
+              <w:rPr>
+                <w:noProof/>
+                <w:webHidden/>
+              </w:rPr>
+              <w:t>30</w:t>
+            </w:r>
+            <w:r>
+              <w:rPr>
+                <w:noProof/>
+                <w:webHidden/>
+              </w:rPr>
+              <w:fldChar w:fldCharType="end"/>
+            </w:r>
+          </w:hyperlink>
+        </w:p>
+        <w:p>
+          <w:pPr>
+            <w:pStyle w:val="31"/>
+            <w:tabs>
+              <w:tab w:val="right" w:leader="dot" w:pos="9364"/>
+            </w:tabs>
+            <w:ind w:firstLine="0"/>
+            <w:rPr>
+              <w:rFonts w:asciiTheme="minorHAnsi" w:eastAsiaTheme="minorEastAsia" w:hAnsiTheme="minorHAnsi" w:cstheme="minorBidi"/>
+              <w:noProof/>
+              <w:color w:val="auto"/>
+              <w:sz w:val="22"/>
+            </w:rPr>
+          </w:pPr>
+          <w:hyperlink w:anchor="_Toc230894999" w:history="1">
+            <w:r>
+              <w:rPr>
+                <w:rStyle w:val="a4"/>
+                <w:noProof/>
+              </w:rPr>
+              <w:t>2.3.4 Модуль сравнения траекторий и расчёт метрик</w:t>
+            </w:r>
+            <w:r>
+              <w:rPr>
+                <w:noProof/>
+                <w:webHidden/>
+              </w:rPr>
+              <w:tab/>
+            </w:r>
+            <w:r>
+              <w:rPr>
+                <w:noProof/>
+                <w:webHidden/>
+              </w:rPr>
+              <w:fldChar w:fldCharType="begin"/>
+            </w:r>
+            <w:r>
+              <w:rPr>
+                <w:noProof/>
+                <w:webHidden/>
+              </w:rPr>
+              <w:instrText xml:space="preserve"> PAGEREF _Toc230894999 \h </w:instrText>
+            </w:r>
+            <w:r>
+              <w:rPr>
+                <w:noProof/>
+                <w:webHidden/>
+              </w:rPr>
+            </w:r>
+            <w:r>
+              <w:rPr>
+                <w:noProof/>
+                <w:webHidden/>
+              </w:rPr>
+              <w:fldChar w:fldCharType="separate"/>
+            </w:r>
+            <w:r>
+              <w:rPr>
+                <w:noProof/>
+                <w:webHidden/>
+              </w:rPr>
+              <w:t>31</w:t>
+            </w:r>
+            <w:r>
+              <w:rPr>
+                <w:noProof/>
+                <w:webHidden/>
+              </w:rPr>
+              <w:fldChar w:fldCharType="end"/>
+            </w:r>
+          </w:hyperlink>
+        </w:p>
+        <w:p>
+          <w:pPr>
+            <w:pStyle w:val="31"/>
+            <w:tabs>
+              <w:tab w:val="right" w:leader="dot" w:pos="9364"/>
+            </w:tabs>
+            <w:ind w:firstLine="0"/>
+            <w:rPr>
+              <w:rFonts w:asciiTheme="minorHAnsi" w:eastAsiaTheme="minorEastAsia" w:hAnsiTheme="minorHAnsi" w:cstheme="minorBidi"/>
+              <w:noProof/>
+              <w:color w:val="auto"/>
+              <w:sz w:val="22"/>
+            </w:rPr>
+          </w:pPr>
+          <w:hyperlink w:anchor="_Toc230895000" w:history="1">
+            <w:r>
+              <w:rPr>
+                <w:rStyle w:val="a4"/>
+                <w:noProof/>
+              </w:rPr>
+              <w:t>2.3.5 Организация хранения данных</w:t>
+            </w:r>
+            <w:r>
+              <w:rPr>
+                <w:noProof/>
+                <w:webHidden/>
+              </w:rPr>
+              <w:tab/>
+            </w:r>
+            <w:r>
+              <w:rPr>
+                <w:noProof/>
+                <w:webHidden/>
+              </w:rPr>
+              <w:fldChar w:fldCharType="begin"/>
+            </w:r>
+            <w:r>
+              <w:rPr>
+                <w:noProof/>
+                <w:webHidden/>
+              </w:rPr>
+              <w:instrText xml:space="preserve"> PAGEREF _Toc230895000 \h </w:instrText>
+            </w:r>
+            <w:r>
+              <w:rPr>
+                <w:noProof/>
+                <w:webHidden/>
+              </w:rPr>
+            </w:r>
+            <w:r>
+              <w:rPr>
+                <w:noProof/>
+                <w:webHidden/>
+              </w:rPr>
+              <w:fldChar w:fldCharType="separate"/>
+            </w:r>
+            <w:r>
+              <w:rPr>
+                <w:noProof/>
+                <w:webHidden/>
+              </w:rPr>
+              <w:t>32</w:t>
+            </w:r>
+            <w:r>
+              <w:rPr>
+                <w:noProof/>
+                <w:webHidden/>
+              </w:rPr>
+              <w:fldChar w:fldCharType="end"/>
+            </w:r>
+          </w:hyperlink>
+        </w:p>
+        <w:p>
+          <w:pPr>
+            <w:pStyle w:val="31"/>
+            <w:tabs>
+              <w:tab w:val="right" w:leader="dot" w:pos="9364"/>
+            </w:tabs>
+            <w:ind w:firstLine="0"/>
+            <w:rPr>
+              <w:rFonts w:asciiTheme="minorHAnsi" w:eastAsiaTheme="minorEastAsia" w:hAnsiTheme="minorHAnsi" w:cstheme="minorBidi"/>
+              <w:noProof/>
+              <w:color w:val="auto"/>
+              <w:sz w:val="22"/>
+            </w:rPr>
+          </w:pPr>
+          <w:hyperlink w:anchor="_Toc230895001" w:history="1">
+            <w:r>
+              <w:rPr>
+                <w:rStyle w:val="a4"/>
+                <w:noProof/>
+              </w:rPr>
+              <w:t>2.3.6 Клиентская часть веб-приложения</w:t>
+            </w:r>
+            <w:r>
+              <w:rPr>
+                <w:noProof/>
+                <w:webHidden/>
+              </w:rPr>
+              <w:tab/>
+            </w:r>
+            <w:r>
+              <w:rPr>
+                <w:noProof/>
+                <w:webHidden/>
+              </w:rPr>
+              <w:fldChar w:fldCharType="begin"/>
+            </w:r>
+            <w:r>
+              <w:rPr>
+                <w:noProof/>
+                <w:webHidden/>
+              </w:rPr>
+              <w:instrText xml:space="preserve"> PAGEREF _Toc230895001 \h </w:instrText>
+            </w:r>
+            <w:r>
+              <w:rPr>
+                <w:noProof/>
+                <w:webHidden/>
+              </w:rPr>
+            </w:r>
+            <w:r>
+              <w:rPr>
+                <w:noProof/>
+                <w:webHidden/>
+              </w:rPr>
+              <w:fldChar w:fldCharType="separate"/>
+            </w:r>
+            <w:r>
+              <w:rPr>
+                <w:noProof/>
+                <w:webHidden/>
+              </w:rPr>
+              <w:t>32</w:t>
+            </w:r>
+            <w:r>
+              <w:rPr>
+                <w:noProof/>
+                <w:webHidden/>
+              </w:rPr>
+              <w:fldChar w:fldCharType="end"/>
+            </w:r>
+          </w:hyperlink>
+        </w:p>
+        <w:p>
+          <w:pPr>
+            <w:pStyle w:val="31"/>
+            <w:tabs>
+              <w:tab w:val="right" w:leader="dot" w:pos="9364"/>
+            </w:tabs>
+            <w:ind w:firstLine="0"/>
+            <w:rPr>
+              <w:rFonts w:asciiTheme="minorHAnsi" w:eastAsiaTheme="minorEastAsia" w:hAnsiTheme="minorHAnsi" w:cstheme="minorBidi"/>
+              <w:noProof/>
+              <w:color w:val="auto"/>
+              <w:sz w:val="22"/>
+            </w:rPr>
+          </w:pPr>
+          <w:hyperlink w:anchor="_Toc230895002" w:history="1">
+            <w:r>
+              <w:rPr>
+                <w:rStyle w:val="a4"/>
+                <w:noProof/>
+              </w:rPr>
+              <w:t>2.3.7 Обеспечение безопасности веб-приложения</w:t>
+            </w:r>
+            <w:r>
+              <w:rPr>
+                <w:noProof/>
+                <w:webHidden/>
+              </w:rPr>
+              <w:tab/>
+            </w:r>
+            <w:r>
+              <w:rPr>
+                <w:noProof/>
+                <w:webHidden/>
+              </w:rPr>
+              <w:fldChar w:fldCharType="begin"/>
+            </w:r>
+            <w:r>
+              <w:rPr>
+                <w:noProof/>
+                <w:webHidden/>
+              </w:rPr>
+              <w:instrText xml:space="preserve"> PAGEREF _Toc230895002 \h </w:instrText>
+            </w:r>
+            <w:r>
+              <w:rPr>
+                <w:noProof/>
+                <w:webHidden/>
+              </w:rPr>
+            </w:r>
+            <w:r>
+              <w:rPr>
+                <w:noProof/>
+                <w:webHidden/>
+              </w:rPr>
+              <w:fldChar w:fldCharType="separate"/>
+            </w:r>
+            <w:r>
+              <w:rPr>
+                <w:noProof/>
+                <w:webHidden/>
+              </w:rPr>
+              <w:t>33</w:t>
+            </w:r>
+            <w:r>
+              <w:rPr>
+                <w:noProof/>
+                <w:webHidden/>
+              </w:rPr>
+              <w:fldChar w:fldCharType="end"/>
+            </w:r>
+          </w:hyperlink>
+        </w:p>
+        <w:p>
+          <w:pPr>
+            <w:pStyle w:val="31"/>
+            <w:tabs>
+              <w:tab w:val="right" w:leader="dot" w:pos="9364"/>
+            </w:tabs>
+            <w:ind w:firstLine="0"/>
+            <w:rPr>
+              <w:rFonts w:asciiTheme="minorHAnsi" w:eastAsiaTheme="minorEastAsia" w:hAnsiTheme="minorHAnsi" w:cstheme="minorBidi"/>
+              <w:noProof/>
+              <w:color w:val="auto"/>
+              <w:sz w:val="22"/>
+            </w:rPr>
+          </w:pPr>
+          <w:hyperlink w:anchor="_Toc230895003" w:history="1">
+            <w:r>
+              <w:rPr>
+                <w:rStyle w:val="a4"/>
+                <w:noProof/>
+              </w:rPr>
+              <w:t>2.3.8 Мониторинг и логирование</w:t>
+            </w:r>
+            <w:r>
+              <w:rPr>
+                <w:noProof/>
+                <w:webHidden/>
+              </w:rPr>
+              <w:tab/>
+            </w:r>
+            <w:r>
+              <w:rPr>
+                <w:noProof/>
+                <w:webHidden/>
+              </w:rPr>
+              <w:fldChar w:fldCharType="begin"/>
+            </w:r>
+            <w:r>
+              <w:rPr>
+                <w:noProof/>
+                <w:webHidden/>
+              </w:rPr>
+              <w:instrText xml:space="preserve"> PAGEREF _Toc230895003 \h </w:instrText>
+            </w:r>
+            <w:r>
+              <w:rPr>
+                <w:noProof/>
+                <w:webHidden/>
+              </w:rPr>
+            </w:r>
+            <w:r>
+              <w:rPr>
+                <w:noProof/>
+                <w:webHidden/>
+              </w:rPr>
+              <w:fldChar w:fldCharType="separate"/>
+            </w:r>
+            <w:r>
+              <w:rPr>
+                <w:noProof/>
+                <w:webHidden/>
+              </w:rPr>
+              <w:t>34</w:t>
+            </w:r>
+            <w:r>
+              <w:rPr>
+                <w:noProof/>
+                <w:webHidden/>
+              </w:rPr>
+              <w:fldChar w:fldCharType="end"/>
+            </w:r>
+          </w:hyperlink>
+        </w:p>
+        <w:p>
+          <w:pPr>
+            <w:pStyle w:val="11"/>
+            <w:tabs>
+              <w:tab w:val="right" w:leader="dot" w:pos="9364"/>
+            </w:tabs>
+            <w:ind w:firstLine="0"/>
+            <w:rPr>
+              <w:rFonts w:asciiTheme="minorHAnsi" w:eastAsiaTheme="minorEastAsia" w:hAnsiTheme="minorHAnsi" w:cstheme="minorBidi"/>
+              <w:noProof/>
+              <w:color w:val="auto"/>
+              <w:sz w:val="22"/>
+            </w:rPr>
+          </w:pPr>
+          <w:hyperlink w:anchor="_Toc230895004" w:history="1">
+            <w:r>
+              <w:rPr>
+                <w:rStyle w:val="a4"/>
+                <w:noProof/>
+              </w:rPr>
               <w:t>Список использованных источников</w:t>
             </w:r>
             <w:r>
@@ -1868,7 +2404,7 @@
                 <w:noProof/>
                 <w:webHidden/>
               </w:rPr>
-              <w:instrText xml:space="preserve"> PAGEREF _Toc230615336 \h </w:instrText>
+              <w:instrText xml:space="preserve"> PAGEREF _Toc230895004 \h </w:instrText>
             </w:r>
             <w:r>
               <w:rPr>
@@ -1888,7 +2424,7 @@
                 <w:noProof/>
                 <w:webHidden/>
               </w:rPr>
-              <w:t>35</w:t>
+              <w:t>36</w:t>
             </w:r>
             <w:r>
               <w:rPr>
@@ -1919,12 +2455,26 @@
     </w:sdt>
     <w:p>
       <w:pPr>
+        <w:spacing w:after="160" w:line="259" w:lineRule="auto"/>
+        <w:ind w:firstLine="0"/>
+        <w:jc w:val="left"/>
+        <w:rPr>
+          <w:b/>
+          <w:color w:val="auto"/>
+        </w:rPr>
+      </w:pPr>
+      <w:bookmarkStart w:id="0" w:name="_Toc230894975"/>
+      <w:r>
+        <w:br w:type="page"/>
+      </w:r>
+    </w:p>
+    <w:p>
+      <w:pPr>
         <w:pStyle w:val="1"/>
         <w:rPr>
           <w:bCs/>
         </w:rPr>
       </w:pPr>
-      <w:bookmarkStart w:id="0" w:name="_Toc230615315"/>
       <w:r>
         <w:lastRenderedPageBreak/>
         <w:t>Введение</w:t>
@@ -2283,7 +2833,15 @@
         <w:rPr>
           <w:szCs w:val="28"/>
         </w:rPr>
-        <w:t>Объект исследования – это процесс разработки, тестирования и валидации комплексных систем управления и навигации беспилотных летательных аппаратов мультироторного (вертолетного) или самолетного типа. В более широком смысле, объектом является жизненный цикл БПЛА на этапе виртуальных испытаний, где цифровая модель служит основной средой для проверки работоспособности и эффективности всех подсистем.</w:t>
+        <w:t>Объект исследования – это процесс разработки, тестирования и валидации комплексных систем управления и навигации беспилотных летательных аппаратов мультироторного (вертолетного) или самолетного типа. В бол</w:t>
+      </w:r>
+      <w:bookmarkStart w:id="1" w:name="_GoBack"/>
+      <w:bookmarkEnd w:id="1"/>
+      <w:r>
+        <w:rPr>
+          <w:szCs w:val="28"/>
+        </w:rPr>
+        <w:t>ее широком смысле, объектом является жизненный цикл БПЛА на этапе виртуальных испытаний, где цифровая модель служит основной средой для проверки работоспособности и эффективности всех подсистем.</w:t>
       </w:r>
     </w:p>
     <w:p>
@@ -3032,7 +3590,7 @@
         <w:pStyle w:val="1"/>
         <w:ind w:left="11"/>
       </w:pPr>
-      <w:bookmarkStart w:id="1" w:name="_Toc230615316"/>
+      <w:bookmarkStart w:id="2" w:name="_Toc230894976"/>
       <w:r>
         <w:lastRenderedPageBreak/>
         <w:t xml:space="preserve">1 </w:t>
@@ -3040,7 +3598,7 @@
       <w:r>
         <w:t>ГЛАВА</w:t>
       </w:r>
-      <w:bookmarkEnd w:id="1"/>
+      <w:bookmarkEnd w:id="2"/>
     </w:p>
     <w:p>
       <w:pPr>
@@ -3048,7 +3606,7 @@
         <w:spacing w:before="100" w:beforeAutospacing="1" w:after="100" w:afterAutospacing="1"/>
         <w:ind w:left="360"/>
       </w:pPr>
-      <w:bookmarkStart w:id="2" w:name="_Toc230615317"/>
+      <w:bookmarkStart w:id="3" w:name="_Toc230894977"/>
       <w:r>
         <w:rPr>
           <w:rFonts w:eastAsia="Times New Roman" w:cs="Arial"/>
@@ -3066,7 +3624,7 @@
       <w:r>
         <w:t xml:space="preserve"> предметной области</w:t>
       </w:r>
-      <w:bookmarkEnd w:id="2"/>
+      <w:bookmarkEnd w:id="3"/>
     </w:p>
     <w:p>
       <w:pPr>
@@ -3559,14 +4117,14 @@
         <w:pStyle w:val="2"/>
         <w:ind w:left="360"/>
       </w:pPr>
-      <w:bookmarkStart w:id="3" w:name="_Toc230615318"/>
+      <w:bookmarkStart w:id="4" w:name="_Toc230894978"/>
       <w:r>
         <w:t xml:space="preserve">1.2 </w:t>
       </w:r>
       <w:r>
         <w:t>БПЛА, как летательный аппарат</w:t>
       </w:r>
-      <w:bookmarkEnd w:id="3"/>
+      <w:bookmarkEnd w:id="4"/>
     </w:p>
     <w:p>
       <w:pPr>
@@ -3826,7 +4384,7 @@
       <w:pPr>
         <w:pStyle w:val="2"/>
       </w:pPr>
-      <w:bookmarkStart w:id="4" w:name="_Toc230615319"/>
+      <w:bookmarkStart w:id="5" w:name="_Toc230894979"/>
       <w:r>
         <w:lastRenderedPageBreak/>
         <w:t xml:space="preserve">1.3 </w:t>
@@ -3834,7 +4392,7 @@
       <w:r>
         <w:t>Инерциальное устройство на борту БПЛА</w:t>
       </w:r>
-      <w:bookmarkEnd w:id="4"/>
+      <w:bookmarkEnd w:id="5"/>
     </w:p>
     <w:p>
       <w:pPr>
@@ -4301,14 +4859,14 @@
       <w:pPr>
         <w:pStyle w:val="2"/>
       </w:pPr>
-      <w:bookmarkStart w:id="5" w:name="_Toc230615320"/>
+      <w:bookmarkStart w:id="6" w:name="_Toc230894980"/>
       <w:r>
         <w:t xml:space="preserve">1.4 </w:t>
       </w:r>
       <w:r>
         <w:t>Логирование полета</w:t>
       </w:r>
-      <w:bookmarkEnd w:id="5"/>
+      <w:bookmarkEnd w:id="6"/>
     </w:p>
     <w:p>
       <w:pPr>
@@ -4618,14 +5176,14 @@
       <w:pPr>
         <w:pStyle w:val="2"/>
       </w:pPr>
-      <w:bookmarkStart w:id="6" w:name="_Toc230615321"/>
+      <w:bookmarkStart w:id="7" w:name="_Toc230894981"/>
       <w:r>
         <w:t xml:space="preserve">1.5 </w:t>
       </w:r>
       <w:r>
         <w:t>Обработка данных инерциального устройства</w:t>
       </w:r>
-      <w:bookmarkEnd w:id="6"/>
+      <w:bookmarkEnd w:id="7"/>
     </w:p>
     <w:p>
       <w:pPr>
@@ -5092,14 +5650,14 @@
       <w:pPr>
         <w:pStyle w:val="2"/>
       </w:pPr>
-      <w:bookmarkStart w:id="7" w:name="_Toc230615322"/>
+      <w:bookmarkStart w:id="8" w:name="_Toc230894982"/>
       <w:r>
         <w:t xml:space="preserve">1.6 </w:t>
       </w:r>
       <w:r>
         <w:t>Описание программ аналогов</w:t>
       </w:r>
-      <w:bookmarkEnd w:id="7"/>
+      <w:bookmarkEnd w:id="8"/>
     </w:p>
     <w:p>
       <w:pPr>
@@ -5998,7 +6556,7 @@
         <w:pStyle w:val="1"/>
         <w:ind w:left="11"/>
       </w:pPr>
-      <w:bookmarkStart w:id="8" w:name="_Toc230615323"/>
+      <w:bookmarkStart w:id="9" w:name="_Toc230894983"/>
       <w:r>
         <w:lastRenderedPageBreak/>
         <w:t xml:space="preserve">2 </w:t>
@@ -6006,17 +6564,17 @@
       <w:r>
         <w:t>ГЛАВА. РАЗРАБОТКА АРХИТЕКТУРЫ И МЕТОДОВ ПОСТРОЕНИЯ ЦИФРОВОГО ДВОЙНИКА</w:t>
       </w:r>
-      <w:bookmarkEnd w:id="8"/>
+      <w:bookmarkEnd w:id="9"/>
     </w:p>
     <w:p>
       <w:pPr>
         <w:pStyle w:val="2"/>
       </w:pPr>
-      <w:bookmarkStart w:id="9" w:name="_Toc230615324"/>
+      <w:bookmarkStart w:id="10" w:name="_Toc230894984"/>
       <w:r>
         <w:t>2.1 Получение данных БПЛА</w:t>
       </w:r>
-      <w:bookmarkEnd w:id="9"/>
+      <w:bookmarkEnd w:id="10"/>
     </w:p>
     <w:p>
       <w:r>
@@ -6027,11 +6585,11 @@
       <w:pPr>
         <w:pStyle w:val="3"/>
       </w:pPr>
-      <w:bookmarkStart w:id="10" w:name="_Toc230615325"/>
+      <w:bookmarkStart w:id="11" w:name="_Toc230894985"/>
       <w:r>
         <w:t>2.1.1 Классификация и структура данных БПЛА</w:t>
       </w:r>
-      <w:bookmarkEnd w:id="10"/>
+      <w:bookmarkEnd w:id="11"/>
     </w:p>
     <w:p>
       <w:r>
@@ -6269,11 +6827,11 @@
       <w:pPr>
         <w:pStyle w:val="3"/>
       </w:pPr>
-      <w:bookmarkStart w:id="11" w:name="_Toc230615326"/>
+      <w:bookmarkStart w:id="12" w:name="_Toc230894986"/>
       <w:r>
         <w:t>2.1.2 Источники данных: реальный полёт (физический БПЛА)</w:t>
       </w:r>
-      <w:bookmarkEnd w:id="11"/>
+      <w:bookmarkEnd w:id="12"/>
     </w:p>
     <w:p>
       <w:r>
@@ -6588,11 +7146,11 @@
       <w:pPr>
         <w:pStyle w:val="3"/>
       </w:pPr>
-      <w:bookmarkStart w:id="12" w:name="_Toc230615327"/>
+      <w:bookmarkStart w:id="13" w:name="_Toc230894987"/>
       <w:r>
         <w:t>2.1.3 Источники данных: виртуальный полёт (цифровой двойник)</w:t>
       </w:r>
-      <w:bookmarkEnd w:id="12"/>
+      <w:bookmarkEnd w:id="13"/>
     </w:p>
     <w:p>
       <w:r>
@@ -6897,11 +7455,11 @@
       <w:pPr>
         <w:pStyle w:val="2"/>
       </w:pPr>
-      <w:bookmarkStart w:id="13" w:name="_Toc230615328"/>
+      <w:bookmarkStart w:id="14" w:name="_Toc230894988"/>
       <w:r>
         <w:t>2.2 Математическая модель динамики БПЛА</w:t>
       </w:r>
-      <w:bookmarkEnd w:id="13"/>
+      <w:bookmarkEnd w:id="14"/>
     </w:p>
     <w:p>
       <w:r>
@@ -6912,11 +7470,11 @@
       <w:pPr>
         <w:pStyle w:val="3"/>
       </w:pPr>
-      <w:bookmarkStart w:id="14" w:name="_Toc230615329"/>
+      <w:bookmarkStart w:id="15" w:name="_Toc230894989"/>
       <w:r>
         <w:t>2.2.1 Системы координат и переменные состояния</w:t>
       </w:r>
-      <w:bookmarkEnd w:id="14"/>
+      <w:bookmarkEnd w:id="15"/>
     </w:p>
     <w:p>
       <w:r>
@@ -7392,11 +7950,11 @@
       <w:pPr>
         <w:pStyle w:val="3"/>
       </w:pPr>
-      <w:bookmarkStart w:id="15" w:name="_Toc230615330"/>
+      <w:bookmarkStart w:id="16" w:name="_Toc230894990"/>
       <w:r>
         <w:t>2.2.2 Уравнения динамики поступательного движения</w:t>
       </w:r>
-      <w:bookmarkEnd w:id="15"/>
+      <w:bookmarkEnd w:id="16"/>
     </w:p>
     <w:p>
       <w:r>
@@ -7823,12 +8381,12 @@
       <w:pPr>
         <w:pStyle w:val="3"/>
       </w:pPr>
-      <w:bookmarkStart w:id="16" w:name="_Toc230615331"/>
+      <w:bookmarkStart w:id="17" w:name="_Toc230894991"/>
       <w:r>
         <w:lastRenderedPageBreak/>
         <w:t>2.2.3 Уравнения динамики вращательного движения</w:t>
       </w:r>
-      <w:bookmarkEnd w:id="16"/>
+      <w:bookmarkEnd w:id="17"/>
     </w:p>
     <w:p>
       <w:r>
@@ -8575,11 +9133,11 @@
       <w:pPr>
         <w:pStyle w:val="3"/>
       </w:pPr>
-      <w:bookmarkStart w:id="17" w:name="_Toc230615332"/>
+      <w:bookmarkStart w:id="18" w:name="_Toc230894992"/>
       <w:r>
         <w:t>2.2.4 Кинематические соотношения Эйлера</w:t>
       </w:r>
-      <w:bookmarkEnd w:id="17"/>
+      <w:bookmarkEnd w:id="18"/>
     </w:p>
     <w:p>
       <w:r>
@@ -8879,11 +9437,11 @@
       <w:pPr>
         <w:pStyle w:val="3"/>
       </w:pPr>
-      <w:bookmarkStart w:id="18" w:name="_Toc230615333"/>
+      <w:bookmarkStart w:id="19" w:name="_Toc230894993"/>
       <w:r>
         <w:t>2.2.5 Модель силовой установки и управление</w:t>
       </w:r>
-      <w:bookmarkEnd w:id="18"/>
+      <w:bookmarkEnd w:id="19"/>
     </w:p>
     <w:p>
       <w:r>
@@ -9963,11 +10521,11 @@
       <w:pPr>
         <w:pStyle w:val="3"/>
       </w:pPr>
-      <w:bookmarkStart w:id="19" w:name="_Toc230615334"/>
+      <w:bookmarkStart w:id="20" w:name="_Toc230894994"/>
       <w:r>
         <w:t>2.2.6 Моделирование аэродинамических помех</w:t>
       </w:r>
-      <w:bookmarkEnd w:id="19"/>
+      <w:bookmarkEnd w:id="20"/>
     </w:p>
     <w:p>
       <w:r>
@@ -10152,25 +10710,24 @@
       <w:pPr>
         <w:pStyle w:val="2"/>
       </w:pPr>
-      <w:bookmarkStart w:id="20" w:name="_Toc230615335"/>
+      <w:bookmarkStart w:id="21" w:name="_Toc230894995"/>
       <w:r>
         <w:t>2.3 Архитектура программного комплекса</w:t>
       </w:r>
-      <w:bookmarkEnd w:id="20"/>
+      <w:bookmarkEnd w:id="21"/>
     </w:p>
     <w:p>
       <w:pPr>
         <w:pStyle w:val="3"/>
       </w:pPr>
-      <w:r>
-        <w:t>2.</w:t>
-      </w:r>
-      <w:r>
-        <w:t xml:space="preserve">3.1 </w:t>
+      <w:bookmarkStart w:id="22" w:name="_Toc230894996"/>
+      <w:r>
+        <w:t xml:space="preserve">2.3.1 </w:t>
       </w:r>
       <w:r>
         <w:t>Обоснование выбора технологического стека</w:t>
       </w:r>
+      <w:bookmarkEnd w:id="22"/>
     </w:p>
     <w:p>
       <w:r>
@@ -10378,15 +10935,14 @@
       <w:pPr>
         <w:pStyle w:val="3"/>
       </w:pPr>
-      <w:r>
-        <w:t>2.</w:t>
-      </w:r>
-      <w:r>
-        <w:t xml:space="preserve">3.2 </w:t>
+      <w:bookmarkStart w:id="23" w:name="_Toc230894997"/>
+      <w:r>
+        <w:t xml:space="preserve">2.3.2 </w:t>
       </w:r>
       <w:r>
         <w:t>Математическая модель динамики БПЛА и сенсоров</w:t>
       </w:r>
+      <w:bookmarkEnd w:id="23"/>
     </w:p>
     <w:p>
       <w:r>
@@ -10406,16 +10962,15 @@
       <w:pPr>
         <w:pStyle w:val="3"/>
       </w:pPr>
+      <w:bookmarkStart w:id="24" w:name="_Toc230894998"/>
       <w:r>
         <w:lastRenderedPageBreak/>
-        <w:t>2.</w:t>
-      </w:r>
-      <w:r>
-        <w:t xml:space="preserve">3.3 </w:t>
+        <w:t xml:space="preserve">2.3.3 </w:t>
       </w:r>
       <w:r>
         <w:t>Организация обмена данными в реальном времени</w:t>
       </w:r>
+      <w:bookmarkEnd w:id="24"/>
     </w:p>
     <w:p>
       <w:r>
@@ -10531,15 +11086,14 @@
       <w:pPr>
         <w:pStyle w:val="3"/>
       </w:pPr>
-      <w:r>
-        <w:t>2.</w:t>
-      </w:r>
-      <w:r>
-        <w:t xml:space="preserve">3.4 </w:t>
+      <w:bookmarkStart w:id="25" w:name="_Toc230894999"/>
+      <w:r>
+        <w:t xml:space="preserve">2.3.4 </w:t>
       </w:r>
       <w:r>
         <w:t>Модуль сравнения траекторий и расчёт метрик</w:t>
       </w:r>
+      <w:bookmarkEnd w:id="25"/>
     </w:p>
     <w:p>
       <w:r>
@@ -10583,12 +11137,10 @@
       <w:pPr>
         <w:pStyle w:val="3"/>
       </w:pPr>
+      <w:bookmarkStart w:id="26" w:name="_Toc230895000"/>
       <w:r>
         <w:lastRenderedPageBreak/>
-        <w:t>2.</w:t>
-      </w:r>
-      <w:r>
-        <w:t>3.5 Организация х</w:t>
+        <w:t>2.3.5 Организация х</w:t>
       </w:r>
       <w:r>
         <w:t>ранени</w:t>
@@ -10599,6 +11151,7 @@
       <w:r>
         <w:t xml:space="preserve"> данных</w:t>
       </w:r>
+      <w:bookmarkEnd w:id="26"/>
     </w:p>
     <w:p>
       <w:r>
@@ -10729,11 +11282,9 @@
       <w:pPr>
         <w:pStyle w:val="3"/>
       </w:pPr>
-      <w:r>
-        <w:t>2.</w:t>
-      </w:r>
-      <w:r>
-        <w:t xml:space="preserve">3.6 </w:t>
+      <w:bookmarkStart w:id="27" w:name="_Toc230895001"/>
+      <w:r>
+        <w:t xml:space="preserve">2.3.6 </w:t>
       </w:r>
       <w:r>
         <w:t>Клиентская часть</w:t>
@@ -10744,6 +11295,7 @@
       <w:r>
         <w:t>веб-приложения</w:t>
       </w:r>
+      <w:bookmarkEnd w:id="27"/>
     </w:p>
     <w:p>
       <w:r>
@@ -10846,27 +11398,14 @@
       <w:pPr>
         <w:pStyle w:val="3"/>
       </w:pPr>
-      <w:r>
-        <w:t>2.</w:t>
-      </w:r>
-      <w:r>
-        <w:t>3.7 О</w:t>
-      </w:r>
-      <w:r>
-        <w:t>б</w:t>
-      </w:r>
-      <w:r>
-        <w:t xml:space="preserve">еспечение </w:t>
-      </w:r>
-      <w:r>
-        <w:t>безопасности</w:t>
-      </w:r>
-      <w:r>
-        <w:t xml:space="preserve"> </w:t>
+      <w:bookmarkStart w:id="28" w:name="_Toc230895002"/>
+      <w:r>
+        <w:t xml:space="preserve">2.3.7 Обеспечение безопасности </w:t>
       </w:r>
       <w:r>
         <w:t>веб-приложения</w:t>
       </w:r>
+      <w:bookmarkEnd w:id="28"/>
     </w:p>
     <w:p>
       <w:r>
@@ -11115,18 +11654,15 @@
       <w:pPr>
         <w:pStyle w:val="3"/>
       </w:pPr>
-      <w:bookmarkStart w:id="21" w:name="_GoBack"/>
-      <w:r>
-        <w:t>2.</w:t>
-      </w:r>
-      <w:r>
-        <w:t xml:space="preserve">3.8 </w:t>
+      <w:bookmarkStart w:id="29" w:name="_Toc230895003"/>
+      <w:r>
+        <w:t xml:space="preserve">2.3.8 </w:t>
       </w:r>
       <w:r>
         <w:t>Мониторинг и логирование</w:t>
       </w:r>
-    </w:p>
-    <w:bookmarkEnd w:id="21"/>
+      <w:bookmarkEnd w:id="29"/>
+    </w:p>
     <w:p>
       <w:r>
         <w:t xml:space="preserve">Мониторинг работоспособности и производительности системы осуществляется с использованием стека </w:t>
@@ -11324,12 +11860,12 @@
         <w:pStyle w:val="1"/>
         <w:ind w:left="10"/>
       </w:pPr>
-      <w:bookmarkStart w:id="22" w:name="_Toc230615336"/>
+      <w:bookmarkStart w:id="30" w:name="_Toc230895004"/>
       <w:r>
         <w:lastRenderedPageBreak/>
         <w:t>Список использованных источников</w:t>
       </w:r>
-      <w:bookmarkEnd w:id="22"/>
+      <w:bookmarkEnd w:id="30"/>
     </w:p>
     <w:p>
       <w:pPr>
@@ -20581,7 +21117,7 @@
 </file>
 
 <file path=customXml/itemProps1.xml><?xml version="1.0" encoding="utf-8"?>
-<ds:datastoreItem xmlns:ds="http://schemas.openxmlformats.org/officeDocument/2006/customXml" ds:itemID="{7074101A-CD9F-4390-92B6-9B6D36A684A5}">
+<ds:datastoreItem xmlns:ds="http://schemas.openxmlformats.org/officeDocument/2006/customXml" ds:itemID="{B4C204C0-F88C-4501-B4DE-F7E1D4FFADB4}">
   <ds:schemaRefs>
     <ds:schemaRef ds:uri="http://schemas.openxmlformats.org/officeDocument/2006/bibliography"/>
   </ds:schemaRefs>

--- a/M1 Course/Научная работа/НР.docx
+++ b/M1 Course/Научная работа/НР.docx
@@ -288,10 +288,6 @@
         <w:p>
           <w:pPr>
             <w:pStyle w:val="11"/>
-            <w:tabs>
-              <w:tab w:val="right" w:leader="dot" w:pos="9364"/>
-            </w:tabs>
-            <w:ind w:firstLine="0"/>
             <w:rPr>
               <w:rFonts w:asciiTheme="minorHAnsi" w:eastAsiaTheme="minorEastAsia" w:hAnsiTheme="minorHAnsi" w:cstheme="minorBidi"/>
               <w:noProof/>
@@ -308,7 +304,7 @@
           <w:r>
             <w:fldChar w:fldCharType="separate"/>
           </w:r>
-          <w:hyperlink w:anchor="_Toc230894975" w:history="1">
+          <w:hyperlink w:anchor="_Toc231164704" w:history="1">
             <w:r>
               <w:rPr>
                 <w:rStyle w:val="a4"/>
@@ -335,7 +331,7 @@
                 <w:noProof/>
                 <w:webHidden/>
               </w:rPr>
-              <w:instrText xml:space="preserve"> PAGEREF _Toc230894975 \h </w:instrText>
+              <w:instrText xml:space="preserve"> PAGEREF _Toc231164704 \h </w:instrText>
             </w:r>
             <w:r>
               <w:rPr>
@@ -369,10 +365,6 @@
         <w:p>
           <w:pPr>
             <w:pStyle w:val="11"/>
-            <w:tabs>
-              <w:tab w:val="right" w:leader="dot" w:pos="9364"/>
-            </w:tabs>
-            <w:ind w:firstLine="0"/>
             <w:rPr>
               <w:rFonts w:asciiTheme="minorHAnsi" w:eastAsiaTheme="minorEastAsia" w:hAnsiTheme="minorHAnsi" w:cstheme="minorBidi"/>
               <w:noProof/>
@@ -380,7 +372,7 @@
               <w:sz w:val="22"/>
             </w:rPr>
           </w:pPr>
-          <w:hyperlink w:anchor="_Toc230894976" w:history="1">
+          <w:hyperlink w:anchor="_Toc231164705" w:history="1">
             <w:r>
               <w:rPr>
                 <w:rStyle w:val="a4"/>
@@ -407,7 +399,7 @@
                 <w:noProof/>
                 <w:webHidden/>
               </w:rPr>
-              <w:instrText xml:space="preserve"> PAGEREF _Toc230894976 \h </w:instrText>
+              <w:instrText xml:space="preserve"> PAGEREF _Toc231164705 \h </w:instrText>
             </w:r>
             <w:r>
               <w:rPr>
@@ -449,7 +441,7 @@
               <w:sz w:val="22"/>
             </w:rPr>
           </w:pPr>
-          <w:hyperlink w:anchor="_Toc230894977" w:history="1">
+          <w:hyperlink w:anchor="_Toc231164706" w:history="1">
             <w:r>
               <w:rPr>
                 <w:rStyle w:val="a4"/>
@@ -484,7 +476,7 @@
                 <w:noProof/>
                 <w:webHidden/>
               </w:rPr>
-              <w:instrText xml:space="preserve"> PAGEREF _Toc230894977 \h </w:instrText>
+              <w:instrText xml:space="preserve"> PAGEREF _Toc231164706 \h </w:instrText>
             </w:r>
             <w:r>
               <w:rPr>
@@ -526,7 +518,7 @@
               <w:sz w:val="22"/>
             </w:rPr>
           </w:pPr>
-          <w:hyperlink w:anchor="_Toc230894978" w:history="1">
+          <w:hyperlink w:anchor="_Toc231164707" w:history="1">
             <w:r>
               <w:rPr>
                 <w:rStyle w:val="a4"/>
@@ -553,7 +545,7 @@
                 <w:noProof/>
                 <w:webHidden/>
               </w:rPr>
-              <w:instrText xml:space="preserve"> PAGEREF _Toc230894978 \h </w:instrText>
+              <w:instrText xml:space="preserve"> PAGEREF _Toc231164707 \h </w:instrText>
             </w:r>
             <w:r>
               <w:rPr>
@@ -595,7 +587,7 @@
               <w:sz w:val="22"/>
             </w:rPr>
           </w:pPr>
-          <w:hyperlink w:anchor="_Toc230894979" w:history="1">
+          <w:hyperlink w:anchor="_Toc231164708" w:history="1">
             <w:r>
               <w:rPr>
                 <w:rStyle w:val="a4"/>
@@ -622,7 +614,7 @@
                 <w:noProof/>
                 <w:webHidden/>
               </w:rPr>
-              <w:instrText xml:space="preserve"> PAGEREF _Toc230894979 \h </w:instrText>
+              <w:instrText xml:space="preserve"> PAGEREF _Toc231164708 \h </w:instrText>
             </w:r>
             <w:r>
               <w:rPr>
@@ -664,7 +656,7 @@
               <w:sz w:val="22"/>
             </w:rPr>
           </w:pPr>
-          <w:hyperlink w:anchor="_Toc230894980" w:history="1">
+          <w:hyperlink w:anchor="_Toc231164709" w:history="1">
             <w:r>
               <w:rPr>
                 <w:rStyle w:val="a4"/>
@@ -691,7 +683,7 @@
                 <w:noProof/>
                 <w:webHidden/>
               </w:rPr>
-              <w:instrText xml:space="preserve"> PAGEREF _Toc230894980 \h </w:instrText>
+              <w:instrText xml:space="preserve"> PAGEREF _Toc231164709 \h </w:instrText>
             </w:r>
             <w:r>
               <w:rPr>
@@ -733,7 +725,7 @@
               <w:sz w:val="22"/>
             </w:rPr>
           </w:pPr>
-          <w:hyperlink w:anchor="_Toc230894981" w:history="1">
+          <w:hyperlink w:anchor="_Toc231164710" w:history="1">
             <w:r>
               <w:rPr>
                 <w:rStyle w:val="a4"/>
@@ -760,7 +752,7 @@
                 <w:noProof/>
                 <w:webHidden/>
               </w:rPr>
-              <w:instrText xml:space="preserve"> PAGEREF _Toc230894981 \h </w:instrText>
+              <w:instrText xml:space="preserve"> PAGEREF _Toc231164710 \h </w:instrText>
             </w:r>
             <w:r>
               <w:rPr>
@@ -802,7 +794,7 @@
               <w:sz w:val="22"/>
             </w:rPr>
           </w:pPr>
-          <w:hyperlink w:anchor="_Toc230894982" w:history="1">
+          <w:hyperlink w:anchor="_Toc231164711" w:history="1">
             <w:r>
               <w:rPr>
                 <w:rStyle w:val="a4"/>
@@ -829,7 +821,7 @@
                 <w:noProof/>
                 <w:webHidden/>
               </w:rPr>
-              <w:instrText xml:space="preserve"> PAGEREF _Toc230894982 \h </w:instrText>
+              <w:instrText xml:space="preserve"> PAGEREF _Toc231164711 \h </w:instrText>
             </w:r>
             <w:r>
               <w:rPr>
@@ -863,10 +855,6 @@
         <w:p>
           <w:pPr>
             <w:pStyle w:val="11"/>
-            <w:tabs>
-              <w:tab w:val="right" w:leader="dot" w:pos="9364"/>
-            </w:tabs>
-            <w:ind w:firstLine="0"/>
             <w:rPr>
               <w:rFonts w:asciiTheme="minorHAnsi" w:eastAsiaTheme="minorEastAsia" w:hAnsiTheme="minorHAnsi" w:cstheme="minorBidi"/>
               <w:noProof/>
@@ -874,7 +862,7 @@
               <w:sz w:val="22"/>
             </w:rPr>
           </w:pPr>
-          <w:hyperlink w:anchor="_Toc230894983" w:history="1">
+          <w:hyperlink w:anchor="_Toc231164712" w:history="1">
             <w:r>
               <w:rPr>
                 <w:rStyle w:val="a4"/>
@@ -901,7 +889,7 @@
                 <w:noProof/>
                 <w:webHidden/>
               </w:rPr>
-              <w:instrText xml:space="preserve"> PAGEREF _Toc230894983 \h </w:instrText>
+              <w:instrText xml:space="preserve"> PAGEREF _Toc231164712 \h </w:instrText>
             </w:r>
             <w:r>
               <w:rPr>
@@ -943,7 +931,7 @@
               <w:sz w:val="22"/>
             </w:rPr>
           </w:pPr>
-          <w:hyperlink w:anchor="_Toc230894984" w:history="1">
+          <w:hyperlink w:anchor="_Toc231164713" w:history="1">
             <w:r>
               <w:rPr>
                 <w:rStyle w:val="a4"/>
@@ -970,7 +958,7 @@
                 <w:noProof/>
                 <w:webHidden/>
               </w:rPr>
-              <w:instrText xml:space="preserve"> PAGEREF _Toc230894984 \h </w:instrText>
+              <w:instrText xml:space="preserve"> PAGEREF _Toc231164713 \h </w:instrText>
             </w:r>
             <w:r>
               <w:rPr>
@@ -1015,7 +1003,7 @@
               <w:sz w:val="22"/>
             </w:rPr>
           </w:pPr>
-          <w:hyperlink w:anchor="_Toc230894985" w:history="1">
+          <w:hyperlink w:anchor="_Toc231164714" w:history="1">
             <w:r>
               <w:rPr>
                 <w:rStyle w:val="a4"/>
@@ -1042,7 +1030,7 @@
                 <w:noProof/>
                 <w:webHidden/>
               </w:rPr>
-              <w:instrText xml:space="preserve"> PAGEREF _Toc230894985 \h </w:instrText>
+              <w:instrText xml:space="preserve"> PAGEREF _Toc231164714 \h </w:instrText>
             </w:r>
             <w:r>
               <w:rPr>
@@ -1087,7 +1075,7 @@
               <w:sz w:val="22"/>
             </w:rPr>
           </w:pPr>
-          <w:hyperlink w:anchor="_Toc230894986" w:history="1">
+          <w:hyperlink w:anchor="_Toc231164715" w:history="1">
             <w:r>
               <w:rPr>
                 <w:rStyle w:val="a4"/>
@@ -1114,7 +1102,7 @@
                 <w:noProof/>
                 <w:webHidden/>
               </w:rPr>
-              <w:instrText xml:space="preserve"> PAGEREF _Toc230894986 \h </w:instrText>
+              <w:instrText xml:space="preserve"> PAGEREF _Toc231164715 \h </w:instrText>
             </w:r>
             <w:r>
               <w:rPr>
@@ -1159,7 +1147,7 @@
               <w:sz w:val="22"/>
             </w:rPr>
           </w:pPr>
-          <w:hyperlink w:anchor="_Toc230894987" w:history="1">
+          <w:hyperlink w:anchor="_Toc231164716" w:history="1">
             <w:r>
               <w:rPr>
                 <w:rStyle w:val="a4"/>
@@ -1186,7 +1174,7 @@
                 <w:noProof/>
                 <w:webHidden/>
               </w:rPr>
-              <w:instrText xml:space="preserve"> PAGEREF _Toc230894987 \h </w:instrText>
+              <w:instrText xml:space="preserve"> PAGEREF _Toc231164716 \h </w:instrText>
             </w:r>
             <w:r>
               <w:rPr>
@@ -1228,7 +1216,7 @@
               <w:sz w:val="22"/>
             </w:rPr>
           </w:pPr>
-          <w:hyperlink w:anchor="_Toc230894988" w:history="1">
+          <w:hyperlink w:anchor="_Toc231164717" w:history="1">
             <w:r>
               <w:rPr>
                 <w:rStyle w:val="a4"/>
@@ -1255,7 +1243,7 @@
                 <w:noProof/>
                 <w:webHidden/>
               </w:rPr>
-              <w:instrText xml:space="preserve"> PAGEREF _Toc230894988 \h </w:instrText>
+              <w:instrText xml:space="preserve"> PAGEREF _Toc231164717 \h </w:instrText>
             </w:r>
             <w:r>
               <w:rPr>
@@ -1300,7 +1288,7 @@
               <w:sz w:val="22"/>
             </w:rPr>
           </w:pPr>
-          <w:hyperlink w:anchor="_Toc230894989" w:history="1">
+          <w:hyperlink w:anchor="_Toc231164718" w:history="1">
             <w:r>
               <w:rPr>
                 <w:rStyle w:val="a4"/>
@@ -1327,7 +1315,7 @@
                 <w:noProof/>
                 <w:webHidden/>
               </w:rPr>
-              <w:instrText xml:space="preserve"> PAGEREF _Toc230894989 \h </w:instrText>
+              <w:instrText xml:space="preserve"> PAGEREF _Toc231164718 \h </w:instrText>
             </w:r>
             <w:r>
               <w:rPr>
@@ -1372,7 +1360,7 @@
               <w:sz w:val="22"/>
             </w:rPr>
           </w:pPr>
-          <w:hyperlink w:anchor="_Toc230894990" w:history="1">
+          <w:hyperlink w:anchor="_Toc231164719" w:history="1">
             <w:r>
               <w:rPr>
                 <w:rStyle w:val="a4"/>
@@ -1399,7 +1387,7 @@
                 <w:noProof/>
                 <w:webHidden/>
               </w:rPr>
-              <w:instrText xml:space="preserve"> PAGEREF _Toc230894990 \h </w:instrText>
+              <w:instrText xml:space="preserve"> PAGEREF _Toc231164719 \h </w:instrText>
             </w:r>
             <w:r>
               <w:rPr>
@@ -1444,7 +1432,7 @@
               <w:sz w:val="22"/>
             </w:rPr>
           </w:pPr>
-          <w:hyperlink w:anchor="_Toc230894991" w:history="1">
+          <w:hyperlink w:anchor="_Toc231164720" w:history="1">
             <w:r>
               <w:rPr>
                 <w:rStyle w:val="a4"/>
@@ -1471,7 +1459,7 @@
                 <w:noProof/>
                 <w:webHidden/>
               </w:rPr>
-              <w:instrText xml:space="preserve"> PAGEREF _Toc230894991 \h </w:instrText>
+              <w:instrText xml:space="preserve"> PAGEREF _Toc231164720 \h </w:instrText>
             </w:r>
             <w:r>
               <w:rPr>
@@ -1516,7 +1504,7 @@
               <w:sz w:val="22"/>
             </w:rPr>
           </w:pPr>
-          <w:hyperlink w:anchor="_Toc230894992" w:history="1">
+          <w:hyperlink w:anchor="_Toc231164721" w:history="1">
             <w:r>
               <w:rPr>
                 <w:rStyle w:val="a4"/>
@@ -1543,7 +1531,7 @@
                 <w:noProof/>
                 <w:webHidden/>
               </w:rPr>
-              <w:instrText xml:space="preserve"> PAGEREF _Toc230894992 \h </w:instrText>
+              <w:instrText xml:space="preserve"> PAGEREF _Toc231164721 \h </w:instrText>
             </w:r>
             <w:r>
               <w:rPr>
@@ -1588,7 +1576,7 @@
               <w:sz w:val="22"/>
             </w:rPr>
           </w:pPr>
-          <w:hyperlink w:anchor="_Toc230894993" w:history="1">
+          <w:hyperlink w:anchor="_Toc231164722" w:history="1">
             <w:r>
               <w:rPr>
                 <w:rStyle w:val="a4"/>
@@ -1615,7 +1603,7 @@
                 <w:noProof/>
                 <w:webHidden/>
               </w:rPr>
-              <w:instrText xml:space="preserve"> PAGEREF _Toc230894993 \h </w:instrText>
+              <w:instrText xml:space="preserve"> PAGEREF _Toc231164722 \h </w:instrText>
             </w:r>
             <w:r>
               <w:rPr>
@@ -1660,7 +1648,7 @@
               <w:sz w:val="22"/>
             </w:rPr>
           </w:pPr>
-          <w:hyperlink w:anchor="_Toc230894994" w:history="1">
+          <w:hyperlink w:anchor="_Toc231164723" w:history="1">
             <w:r>
               <w:rPr>
                 <w:rStyle w:val="a4"/>
@@ -1687,7 +1675,7 @@
                 <w:noProof/>
                 <w:webHidden/>
               </w:rPr>
-              <w:instrText xml:space="preserve"> PAGEREF _Toc230894994 \h </w:instrText>
+              <w:instrText xml:space="preserve"> PAGEREF _Toc231164723 \h </w:instrText>
             </w:r>
             <w:r>
               <w:rPr>
@@ -1729,7 +1717,7 @@
               <w:sz w:val="22"/>
             </w:rPr>
           </w:pPr>
-          <w:hyperlink w:anchor="_Toc230894995" w:history="1">
+          <w:hyperlink w:anchor="_Toc231164724" w:history="1">
             <w:r>
               <w:rPr>
                 <w:rStyle w:val="a4"/>
@@ -1756,7 +1744,7 @@
                 <w:noProof/>
                 <w:webHidden/>
               </w:rPr>
-              <w:instrText xml:space="preserve"> PAGEREF _Toc230894995 \h </w:instrText>
+              <w:instrText xml:space="preserve"> PAGEREF _Toc231164724 \h </w:instrText>
             </w:r>
             <w:r>
               <w:rPr>
@@ -1801,13 +1789,13 @@
               <w:sz w:val="22"/>
             </w:rPr>
           </w:pPr>
-          <w:hyperlink w:anchor="_Toc230894996" w:history="1">
+          <w:hyperlink w:anchor="_Toc231164725" w:history="1">
             <w:r>
               <w:rPr>
                 <w:rStyle w:val="a4"/>
                 <w:noProof/>
               </w:rPr>
-              <w:t>2.3.1 Обоснование выбора технологического стека</w:t>
+              <w:t>2.3.1 Лог-файл как центральное понятие архитектуры</w:t>
             </w:r>
             <w:r>
               <w:rPr>
@@ -1828,7 +1816,7 @@
                 <w:noProof/>
                 <w:webHidden/>
               </w:rPr>
-              <w:instrText xml:space="preserve"> PAGEREF _Toc230894996 \h </w:instrText>
+              <w:instrText xml:space="preserve"> PAGEREF _Toc231164725 \h </w:instrText>
             </w:r>
             <w:r>
               <w:rPr>
@@ -1873,13 +1861,13 @@
               <w:sz w:val="22"/>
             </w:rPr>
           </w:pPr>
-          <w:hyperlink w:anchor="_Toc230894997" w:history="1">
+          <w:hyperlink w:anchor="_Toc231164726" w:history="1">
             <w:r>
               <w:rPr>
                 <w:rStyle w:val="a4"/>
                 <w:noProof/>
               </w:rPr>
-              <w:t>2.3.2 Математическая модель динамики БПЛА и сенсоров</w:t>
+              <w:t>2.3.2 Общая схема взаимодействия компонентов</w:t>
             </w:r>
             <w:r>
               <w:rPr>
@@ -1900,7 +1888,7 @@
                 <w:noProof/>
                 <w:webHidden/>
               </w:rPr>
-              <w:instrText xml:space="preserve"> PAGEREF _Toc230894997 \h </w:instrText>
+              <w:instrText xml:space="preserve"> PAGEREF _Toc231164726 \h </w:instrText>
             </w:r>
             <w:r>
               <w:rPr>
@@ -1920,7 +1908,7 @@
                 <w:noProof/>
                 <w:webHidden/>
               </w:rPr>
-              <w:t>29</w:t>
+              <w:t>28</w:t>
             </w:r>
             <w:r>
               <w:rPr>
@@ -1945,13 +1933,13 @@
               <w:sz w:val="22"/>
             </w:rPr>
           </w:pPr>
-          <w:hyperlink w:anchor="_Toc230894998" w:history="1">
+          <w:hyperlink w:anchor="_Toc231164727" w:history="1">
             <w:r>
               <w:rPr>
                 <w:rStyle w:val="a4"/>
                 <w:noProof/>
               </w:rPr>
-              <w:t>2.3.3 Организация обмена данными в реальном времени</w:t>
+              <w:t>2.3.3 Модуль приёма и парсинга полётных логов</w:t>
             </w:r>
             <w:r>
               <w:rPr>
@@ -1972,7 +1960,7 @@
                 <w:noProof/>
                 <w:webHidden/>
               </w:rPr>
-              <w:instrText xml:space="preserve"> PAGEREF _Toc230894998 \h </w:instrText>
+              <w:instrText xml:space="preserve"> PAGEREF _Toc231164727 \h </w:instrText>
             </w:r>
             <w:r>
               <w:rPr>
@@ -1992,7 +1980,7 @@
                 <w:noProof/>
                 <w:webHidden/>
               </w:rPr>
-              <w:t>30</w:t>
+              <w:t>29</w:t>
             </w:r>
             <w:r>
               <w:rPr>
@@ -2017,13 +2005,13 @@
               <w:sz w:val="22"/>
             </w:rPr>
           </w:pPr>
-          <w:hyperlink w:anchor="_Toc230894999" w:history="1">
+          <w:hyperlink w:anchor="_Toc231164728" w:history="1">
             <w:r>
               <w:rPr>
                 <w:rStyle w:val="a4"/>
                 <w:noProof/>
               </w:rPr>
-              <w:t>2.3.4 Модуль сравнения траекторий и расчёт метрик</w:t>
+              <w:t>2.3.4 Предобработка и нормализация данных</w:t>
             </w:r>
             <w:r>
               <w:rPr>
@@ -2044,7 +2032,7 @@
                 <w:noProof/>
                 <w:webHidden/>
               </w:rPr>
-              <w:instrText xml:space="preserve"> PAGEREF _Toc230894999 \h </w:instrText>
+              <w:instrText xml:space="preserve"> PAGEREF _Toc231164728 \h </w:instrText>
             </w:r>
             <w:r>
               <w:rPr>
@@ -2064,7 +2052,7 @@
                 <w:noProof/>
                 <w:webHidden/>
               </w:rPr>
-              <w:t>31</w:t>
+              <w:t>30</w:t>
             </w:r>
             <w:r>
               <w:rPr>
@@ -2089,13 +2077,13 @@
               <w:sz w:val="22"/>
             </w:rPr>
           </w:pPr>
-          <w:hyperlink w:anchor="_Toc230895000" w:history="1">
+          <w:hyperlink w:anchor="_Toc231164729" w:history="1">
             <w:r>
               <w:rPr>
                 <w:rStyle w:val="a4"/>
                 <w:noProof/>
               </w:rPr>
-              <w:t>2.3.5 Организация хранения данных</w:t>
+              <w:t>2.3.5 Хранение и индексация полётных данных</w:t>
             </w:r>
             <w:r>
               <w:rPr>
@@ -2116,7 +2104,7 @@
                 <w:noProof/>
                 <w:webHidden/>
               </w:rPr>
-              <w:instrText xml:space="preserve"> PAGEREF _Toc230895000 \h </w:instrText>
+              <w:instrText xml:space="preserve"> PAGEREF _Toc231164729 \h </w:instrText>
             </w:r>
             <w:r>
               <w:rPr>
@@ -2136,7 +2124,7 @@
                 <w:noProof/>
                 <w:webHidden/>
               </w:rPr>
-              <w:t>32</w:t>
+              <w:t>31</w:t>
             </w:r>
             <w:r>
               <w:rPr>
@@ -2161,13 +2149,13 @@
               <w:sz w:val="22"/>
             </w:rPr>
           </w:pPr>
-          <w:hyperlink w:anchor="_Toc230895001" w:history="1">
+          <w:hyperlink w:anchor="_Toc231164730" w:history="1">
             <w:r>
               <w:rPr>
                 <w:rStyle w:val="a4"/>
                 <w:noProof/>
               </w:rPr>
-              <w:t>2.3.6 Клиентская часть веб-приложения</w:t>
+              <w:t>2.3.6 Визуализация траектории и телеметрии</w:t>
             </w:r>
             <w:r>
               <w:rPr>
@@ -2188,7 +2176,7 @@
                 <w:noProof/>
                 <w:webHidden/>
               </w:rPr>
-              <w:instrText xml:space="preserve"> PAGEREF _Toc230895001 \h </w:instrText>
+              <w:instrText xml:space="preserve"> PAGEREF _Toc231164730 \h </w:instrText>
             </w:r>
             <w:r>
               <w:rPr>
@@ -2208,7 +2196,7 @@
                 <w:noProof/>
                 <w:webHidden/>
               </w:rPr>
-              <w:t>32</w:t>
+              <w:t>31</w:t>
             </w:r>
             <w:r>
               <w:rPr>
@@ -2233,13 +2221,13 @@
               <w:sz w:val="22"/>
             </w:rPr>
           </w:pPr>
-          <w:hyperlink w:anchor="_Toc230895002" w:history="1">
+          <w:hyperlink w:anchor="_Toc231164731" w:history="1">
             <w:r>
               <w:rPr>
                 <w:rStyle w:val="a4"/>
                 <w:noProof/>
               </w:rPr>
-              <w:t>2.3.7 Обеспечение безопасности веб-приложения</w:t>
+              <w:t>2.3.7 Анализ временной информации и оценка качества полёта</w:t>
             </w:r>
             <w:r>
               <w:rPr>
@@ -2260,7 +2248,7 @@
                 <w:noProof/>
                 <w:webHidden/>
               </w:rPr>
-              <w:instrText xml:space="preserve"> PAGEREF _Toc230895002 \h </w:instrText>
+              <w:instrText xml:space="preserve"> PAGEREF _Toc231164731 \h </w:instrText>
             </w:r>
             <w:r>
               <w:rPr>
@@ -2280,7 +2268,7 @@
                 <w:noProof/>
                 <w:webHidden/>
               </w:rPr>
-              <w:t>33</w:t>
+              <w:t>32</w:t>
             </w:r>
             <w:r>
               <w:rPr>
@@ -2305,13 +2293,13 @@
               <w:sz w:val="22"/>
             </w:rPr>
           </w:pPr>
-          <w:hyperlink w:anchor="_Toc230895003" w:history="1">
+          <w:hyperlink w:anchor="_Toc231164732" w:history="1">
             <w:r>
               <w:rPr>
                 <w:rStyle w:val="a4"/>
                 <w:noProof/>
               </w:rPr>
-              <w:t>2.3.8 Мониторинг и логирование</w:t>
+              <w:t>2.3.8 Построение цифрового двойника на основе лога</w:t>
             </w:r>
             <w:r>
               <w:rPr>
@@ -2332,7 +2320,7 @@
                 <w:noProof/>
                 <w:webHidden/>
               </w:rPr>
-              <w:instrText xml:space="preserve"> PAGEREF _Toc230895003 \h </w:instrText>
+              <w:instrText xml:space="preserve"> PAGEREF _Toc231164732 \h </w:instrText>
             </w:r>
             <w:r>
               <w:rPr>
@@ -2352,7 +2340,7 @@
                 <w:noProof/>
                 <w:webHidden/>
               </w:rPr>
-              <w:t>34</w:t>
+              <w:t>33</w:t>
             </w:r>
             <w:r>
               <w:rPr>
@@ -2365,7 +2353,7 @@
         </w:p>
         <w:p>
           <w:pPr>
-            <w:pStyle w:val="11"/>
+            <w:pStyle w:val="31"/>
             <w:tabs>
               <w:tab w:val="right" w:leader="dot" w:pos="9364"/>
             </w:tabs>
@@ -2377,12 +2365,80 @@
               <w:sz w:val="22"/>
             </w:rPr>
           </w:pPr>
-          <w:hyperlink w:anchor="_Toc230895004" w:history="1">
+          <w:hyperlink w:anchor="_Toc231164733" w:history="1">
             <w:r>
               <w:rPr>
                 <w:rStyle w:val="a4"/>
                 <w:noProof/>
               </w:rPr>
+              <w:t>2.3.9 Технологический стек и развёртывание</w:t>
+            </w:r>
+            <w:r>
+              <w:rPr>
+                <w:noProof/>
+                <w:webHidden/>
+              </w:rPr>
+              <w:tab/>
+            </w:r>
+            <w:r>
+              <w:rPr>
+                <w:noProof/>
+                <w:webHidden/>
+              </w:rPr>
+              <w:fldChar w:fldCharType="begin"/>
+            </w:r>
+            <w:r>
+              <w:rPr>
+                <w:noProof/>
+                <w:webHidden/>
+              </w:rPr>
+              <w:instrText xml:space="preserve"> PAGEREF _Toc231164733 \h </w:instrText>
+            </w:r>
+            <w:r>
+              <w:rPr>
+                <w:noProof/>
+                <w:webHidden/>
+              </w:rPr>
+            </w:r>
+            <w:r>
+              <w:rPr>
+                <w:noProof/>
+                <w:webHidden/>
+              </w:rPr>
+              <w:fldChar w:fldCharType="separate"/>
+            </w:r>
+            <w:r>
+              <w:rPr>
+                <w:noProof/>
+                <w:webHidden/>
+              </w:rPr>
+              <w:t>34</w:t>
+            </w:r>
+            <w:r>
+              <w:rPr>
+                <w:noProof/>
+                <w:webHidden/>
+              </w:rPr>
+              <w:fldChar w:fldCharType="end"/>
+            </w:r>
+          </w:hyperlink>
+        </w:p>
+        <w:p>
+          <w:pPr>
+            <w:pStyle w:val="11"/>
+            <w:rPr>
+              <w:rFonts w:asciiTheme="minorHAnsi" w:eastAsiaTheme="minorEastAsia" w:hAnsiTheme="minorHAnsi" w:cstheme="minorBidi"/>
+              <w:noProof/>
+              <w:color w:val="auto"/>
+              <w:sz w:val="22"/>
+            </w:rPr>
+          </w:pPr>
+          <w:hyperlink w:anchor="_Toc231164734" w:history="1">
+            <w:r>
+              <w:rPr>
+                <w:rStyle w:val="a4"/>
+                <w:noProof/>
+              </w:rPr>
               <w:t>Список использованных источников</w:t>
             </w:r>
             <w:r>
@@ -2404,7 +2460,7 @@
                 <w:noProof/>
                 <w:webHidden/>
               </w:rPr>
-              <w:instrText xml:space="preserve"> PAGEREF _Toc230895004 \h </w:instrText>
+              <w:instrText xml:space="preserve"> PAGEREF _Toc231164734 \h </w:instrText>
             </w:r>
             <w:r>
               <w:rPr>
@@ -2424,7 +2480,7 @@
                 <w:noProof/>
                 <w:webHidden/>
               </w:rPr>
-              <w:t>36</w:t>
+              <w:t>37</w:t>
             </w:r>
             <w:r>
               <w:rPr>
@@ -2463,7 +2519,6 @@
           <w:color w:val="auto"/>
         </w:rPr>
       </w:pPr>
-      <w:bookmarkStart w:id="0" w:name="_Toc230894975"/>
       <w:r>
         <w:br w:type="page"/>
       </w:r>
@@ -2475,6 +2530,7 @@
           <w:bCs/>
         </w:rPr>
       </w:pPr>
+      <w:bookmarkStart w:id="0" w:name="_Toc231164704"/>
       <w:r>
         <w:lastRenderedPageBreak/>
         <w:t>Введение</w:t>
@@ -2833,15 +2889,7 @@
         <w:rPr>
           <w:szCs w:val="28"/>
         </w:rPr>
-        <w:t>Объект исследования – это процесс разработки, тестирования и валидации комплексных систем управления и навигации беспилотных летательных аппаратов мультироторного (вертолетного) или самолетного типа. В бол</w:t>
-      </w:r>
-      <w:bookmarkStart w:id="1" w:name="_GoBack"/>
-      <w:bookmarkEnd w:id="1"/>
-      <w:r>
-        <w:rPr>
-          <w:szCs w:val="28"/>
-        </w:rPr>
-        <w:t>ее широком смысле, объектом является жизненный цикл БПЛА на этапе виртуальных испытаний, где цифровая модель служит основной средой для проверки работоспособности и эффективности всех подсистем.</w:t>
+        <w:t>Объект исследования – это процесс разработки, тестирования и валидации комплексных систем управления и навигации беспилотных летательных аппаратов мультироторного (вертолетного) или самолетного типа. В более широком смысле, объектом является жизненный цикл БПЛА на этапе виртуальных испытаний, где цифровая модель служит основной средой для проверки работоспособности и эффективности всех подсистем.</w:t>
       </w:r>
     </w:p>
     <w:p>
@@ -3590,7 +3638,7 @@
         <w:pStyle w:val="1"/>
         <w:ind w:left="11"/>
       </w:pPr>
-      <w:bookmarkStart w:id="2" w:name="_Toc230894976"/>
+      <w:bookmarkStart w:id="1" w:name="_Toc231164705"/>
       <w:r>
         <w:lastRenderedPageBreak/>
         <w:t xml:space="preserve">1 </w:t>
@@ -3598,7 +3646,7 @@
       <w:r>
         <w:t>ГЛАВА</w:t>
       </w:r>
-      <w:bookmarkEnd w:id="2"/>
+      <w:bookmarkEnd w:id="1"/>
     </w:p>
     <w:p>
       <w:pPr>
@@ -3606,7 +3654,7 @@
         <w:spacing w:before="100" w:beforeAutospacing="1" w:after="100" w:afterAutospacing="1"/>
         <w:ind w:left="360"/>
       </w:pPr>
-      <w:bookmarkStart w:id="3" w:name="_Toc230894977"/>
+      <w:bookmarkStart w:id="2" w:name="_Toc231164706"/>
       <w:r>
         <w:rPr>
           <w:rFonts w:eastAsia="Times New Roman" w:cs="Arial"/>
@@ -3624,7 +3672,7 @@
       <w:r>
         <w:t xml:space="preserve"> предметной области</w:t>
       </w:r>
-      <w:bookmarkEnd w:id="3"/>
+      <w:bookmarkEnd w:id="2"/>
     </w:p>
     <w:p>
       <w:pPr>
@@ -4117,14 +4165,14 @@
         <w:pStyle w:val="2"/>
         <w:ind w:left="360"/>
       </w:pPr>
-      <w:bookmarkStart w:id="4" w:name="_Toc230894978"/>
+      <w:bookmarkStart w:id="3" w:name="_Toc231164707"/>
       <w:r>
         <w:t xml:space="preserve">1.2 </w:t>
       </w:r>
       <w:r>
         <w:t>БПЛА, как летательный аппарат</w:t>
       </w:r>
-      <w:bookmarkEnd w:id="4"/>
+      <w:bookmarkEnd w:id="3"/>
     </w:p>
     <w:p>
       <w:pPr>
@@ -4384,7 +4432,7 @@
       <w:pPr>
         <w:pStyle w:val="2"/>
       </w:pPr>
-      <w:bookmarkStart w:id="5" w:name="_Toc230894979"/>
+      <w:bookmarkStart w:id="4" w:name="_Toc231164708"/>
       <w:r>
         <w:lastRenderedPageBreak/>
         <w:t xml:space="preserve">1.3 </w:t>
@@ -4392,7 +4440,7 @@
       <w:r>
         <w:t>Инерциальное устройство на борту БПЛА</w:t>
       </w:r>
-      <w:bookmarkEnd w:id="5"/>
+      <w:bookmarkEnd w:id="4"/>
     </w:p>
     <w:p>
       <w:pPr>
@@ -4859,14 +4907,14 @@
       <w:pPr>
         <w:pStyle w:val="2"/>
       </w:pPr>
-      <w:bookmarkStart w:id="6" w:name="_Toc230894980"/>
+      <w:bookmarkStart w:id="5" w:name="_Toc231164709"/>
       <w:r>
         <w:t xml:space="preserve">1.4 </w:t>
       </w:r>
       <w:r>
         <w:t>Логирование полета</w:t>
       </w:r>
-      <w:bookmarkEnd w:id="6"/>
+      <w:bookmarkEnd w:id="5"/>
     </w:p>
     <w:p>
       <w:pPr>
@@ -5176,14 +5224,14 @@
       <w:pPr>
         <w:pStyle w:val="2"/>
       </w:pPr>
-      <w:bookmarkStart w:id="7" w:name="_Toc230894981"/>
+      <w:bookmarkStart w:id="6" w:name="_Toc231164710"/>
       <w:r>
         <w:t xml:space="preserve">1.5 </w:t>
       </w:r>
       <w:r>
         <w:t>Обработка данных инерциального устройства</w:t>
       </w:r>
-      <w:bookmarkEnd w:id="7"/>
+      <w:bookmarkEnd w:id="6"/>
     </w:p>
     <w:p>
       <w:pPr>
@@ -5650,14 +5698,14 @@
       <w:pPr>
         <w:pStyle w:val="2"/>
       </w:pPr>
-      <w:bookmarkStart w:id="8" w:name="_Toc230894982"/>
+      <w:bookmarkStart w:id="7" w:name="_Toc231164711"/>
       <w:r>
         <w:t xml:space="preserve">1.6 </w:t>
       </w:r>
       <w:r>
         <w:t>Описание программ аналогов</w:t>
       </w:r>
-      <w:bookmarkEnd w:id="8"/>
+      <w:bookmarkEnd w:id="7"/>
     </w:p>
     <w:p>
       <w:pPr>
@@ -6556,7 +6604,7 @@
         <w:pStyle w:val="1"/>
         <w:ind w:left="11"/>
       </w:pPr>
-      <w:bookmarkStart w:id="9" w:name="_Toc230894983"/>
+      <w:bookmarkStart w:id="8" w:name="_Toc231164712"/>
       <w:r>
         <w:lastRenderedPageBreak/>
         <w:t xml:space="preserve">2 </w:t>
@@ -6564,32 +6612,32 @@
       <w:r>
         <w:t>ГЛАВА. РАЗРАБОТКА АРХИТЕКТУРЫ И МЕТОДОВ ПОСТРОЕНИЯ ЦИФРОВОГО ДВОЙНИКА</w:t>
       </w:r>
+      <w:bookmarkEnd w:id="8"/>
+    </w:p>
+    <w:p>
+      <w:pPr>
+        <w:pStyle w:val="2"/>
+      </w:pPr>
+      <w:bookmarkStart w:id="9" w:name="_Toc231164713"/>
+      <w:r>
+        <w:t>2.1 Получение данных БПЛА</w:t>
+      </w:r>
       <w:bookmarkEnd w:id="9"/>
     </w:p>
     <w:p>
-      <w:pPr>
-        <w:pStyle w:val="2"/>
-      </w:pPr>
-      <w:bookmarkStart w:id="10" w:name="_Toc230894984"/>
-      <w:r>
-        <w:t>2.1 Получение данных БПЛА</w:t>
+      <w:r>
+        <w:t>Для создания адекватного цифрового двойника, способного с высокой точностью имитировать поведение реального беспилотного летательного аппарата, необходимо обеспечить полноценный сбор, структурирование, предварительную обработку и долгосрочное хранение данных. В рамках данной работы используется комбинированный подход к получению данных, основанный на двух источниках: данные реальных натурных полётов (физический БПЛА) и данные виртуальных полётов (цифровой двойник в режиме симуляции). Сопоставление этих двух потоков является основой для валидации моделей и калибровки параметров.</w:t>
+      </w:r>
+    </w:p>
+    <w:p>
+      <w:pPr>
+        <w:pStyle w:val="3"/>
+      </w:pPr>
+      <w:bookmarkStart w:id="10" w:name="_Toc231164714"/>
+      <w:r>
+        <w:t>2.1.1 Классификация и структура данных БПЛА</w:t>
       </w:r>
       <w:bookmarkEnd w:id="10"/>
-    </w:p>
-    <w:p>
-      <w:r>
-        <w:t>Для создания адекватного цифрового двойника, способного с высокой точностью имитировать поведение реального беспилотного летательного аппарата, необходимо обеспечить полноценный сбор, структурирование, предварительную обработку и долгосрочное хранение данных. В рамках данной работы используется комбинированный подход к получению данных, основанный на двух источниках: данные реальных натурных полётов (физический БПЛА) и данные виртуальных полётов (цифровой двойник в режиме симуляции). Сопоставление этих двух потоков является основой для валидации моделей и калибровки параметров.</w:t>
-      </w:r>
-    </w:p>
-    <w:p>
-      <w:pPr>
-        <w:pStyle w:val="3"/>
-      </w:pPr>
-      <w:bookmarkStart w:id="11" w:name="_Toc230894985"/>
-      <w:r>
-        <w:t>2.1.1 Классификация и структура данных БПЛА</w:t>
-      </w:r>
-      <w:bookmarkEnd w:id="11"/>
     </w:p>
     <w:p>
       <w:r>
@@ -6827,11 +6875,11 @@
       <w:pPr>
         <w:pStyle w:val="3"/>
       </w:pPr>
-      <w:bookmarkStart w:id="12" w:name="_Toc230894986"/>
+      <w:bookmarkStart w:id="11" w:name="_Toc231164715"/>
       <w:r>
         <w:t>2.1.2 Источники данных: реальный полёт (физический БПЛА)</w:t>
       </w:r>
-      <w:bookmarkEnd w:id="12"/>
+      <w:bookmarkEnd w:id="11"/>
     </w:p>
     <w:p>
       <w:r>
@@ -7146,11 +7194,11 @@
       <w:pPr>
         <w:pStyle w:val="3"/>
       </w:pPr>
-      <w:bookmarkStart w:id="13" w:name="_Toc230894987"/>
+      <w:bookmarkStart w:id="12" w:name="_Toc231164716"/>
       <w:r>
         <w:t>2.1.3 Источники данных: виртуальный полёт (цифровой двойник)</w:t>
       </w:r>
-      <w:bookmarkEnd w:id="13"/>
+      <w:bookmarkEnd w:id="12"/>
     </w:p>
     <w:p>
       <w:r>
@@ -7455,26 +7503,26 @@
       <w:pPr>
         <w:pStyle w:val="2"/>
       </w:pPr>
-      <w:bookmarkStart w:id="14" w:name="_Toc230894988"/>
+      <w:bookmarkStart w:id="13" w:name="_Toc231164717"/>
       <w:r>
         <w:t>2.2 Математическая модель динамики БПЛА</w:t>
       </w:r>
+      <w:bookmarkEnd w:id="13"/>
+    </w:p>
+    <w:p>
+      <w:r>
+        <w:t>Для построения цифрового двойника разработана нелинейная математическая модель движения мультироторного БПЛА с шестью степенями свободы (6-DOF). Модель реализована в среде MATLAB/Simulink с возможностью экспорта в C++ для использования в ROS/Gazebo.</w:t>
+      </w:r>
+    </w:p>
+    <w:p>
+      <w:pPr>
+        <w:pStyle w:val="3"/>
+      </w:pPr>
+      <w:bookmarkStart w:id="14" w:name="_Toc231164718"/>
+      <w:r>
+        <w:t>2.2.1 Системы координат и переменные состояния</w:t>
+      </w:r>
       <w:bookmarkEnd w:id="14"/>
-    </w:p>
-    <w:p>
-      <w:r>
-        <w:t>Для построения цифрового двойника разработана нелинейная математическая модель движения мультироторного БПЛА с шестью степенями свободы (6-DOF). Модель реализована в среде MATLAB/Simulink с возможностью экспорта в C++ для использования в ROS/Gazebo.</w:t>
-      </w:r>
-    </w:p>
-    <w:p>
-      <w:pPr>
-        <w:pStyle w:val="3"/>
-      </w:pPr>
-      <w:bookmarkStart w:id="15" w:name="_Toc230894989"/>
-      <w:r>
-        <w:t>2.2.1 Системы координат и переменные состояния</w:t>
-      </w:r>
-      <w:bookmarkEnd w:id="15"/>
     </w:p>
     <w:p>
       <w:r>
@@ -7682,6 +7730,7 @@
         <w:t>=[</w:t>
       </w:r>
       <w:proofErr w:type="spellStart"/>
+      <w:proofErr w:type="gramStart"/>
       <w:r>
         <w:rPr>
           <w:i/>
@@ -7699,6 +7748,7 @@
         </w:rPr>
         <w:t>y</w:t>
       </w:r>
+      <w:proofErr w:type="gramEnd"/>
       <w:r>
         <w:t>,</w:t>
       </w:r>
@@ -7845,8 +7895,13 @@
         <w:ind w:left="426" w:firstLine="709"/>
       </w:pPr>
       <w:proofErr w:type="spellStart"/>
-      <w:r>
-        <w:t>x,y,z</w:t>
+      <w:proofErr w:type="gramStart"/>
+      <w:r>
+        <w:t>x,y</w:t>
+      </w:r>
+      <w:proofErr w:type="gramEnd"/>
+      <w:r>
+        <w:t>,z</w:t>
       </w:r>
       <w:proofErr w:type="spellEnd"/>
       <w:r>
@@ -7866,8 +7921,13 @@
         <w:ind w:left="426" w:firstLine="709"/>
       </w:pPr>
       <w:proofErr w:type="spellStart"/>
-      <w:r>
-        <w:t>ϕ,θ,ψ</w:t>
+      <w:proofErr w:type="gramStart"/>
+      <w:r>
+        <w:t>ϕ,θ</w:t>
+      </w:r>
+      <w:proofErr w:type="gramEnd"/>
+      <w:r>
+        <w:t>,ψ</w:t>
       </w:r>
       <w:proofErr w:type="spellEnd"/>
       <w:r>
@@ -7887,8 +7947,13 @@
         <w:ind w:left="426" w:firstLine="709"/>
       </w:pPr>
       <w:proofErr w:type="spellStart"/>
-      <w:r>
-        <w:t>u,v,w</w:t>
+      <w:proofErr w:type="gramStart"/>
+      <w:r>
+        <w:t>u,v</w:t>
+      </w:r>
+      <w:proofErr w:type="gramEnd"/>
+      <w:r>
+        <w:t>,w</w:t>
       </w:r>
       <w:proofErr w:type="spellEnd"/>
       <w:r>
@@ -7908,8 +7973,13 @@
         <w:ind w:left="426" w:firstLine="709"/>
       </w:pPr>
       <w:proofErr w:type="spellStart"/>
-      <w:r>
-        <w:t>p,q,r</w:t>
+      <w:proofErr w:type="gramStart"/>
+      <w:r>
+        <w:t>p,q</w:t>
+      </w:r>
+      <w:proofErr w:type="gramEnd"/>
+      <w:r>
+        <w:t>,r</w:t>
       </w:r>
       <w:proofErr w:type="spellEnd"/>
       <w:r>
@@ -7950,11 +8020,11 @@
       <w:pPr>
         <w:pStyle w:val="3"/>
       </w:pPr>
-      <w:bookmarkStart w:id="16" w:name="_Toc230894990"/>
+      <w:bookmarkStart w:id="15" w:name="_Toc231164719"/>
       <w:r>
         <w:t>2.2.2 Уравнения динамики поступательного движения</w:t>
       </w:r>
-      <w:bookmarkEnd w:id="16"/>
+      <w:bookmarkEnd w:id="15"/>
     </w:p>
     <w:p>
       <w:r>
@@ -8297,6 +8367,7 @@
         <w:t> — ускорение свободного падения, </w:t>
       </w:r>
       <w:proofErr w:type="spellStart"/>
+      <w:proofErr w:type="gramStart"/>
       <w:r>
         <w:t>F</w:t>
       </w:r>
@@ -8315,6 +8386,7 @@
         </w:rPr>
         <w:t>y</w:t>
       </w:r>
+      <w:proofErr w:type="gramEnd"/>
       <w:r>
         <w:t>,F</w:t>
       </w:r>
@@ -8351,6 +8423,7 @@
         <w:t>​ даёт суммарная тяга всех моторов, а в </w:t>
       </w:r>
       <w:proofErr w:type="spellStart"/>
+      <w:proofErr w:type="gramStart"/>
       <w:r>
         <w:t>F</w:t>
       </w:r>
@@ -8370,6 +8443,7 @@
         <w:t>y</w:t>
       </w:r>
       <w:proofErr w:type="spellEnd"/>
+      <w:proofErr w:type="gramEnd"/>
       <w:r>
         <w:t xml:space="preserve"> </w:t>
       </w:r>
@@ -8381,12 +8455,12 @@
       <w:pPr>
         <w:pStyle w:val="3"/>
       </w:pPr>
-      <w:bookmarkStart w:id="17" w:name="_Toc230894991"/>
+      <w:bookmarkStart w:id="16" w:name="_Toc231164720"/>
       <w:r>
         <w:lastRenderedPageBreak/>
         <w:t>2.2.3 Уравнения динамики вращательного движения</w:t>
       </w:r>
-      <w:bookmarkEnd w:id="17"/>
+      <w:bookmarkEnd w:id="16"/>
     </w:p>
     <w:p>
       <w:r>
@@ -9065,6 +9139,7 @@
         <w:t>где </w:t>
       </w:r>
       <w:proofErr w:type="spellStart"/>
+      <w:proofErr w:type="gramStart"/>
       <w:r>
         <w:t>I</w:t>
       </w:r>
@@ -9083,6 +9158,7 @@
         </w:rPr>
         <w:t>yy</w:t>
       </w:r>
+      <w:proofErr w:type="gramEnd"/>
       <w:r>
         <w:t>,I</w:t>
       </w:r>
@@ -9133,17 +9209,18 @@
       <w:pPr>
         <w:pStyle w:val="3"/>
       </w:pPr>
-      <w:bookmarkStart w:id="18" w:name="_Toc230894992"/>
+      <w:bookmarkStart w:id="17" w:name="_Toc231164721"/>
       <w:r>
         <w:t>2.2.4 Кинематические соотношения Эйлера</w:t>
       </w:r>
-      <w:bookmarkEnd w:id="18"/>
+      <w:bookmarkEnd w:id="17"/>
     </w:p>
     <w:p>
       <w:r>
         <w:t>Связь между угловыми скоростями в связанной системе (</w:t>
       </w:r>
       <w:proofErr w:type="spellStart"/>
+      <w:proofErr w:type="gramStart"/>
       <w:r>
         <w:rPr>
           <w:i/>
@@ -9161,6 +9238,7 @@
         </w:rPr>
         <w:t>q</w:t>
       </w:r>
+      <w:proofErr w:type="gramEnd"/>
       <w:r>
         <w:t>,</w:t>
       </w:r>
@@ -9437,11 +9515,11 @@
       <w:pPr>
         <w:pStyle w:val="3"/>
       </w:pPr>
-      <w:bookmarkStart w:id="19" w:name="_Toc230894993"/>
+      <w:bookmarkStart w:id="18" w:name="_Toc231164722"/>
       <w:r>
         <w:t>2.2.5 Модель силовой установки и управление</w:t>
       </w:r>
-      <w:bookmarkEnd w:id="19"/>
+      <w:bookmarkEnd w:id="18"/>
     </w:p>
     <w:p>
       <w:r>
@@ -10521,11 +10599,11 @@
       <w:pPr>
         <w:pStyle w:val="3"/>
       </w:pPr>
-      <w:bookmarkStart w:id="20" w:name="_Toc230894994"/>
+      <w:bookmarkStart w:id="19" w:name="_Toc231164723"/>
       <w:r>
         <w:t>2.2.6 Моделирование аэродинамических помех</w:t>
       </w:r>
-      <w:bookmarkEnd w:id="20"/>
+      <w:bookmarkEnd w:id="19"/>
     </w:p>
     <w:p>
       <w:r>
@@ -10552,7 +10630,11 @@
         <w:t>Сопротивление воздуха</w:t>
       </w:r>
       <w:r>
-        <w:t> — сила, пропорциональная квадрату скорости: </w:t>
+        <w:t xml:space="preserve"> — сила, пропорциональная квадрату </w:t>
+      </w:r>
+      <w:proofErr w:type="gramStart"/>
+      <w:r>
+        <w:t>скорости: </w:t>
       </w:r>
       <w:r>
         <w:rPr>
@@ -10577,7 +10659,11 @@
         <w:t>drag</w:t>
       </w:r>
       <w:r>
-        <w:t>​=</w:t>
+        <w:t>​</w:t>
+      </w:r>
+      <w:proofErr w:type="gramEnd"/>
+      <w:r>
+        <w:t>=</w:t>
       </w:r>
       <w:r>
         <w:t xml:space="preserve"> </w:t>
@@ -10710,1120 +10796,1336 @@
       <w:pPr>
         <w:pStyle w:val="2"/>
       </w:pPr>
-      <w:bookmarkStart w:id="21" w:name="_Toc230894995"/>
+      <w:bookmarkStart w:id="20" w:name="_Toc231164724"/>
       <w:r>
         <w:t>2.3 Архитектура программного комплекса</w:t>
       </w:r>
+      <w:bookmarkEnd w:id="20"/>
+    </w:p>
+    <w:p>
+      <w:pPr>
+        <w:pStyle w:val="3"/>
+      </w:pPr>
+      <w:bookmarkStart w:id="21" w:name="_Toc231164725"/>
+      <w:r>
+        <w:t>2.3.1 Лог-файл как центральное понятие архитектуры</w:t>
+      </w:r>
       <w:bookmarkEnd w:id="21"/>
     </w:p>
     <w:p>
       <w:pPr>
+        <w:ind w:left="-1" w:right="18" w:firstLine="708"/>
+        <w:rPr>
+          <w:szCs w:val="28"/>
+        </w:rPr>
+      </w:pPr>
+      <w:r>
+        <w:rPr>
+          <w:szCs w:val="28"/>
+        </w:rPr>
+        <w:t xml:space="preserve">В основе разрабатываемого программного комплекса лежит понятие лог-файла беспилотного летательного аппарата, который представляет собой хронологическую запись телеметрии и системных событий полёта. Как показано в исходном материале, в процессе полёта с каждого датчика — </w:t>
+      </w:r>
+      <w:r>
+        <w:rPr>
+          <w:szCs w:val="28"/>
+        </w:rPr>
+        <w:lastRenderedPageBreak/>
+        <w:t>акселерометра, гироскопа, магнетометра, высотомера, GPS или ГЛОНАСС — в единицу времени собирается информация, которая затем формирует лог-файл. Архитектура комплекса строится вокруг этого файла, обеспечивая его приём, хранение, обработку и анализ. Структура лог-файла, согласно представленным данным, включает четыре основных структурных блока, каждый из которых находит своё отражение в архитектуре. Заголовок содержит служебную информацию: версию прошивки (например, ArduPilot или PX4), тип летательного аппарата (</w:t>
+      </w:r>
+      <w:proofErr w:type="spellStart"/>
+      <w:r>
+        <w:rPr>
+          <w:szCs w:val="28"/>
+        </w:rPr>
+        <w:t>мультикоптер</w:t>
+      </w:r>
+      <w:proofErr w:type="spellEnd"/>
+      <w:r>
+        <w:rPr>
+          <w:szCs w:val="28"/>
+        </w:rPr>
+        <w:t>, самолёт, VTOL), точное время начала записи и описание формата данных. Блок параметров хранит список всех настроек полётного контроллера на момент взлёта, включая лимиты по высоте, настройки ПИД-регуляторов и параметры отказоустойчивости. Основной массив телеметрии представляет собой построчную или блочную запись параметров полёта с частотой от одного до пятидесяти герц и включает данные GPS с координатами и количеством спутников, показания инерциальной системы IMU для отслеживания углов ориентации — тангажа, крена и рысканья, параметры силовой установки в виде напряжения батареи, потребляемого тока, температуры регуляторов и оборотов моторов, а также текущие режимы полёта. Блок событий и ошибок фиксирует дискретные события: изменение полётного режима, ошибки датчиков, срабатывание системы безопасности и действия оператора. Архитектура также учитывает многообразие форматов логов, среди которых бинарный формат BIN для прошивки ArduPilot, современный формат ULOG для PX4 с оптимизированным сжатием, проприетарный формат DAT для аппаратов DJI, а также формат TLOG, который пишется на наземной станции, а не на самом БПЛА, фиксируя пакеты данных, принятые по радиоканалу.</w:t>
+      </w:r>
+    </w:p>
+    <w:p>
+      <w:pPr>
         <w:pStyle w:val="3"/>
       </w:pPr>
-      <w:bookmarkStart w:id="22" w:name="_Toc230894996"/>
-      <w:r>
-        <w:t xml:space="preserve">2.3.1 </w:t>
-      </w:r>
-      <w:r>
-        <w:t>Обоснование выбора технологического стека</w:t>
+      <w:bookmarkStart w:id="22" w:name="_Toc231164726"/>
+      <w:r>
+        <w:t>2.3.2 Общая схема взаимодействия компонентов</w:t>
       </w:r>
       <w:bookmarkEnd w:id="22"/>
     </w:p>
     <w:p>
-      <w:r>
-        <w:t>Программный комплекс цифрового двойника реализован в виде веб-приложения с использованием платформы .NET и фреймворка </w:t>
-      </w:r>
-      <w:r>
-        <w:t>ASP.NET</w:t>
-      </w:r>
-      <w:r>
-        <w:t> </w:t>
+      <w:pPr>
+        <w:ind w:left="-1" w:right="18" w:firstLine="708"/>
+        <w:rPr>
+          <w:szCs w:val="28"/>
+        </w:rPr>
+      </w:pPr>
+      <w:r>
+        <w:rPr>
+          <w:szCs w:val="28"/>
+        </w:rPr>
+        <w:t xml:space="preserve">Взаимодействие пользователя с программным комплексом выстраивается вокруг последовательных этапов обработки лога, которые выделены в исходном документе: получение файла, чтение файла, </w:t>
+      </w:r>
+      <w:r>
+        <w:rPr>
+          <w:szCs w:val="28"/>
+        </w:rPr>
+        <w:lastRenderedPageBreak/>
+        <w:t xml:space="preserve">визуализация полёта, анализ временной информации и оценка качества полёта. Пользователь через веб-интерфейс загружает лог-файл, после чего система автоматически выполняет его </w:t>
       </w:r>
       <w:proofErr w:type="spellStart"/>
       <w:r>
+        <w:rPr>
+          <w:szCs w:val="28"/>
+        </w:rPr>
+        <w:t>парсинг</w:t>
+      </w:r>
+      <w:proofErr w:type="spellEnd"/>
+      <w:r>
+        <w:rPr>
+          <w:szCs w:val="28"/>
+        </w:rPr>
+        <w:t xml:space="preserve"> и предобработку, сохраняет структурированные данные в базу данных и файловое хранилище. Затем пользователю становятся доступны инструменты для трёхмерной визуализации траектории полёта, просмотра графиков изменения параметров во времени, изучения зафиксированных событий и ошибок. При необходимости система позволяет запустить цифрового двойника на основе загруженного лога, сопоставляя реальную траекторию из лога с виртуальной траекторией, рассчитанной математической моделью динамики. Такая организация работы обеспечивает полный цикл анализа: от исходного лог-файла до количественных метрик качества полёта и прогнозов поведения аппарата в изменённых условиях.</w:t>
+      </w:r>
+    </w:p>
+    <w:p>
+      <w:pPr>
+        <w:pStyle w:val="3"/>
+      </w:pPr>
+      <w:bookmarkStart w:id="23" w:name="_Toc231164727"/>
+      <w:r>
+        <w:t xml:space="preserve">2.3.3 Модуль приёма и </w:t>
+      </w:r>
+      <w:proofErr w:type="spellStart"/>
+      <w:r>
+        <w:t>парсинга</w:t>
+      </w:r>
+      <w:proofErr w:type="spellEnd"/>
+      <w:r>
+        <w:t xml:space="preserve"> полётных логов</w:t>
+      </w:r>
+      <w:bookmarkEnd w:id="23"/>
+    </w:p>
+    <w:p>
+      <w:pPr>
+        <w:ind w:left="-1" w:right="18" w:firstLine="708"/>
+        <w:rPr>
+          <w:szCs w:val="28"/>
+        </w:rPr>
+      </w:pPr>
+      <w:r>
+        <w:rPr>
+          <w:szCs w:val="28"/>
+        </w:rPr>
+        <w:t xml:space="preserve">Первый этап обработки лога заключается в его получении от пользователя и декодировании. Пользователь через веб-интерфейс загружает файл, после чего система проверяет его размер и целостность, а затем распознаёт формат по сигнатуре файла — по магическим байтам в начале файла, которые однозначно идентифицируют тип лога. Для формата ULOG используется специализированный парсер, который читает бинарную структуру в соответствии со спецификацией PX4 и извлекает заголовок, блок параметров, все временные ряды телеметрии и события. Для формата BIN, характерного для прошивки ArduPilot, применяется декодирование, преобразующее бинарные данные в промежуточную структуру, аналогичную той, что используется для ULOG. Формат TLOG представляет собой журнал, который пишется на наземной станции, и его </w:t>
+      </w:r>
+      <w:proofErr w:type="spellStart"/>
+      <w:r>
+        <w:rPr>
+          <w:szCs w:val="28"/>
+        </w:rPr>
+        <w:t>парсинг</w:t>
+      </w:r>
+      <w:proofErr w:type="spellEnd"/>
+      <w:r>
+        <w:rPr>
+          <w:szCs w:val="28"/>
+        </w:rPr>
+        <w:t xml:space="preserve"> ориентирован на извлечение пакетов телеметрии, принятых по радиоканалу, с учётом возможных потерь пакетов и задержек. В процессе </w:t>
+      </w:r>
+      <w:proofErr w:type="spellStart"/>
+      <w:r>
+        <w:rPr>
+          <w:szCs w:val="28"/>
+        </w:rPr>
+        <w:t>парсинга</w:t>
+      </w:r>
+      <w:proofErr w:type="spellEnd"/>
+      <w:r>
+        <w:rPr>
+          <w:szCs w:val="28"/>
+        </w:rPr>
+        <w:t xml:space="preserve"> система также извлекает метаданные: версию прошивки, тип летательного аппарата, точное </w:t>
+      </w:r>
+      <w:r>
+        <w:rPr>
+          <w:szCs w:val="28"/>
+        </w:rPr>
+        <w:lastRenderedPageBreak/>
+        <w:t>время начала записи. Результатом этого этапа является унифицированное внутреннее представление лога, содержащее все четыре структурных блока в нормализованном виде, готовое к дальнейшей предобработке.</w:t>
+      </w:r>
+    </w:p>
+    <w:p>
+      <w:pPr>
+        <w:pStyle w:val="3"/>
+      </w:pPr>
+      <w:bookmarkStart w:id="24" w:name="_Toc231164728"/>
+      <w:r>
+        <w:t>2.3.4 Предобработка и нормализация данных</w:t>
+      </w:r>
+      <w:bookmarkEnd w:id="24"/>
+    </w:p>
+    <w:p>
+      <w:pPr>
+        <w:ind w:left="-1" w:right="18" w:firstLine="708"/>
+        <w:rPr>
+          <w:szCs w:val="28"/>
+        </w:rPr>
+      </w:pPr>
+      <w:r>
+        <w:rPr>
+          <w:szCs w:val="28"/>
+        </w:rPr>
+        <w:t xml:space="preserve">После </w:t>
+      </w:r>
+      <w:proofErr w:type="spellStart"/>
+      <w:r>
+        <w:rPr>
+          <w:szCs w:val="28"/>
+        </w:rPr>
+        <w:t>парсинга</w:t>
+      </w:r>
+      <w:proofErr w:type="spellEnd"/>
+      <w:r>
+        <w:rPr>
+          <w:szCs w:val="28"/>
+        </w:rPr>
+        <w:t xml:space="preserve"> данные лога требуют приведения к единому стандарту для корректного анализа и визуализации. Поскольку в реальном полёте каждый датчик — акселерометр, гироскоп, магнетометр, высотомер, GPS-приёмник — имеет собственный внутренний таймер и частоту обновления, их временные метки могут быть смещены относительно друг друга. Система выполняет синхронизацию временных шкал, выбирая в качестве </w:t>
+      </w:r>
+      <w:proofErr w:type="spellStart"/>
+      <w:r>
+        <w:rPr>
+          <w:szCs w:val="28"/>
+        </w:rPr>
+        <w:t>референсного</w:t>
+      </w:r>
+      <w:proofErr w:type="spellEnd"/>
+      <w:r>
+        <w:rPr>
+          <w:szCs w:val="28"/>
+        </w:rPr>
+        <w:t xml:space="preserve"> топик с наибольшей частотой и стабильностью, например данные гироскопа, и интерполируя все остальные потоки данных на его временную сетку с помощью кусочно-линейной интерполяции. Далее выполняется фильтрация выбросов и артефактов, которые могут возникать из-за кратковременных сбоев датчиков, электромагнитных помех или ошибок передачи данных. Импульсные помехи удаляются с помощью медианного фильтра, а высокочастотные вибрации, особенно заметные на акселерометрах из-за вращения пропеллеров, подавляются фильтром нижних частот </w:t>
+      </w:r>
+      <w:proofErr w:type="spellStart"/>
+      <w:r>
+        <w:rPr>
+          <w:szCs w:val="28"/>
+        </w:rPr>
+        <w:t>Баттерворта</w:t>
+      </w:r>
+      <w:proofErr w:type="spellEnd"/>
+      <w:r>
+        <w:rPr>
+          <w:szCs w:val="28"/>
+        </w:rPr>
+        <w:t xml:space="preserve"> с частотой среза около тридцати-пятидесяти герц. Для данных GPS, которые могут содержать выбросы при потере спутников, применяется дополнительная логика обнаружения скачков координат. Также выполняется приведение систем координат: координаты из лога, представленные в глобальной системе WGS84, пересчитываются в локальную декартову систему ENU или NED с началом в точке взлёта, что удобно для визуализации и математического моделирования. В завершение предобработки из данных вычитаются статические смещения акселерометров и гироскопов, определённые в процессе предполётной калибровки и сохранённые в блоке параметров лога.</w:t>
+      </w:r>
+    </w:p>
+    <w:p>
+      <w:pPr>
+        <w:pStyle w:val="3"/>
+      </w:pPr>
+      <w:bookmarkStart w:id="25" w:name="_Toc231164729"/>
+      <w:r>
+        <w:lastRenderedPageBreak/>
+        <w:t>2.3.5 Хранение и индексация полётных данных</w:t>
+      </w:r>
+      <w:bookmarkEnd w:id="25"/>
+    </w:p>
+    <w:p>
+      <w:pPr>
+        <w:ind w:left="-1" w:right="18" w:firstLine="708"/>
+        <w:rPr>
+          <w:szCs w:val="28"/>
+        </w:rPr>
+      </w:pPr>
+      <w:r>
+        <w:rPr>
+          <w:szCs w:val="28"/>
+        </w:rPr>
+        <w:t xml:space="preserve">Для эффективного хранения как исходных лог-файлов, так и обработанных данных используется комбинированный подход. Все загруженные пользователем исходные файлы сохраняются в файловом хранилище — локальной файловой системе сервера или облачном S3-совместимом хранилище — с уникальным именем и привязкой к учётной записи пользователя. Метаинформация о каждом логе, включающая имя файла, дату загрузки, идентификатор пользователя, формат, длительность полёта, количество точек телеметрии, версию прошивки и тип аппарата, сохраняется в реляционной базе данных </w:t>
+      </w:r>
+      <w:proofErr w:type="spellStart"/>
+      <w:r>
+        <w:rPr>
+          <w:szCs w:val="28"/>
+        </w:rPr>
+        <w:t>PostgreSQL</w:t>
+      </w:r>
+      <w:proofErr w:type="spellEnd"/>
+      <w:r>
+        <w:rPr>
+          <w:szCs w:val="28"/>
+        </w:rPr>
+        <w:t xml:space="preserve"> </w:t>
+      </w:r>
+      <w:r>
+        <w:rPr>
+          <w:szCs w:val="28"/>
+        </w:rPr>
+        <w:t>[30]</w:t>
+      </w:r>
+      <w:r>
+        <w:rPr>
+          <w:szCs w:val="28"/>
+        </w:rPr>
+        <w:t xml:space="preserve">. Для ускорения поиска и фильтрации логов по различным атрибутам в базе данных создаются соответствующие индексы, а также настраивается полнотекстовый поиск по имени файла и комментариям пользователя. Сами временные ряды телеметрии — синхронизированные и очищенные данные позиции, ориентации, скоростей, ускорений, показаний датчиков и управляющих сигналов — сохраняются в колоночном формате </w:t>
+      </w:r>
+      <w:proofErr w:type="spellStart"/>
+      <w:r>
+        <w:rPr>
+          <w:szCs w:val="28"/>
+        </w:rPr>
+        <w:t>Parquet</w:t>
+      </w:r>
+      <w:proofErr w:type="spellEnd"/>
+      <w:r>
+        <w:rPr>
+          <w:szCs w:val="28"/>
+        </w:rPr>
+        <w:t xml:space="preserve"> со сжатием </w:t>
+      </w:r>
+      <w:proofErr w:type="spellStart"/>
+      <w:r>
+        <w:rPr>
+          <w:szCs w:val="28"/>
+        </w:rPr>
+        <w:t>Snappy</w:t>
+      </w:r>
+      <w:proofErr w:type="spellEnd"/>
+      <w:r>
+        <w:rPr>
+          <w:szCs w:val="28"/>
+        </w:rPr>
+        <w:t xml:space="preserve">. Этот формат обеспечивает высокую степень компрессии, обычно в пять-десять раз по сравнению с CSV, и позволяет выполнять фильтрацию по временному диапазону без загрузки всего файла в память, что критически важно при работе с длительными полётами, генерирующими миллионы отсчётов. </w:t>
+      </w:r>
+      <w:proofErr w:type="spellStart"/>
+      <w:r>
+        <w:rPr>
+          <w:szCs w:val="28"/>
+        </w:rPr>
+        <w:t>Parquet</w:t>
+      </w:r>
+      <w:proofErr w:type="spellEnd"/>
+      <w:r>
+        <w:rPr>
+          <w:szCs w:val="28"/>
+        </w:rPr>
+        <w:t>-файлы хранятся в иерархической структуре папок, организованной по годам, месяцам и дням, что упрощает управление архивом и резервное копирование.</w:t>
+      </w:r>
+    </w:p>
+    <w:p>
+      <w:pPr>
+        <w:pStyle w:val="3"/>
+      </w:pPr>
+      <w:bookmarkStart w:id="26" w:name="_Toc231164730"/>
+      <w:r>
+        <w:t>2.3.6 Визуализация траектории и телеметрии</w:t>
+      </w:r>
+      <w:bookmarkEnd w:id="26"/>
+    </w:p>
+    <w:p>
+      <w:pPr>
+        <w:ind w:left="-1" w:right="18" w:firstLine="708"/>
+        <w:rPr>
+          <w:szCs w:val="28"/>
+        </w:rPr>
+      </w:pPr>
+      <w:r>
+        <w:rPr>
+          <w:szCs w:val="28"/>
+        </w:rPr>
+        <w:t xml:space="preserve">Визуализация полётных данных реализована в клиентской части веб-приложения и является одним из ключевых инструментов анализа. Трёхмерная сцена, построенная с использованием библиотеки Three.js, позволяет отображать траекторию движения БПЛА в пространстве с возможностью вращения камеры, масштабирования и изменения угла обзора. </w:t>
+      </w:r>
+      <w:r>
+        <w:rPr>
+          <w:szCs w:val="28"/>
+        </w:rPr>
+        <w:lastRenderedPageBreak/>
+        <w:t xml:space="preserve">Траектория отображается в виде цветной линии, где цвет может кодировать высоту, скорость или величину ошибки позиционирования. На траектории маркерами или иконками отмечаются ключевые события, зафиксированные в блоке событий и ошибок лога: смена режима полёта, ошибки датчиков, моменты срабатывания системы безопасности, нажатия кнопок оператором. Пользователь может щёлкнуть по любому маркеру, чтобы увидеть подробное описание события. Отдельные панели </w:t>
+      </w:r>
+      <w:proofErr w:type="spellStart"/>
+      <w:r>
+        <w:rPr>
+          <w:szCs w:val="28"/>
+        </w:rPr>
+        <w:t>дашборда</w:t>
+      </w:r>
+      <w:proofErr w:type="spellEnd"/>
+      <w:r>
+        <w:rPr>
+          <w:szCs w:val="28"/>
+        </w:rPr>
+        <w:t xml:space="preserve"> отображают в реальном времени при воспроизведении лога или в статическом режиме при просмотре графики изменения ключевых параметров: высоты, путевой и вертикальной скорости, углов крена, тангажа и рыскания, напряжения и тока батареи, оборотов каждого мотора. Для построения этих графиков используется библиотека </w:t>
+      </w:r>
+      <w:proofErr w:type="spellStart"/>
+      <w:r>
+        <w:rPr>
+          <w:szCs w:val="28"/>
+        </w:rPr>
+        <w:t>ApexCharts</w:t>
+      </w:r>
+      <w:proofErr w:type="spellEnd"/>
+      <w:r>
+        <w:rPr>
+          <w:szCs w:val="28"/>
+        </w:rPr>
+        <w:t xml:space="preserve">, поддерживающая интерактивное масштабирование и выделение фрагментов. Пользователь может перемещаться по временной шкале с помощью ползунка, приближаясь к интересующим участкам полёта для детального изучения, а также может включать или отключать отображение отдельных параметров, настраивая </w:t>
+      </w:r>
+      <w:proofErr w:type="spellStart"/>
+      <w:r>
+        <w:rPr>
+          <w:szCs w:val="28"/>
+        </w:rPr>
+        <w:t>дашборд</w:t>
+      </w:r>
+      <w:proofErr w:type="spellEnd"/>
+      <w:r>
+        <w:rPr>
+          <w:szCs w:val="28"/>
+        </w:rPr>
+        <w:t xml:space="preserve"> под конкретные задачи анализа.</w:t>
+      </w:r>
+    </w:p>
+    <w:p>
+      <w:pPr>
+        <w:pStyle w:val="3"/>
+      </w:pPr>
+      <w:bookmarkStart w:id="27" w:name="_Toc231164731"/>
+      <w:r>
+        <w:t>2.3.7 Анализ временной информации и оценка качества полёта</w:t>
+      </w:r>
+      <w:bookmarkEnd w:id="27"/>
+    </w:p>
+    <w:p>
+      <w:pPr>
+        <w:ind w:left="-1" w:right="18" w:firstLine="708"/>
+        <w:rPr>
+          <w:szCs w:val="28"/>
+        </w:rPr>
+      </w:pPr>
+      <w:r>
+        <w:rPr>
+          <w:szCs w:val="28"/>
+        </w:rPr>
+        <w:t xml:space="preserve">Архитектура комплекса включает мощные инструменты для количественного анализа полётных данных, позволяющие не только визуально оценить траекторию, но и получить численные метрики качества. Система поддерживает наложение нескольких логов друг на друга, что позволяет сравнивать различные полёты одного и того же аппарата или один полёт с эталонным. При наложении все траектории приводятся к общей системе координат, а временные шкалы синхронизируются либо по абсолютному времени, либо по ключевым точкам маршрута. Для каждого параметра может быть вычислена корреляция с другими параметрами, что помогает выявлять взаимосвязи, например, между углом крена и управляющим сигналом на соответствующие моторы. Система автоматически выделяет участки с аномальным поведением — резкие скачки высоты или </w:t>
+      </w:r>
+      <w:r>
+        <w:rPr>
+          <w:szCs w:val="28"/>
+        </w:rPr>
+        <w:lastRenderedPageBreak/>
+        <w:t xml:space="preserve">углов, превышение допустимых токов, пропадание сигнала GPS — и маркирует их для последующего ручного анализа. Для оценки качества полёта рассчитывается набор метрик. Среднеквадратичная ошибка позиционирования вычисляется относительно заданного маршрута, который может быть либо извлечён из блока параметров лога, либо задан пользователем вручную. Точность удержания высоты оценивается как среднеквадратичное отклонение от целевой высоты, заданной для данного режима полёта. Стабильность углов ориентации характеризуется максимальным и среднеквадратичным отклонением от нуля в режиме зависания. Эффективность энергопотребления оценивается как отношение затраченной энергии к пройденному расстоянию. Для полётов в режиме удержания позиции </w:t>
+      </w:r>
+      <w:proofErr w:type="spellStart"/>
+      <w:r>
+        <w:rPr>
+          <w:szCs w:val="28"/>
+        </w:rPr>
+        <w:t>Loiter</w:t>
+      </w:r>
+      <w:proofErr w:type="spellEnd"/>
+      <w:r>
+        <w:rPr>
+          <w:szCs w:val="28"/>
+        </w:rPr>
+        <w:t xml:space="preserve"> рассчитывается круговое вероятное отклонение — радиус круга, в котором аппарат находился в течение половины времени. Все вычисленные метрики сохраняются вместе с логом и могут быть использованы для мониторинга деградации оборудования со временем или для сравнения различных настроек ПИД-регуляторов.</w:t>
+      </w:r>
+    </w:p>
+    <w:p>
+      <w:pPr>
+        <w:pStyle w:val="3"/>
+      </w:pPr>
+      <w:bookmarkStart w:id="28" w:name="_Toc231164732"/>
+      <w:r>
+        <w:t>2.3.8 Построение цифрового двойника на основе лога</w:t>
+      </w:r>
+      <w:bookmarkEnd w:id="28"/>
+    </w:p>
+    <w:p>
+      <w:pPr>
+        <w:ind w:left="-1" w:right="18" w:firstLine="708"/>
+        <w:rPr>
+          <w:szCs w:val="28"/>
+        </w:rPr>
+      </w:pPr>
+      <w:r>
+        <w:rPr>
+          <w:szCs w:val="28"/>
+        </w:rPr>
+        <w:t xml:space="preserve">Ключевой инновационной возможностью комплекса является построение цифрового двойника на основе загруженного реального лога. Пользователь может выбрать любой из сохранённых логов и запустить режим симуляции, в котором математическая модель динамики БПЛА, описанная в разделе 2.2, воспроизводит полёт, используя те же управляющие сигналы, которые были зафиксированы в логе. При этом система отображает два потока данных: реальную траекторию из лога и виртуальную траекторию, рассчитанную моделью. Наложение этих траекторий на одной трёхмерной сцене позволяет визуально оценить адекватность модели — чем ближе виртуальная траектория к реальной, тем точнее модель описывает динамику аппарата. Параллельно система в реальном времени вычисляет метрики расхождения: текущую ошибку позиции, ошибку ориентации, расхождение по </w:t>
+      </w:r>
+      <w:r>
+        <w:rPr>
+          <w:szCs w:val="28"/>
+        </w:rPr>
+        <w:lastRenderedPageBreak/>
+        <w:t>скорости. По окончании симуляции формируется подробный отчёт с графиками рассогласования по каждому из параметров. Пользователь может изменять параметры внешней среды в процессе симуляции — добавлять ветер заданной скорости и направления, включать турбулентность, изменять плотность воздуха — и наблюдать, как отклоняется виртуальная траектория от исходной реальной, которая была записана в безветренную погоду. Также доступна возможность внедрения отказов: имитация потери GPS-сигнала, зашумление акселерометра или гироскопа, отказ одного из моторов. Это позволяет прогнозировать поведение аппарата в критических ситуациях без риска для реального оборудования. Таким образом, цифровой двойник становится не просто инструментом анализа прошлых полётов, но и средой для экспериментов и обучения алгоритмов управления.</w:t>
+      </w:r>
+    </w:p>
+    <w:p>
+      <w:pPr>
+        <w:pStyle w:val="3"/>
+      </w:pPr>
+      <w:bookmarkStart w:id="29" w:name="_Toc231164733"/>
+      <w:bookmarkStart w:id="30" w:name="_GoBack"/>
+      <w:bookmarkEnd w:id="30"/>
+      <w:r>
+        <w:t>2.3.9 Технологический стек и развёртывание</w:t>
+      </w:r>
+      <w:bookmarkEnd w:id="29"/>
+    </w:p>
+    <w:p>
+      <w:pPr>
+        <w:ind w:left="-1" w:right="18" w:firstLine="708"/>
+        <w:rPr>
+          <w:szCs w:val="28"/>
+        </w:rPr>
+      </w:pPr>
+      <w:r>
+        <w:rPr>
+          <w:szCs w:val="28"/>
+        </w:rPr>
+        <w:t xml:space="preserve">Программный комплекс реализован на платформе .NET 8 с использованием ASP.NET </w:t>
+      </w:r>
+      <w:proofErr w:type="spellStart"/>
+      <w:r>
+        <w:rPr>
+          <w:szCs w:val="28"/>
+        </w:rPr>
         <w:t>Core</w:t>
       </w:r>
       <w:proofErr w:type="spellEnd"/>
       <w:r>
-        <w:t xml:space="preserve"> [30]</w:t>
-      </w:r>
-      <w:r>
-        <w:t xml:space="preserve">. Выбор этого технологического стека обусловлен его высокой производительностью, подтверждённой независимыми тестами, </w:t>
-      </w:r>
-      <w:r>
+        <w:rPr>
+          <w:szCs w:val="28"/>
+        </w:rPr>
+        <w:t xml:space="preserve"> для серверной части</w:t>
+      </w:r>
+      <w:r>
+        <w:rPr>
+          <w:szCs w:val="28"/>
+        </w:rPr>
+        <w:t xml:space="preserve"> </w:t>
+      </w:r>
+      <w:r>
+        <w:rPr>
+          <w:szCs w:val="28"/>
+        </w:rPr>
+        <w:t>[31]</w:t>
+      </w:r>
+      <w:r>
+        <w:rPr>
+          <w:szCs w:val="28"/>
+        </w:rPr>
+        <w:t xml:space="preserve">. Бэкенд предоставляет REST API для управления логами, симуляциями и пользователями, а также </w:t>
+      </w:r>
+      <w:proofErr w:type="spellStart"/>
+      <w:r>
+        <w:rPr>
+          <w:szCs w:val="28"/>
+        </w:rPr>
+        <w:t>SignalR</w:t>
+      </w:r>
+      <w:proofErr w:type="spellEnd"/>
+      <w:r>
+        <w:rPr>
+          <w:szCs w:val="28"/>
+        </w:rPr>
+        <w:t xml:space="preserve"> </w:t>
+      </w:r>
+      <w:proofErr w:type="spellStart"/>
+      <w:r>
+        <w:rPr>
+          <w:szCs w:val="28"/>
+        </w:rPr>
+        <w:t>хаб</w:t>
+      </w:r>
+      <w:proofErr w:type="spellEnd"/>
+      <w:r>
+        <w:rPr>
+          <w:szCs w:val="28"/>
+        </w:rPr>
+        <w:t xml:space="preserve"> для передачи телеметрии в реальном времени</w:t>
+      </w:r>
+      <w:r>
+        <w:rPr>
+          <w:szCs w:val="28"/>
+        </w:rPr>
+        <w:t xml:space="preserve"> [32]</w:t>
+      </w:r>
+      <w:r>
+        <w:rPr>
+          <w:szCs w:val="28"/>
+        </w:rPr>
+        <w:t xml:space="preserve">. Все вычислительно сложные задачи — </w:t>
+      </w:r>
+      <w:proofErr w:type="spellStart"/>
+      <w:r>
+        <w:rPr>
+          <w:szCs w:val="28"/>
+        </w:rPr>
+        <w:t>парсинг</w:t>
+      </w:r>
+      <w:proofErr w:type="spellEnd"/>
+      <w:r>
+        <w:rPr>
+          <w:szCs w:val="28"/>
+        </w:rPr>
+        <w:t xml:space="preserve"> логов, предобработка данных, расчёт метрик, выполнение математической модели динамики — реализованы на C# и выполняются на сервере.</w:t>
+      </w:r>
+    </w:p>
+    <w:p>
+      <w:pPr>
+        <w:ind w:left="-1" w:right="18" w:firstLine="708"/>
+        <w:rPr>
+          <w:szCs w:val="28"/>
+          <w:lang w:val="en-US"/>
+        </w:rPr>
+      </w:pPr>
+      <w:proofErr w:type="spellStart"/>
+      <w:r>
+        <w:rPr>
+          <w:szCs w:val="28"/>
+        </w:rPr>
+        <w:t>Фронтенд</w:t>
+      </w:r>
+      <w:proofErr w:type="spellEnd"/>
+      <w:r>
+        <w:rPr>
+          <w:szCs w:val="28"/>
+        </w:rPr>
+        <w:t xml:space="preserve"> реализован на </w:t>
+      </w:r>
+      <w:proofErr w:type="spellStart"/>
+      <w:r>
+        <w:rPr>
+          <w:szCs w:val="28"/>
+        </w:rPr>
+        <w:t>React</w:t>
+      </w:r>
+      <w:proofErr w:type="spellEnd"/>
+      <w:r>
+        <w:rPr>
+          <w:szCs w:val="28"/>
+        </w:rPr>
+        <w:t xml:space="preserve"> 18 с использованием </w:t>
+      </w:r>
+      <w:proofErr w:type="spellStart"/>
+      <w:r>
+        <w:rPr>
+          <w:szCs w:val="28"/>
+        </w:rPr>
+        <w:t>TypeScript</w:t>
+      </w:r>
+      <w:proofErr w:type="spellEnd"/>
+      <w:r>
+        <w:rPr>
+          <w:szCs w:val="28"/>
+        </w:rPr>
+        <w:t xml:space="preserve"> [33]</w:t>
+      </w:r>
+      <w:r>
+        <w:rPr>
+          <w:szCs w:val="28"/>
+        </w:rPr>
+        <w:t xml:space="preserve">. Для управления состоянием применяется </w:t>
+      </w:r>
+      <w:proofErr w:type="spellStart"/>
+      <w:r>
+        <w:rPr>
+          <w:szCs w:val="28"/>
+        </w:rPr>
+        <w:t>Zustand</w:t>
+      </w:r>
+      <w:proofErr w:type="spellEnd"/>
+      <w:r>
+        <w:rPr>
+          <w:szCs w:val="28"/>
+        </w:rPr>
+        <w:t xml:space="preserve">, для маршрутизации — </w:t>
+      </w:r>
+      <w:proofErr w:type="spellStart"/>
+      <w:r>
+        <w:rPr>
+          <w:szCs w:val="28"/>
+        </w:rPr>
+        <w:t>React</w:t>
+      </w:r>
+      <w:proofErr w:type="spellEnd"/>
+      <w:r>
+        <w:rPr>
+          <w:szCs w:val="28"/>
+        </w:rPr>
+        <w:t xml:space="preserve"> </w:t>
+      </w:r>
+      <w:proofErr w:type="spellStart"/>
+      <w:r>
+        <w:rPr>
+          <w:szCs w:val="28"/>
+        </w:rPr>
+        <w:t>Router</w:t>
+      </w:r>
+      <w:proofErr w:type="spellEnd"/>
+      <w:r>
+        <w:rPr>
+          <w:szCs w:val="28"/>
+        </w:rPr>
+        <w:t xml:space="preserve">. Пользовательский интерфейс построен на компонентной библиотеке </w:t>
+      </w:r>
+      <w:proofErr w:type="spellStart"/>
+      <w:r>
+        <w:rPr>
+          <w:szCs w:val="28"/>
+        </w:rPr>
+        <w:t>Material</w:t>
+      </w:r>
+      <w:proofErr w:type="spellEnd"/>
+      <w:r>
+        <w:rPr>
+          <w:szCs w:val="28"/>
+        </w:rPr>
+        <w:t xml:space="preserve">-UI (MUI), реализующей принципы </w:t>
+      </w:r>
+      <w:proofErr w:type="spellStart"/>
+      <w:r>
+        <w:rPr>
+          <w:szCs w:val="28"/>
+        </w:rPr>
+        <w:t>Material</w:t>
+      </w:r>
+      <w:proofErr w:type="spellEnd"/>
+      <w:r>
+        <w:rPr>
+          <w:szCs w:val="28"/>
+        </w:rPr>
+        <w:t xml:space="preserve"> </w:t>
+      </w:r>
+      <w:proofErr w:type="spellStart"/>
+      <w:r>
+        <w:rPr>
+          <w:szCs w:val="28"/>
+        </w:rPr>
+        <w:t>Design</w:t>
+      </w:r>
+      <w:proofErr w:type="spellEnd"/>
+      <w:r>
+        <w:rPr>
+          <w:szCs w:val="28"/>
+        </w:rPr>
+        <w:t xml:space="preserve">. Трёхмерная визуализация траекторий выполняется с помощью Three.js, управляемой из </w:t>
+      </w:r>
+      <w:proofErr w:type="spellStart"/>
+      <w:r>
+        <w:rPr>
+          <w:szCs w:val="28"/>
+        </w:rPr>
+        <w:t>React</w:t>
+      </w:r>
+      <w:proofErr w:type="spellEnd"/>
+      <w:r>
+        <w:rPr>
+          <w:szCs w:val="28"/>
+        </w:rPr>
+        <w:t xml:space="preserve">-компонентов через </w:t>
+      </w:r>
+      <w:proofErr w:type="spellStart"/>
+      <w:r>
+        <w:rPr>
+          <w:szCs w:val="28"/>
+        </w:rPr>
+        <w:t>кастомные</w:t>
+      </w:r>
+      <w:proofErr w:type="spellEnd"/>
+      <w:r>
+        <w:rPr>
+          <w:szCs w:val="28"/>
+        </w:rPr>
+        <w:t xml:space="preserve"> хуки. Для построения графиков используется </w:t>
+      </w:r>
+      <w:proofErr w:type="spellStart"/>
+      <w:r>
+        <w:rPr>
+          <w:szCs w:val="28"/>
+        </w:rPr>
+        <w:t>ApexCharts</w:t>
+      </w:r>
+      <w:proofErr w:type="spellEnd"/>
+      <w:r>
+        <w:rPr>
+          <w:szCs w:val="28"/>
+        </w:rPr>
+        <w:t xml:space="preserve"> с </w:t>
+      </w:r>
+      <w:proofErr w:type="spellStart"/>
+      <w:r>
+        <w:rPr>
+          <w:szCs w:val="28"/>
+        </w:rPr>
+        <w:t>React</w:t>
+      </w:r>
+      <w:proofErr w:type="spellEnd"/>
+      <w:r>
+        <w:rPr>
+          <w:szCs w:val="28"/>
+        </w:rPr>
+        <w:t>-обёрткой.</w:t>
+      </w:r>
+    </w:p>
+    <w:p>
+      <w:pPr>
+        <w:ind w:left="-1" w:right="18" w:firstLine="708"/>
+        <w:rPr>
+          <w:szCs w:val="28"/>
+        </w:rPr>
+      </w:pPr>
+      <w:r>
+        <w:rPr>
+          <w:szCs w:val="28"/>
+        </w:rPr>
+        <w:t xml:space="preserve">Взаимодействие с сервером организовано через два канала. Синхронные операции (загрузка логов, запуск симуляции, получение отчётов) </w:t>
+      </w:r>
+      <w:r>
+        <w:rPr>
+          <w:szCs w:val="28"/>
+        </w:rPr>
         <w:lastRenderedPageBreak/>
-        <w:t xml:space="preserve">кроссплатформенностью, позволяющей развёртывание как на </w:t>
+        <w:t xml:space="preserve">выполняются через REST API с использованием </w:t>
       </w:r>
       <w:proofErr w:type="spellStart"/>
       <w:r>
-        <w:t>Windows</w:t>
+        <w:rPr>
+          <w:szCs w:val="28"/>
+        </w:rPr>
+        <w:t>Axios</w:t>
       </w:r>
       <w:proofErr w:type="spellEnd"/>
       <w:r>
-        <w:t xml:space="preserve">, так и на </w:t>
+        <w:rPr>
+          <w:szCs w:val="28"/>
+        </w:rPr>
+        <w:t xml:space="preserve">. Асинхронная передача телеметрии осуществляется через </w:t>
       </w:r>
       <w:proofErr w:type="spellStart"/>
       <w:r>
-        <w:t>Linux</w:t>
+        <w:rPr>
+          <w:szCs w:val="28"/>
+        </w:rPr>
+        <w:t>SignalR</w:t>
       </w:r>
       <w:proofErr w:type="spellEnd"/>
       <w:r>
-        <w:t xml:space="preserve">-серверах, а также богатой экосистемой для организации реального времени через </w:t>
+        <w:rPr>
+          <w:szCs w:val="28"/>
+        </w:rPr>
+        <w:t xml:space="preserve"> с помощью </w:t>
       </w:r>
       <w:proofErr w:type="spellStart"/>
       <w:r>
+        <w:rPr>
+          <w:szCs w:val="28"/>
+        </w:rPr>
+        <w:t>кастомного</w:t>
+      </w:r>
+      <w:proofErr w:type="spellEnd"/>
+      <w:r>
+        <w:rPr>
+          <w:szCs w:val="28"/>
+        </w:rPr>
+        <w:t xml:space="preserve"> хука </w:t>
+      </w:r>
+      <w:proofErr w:type="spellStart"/>
+      <w:r>
+        <w:rPr>
+          <w:szCs w:val="28"/>
+        </w:rPr>
+        <w:t>useSignalR</w:t>
+      </w:r>
+      <w:proofErr w:type="spellEnd"/>
+      <w:r>
+        <w:rPr>
+          <w:szCs w:val="28"/>
+        </w:rPr>
+        <w:t xml:space="preserve">, обеспечивающего автоматическое </w:t>
+      </w:r>
+      <w:r>
+        <w:rPr>
+          <w:szCs w:val="28"/>
+        </w:rPr>
+        <w:t>пере подключение</w:t>
+      </w:r>
+      <w:r>
+        <w:rPr>
+          <w:szCs w:val="28"/>
+        </w:rPr>
+        <w:t>. При запуске симуляции клиент подключается к соответствующей группе и принимает пакеты телеметрии с частотой до 30 Гц.</w:t>
+      </w:r>
+    </w:p>
+    <w:p>
+      <w:pPr>
+        <w:ind w:left="-1" w:right="18" w:firstLine="708"/>
+        <w:rPr>
+          <w:szCs w:val="28"/>
+        </w:rPr>
+      </w:pPr>
+      <w:r>
+        <w:rPr>
+          <w:szCs w:val="28"/>
+        </w:rPr>
+        <w:t xml:space="preserve">Аутентификация реализована через JWT. Токен доступа хранится в памяти приложения и добавляется в заголовки запросов, токен обновления — в </w:t>
+      </w:r>
+      <w:proofErr w:type="spellStart"/>
+      <w:r>
+        <w:rPr>
+          <w:szCs w:val="28"/>
+        </w:rPr>
+        <w:t>HttpOnly</w:t>
+      </w:r>
+      <w:proofErr w:type="spellEnd"/>
+      <w:r>
+        <w:rPr>
+          <w:szCs w:val="28"/>
+        </w:rPr>
+        <w:t xml:space="preserve"> </w:t>
+      </w:r>
+      <w:proofErr w:type="spellStart"/>
+      <w:r>
+        <w:rPr>
+          <w:szCs w:val="28"/>
+        </w:rPr>
+        <w:t>cookie</w:t>
+      </w:r>
+      <w:proofErr w:type="spellEnd"/>
+      <w:r>
+        <w:rPr>
+          <w:szCs w:val="28"/>
+        </w:rPr>
+        <w:t xml:space="preserve">. Для управления аутентификацией используется контекст </w:t>
+      </w:r>
+      <w:proofErr w:type="spellStart"/>
+      <w:r>
+        <w:rPr>
+          <w:szCs w:val="28"/>
+        </w:rPr>
+        <w:t>AuthContext</w:t>
+      </w:r>
+      <w:proofErr w:type="spellEnd"/>
+      <w:r>
+        <w:rPr>
+          <w:szCs w:val="28"/>
+        </w:rPr>
+        <w:t>, предоставляющий информацию о пользователе и его роли.</w:t>
+      </w:r>
+    </w:p>
+    <w:p>
+      <w:pPr>
+        <w:ind w:left="-1" w:right="18" w:firstLine="708"/>
+        <w:rPr>
+          <w:szCs w:val="28"/>
+        </w:rPr>
+      </w:pPr>
+      <w:r>
+        <w:rPr>
+          <w:szCs w:val="28"/>
+        </w:rPr>
+        <w:t xml:space="preserve">Развёртывание поддерживает два режима. Для разработки используется </w:t>
+      </w:r>
+      <w:proofErr w:type="spellStart"/>
+      <w:r>
+        <w:rPr>
+          <w:szCs w:val="28"/>
+        </w:rPr>
+        <w:t>Docker</w:t>
+      </w:r>
+      <w:proofErr w:type="spellEnd"/>
+      <w:r>
+        <w:rPr>
+          <w:szCs w:val="28"/>
+        </w:rPr>
+        <w:t xml:space="preserve"> </w:t>
+      </w:r>
+      <w:proofErr w:type="spellStart"/>
+      <w:r>
+        <w:rPr>
+          <w:szCs w:val="28"/>
+        </w:rPr>
+        <w:t>Compose</w:t>
+      </w:r>
+      <w:proofErr w:type="spellEnd"/>
+      <w:r>
+        <w:rPr>
+          <w:szCs w:val="28"/>
+        </w:rPr>
+        <w:t xml:space="preserve"> с контейнерами </w:t>
+      </w:r>
+      <w:proofErr w:type="spellStart"/>
+      <w:r>
+        <w:rPr>
+          <w:szCs w:val="28"/>
+        </w:rPr>
+        <w:t>PostgreSQL</w:t>
+      </w:r>
+      <w:proofErr w:type="spellEnd"/>
+      <w:r>
+        <w:rPr>
+          <w:szCs w:val="28"/>
+        </w:rPr>
+        <w:t xml:space="preserve">, </w:t>
+      </w:r>
+      <w:proofErr w:type="spellStart"/>
+      <w:r>
+        <w:rPr>
+          <w:szCs w:val="28"/>
+        </w:rPr>
+        <w:t>Redis</w:t>
+      </w:r>
+      <w:proofErr w:type="spellEnd"/>
+      <w:r>
+        <w:rPr>
+          <w:szCs w:val="28"/>
+        </w:rPr>
+        <w:t xml:space="preserve">, бэкенда на ASP.NET </w:t>
+      </w:r>
+      <w:proofErr w:type="spellStart"/>
+      <w:r>
+        <w:rPr>
+          <w:szCs w:val="28"/>
+        </w:rPr>
+        <w:t>Core</w:t>
+      </w:r>
+      <w:proofErr w:type="spellEnd"/>
+      <w:r>
+        <w:rPr>
+          <w:szCs w:val="28"/>
+        </w:rPr>
+        <w:t xml:space="preserve"> и </w:t>
+      </w:r>
+      <w:proofErr w:type="spellStart"/>
+      <w:r>
+        <w:rPr>
+          <w:szCs w:val="28"/>
+        </w:rPr>
+        <w:t>Nginx</w:t>
+      </w:r>
+      <w:proofErr w:type="spellEnd"/>
+      <w:r>
+        <w:rPr>
+          <w:szCs w:val="28"/>
+        </w:rPr>
+        <w:t xml:space="preserve"> для обслуживания статических файлов </w:t>
+      </w:r>
+      <w:proofErr w:type="spellStart"/>
+      <w:r>
+        <w:rPr>
+          <w:szCs w:val="28"/>
+        </w:rPr>
+        <w:t>React</w:t>
+      </w:r>
+      <w:proofErr w:type="spellEnd"/>
+      <w:r>
+        <w:rPr>
+          <w:szCs w:val="28"/>
+        </w:rPr>
+        <w:t>-приложения</w:t>
+      </w:r>
+      <w:r>
+        <w:rPr>
+          <w:szCs w:val="28"/>
+        </w:rPr>
+        <w:t xml:space="preserve"> [34][35]</w:t>
+      </w:r>
+      <w:r>
+        <w:rPr>
+          <w:szCs w:val="28"/>
+        </w:rPr>
+        <w:t xml:space="preserve">. Для промышленной эксплуатации в облаке применяется </w:t>
+      </w:r>
+      <w:proofErr w:type="spellStart"/>
+      <w:r>
+        <w:rPr>
+          <w:szCs w:val="28"/>
+        </w:rPr>
+        <w:t>Kubernetes</w:t>
+      </w:r>
+      <w:proofErr w:type="spellEnd"/>
+      <w:r>
+        <w:rPr>
+          <w:szCs w:val="28"/>
+        </w:rPr>
+        <w:t xml:space="preserve"> с горизонтальным масштабированием подов бэкенда, использованием </w:t>
+      </w:r>
+      <w:proofErr w:type="spellStart"/>
+      <w:r>
+        <w:rPr>
+          <w:szCs w:val="28"/>
+        </w:rPr>
+        <w:t>Redis</w:t>
+      </w:r>
+      <w:proofErr w:type="spellEnd"/>
+      <w:r>
+        <w:rPr>
+          <w:szCs w:val="28"/>
+        </w:rPr>
+        <w:t xml:space="preserve"> как </w:t>
+      </w:r>
+      <w:proofErr w:type="spellStart"/>
+      <w:r>
+        <w:rPr>
+          <w:szCs w:val="28"/>
+        </w:rPr>
+        <w:t>бэкплейна</w:t>
+      </w:r>
+      <w:proofErr w:type="spellEnd"/>
+      <w:r>
+        <w:rPr>
+          <w:szCs w:val="28"/>
+        </w:rPr>
+        <w:t xml:space="preserve"> </w:t>
+      </w:r>
+      <w:proofErr w:type="spellStart"/>
+      <w:r>
+        <w:rPr>
+          <w:szCs w:val="28"/>
+        </w:rPr>
         <w:t>SignalR</w:t>
       </w:r>
       <w:proofErr w:type="spellEnd"/>
       <w:r>
-        <w:t xml:space="preserve"> и возможностью использования единого языка C# как на серверной, так и на клиентской стороне при использовании </w:t>
+        <w:rPr>
+          <w:szCs w:val="28"/>
+        </w:rPr>
+        <w:t xml:space="preserve">, управляемой базы данных </w:t>
       </w:r>
       <w:proofErr w:type="spellStart"/>
       <w:r>
-        <w:t>Blazor</w:t>
+        <w:rPr>
+          <w:szCs w:val="28"/>
+        </w:rPr>
+        <w:t>PostgreSQL</w:t>
       </w:r>
       <w:proofErr w:type="spellEnd"/>
       <w:r>
-        <w:t xml:space="preserve"> [31][32][33]</w:t>
-      </w:r>
-      <w:r>
-        <w:t>. Архитектура спроектирована с учётом требований многопользовательского режима, масштабируемости и безопасности, что особенно важно для промышленной эксплуатации системы в исследовательских и образовательных учреждениях.</w:t>
-      </w:r>
-    </w:p>
-    <w:p>
-      <w:r>
-        <w:t xml:space="preserve">В основе архитектуры лежат принципы чистой архитектуры и предметно-ориентированного проектирования. В соответствии с этими принципами всё решение разделено на несколько логических слоёв, каждый из которых имеет чётко определённые обязанности и не зависит от реализации нижележащих слоёв. Доменный слой содержит сущности предметной области, такие как симуляция, лог-файл, параметры полёта и метрики сравнения, а также интерфейсы репозиториев и доменные события. Этот слой полностью свободен от каких-либо ссылок на внешние фреймворки или библиотеки, что делает его независимым от технологий хранения данных или доставки. Прикладной слой реализует варианты использования системы — команды и запросы, оформленные в стиле CQRS с использованием библиотеки </w:t>
+        <w:rPr>
+          <w:szCs w:val="28"/>
+        </w:rPr>
+        <w:t xml:space="preserve"> и S3-совместимого объектного хранилища для </w:t>
       </w:r>
       <w:proofErr w:type="spellStart"/>
       <w:r>
-        <w:t>MediatR</w:t>
+        <w:rPr>
+          <w:szCs w:val="28"/>
+        </w:rPr>
+        <w:t>Parquet</w:t>
       </w:r>
       <w:proofErr w:type="spellEnd"/>
       <w:r>
-        <w:t xml:space="preserve">. Именно здесь располагается вся бизнес-логика: запуск новой симуляции, загрузка и обработка логов реальных полётов, расчёт метрик сравнения, генерация отчётов. Инфраструктурный слой предоставляет конкретные реализации абстракций, объявленных в доменном и прикладном слоях. Сюда входят реализация репозиториев на </w:t>
+        <w:rPr>
+          <w:szCs w:val="28"/>
+        </w:rPr>
+        <w:t xml:space="preserve">-файлов. </w:t>
       </w:r>
       <w:proofErr w:type="spellStart"/>
       <w:r>
-        <w:t>Entity</w:t>
+        <w:rPr>
+          <w:szCs w:val="28"/>
+        </w:rPr>
+        <w:t>React</w:t>
       </w:r>
       <w:proofErr w:type="spellEnd"/>
       <w:r>
+        <w:rPr>
+          <w:szCs w:val="28"/>
+        </w:rPr>
+        <w:t xml:space="preserve">-приложение развёртывается через отдельный </w:t>
+      </w:r>
+      <w:proofErr w:type="spellStart"/>
+      <w:r>
+        <w:rPr>
+          <w:szCs w:val="28"/>
+        </w:rPr>
+        <w:t>Deployment</w:t>
+      </w:r>
+      <w:proofErr w:type="spellEnd"/>
+      <w:r>
+        <w:rPr>
+          <w:szCs w:val="28"/>
+        </w:rPr>
+        <w:t xml:space="preserve"> с автоматическим масштабированием. Мониторинг осуществляется через </w:t>
+      </w:r>
+      <w:proofErr w:type="spellStart"/>
+      <w:r>
+        <w:rPr>
+          <w:szCs w:val="28"/>
+        </w:rPr>
+        <w:t>Prometheus</w:t>
+      </w:r>
+      <w:proofErr w:type="spellEnd"/>
+      <w:r>
+        <w:rPr>
+          <w:szCs w:val="28"/>
+        </w:rPr>
+        <w:t xml:space="preserve"> и </w:t>
+      </w:r>
+      <w:proofErr w:type="spellStart"/>
+      <w:r>
+        <w:rPr>
+          <w:szCs w:val="28"/>
+        </w:rPr>
+        <w:t>Grafana</w:t>
+      </w:r>
+      <w:proofErr w:type="spellEnd"/>
+      <w:r>
+        <w:rPr>
+          <w:szCs w:val="28"/>
+        </w:rPr>
+        <w:t xml:space="preserve">, логирование — через </w:t>
+      </w:r>
+      <w:proofErr w:type="spellStart"/>
+      <w:r>
+        <w:rPr>
+          <w:szCs w:val="28"/>
+        </w:rPr>
+        <w:t>Serilog</w:t>
+      </w:r>
+      <w:proofErr w:type="spellEnd"/>
+      <w:r>
+        <w:rPr>
+          <w:szCs w:val="28"/>
+        </w:rPr>
+        <w:t xml:space="preserve"> с отправкой в </w:t>
+      </w:r>
+      <w:proofErr w:type="spellStart"/>
+      <w:r>
+        <w:rPr>
+          <w:szCs w:val="28"/>
+        </w:rPr>
+        <w:t>Elasticsearch</w:t>
+      </w:r>
+      <w:proofErr w:type="spellEnd"/>
+      <w:r>
+        <w:rPr>
+          <w:szCs w:val="28"/>
+        </w:rPr>
+        <w:t xml:space="preserve"> или </w:t>
+      </w:r>
+      <w:proofErr w:type="spellStart"/>
+      <w:r>
+        <w:rPr>
+          <w:szCs w:val="28"/>
+        </w:rPr>
+        <w:t>Loki</w:t>
+      </w:r>
+      <w:proofErr w:type="spellEnd"/>
+      <w:r>
+        <w:rPr>
+          <w:szCs w:val="28"/>
+        </w:rPr>
+        <w:t>.</w:t>
+      </w:r>
+      <w:r>
+        <w:rPr>
+          <w:szCs w:val="28"/>
+        </w:rPr>
         <w:t xml:space="preserve"> </w:t>
       </w:r>
+      <w:r>
+        <w:rPr>
+          <w:szCs w:val="28"/>
+        </w:rPr>
+        <w:t xml:space="preserve">Ниже представлена диаграмма </w:t>
+      </w:r>
       <w:proofErr w:type="spellStart"/>
       <w:r>
-        <w:t>Framework</w:t>
+        <w:rPr>
+          <w:szCs w:val="28"/>
+        </w:rPr>
+        <w:t>класов</w:t>
       </w:r>
       <w:proofErr w:type="spellEnd"/>
       <w:r>
-        <w:t xml:space="preserve"> </w:t>
-      </w:r>
-      <w:proofErr w:type="spellStart"/>
-      <w:r>
-        <w:t>Core</w:t>
-      </w:r>
-      <w:proofErr w:type="spellEnd"/>
-      <w:r>
-        <w:t xml:space="preserve">, сервис для работы с файловым хранилищем (локальным или S3-совместимым), парсеры логов в форматах </w:t>
-      </w:r>
-      <w:proofErr w:type="spellStart"/>
-      <w:r>
-        <w:t>ULog</w:t>
-      </w:r>
-      <w:proofErr w:type="spellEnd"/>
-      <w:r>
-        <w:t xml:space="preserve"> и CSV, а также сама математическая модель динамики БПЛА, написанная на C# с использованием библиотеки </w:t>
-      </w:r>
-      <w:proofErr w:type="spellStart"/>
-      <w:r>
-        <w:t>System.Numerics</w:t>
-      </w:r>
-      <w:proofErr w:type="spellEnd"/>
-      <w:r>
-        <w:t xml:space="preserve"> для векторных и </w:t>
-      </w:r>
-      <w:proofErr w:type="spellStart"/>
-      <w:r>
-        <w:t>кватернионных</w:t>
-      </w:r>
-      <w:proofErr w:type="spellEnd"/>
-      <w:r>
-        <w:t xml:space="preserve"> вычислений. Наконец, презентационный слой представляет собой </w:t>
-      </w:r>
-      <w:r>
-        <w:t>ASP.NET</w:t>
-      </w:r>
-      <w:r>
-        <w:t> </w:t>
-      </w:r>
-      <w:proofErr w:type="spellStart"/>
-      <w:r>
-        <w:t>Core</w:t>
-      </w:r>
-      <w:proofErr w:type="spellEnd"/>
-      <w:r>
-        <w:t xml:space="preserve"> </w:t>
-      </w:r>
-      <w:proofErr w:type="spellStart"/>
-      <w:r>
-        <w:t>WebAPI</w:t>
-      </w:r>
-      <w:proofErr w:type="spellEnd"/>
-      <w:r>
-        <w:t xml:space="preserve"> с контроллерами REST API, </w:t>
-      </w:r>
-      <w:proofErr w:type="spellStart"/>
-      <w:r>
-        <w:t>SignalR-хабом</w:t>
-      </w:r>
-      <w:proofErr w:type="spellEnd"/>
-      <w:r>
-        <w:t xml:space="preserve"> для реального времени и </w:t>
-      </w:r>
-      <w:proofErr w:type="spellStart"/>
-      <w:r>
-        <w:t>middleware</w:t>
-      </w:r>
-      <w:proofErr w:type="spellEnd"/>
-      <w:r>
-        <w:t xml:space="preserve"> для обработки </w:t>
-      </w:r>
-      <w:r>
+        <w:rPr>
+          <w:szCs w:val="28"/>
+        </w:rPr>
+        <w:t xml:space="preserve"> на рисунке 2.1.</w:t>
+      </w:r>
+    </w:p>
+    <w:p>
+      <w:pPr>
+        <w:ind w:left="-1" w:right="18" w:firstLine="1"/>
+        <w:jc w:val="center"/>
+      </w:pPr>
+      <w:r>
+        <w:rPr>
+          <w:noProof/>
+          <w:szCs w:val="28"/>
+        </w:rPr>
         <w:lastRenderedPageBreak/>
-        <w:t xml:space="preserve">аутентификации, логирования и обработки ошибок. Клиентское приложение может быть реализовано либо на </w:t>
-      </w:r>
-      <w:proofErr w:type="spellStart"/>
-      <w:r>
-        <w:t>Blazor</w:t>
-      </w:r>
-      <w:proofErr w:type="spellEnd"/>
-      <w:r>
-        <w:t xml:space="preserve"> </w:t>
-      </w:r>
-      <w:proofErr w:type="spellStart"/>
-      <w:r>
-        <w:t>WebAssembly</w:t>
-      </w:r>
-      <w:proofErr w:type="spellEnd"/>
-      <w:r>
-        <w:t xml:space="preserve"> (что позволяет запускать C# код непосредственно в браузере), либо в виде отдельного одностраничного приложения на </w:t>
-      </w:r>
-      <w:proofErr w:type="spellStart"/>
-      <w:r>
-        <w:t>React</w:t>
-      </w:r>
-      <w:proofErr w:type="spellEnd"/>
-      <w:r>
-        <w:t xml:space="preserve"> или Vue.js, взаимодействующего с сервером через API и </w:t>
-      </w:r>
-      <w:proofErr w:type="spellStart"/>
-      <w:r>
-        <w:t>SignalR</w:t>
-      </w:r>
-      <w:proofErr w:type="spellEnd"/>
-      <w:r>
-        <w:t xml:space="preserve"> </w:t>
-      </w:r>
-      <w:r>
-        <w:t>[34]</w:t>
-      </w:r>
-      <w:r>
-        <w:t>.</w:t>
-      </w:r>
-    </w:p>
-    <w:p>
-      <w:pPr>
-        <w:pStyle w:val="3"/>
-      </w:pPr>
-      <w:bookmarkStart w:id="23" w:name="_Toc230894997"/>
-      <w:r>
-        <w:t xml:space="preserve">2.3.2 </w:t>
-      </w:r>
-      <w:r>
-        <w:t>Математическая модель динамики БПЛА и сенсоров</w:t>
-      </w:r>
-      <w:bookmarkEnd w:id="23"/>
-    </w:p>
-    <w:p>
-      <w:r>
-        <w:t xml:space="preserve">Математическая модель динамики, являющаяся сердцем цифрового двойника, реализована на C# в виде иерархии классов, поддерживающих три уровня детализации. Кинематическая модель с четырьмя степенями свободы описывает только движение центра масс и используется для быстрого прототипирования маршрутов и симуляции роя беспилотных аппаратов, где вычислительная эффективность важнее физической точности. Линеаризованная модель с шестью степенями свободы использует постоянные коэффициенты в уравнениях Эйлера и применяется для первичной настройки ПИД-регуляторов стабилизации. Полная нелинейная модель, также с шестью степенями свободы, интегрирует уравнения движения методом Рунге-Кутты четвёртого порядка, учитывает эффект земли, нелинейное аэродинамическое сопротивление, ветровые возмущения в виде модели </w:t>
-      </w:r>
-      <w:proofErr w:type="spellStart"/>
-      <w:r>
-        <w:t>Драйдена</w:t>
-      </w:r>
-      <w:proofErr w:type="spellEnd"/>
-      <w:r>
-        <w:t xml:space="preserve"> и температурные дрейфы сенсоров. Эта модель используется для финальной валидации алгоритмов управления и моделирования отказных ситуаций. Модель сенсоров добавляет к истинным значениям, получаемым из динамической модели, реалистичные шумы (белый гауссовский шум со спектральной плотностью, соответствующей реальным датчикам), медленно меняющиеся смещения нуля, моделируемые случайным блужданием, и эффекты квантования аналого-цифрового преобразователя. Все компоненты модели написаны на чистом C# с акцентом на вычислительную эффективность, что позволяет достигать частоты обновления до двух тысяч герц на современном серверном оборудовании.</w:t>
-      </w:r>
-    </w:p>
-    <w:p/>
-    <w:p>
-      <w:pPr>
-        <w:pStyle w:val="3"/>
-      </w:pPr>
-      <w:bookmarkStart w:id="24" w:name="_Toc230894998"/>
-      <w:r>
-        <w:lastRenderedPageBreak/>
-        <w:t xml:space="preserve">2.3.3 </w:t>
-      </w:r>
-      <w:r>
-        <w:t>Организация обмена данными в реальном времени</w:t>
-      </w:r>
-      <w:bookmarkEnd w:id="24"/>
-    </w:p>
-    <w:p>
-      <w:r>
-        <w:t xml:space="preserve">Для организации обмена данными в реальном времени между сервером и клиентами используется библиотека </w:t>
-      </w:r>
-      <w:proofErr w:type="spellStart"/>
-      <w:r>
-        <w:t>SignalR</w:t>
-      </w:r>
-      <w:proofErr w:type="spellEnd"/>
-      <w:r>
-        <w:t>, которая автоматически выбирает оптимальный транспорт (</w:t>
-      </w:r>
-      <w:proofErr w:type="spellStart"/>
-      <w:r>
-        <w:t>WebSockets</w:t>
-      </w:r>
-      <w:proofErr w:type="spellEnd"/>
-      <w:r>
-        <w:t xml:space="preserve">, </w:t>
-      </w:r>
-      <w:proofErr w:type="spellStart"/>
-      <w:r>
-        <w:t>Server-Sent</w:t>
-      </w:r>
-      <w:proofErr w:type="spellEnd"/>
-      <w:r>
-        <w:t xml:space="preserve"> </w:t>
-      </w:r>
-      <w:proofErr w:type="spellStart"/>
-      <w:r>
-        <w:t>Events</w:t>
-      </w:r>
-      <w:proofErr w:type="spellEnd"/>
-      <w:r>
-        <w:t xml:space="preserve"> или </w:t>
-      </w:r>
-      <w:proofErr w:type="spellStart"/>
-      <w:r>
-        <w:t>Long</w:t>
-      </w:r>
-      <w:proofErr w:type="spellEnd"/>
-      <w:r>
-        <w:t xml:space="preserve"> </w:t>
-      </w:r>
-      <w:proofErr w:type="spellStart"/>
-      <w:r>
-        <w:t>Polling</w:t>
-      </w:r>
-      <w:proofErr w:type="spellEnd"/>
-      <w:r>
-        <w:t xml:space="preserve">) в зависимости от возможностей браузера и сетевых условий. </w:t>
-      </w:r>
-      <w:proofErr w:type="spellStart"/>
-      <w:r>
-        <w:t>SignalR-хаб</w:t>
-      </w:r>
-      <w:proofErr w:type="spellEnd"/>
-      <w:r>
-        <w:t xml:space="preserve"> предоставляет два основных метода: присоединение к определённой симуляции по её идентификатору и отправка команд управления (пауза, возобновление, внедрение отказа). При запуске симуляции клиент получает от сервера уникальный URL для </w:t>
-      </w:r>
-      <w:proofErr w:type="spellStart"/>
-      <w:r>
-        <w:t>WebSocket</w:t>
-      </w:r>
-      <w:proofErr w:type="spellEnd"/>
-      <w:r>
-        <w:t xml:space="preserve">-соединения и устанавливает постоянный канал, по которому сервер передаёт телеметрические пакеты с частотой до тридцати герц. Каждый пакет содержит временную метку, текущее положение аппарата в трёхмерном пространстве, его ориентацию в углах Эйлера или кватернионах, линейную и угловую скорости, показания виртуальных сенсоров, а также величину рассогласования между виртуальной траекторией и реальным логом (если симуляция запущена в режиме сравнения). </w:t>
-      </w:r>
-      <w:proofErr w:type="spellStart"/>
-      <w:r>
-        <w:t>SignalR</w:t>
-      </w:r>
-      <w:proofErr w:type="spellEnd"/>
-      <w:r>
-        <w:t xml:space="preserve"> также обеспечивает автоматическое </w:t>
-      </w:r>
-      <w:proofErr w:type="spellStart"/>
-      <w:r>
-        <w:t>переподключение</w:t>
-      </w:r>
-      <w:proofErr w:type="spellEnd"/>
-      <w:r>
-        <w:t xml:space="preserve"> при временных разрывах связи и сохраняет состояние последней переданной телеметрии, что позволяет клиенту </w:t>
-      </w:r>
-      <w:proofErr w:type="spellStart"/>
-      <w:r>
-        <w:t>бесшовно</w:t>
-      </w:r>
-      <w:proofErr w:type="spellEnd"/>
-      <w:r>
-        <w:t xml:space="preserve"> продолжить отображение после восстановления соединения.</w:t>
-      </w:r>
-    </w:p>
-    <w:p>
-      <w:r>
-        <w:t xml:space="preserve">Управление жизненным циклом симуляций реализовано через фоновый сервис, работающий на протяжении всего времени работы веб-приложения. Этот сервис использует </w:t>
-      </w:r>
-      <w:proofErr w:type="spellStart"/>
-      <w:r>
-        <w:t>потокобезопасную</w:t>
-      </w:r>
-      <w:proofErr w:type="spellEnd"/>
-      <w:r>
-        <w:t xml:space="preserve"> коллекцию для хранения активных симуляций и неблокирующую очередь для постановки новых задач. При поступлении команды на запуск симуляции в очередь помещается рабочий элемент, содержащий идентификатор симуляции, тип модели, параметры окружающей среды и опциональный идентификатор реального лога для сравнения. Фоновый сервис извлекает элементы из очереди, создаёт для каждого новый экземпляр модели динамики через фабрику, загружает из базы данных необходимые конфигурационные параметры и запускает выполнение в отдельной задаче. Каждая симуляция выполняется в собственном контексте, </w:t>
-      </w:r>
-      <w:r>
-        <w:lastRenderedPageBreak/>
-        <w:t>изолированном от остальных, что предотвращает влияние одной симуляции на производительность другой. По окончании симуляции фоновый сервис вызывает модуль сравнения для расчёта метрик, обновляет статус симуляции в базе данных и отправляет клиенту финальное сообщение с результатами. Если симуляция была прервана из-за ошибки или превышения максимальной длительности, сервис также корректно обрабатывает эту ситуацию, освобождая ресурсы и уведомляя пользователя.</w:t>
-      </w:r>
-    </w:p>
-    <w:p>
-      <w:pPr>
-        <w:pStyle w:val="3"/>
-      </w:pPr>
-      <w:bookmarkStart w:id="25" w:name="_Toc230894999"/>
-      <w:r>
-        <w:t xml:space="preserve">2.3.4 </w:t>
-      </w:r>
-      <w:r>
-        <w:t>Модуль сравнения траекторий и расчёт метрик</w:t>
-      </w:r>
-      <w:bookmarkEnd w:id="25"/>
-    </w:p>
-    <w:p>
-      <w:r>
-        <w:t>Модуль сравнения представляет</w:t>
-      </w:r>
-      <w:r>
-        <w:t xml:space="preserve"> </w:t>
-      </w:r>
-      <w:r>
-        <w:t xml:space="preserve">собой отдельный сервис, который принимает на вход два временных ряда реальную траекторию из загруженного лога и смоделированную траекторию из виртуального полёта. Поскольку временные метки в этих рядах могут не совпадать, первым шагом выполняется синхронизация: реальная траектория интерполируется на временную сетку виртуальной с помощью кусочно-линейной интерполяции или сплайнов третьего порядка. После синхронизации вычисляется набор метрик, включающих среднеквадратичную ошибку позиции в трёхмерном пространстве, максимальную абсолютную ошибку ориентации по каждому из углов Эйлера, интегральную абсолютную ошибку скорости, расстояние </w:t>
-      </w:r>
-      <w:proofErr w:type="spellStart"/>
-      <w:r>
-        <w:t>Хаусдорфа</w:t>
-      </w:r>
-      <w:proofErr w:type="spellEnd"/>
-      <w:r>
-        <w:t xml:space="preserve"> между множествами точек траектории как меру максимального расхождения, а также временную задержку между сигналами, вычисляемую через кросс-корреляцию. Для вычисления этих метрик сервис использует библиотеку</w:t>
-      </w:r>
-      <w:r>
-        <w:t xml:space="preserve"> </w:t>
-      </w:r>
-      <w:r>
-        <w:t>Math.NET</w:t>
-      </w:r>
-      <w:r>
-        <w:t xml:space="preserve"> </w:t>
-      </w:r>
-      <w:proofErr w:type="spellStart"/>
-      <w:r>
-        <w:t>Numerics</w:t>
-      </w:r>
-      <w:proofErr w:type="spellEnd"/>
-      <w:r>
-        <w:t>, предоставляющую эффективные реализации линейной алгебры, интегрирования и статистических функций. Результаты сравнения сохраняются в базе данных в формате JSON вместе с идентификатором симуляции, что позволяет в любой момент запросить историю и построить графики изменения точности модели при варьировании параметров.</w:t>
-      </w:r>
-    </w:p>
-    <w:p/>
-    <w:p/>
-    <w:p>
-      <w:pPr>
-        <w:pStyle w:val="3"/>
-      </w:pPr>
-      <w:bookmarkStart w:id="26" w:name="_Toc230895000"/>
-      <w:r>
-        <w:lastRenderedPageBreak/>
-        <w:t>2.3.5 Организация х</w:t>
-      </w:r>
-      <w:r>
-        <w:t>ранени</w:t>
-      </w:r>
-      <w:r>
-        <w:t>я</w:t>
-      </w:r>
-      <w:r>
-        <w:t xml:space="preserve"> данных</w:t>
-      </w:r>
-      <w:bookmarkEnd w:id="26"/>
-    </w:p>
-    <w:p>
-      <w:r>
-        <w:t xml:space="preserve">Хранение данных организовано комбинированным способом. Реляционная база данных </w:t>
-      </w:r>
-      <w:proofErr w:type="spellStart"/>
-      <w:r>
-        <w:t>PostgreSQL</w:t>
-      </w:r>
-      <w:proofErr w:type="spellEnd"/>
-      <w:r>
-        <w:t xml:space="preserve"> (или </w:t>
-      </w:r>
-      <w:proofErr w:type="spellStart"/>
-      <w:r>
-        <w:t>Microsoft</w:t>
-      </w:r>
-      <w:proofErr w:type="spellEnd"/>
-      <w:r>
-        <w:t xml:space="preserve"> SQL </w:t>
-      </w:r>
-      <w:proofErr w:type="spellStart"/>
-      <w:r>
-        <w:t>Server</w:t>
-      </w:r>
-      <w:proofErr w:type="spellEnd"/>
-      <w:r>
-        <w:t xml:space="preserve">) через </w:t>
-      </w:r>
-      <w:proofErr w:type="spellStart"/>
-      <w:r>
-        <w:t>Entity</w:t>
-      </w:r>
-      <w:proofErr w:type="spellEnd"/>
-      <w:r>
-        <w:t xml:space="preserve"> </w:t>
-      </w:r>
-      <w:proofErr w:type="spellStart"/>
-      <w:r>
-        <w:t>Framework</w:t>
-      </w:r>
-      <w:proofErr w:type="spellEnd"/>
-      <w:r>
-        <w:t xml:space="preserve"> </w:t>
-      </w:r>
-      <w:proofErr w:type="spellStart"/>
-      <w:r>
-        <w:t>Core</w:t>
-      </w:r>
-      <w:proofErr w:type="spellEnd"/>
-      <w:r>
-        <w:t xml:space="preserve"> хранит метаинформацию о пользователях, симуляциях, загруженных логах и результатах сравнения. Для повышения производительности запросов созданы индексы по полям </w:t>
-      </w:r>
-      <w:proofErr w:type="spellStart"/>
-      <w:r>
-        <w:t>UserId</w:t>
-      </w:r>
-      <w:proofErr w:type="spellEnd"/>
-      <w:r>
-        <w:t xml:space="preserve">, </w:t>
-      </w:r>
-      <w:proofErr w:type="spellStart"/>
-      <w:r>
-        <w:t>Status</w:t>
-      </w:r>
-      <w:proofErr w:type="spellEnd"/>
-      <w:r>
-        <w:t xml:space="preserve"> и </w:t>
-      </w:r>
-      <w:proofErr w:type="spellStart"/>
-      <w:r>
-        <w:t>CreatedAt</w:t>
-      </w:r>
-      <w:proofErr w:type="spellEnd"/>
-      <w:r>
-        <w:t xml:space="preserve">, а также настроено полнотекстовое индексирование для поиска по имени файла или описанию симуляции. Сами временные ряды как загруженные реальные </w:t>
-      </w:r>
-      <w:proofErr w:type="spellStart"/>
-      <w:r>
-        <w:t>логи</w:t>
-      </w:r>
-      <w:proofErr w:type="spellEnd"/>
-      <w:r>
-        <w:t xml:space="preserve">, так и сгенерированные виртуальные траектории сохраняются в колоночном формате </w:t>
-      </w:r>
-      <w:proofErr w:type="spellStart"/>
-      <w:r>
-        <w:t>Parquet</w:t>
-      </w:r>
-      <w:proofErr w:type="spellEnd"/>
-      <w:r>
-        <w:t xml:space="preserve"> со сжатием </w:t>
-      </w:r>
-      <w:proofErr w:type="spellStart"/>
-      <w:r>
-        <w:t>Snappy</w:t>
-      </w:r>
-      <w:proofErr w:type="spellEnd"/>
-      <w:r>
-        <w:t xml:space="preserve">, который обеспечивает высокую степень компрессии (обычно в пять-десять раз по сравнению с CSV) и позволяет выполнять фильтрацию по временному диапазону без загрузки всего файла в память. </w:t>
-      </w:r>
-      <w:proofErr w:type="spellStart"/>
-      <w:r>
-        <w:t>Parquet</w:t>
-      </w:r>
-      <w:proofErr w:type="spellEnd"/>
-      <w:r>
-        <w:t xml:space="preserve">-файлы хранятся либо в локальной файловой системе сервера, либо в облачном объектном хранилище (совместимом с S3), что обеспечивает возможность масштабирования и резервного копирования. Исходные загруженные пользователем </w:t>
-      </w:r>
-      <w:proofErr w:type="spellStart"/>
-      <w:r>
-        <w:t>логи</w:t>
-      </w:r>
-      <w:proofErr w:type="spellEnd"/>
-      <w:r>
-        <w:t xml:space="preserve"> в форматах </w:t>
-      </w:r>
-      <w:proofErr w:type="spellStart"/>
-      <w:r>
-        <w:t>ULog</w:t>
-      </w:r>
-      <w:proofErr w:type="spellEnd"/>
-      <w:r>
-        <w:t>, BIN или CSV также сохраняются для возможности повторной обработки в случае изменения алгоритмов предобработки или калибровки.</w:t>
-      </w:r>
-    </w:p>
-    <w:p>
-      <w:pPr>
-        <w:pStyle w:val="3"/>
-      </w:pPr>
-      <w:bookmarkStart w:id="27" w:name="_Toc230895001"/>
-      <w:r>
-        <w:t xml:space="preserve">2.3.6 </w:t>
-      </w:r>
-      <w:r>
-        <w:t>Клиентская часть</w:t>
-      </w:r>
-      <w:r>
-        <w:t xml:space="preserve"> </w:t>
-      </w:r>
-      <w:r>
-        <w:t>веб-приложения</w:t>
-      </w:r>
-      <w:bookmarkEnd w:id="27"/>
-    </w:p>
-    <w:p>
-      <w:r>
-        <w:t xml:space="preserve">Клиентская часть веб-приложения реализована на </w:t>
-      </w:r>
-      <w:proofErr w:type="spellStart"/>
-      <w:r>
-        <w:t>Blazor</w:t>
-      </w:r>
-      <w:proofErr w:type="spellEnd"/>
-      <w:r>
-        <w:t xml:space="preserve"> </w:t>
-      </w:r>
-      <w:proofErr w:type="spellStart"/>
-      <w:r>
-        <w:t>WebAssembly</w:t>
-      </w:r>
-      <w:proofErr w:type="spellEnd"/>
-      <w:r>
-        <w:t xml:space="preserve">, что позволяет выполнять код на C# непосредственно в браузере пользователя. Такой подход даёт возможность </w:t>
-      </w:r>
-      <w:proofErr w:type="spellStart"/>
-      <w:r>
-        <w:t>переиспользовать</w:t>
-      </w:r>
-      <w:proofErr w:type="spellEnd"/>
-      <w:r>
-        <w:t xml:space="preserve"> между сервером и клиентом модели данных, </w:t>
-      </w:r>
-      <w:proofErr w:type="spellStart"/>
-      <w:r>
-        <w:t>валидационные</w:t>
-      </w:r>
-      <w:proofErr w:type="spellEnd"/>
-      <w:r>
-        <w:t xml:space="preserve"> атрибуты и даже некоторые алгоритмы предобработки. Пользовательский интерфейс построен с использованием компонентной библиотеки </w:t>
-      </w:r>
-      <w:proofErr w:type="spellStart"/>
-      <w:r>
-        <w:t>MudBlazor</w:t>
-      </w:r>
-      <w:proofErr w:type="spellEnd"/>
-      <w:r>
-        <w:t xml:space="preserve">, реализующей принципы </w:t>
-      </w:r>
-      <w:proofErr w:type="spellStart"/>
-      <w:r>
-        <w:t>Material</w:t>
-      </w:r>
-      <w:proofErr w:type="spellEnd"/>
-      <w:r>
-        <w:t xml:space="preserve"> </w:t>
-      </w:r>
-      <w:proofErr w:type="spellStart"/>
-      <w:r>
-        <w:t>Design</w:t>
-      </w:r>
-      <w:proofErr w:type="spellEnd"/>
-      <w:r>
-        <w:t xml:space="preserve"> и обеспечивающей адаптивный дизайн для экранов различных размеров. Трёхмерная визуализация полёта выполняется с помощью библиотеки Three.js, которая инициализируется и управляется через механизм </w:t>
-      </w:r>
-      <w:proofErr w:type="spellStart"/>
-      <w:r>
-        <w:t>JSInterop</w:t>
-      </w:r>
-      <w:proofErr w:type="spellEnd"/>
-      <w:r>
-        <w:t xml:space="preserve"> — мост между управляемым кодом C# и </w:t>
-      </w:r>
-      <w:proofErr w:type="spellStart"/>
-      <w:r>
-        <w:t>JavaScript</w:t>
-      </w:r>
-      <w:proofErr w:type="spellEnd"/>
-      <w:r>
-        <w:t xml:space="preserve">-окружением </w:t>
-      </w:r>
-      <w:r>
-        <w:lastRenderedPageBreak/>
-        <w:t xml:space="preserve">браузера. При загрузке страницы инициализируется сцена с камерой, освещением, сеткой координат и загружается трёхмерная модель беспилотного аппарата в формате GLTF или GLB. В процессе симуляции каждое полученное через </w:t>
-      </w:r>
-      <w:proofErr w:type="spellStart"/>
-      <w:r>
-        <w:t>SignalR</w:t>
-      </w:r>
-      <w:proofErr w:type="spellEnd"/>
-      <w:r>
-        <w:t xml:space="preserve"> телеметрическое сообщение приводит к обновлению положения и ориентации модели в пространстве, добавлению новой точки к линиям траекторий (реальная траектория отображается красным цветом, виртуальная — синим или зелёным), а также к перерисовке </w:t>
-      </w:r>
-      <w:proofErr w:type="spellStart"/>
-      <w:r>
-        <w:t>дашборда</w:t>
-      </w:r>
-      <w:proofErr w:type="spellEnd"/>
-      <w:r>
-        <w:t xml:space="preserve"> с числовыми значениями параметров полёта. Пользователь имеет возможность переключать режим камеры (следование за аппаратом, свободное вращение, вид сверху), приближать и отдалять сцену, а также сохранять текущий вид в графический файл для последующего включения в отчёт.</w:t>
-      </w:r>
-    </w:p>
-    <w:p>
-      <w:pPr>
-        <w:pStyle w:val="3"/>
-      </w:pPr>
-      <w:bookmarkStart w:id="28" w:name="_Toc230895002"/>
-      <w:r>
-        <w:t xml:space="preserve">2.3.7 Обеспечение безопасности </w:t>
-      </w:r>
-      <w:r>
-        <w:t>веб-приложения</w:t>
-      </w:r>
-      <w:bookmarkEnd w:id="28"/>
-    </w:p>
-    <w:p>
-      <w:r>
-        <w:t>Безопасность веб-приложения обеспечивается на нескольких уровнях. Аутентификация пользователей реализована через</w:t>
-      </w:r>
-      <w:r>
-        <w:t xml:space="preserve"> </w:t>
-      </w:r>
-      <w:r>
-        <w:t>ASP.NET</w:t>
-      </w:r>
-      <w:r>
-        <w:t xml:space="preserve"> </w:t>
-      </w:r>
-      <w:proofErr w:type="spellStart"/>
-      <w:r>
-        <w:t>Core</w:t>
-      </w:r>
-      <w:proofErr w:type="spellEnd"/>
-      <w:r>
-        <w:t xml:space="preserve"> </w:t>
-      </w:r>
-      <w:proofErr w:type="spellStart"/>
-      <w:r>
-        <w:t>Identity</w:t>
-      </w:r>
-      <w:proofErr w:type="spellEnd"/>
-      <w:r>
-        <w:t xml:space="preserve"> с хранением учётных записей в </w:t>
-      </w:r>
-      <w:proofErr w:type="spellStart"/>
-      <w:r>
-        <w:t>PostgreSQL</w:t>
-      </w:r>
-      <w:proofErr w:type="spellEnd"/>
-      <w:r>
-        <w:t xml:space="preserve"> и поддержкой двухфакторной аутентификации для пользователей с повышенными привилегиями. Для доступа к API и </w:t>
-      </w:r>
-      <w:proofErr w:type="spellStart"/>
-      <w:r>
-        <w:t>SignalR-хабу</w:t>
-      </w:r>
-      <w:proofErr w:type="spellEnd"/>
-      <w:r>
-        <w:t xml:space="preserve"> используется JWT (JSON </w:t>
-      </w:r>
-      <w:proofErr w:type="spellStart"/>
-      <w:r>
-        <w:t>Web</w:t>
-      </w:r>
-      <w:proofErr w:type="spellEnd"/>
-      <w:r>
-        <w:t xml:space="preserve"> </w:t>
-      </w:r>
-      <w:proofErr w:type="spellStart"/>
-      <w:r>
-        <w:t>Token</w:t>
-      </w:r>
-      <w:proofErr w:type="spellEnd"/>
-      <w:r>
-        <w:t xml:space="preserve">), который выдаётся при успешном входе в систему и должен передаваться во всех последующих запросах в заголовке </w:t>
-      </w:r>
-      <w:proofErr w:type="spellStart"/>
-      <w:r>
-        <w:t>Authorization</w:t>
-      </w:r>
-      <w:proofErr w:type="spellEnd"/>
-      <w:r>
-        <w:t xml:space="preserve">. </w:t>
-      </w:r>
-      <w:proofErr w:type="spellStart"/>
-      <w:r>
-        <w:t>SignalR</w:t>
-      </w:r>
-      <w:proofErr w:type="spellEnd"/>
-      <w:r>
-        <w:t xml:space="preserve"> поддерживает передачу токена через строку запроса при установке </w:t>
-      </w:r>
-      <w:proofErr w:type="spellStart"/>
-      <w:r>
-        <w:t>WebSocket</w:t>
-      </w:r>
-      <w:proofErr w:type="spellEnd"/>
-      <w:r>
-        <w:t>-</w:t>
-      </w:r>
-      <w:r>
-        <w:t xml:space="preserve">соединения, что особенно удобно для клиентских приложений. На уровне авторизации реализована ролевая модель: обычные пользователи могут запускать симуляции, загружать </w:t>
-      </w:r>
-      <w:proofErr w:type="spellStart"/>
-      <w:r>
-        <w:t>логи</w:t>
-      </w:r>
-      <w:proofErr w:type="spellEnd"/>
-      <w:r>
-        <w:t xml:space="preserve"> и просматривать только свои собственные результаты; исследователи имеют доступ к расширенным метрикам и могут сохранять симуляции как шаблоны; администраторы управляют пользователями, просматривают все симуляции и настраивают параметры системы (например, максимальное количество параллельных симуляций на сервере). Все загружаемые файлы логов проходят валидацию по расширению, магическому числу (сигнатуре) и размеру, а также сканируются на </w:t>
-      </w:r>
-      <w:r>
-        <w:lastRenderedPageBreak/>
-        <w:t>вредоносное содержимое, что предотвращает атаки через загрузку исполняемых файлов или архивов-бомб.</w:t>
-      </w:r>
-    </w:p>
-    <w:p>
-      <w:r>
-        <w:t xml:space="preserve">Развёртывание системы поддерживает два основных режима. Для разработки и небольших инсталляций используется </w:t>
-      </w:r>
-      <w:proofErr w:type="spellStart"/>
-      <w:r>
-        <w:t>Docker</w:t>
-      </w:r>
-      <w:proofErr w:type="spellEnd"/>
-      <w:r>
-        <w:t xml:space="preserve"> </w:t>
-      </w:r>
-      <w:proofErr w:type="spellStart"/>
-      <w:r>
-        <w:t>Compose</w:t>
-      </w:r>
-      <w:proofErr w:type="spellEnd"/>
-      <w:r>
-        <w:t xml:space="preserve">, который поднимает контейнеры с </w:t>
-      </w:r>
-      <w:proofErr w:type="spellStart"/>
-      <w:r>
-        <w:t>PostgreSQL</w:t>
-      </w:r>
-      <w:proofErr w:type="spellEnd"/>
-      <w:r>
-        <w:t xml:space="preserve">, </w:t>
-      </w:r>
-      <w:proofErr w:type="spellStart"/>
-      <w:r>
-        <w:t>Redis</w:t>
-      </w:r>
-      <w:proofErr w:type="spellEnd"/>
-      <w:r>
-        <w:t xml:space="preserve"> (для </w:t>
-      </w:r>
-      <w:proofErr w:type="spellStart"/>
-      <w:r>
-        <w:t>бэкплейна</w:t>
-      </w:r>
-      <w:proofErr w:type="spellEnd"/>
-      <w:r>
-        <w:t xml:space="preserve"> </w:t>
-      </w:r>
-      <w:proofErr w:type="spellStart"/>
-      <w:r>
-        <w:t>SignalR</w:t>
-      </w:r>
-      <w:proofErr w:type="spellEnd"/>
-      <w:r>
-        <w:t xml:space="preserve"> при горизонтальном масштабировании), серверным приложением</w:t>
-      </w:r>
-      <w:r>
-        <w:t xml:space="preserve"> </w:t>
-      </w:r>
-      <w:r>
-        <w:t>ASP.NET</w:t>
-      </w:r>
-      <w:r>
-        <w:t xml:space="preserve"> </w:t>
-      </w:r>
-      <w:proofErr w:type="spellStart"/>
-      <w:r>
-        <w:t>Core</w:t>
-      </w:r>
-      <w:proofErr w:type="spellEnd"/>
-      <w:r>
-        <w:t xml:space="preserve"> и статическими файлами </w:t>
-      </w:r>
-      <w:proofErr w:type="spellStart"/>
-      <w:r>
-        <w:t>Blazor</w:t>
-      </w:r>
-      <w:proofErr w:type="spellEnd"/>
-      <w:r>
-        <w:t xml:space="preserve"> </w:t>
-      </w:r>
-      <w:proofErr w:type="spellStart"/>
-      <w:r>
-        <w:t>WebAssembly</w:t>
-      </w:r>
-      <w:proofErr w:type="spellEnd"/>
-      <w:r>
-        <w:t xml:space="preserve">, обслуживаемыми через </w:t>
-      </w:r>
-      <w:proofErr w:type="spellStart"/>
-      <w:r>
-        <w:t>Nginx</w:t>
-      </w:r>
-      <w:proofErr w:type="spellEnd"/>
-      <w:r>
-        <w:t xml:space="preserve">. Этот режим удобен для быстрого старта и тестирования на локальной машине. Для промышленной эксплуатации в облаке или корпоративном дата-центре подготовлены манифесты для </w:t>
-      </w:r>
-      <w:proofErr w:type="spellStart"/>
-      <w:r>
-        <w:t>Kubernetes</w:t>
-      </w:r>
-      <w:proofErr w:type="spellEnd"/>
-      <w:r>
-        <w:t xml:space="preserve"> с автоматическим масштабированием подов бэкенда в зависимости от загрузки CPU и количества активных </w:t>
-      </w:r>
-      <w:proofErr w:type="spellStart"/>
-      <w:r>
-        <w:t>SignalR</w:t>
-      </w:r>
-      <w:proofErr w:type="spellEnd"/>
-      <w:r>
-        <w:t xml:space="preserve">-соединений. В этом режиме база данных </w:t>
-      </w:r>
-      <w:proofErr w:type="spellStart"/>
-      <w:r>
-        <w:t>PostgreSQL</w:t>
-      </w:r>
-      <w:proofErr w:type="spellEnd"/>
-      <w:r>
-        <w:t xml:space="preserve"> выносится на управляемый экземпляр, а файловое хранилище </w:t>
-      </w:r>
-      <w:proofErr w:type="spellStart"/>
-      <w:r>
-        <w:t>Parquet</w:t>
-      </w:r>
-      <w:proofErr w:type="spellEnd"/>
-      <w:r>
-        <w:t xml:space="preserve"> заменяется на S3-совместимое объектное хранилище, что обеспечивает отказоустойчивость и возможность горизонтального масштабирования до десятков параллельных симуляций. В обоих режимах предусмотрены </w:t>
-      </w:r>
-      <w:proofErr w:type="spellStart"/>
-      <w:r>
-        <w:t>liveness</w:t>
-      </w:r>
-      <w:proofErr w:type="spellEnd"/>
-      <w:r>
-        <w:t xml:space="preserve">-пробы для автоматического перезапуска зависших компонентов и </w:t>
-      </w:r>
-      <w:proofErr w:type="spellStart"/>
-      <w:r>
-        <w:t>readiness</w:t>
-      </w:r>
-      <w:proofErr w:type="spellEnd"/>
-      <w:r>
-        <w:t>-пробы, гарантирующие, что новый под не начнёт принимать трафик до полной инициализации всех зависимостей.</w:t>
-      </w:r>
-    </w:p>
-    <w:p>
-      <w:pPr>
-        <w:pStyle w:val="3"/>
-      </w:pPr>
-      <w:bookmarkStart w:id="29" w:name="_Toc230895003"/>
-      <w:r>
-        <w:t xml:space="preserve">2.3.8 </w:t>
-      </w:r>
-      <w:r>
-        <w:t>Мониторинг и логирование</w:t>
-      </w:r>
-      <w:bookmarkEnd w:id="29"/>
-    </w:p>
-    <w:p>
-      <w:r>
-        <w:t xml:space="preserve">Мониторинг работоспособности и производительности системы осуществляется с использованием стека </w:t>
-      </w:r>
-      <w:proofErr w:type="spellStart"/>
-      <w:r>
-        <w:t>Prometheus</w:t>
-      </w:r>
-      <w:proofErr w:type="spellEnd"/>
-      <w:r>
-        <w:t xml:space="preserve"> и </w:t>
-      </w:r>
-      <w:proofErr w:type="spellStart"/>
-      <w:r>
-        <w:t>Grafana</w:t>
-      </w:r>
-      <w:proofErr w:type="spellEnd"/>
-      <w:r>
-        <w:t>.</w:t>
-      </w:r>
-      <w:r>
-        <w:t xml:space="preserve"> </w:t>
-      </w:r>
-      <w:r>
-        <w:t>ASP.NET</w:t>
-      </w:r>
-      <w:r>
-        <w:t xml:space="preserve"> </w:t>
-      </w:r>
-      <w:proofErr w:type="spellStart"/>
-      <w:r>
-        <w:t>Core</w:t>
-      </w:r>
-      <w:proofErr w:type="spellEnd"/>
-      <w:r>
-        <w:t xml:space="preserve"> приложение экспортирует метрики в формате, понятном </w:t>
-      </w:r>
-      <w:proofErr w:type="spellStart"/>
-      <w:r>
-        <w:t>Prometheus</w:t>
-      </w:r>
-      <w:proofErr w:type="spellEnd"/>
-      <w:r>
-        <w:t xml:space="preserve">, включая количество HTTP-запросов по </w:t>
-      </w:r>
-      <w:proofErr w:type="spellStart"/>
-      <w:r>
-        <w:t>эндпоинтам</w:t>
-      </w:r>
-      <w:proofErr w:type="spellEnd"/>
-      <w:r>
-        <w:t xml:space="preserve">, время их выполнения, количество активных соединений </w:t>
-      </w:r>
-      <w:proofErr w:type="spellStart"/>
-      <w:r>
-        <w:t>SignalR</w:t>
-      </w:r>
-      <w:proofErr w:type="spellEnd"/>
-      <w:r>
-        <w:t xml:space="preserve">, загрузку процессора и памяти, а также </w:t>
-      </w:r>
-      <w:proofErr w:type="spellStart"/>
-      <w:r>
-        <w:t>кастомные</w:t>
-      </w:r>
-      <w:proofErr w:type="spellEnd"/>
-      <w:r>
-        <w:t xml:space="preserve"> метрики — число запущенных симуляций, количество ошибок модели, среднюю частоту обновления телеметрии. На основе этих метрик в </w:t>
-      </w:r>
-      <w:proofErr w:type="spellStart"/>
-      <w:r>
-        <w:t>Grafana</w:t>
-      </w:r>
-      <w:proofErr w:type="spellEnd"/>
-      <w:r>
-        <w:t xml:space="preserve"> построены </w:t>
-      </w:r>
-      <w:proofErr w:type="spellStart"/>
-      <w:r>
-        <w:t>дашборды</w:t>
-      </w:r>
-      <w:proofErr w:type="spellEnd"/>
-      <w:r>
-        <w:t xml:space="preserve"> для администратора, отображающие текущую загрузку системы, долю успешных симуляций и предупреждения о </w:t>
-      </w:r>
-      <w:r>
-        <w:lastRenderedPageBreak/>
-        <w:t xml:space="preserve">превышении пороговых значений. Логирование событий ведётся через </w:t>
-      </w:r>
-      <w:proofErr w:type="spellStart"/>
-      <w:r>
-        <w:t>Serilog</w:t>
-      </w:r>
-      <w:proofErr w:type="spellEnd"/>
-      <w:r>
-        <w:t xml:space="preserve"> с записью в структурированном формате JSON и отправкой в централизованную систему агрегации логов (например, </w:t>
-      </w:r>
-      <w:proofErr w:type="spellStart"/>
-      <w:r>
-        <w:t>Elasticsearch</w:t>
-      </w:r>
-      <w:proofErr w:type="spellEnd"/>
-      <w:r>
-        <w:t xml:space="preserve"> или </w:t>
-      </w:r>
-      <w:proofErr w:type="spellStart"/>
-      <w:r>
-        <w:t>Loki</w:t>
-      </w:r>
-      <w:proofErr w:type="spellEnd"/>
-      <w:r>
-        <w:t>), что позволяет выполнять поиск по всем компонентам системы и анализировать причины сбоев.</w:t>
-      </w:r>
-    </w:p>
-    <w:p>
-      <w:r>
-        <w:t>Таким образом, разработанная архитектура веб-приложения на C#</w:t>
-      </w:r>
-      <w:r>
-        <w:t xml:space="preserve"> </w:t>
-      </w:r>
-      <w:r>
-        <w:t>ASP.NET</w:t>
-      </w:r>
-      <w:r>
-        <w:t xml:space="preserve"> </w:t>
-      </w:r>
-      <w:proofErr w:type="spellStart"/>
-      <w:r>
-        <w:t>Core</w:t>
-      </w:r>
-      <w:proofErr w:type="spellEnd"/>
-      <w:r>
-        <w:t xml:space="preserve"> представляет собой законченное, масштабируемое и безопасное решение для создания цифровых двойников беспилотных летательных аппаратов. Она охватывает все этапы работы с системой: от аутентификации пользователя и загрузки реальных полётных данных до запуска высокоточных симуляций, визуализации их результатов в реальном времени и генерации аналитических отчётов. Использование современного стека технологий, включающего .NET 8, </w:t>
-      </w:r>
-      <w:proofErr w:type="spellStart"/>
-      <w:r>
-        <w:t>SignalR</w:t>
-      </w:r>
-      <w:proofErr w:type="spellEnd"/>
-      <w:r>
-        <w:t xml:space="preserve">, </w:t>
-      </w:r>
-      <w:proofErr w:type="spellStart"/>
-      <w:r>
-        <w:t>Blazor</w:t>
-      </w:r>
-      <w:proofErr w:type="spellEnd"/>
-      <w:r>
-        <w:t xml:space="preserve"> </w:t>
-      </w:r>
-      <w:proofErr w:type="spellStart"/>
-      <w:r>
-        <w:t>WebAssembly</w:t>
-      </w:r>
-      <w:proofErr w:type="spellEnd"/>
-      <w:r>
-        <w:t xml:space="preserve"> и Three.js, обеспечивает как высокую производительность вычислений на сервере, так и богатый интерактивный опыт на стороне клиента. Модульность и чёткое разделение слоёв позволяют легко модифицировать отдельные компоненты (например, добавить новую модель динамики или другой формат импорта логов) без нарушения работы остальной части системы.</w:t>
-      </w:r>
-      <w:r>
-        <w:t xml:space="preserve"> Ниже на рисунке 2.1 представлена составленная диаграмма классов.</w:t>
+        <w:drawing>
+          <wp:inline distT="0" distB="0" distL="0" distR="0" wp14:anchorId="737E123D" wp14:editId="0E66613D">
+            <wp:extent cx="4067175" cy="7400925"/>
+            <wp:effectExtent l="19050" t="19050" r="28575" b="28575"/>
+            <wp:docPr id="2" name="Рисунок 2"/>
+            <wp:cNvGraphicFramePr>
+              <a:graphicFrameLocks xmlns:a="http://schemas.openxmlformats.org/drawingml/2006/main" noChangeAspect="1"/>
+            </wp:cNvGraphicFramePr>
+            <a:graphic xmlns:a="http://schemas.openxmlformats.org/drawingml/2006/main">
+              <a:graphicData uri="http://schemas.openxmlformats.org/drawingml/2006/picture">
+                <pic:pic xmlns:pic="http://schemas.openxmlformats.org/drawingml/2006/picture">
+                  <pic:nvPicPr>
+                    <pic:cNvPr id="0" name="Picture 1"/>
+                    <pic:cNvPicPr>
+                      <a:picLocks noChangeAspect="1" noChangeArrowheads="1"/>
+                    </pic:cNvPicPr>
+                  </pic:nvPicPr>
+                  <pic:blipFill>
+                    <a:blip r:embed="rId8">
+                      <a:extLst>
+                        <a:ext uri="{28A0092B-C50C-407E-A947-70E740481C1C}">
+                          <a14:useLocalDpi xmlns:a14="http://schemas.microsoft.com/office/drawing/2010/main" val="0"/>
+                        </a:ext>
+                      </a:extLst>
+                    </a:blip>
+                    <a:srcRect/>
+                    <a:stretch>
+                      <a:fillRect/>
+                    </a:stretch>
+                  </pic:blipFill>
+                  <pic:spPr bwMode="auto">
+                    <a:xfrm>
+                      <a:off x="0" y="0"/>
+                      <a:ext cx="4067175" cy="7400925"/>
+                    </a:xfrm>
+                    <a:prstGeom prst="rect">
+                      <a:avLst/>
+                    </a:prstGeom>
+                    <a:noFill/>
+                    <a:ln>
+                      <a:solidFill>
+                        <a:schemeClr val="tx1"/>
+                      </a:solidFill>
+                    </a:ln>
+                  </pic:spPr>
+                </pic:pic>
+              </a:graphicData>
+            </a:graphic>
+          </wp:inline>
+        </w:drawing>
+      </w:r>
+    </w:p>
+    <w:p>
+      <w:pPr>
+        <w:ind w:left="-1" w:right="18" w:firstLine="1"/>
+        <w:jc w:val="center"/>
+      </w:pPr>
+      <w:r>
+        <w:t xml:space="preserve">Рисунок </w:t>
+      </w:r>
+      <w:r>
+        <w:t>2.1 – Диаграмма классов</w:t>
       </w:r>
     </w:p>
     <w:p>
@@ -11831,15 +12133,6 @@
         <w:ind w:firstLine="0"/>
         <w:jc w:val="center"/>
       </w:pPr>
-    </w:p>
-    <w:p>
-      <w:pPr>
-        <w:ind w:firstLine="0"/>
-        <w:jc w:val="center"/>
-      </w:pPr>
-      <w:r>
-        <w:t>Рисунок 2.1 – Диаграмма классов</w:t>
-      </w:r>
     </w:p>
     <w:p>
       <w:pPr>
@@ -11860,12 +12153,12 @@
         <w:pStyle w:val="1"/>
         <w:ind w:left="10"/>
       </w:pPr>
-      <w:bookmarkStart w:id="30" w:name="_Toc230895004"/>
+      <w:bookmarkStart w:id="31" w:name="_Toc231164734"/>
       <w:r>
         <w:lastRenderedPageBreak/>
         <w:t>Список использованных источников</w:t>
       </w:r>
-      <w:bookmarkEnd w:id="30"/>
+      <w:bookmarkEnd w:id="31"/>
     </w:p>
     <w:p>
       <w:pPr>
@@ -11926,7 +12219,7 @@
         </w:rPr>
         <w:t xml:space="preserve">. </w:t>
       </w:r>
-      <w:hyperlink r:id="rId8" w:history="1">
+      <w:hyperlink r:id="rId9" w:history="1">
         <w:r>
           <w:rPr>
             <w:szCs w:val="28"/>
@@ -12022,7 +12315,7 @@
         </w:rPr>
         <w:t xml:space="preserve">. </w:t>
       </w:r>
-      <w:hyperlink r:id="rId9" w:history="1">
+      <w:hyperlink r:id="rId10" w:history="1">
         <w:r>
           <w:rPr>
             <w:szCs w:val="28"/>
@@ -12112,7 +12405,7 @@
         </w:rPr>
         <w:t xml:space="preserve">. </w:t>
       </w:r>
-      <w:hyperlink r:id="rId10" w:history="1">
+      <w:hyperlink r:id="rId11" w:history="1">
         <w:r>
           <w:rPr>
             <w:szCs w:val="28"/>
@@ -12208,7 +12501,7 @@
         </w:rPr>
         <w:t xml:space="preserve">. </w:t>
       </w:r>
-      <w:hyperlink r:id="rId11" w:history="1">
+      <w:hyperlink r:id="rId12" w:history="1">
         <w:r>
           <w:rPr>
             <w:szCs w:val="28"/>
@@ -12292,7 +12585,7 @@
         </w:rPr>
         <w:t xml:space="preserve">. </w:t>
       </w:r>
-      <w:hyperlink r:id="rId12" w:history="1">
+      <w:hyperlink r:id="rId13" w:history="1">
         <w:r>
           <w:rPr>
             <w:szCs w:val="28"/>
@@ -12374,7 +12667,7 @@
         </w:rPr>
         <w:t xml:space="preserve">. </w:t>
       </w:r>
-      <w:hyperlink r:id="rId13" w:history="1">
+      <w:hyperlink r:id="rId14" w:history="1">
         <w:r>
           <w:rPr>
             <w:szCs w:val="28"/>
@@ -12493,7 +12786,7 @@
         </w:rPr>
         <w:t xml:space="preserve">. </w:t>
       </w:r>
-      <w:hyperlink r:id="rId14" w:history="1">
+      <w:hyperlink r:id="rId15" w:history="1">
         <w:r>
           <w:rPr>
             <w:szCs w:val="28"/>
@@ -12593,7 +12886,7 @@
         </w:rPr>
         <w:t xml:space="preserve">. </w:t>
       </w:r>
-      <w:hyperlink r:id="rId15" w:history="1">
+      <w:hyperlink r:id="rId16" w:history="1">
         <w:r>
           <w:rPr>
             <w:szCs w:val="28"/>
@@ -12690,7 +12983,7 @@
         </w:rPr>
         <w:t xml:space="preserve"> OPAL-RT. </w:t>
       </w:r>
-      <w:hyperlink r:id="rId16" w:history="1">
+      <w:hyperlink r:id="rId17" w:history="1">
         <w:r>
           <w:rPr>
             <w:szCs w:val="28"/>
@@ -12787,7 +13080,7 @@
         </w:rPr>
         <w:t xml:space="preserve"> An Introduction. </w:t>
       </w:r>
-      <w:hyperlink r:id="rId17" w:history="1">
+      <w:hyperlink r:id="rId18" w:history="1">
         <w:r>
           <w:rPr>
             <w:szCs w:val="28"/>
@@ -12909,7 +13202,7 @@
         </w:rPr>
         <w:t xml:space="preserve"> </w:t>
       </w:r>
-      <w:hyperlink r:id="rId18" w:history="1">
+      <w:hyperlink r:id="rId19" w:history="1">
         <w:r>
           <w:rPr>
             <w:szCs w:val="28"/>
@@ -12991,7 +13284,7 @@
         </w:rPr>
         <w:t xml:space="preserve">. </w:t>
       </w:r>
-      <w:hyperlink r:id="rId19" w:history="1">
+      <w:hyperlink r:id="rId20" w:history="1">
         <w:r>
           <w:rPr>
             <w:szCs w:val="28"/>
@@ -13073,7 +13366,7 @@
         </w:rPr>
         <w:t xml:space="preserve">. </w:t>
       </w:r>
-      <w:hyperlink r:id="rId20" w:history="1">
+      <w:hyperlink r:id="rId21" w:history="1">
         <w:r>
           <w:rPr>
             <w:szCs w:val="28"/>
@@ -13161,7 +13454,7 @@
         </w:rPr>
         <w:t xml:space="preserve">. </w:t>
       </w:r>
-      <w:hyperlink r:id="rId21" w:history="1">
+      <w:hyperlink r:id="rId22" w:history="1">
         <w:r>
           <w:rPr>
             <w:szCs w:val="28"/>
@@ -13193,11 +13486,47 @@
           <w:szCs w:val="28"/>
         </w:rPr>
       </w:pPr>
-      <w:r>
-        <w:rPr>
-          <w:szCs w:val="28"/>
-        </w:rPr>
-        <w:t xml:space="preserve">What is Plant Modeling? </w:t>
+      <w:proofErr w:type="spellStart"/>
+      <w:r>
+        <w:rPr>
+          <w:szCs w:val="28"/>
+        </w:rPr>
+        <w:t>What</w:t>
+      </w:r>
+      <w:proofErr w:type="spellEnd"/>
+      <w:r>
+        <w:rPr>
+          <w:szCs w:val="28"/>
+        </w:rPr>
+        <w:t xml:space="preserve"> </w:t>
+      </w:r>
+      <w:proofErr w:type="spellStart"/>
+      <w:r>
+        <w:rPr>
+          <w:szCs w:val="28"/>
+        </w:rPr>
+        <w:t>is</w:t>
+      </w:r>
+      <w:proofErr w:type="spellEnd"/>
+      <w:r>
+        <w:rPr>
+          <w:szCs w:val="28"/>
+        </w:rPr>
+        <w:t xml:space="preserve"> Plant </w:t>
+      </w:r>
+      <w:proofErr w:type="spellStart"/>
+      <w:r>
+        <w:rPr>
+          <w:szCs w:val="28"/>
+        </w:rPr>
+        <w:t>Modeling</w:t>
+      </w:r>
+      <w:proofErr w:type="spellEnd"/>
+      <w:r>
+        <w:rPr>
+          <w:szCs w:val="28"/>
+        </w:rPr>
+        <w:t xml:space="preserve">? </w:t>
       </w:r>
       <w:r>
         <w:rPr>
@@ -13243,7 +13572,7 @@
         </w:rPr>
         <w:t xml:space="preserve">. </w:t>
       </w:r>
-      <w:hyperlink r:id="rId22" w:history="1">
+      <w:hyperlink r:id="rId23" w:history="1">
         <w:r>
           <w:rPr>
             <w:szCs w:val="28"/>
@@ -13319,7 +13648,7 @@
         </w:rPr>
         <w:t xml:space="preserve">. </w:t>
       </w:r>
-      <w:hyperlink r:id="rId23" w:history="1">
+      <w:hyperlink r:id="rId24" w:history="1">
         <w:r>
           <w:rPr>
             <w:szCs w:val="28"/>
@@ -13442,7 +13771,7 @@
         </w:rPr>
         <w:t xml:space="preserve">. </w:t>
       </w:r>
-      <w:hyperlink r:id="rId24" w:history="1">
+      <w:hyperlink r:id="rId25" w:history="1">
         <w:r>
           <w:rPr>
             <w:szCs w:val="28"/>
@@ -13576,7 +13905,7 @@
         </w:rPr>
         <w:t xml:space="preserve">. </w:t>
       </w:r>
-      <w:hyperlink r:id="rId25" w:history="1">
+      <w:hyperlink r:id="rId26" w:history="1">
         <w:r>
           <w:rPr>
             <w:szCs w:val="28"/>
@@ -13658,7 +13987,7 @@
         </w:rPr>
         <w:t xml:space="preserve">. </w:t>
       </w:r>
-      <w:hyperlink r:id="rId26" w:history="1">
+      <w:hyperlink r:id="rId27" w:history="1">
         <w:r>
           <w:rPr>
             <w:szCs w:val="28"/>
@@ -13757,15 +14086,12 @@
         </w:rPr>
         <w:t xml:space="preserve"> </w:t>
       </w:r>
-      <w:hyperlink r:id="rId27" w:history="1">
-        <w:r>
-          <w:rPr>
-            <w:rStyle w:val="a4"/>
-            <w:rFonts w:eastAsiaTheme="majorEastAsia"/>
-          </w:rPr>
-          <w:t>https://sensset.ru/docs/integrated-motion-navigation-sensors-attitude-heading-reference-system-ahrs/</w:t>
-        </w:r>
-      </w:hyperlink>
+      <w:r>
+        <w:rPr>
+          <w:rFonts w:eastAsiaTheme="majorEastAsia"/>
+        </w:rPr>
+        <w:t>https://sensset.ru/docs/integrated-motion-navigation-sensors-attitude-heading-reference-system-ahrs/</w:t>
+      </w:r>
       <w:r>
         <w:rPr>
           <w:szCs w:val="28"/>
@@ -13850,19 +14176,15 @@
         </w:rPr>
         <w:t xml:space="preserve"> </w:t>
       </w:r>
-      <w:hyperlink r:id="rId28" w:history="1">
-        <w:r>
-          <w:rPr>
-            <w:rStyle w:val="a4"/>
-            <w:rFonts w:eastAsiaTheme="majorEastAsia"/>
-          </w:rPr>
-          <w:t>https://robotclass.ru/articles/complementary-filter/</w:t>
-        </w:r>
-      </w:hyperlink>
-      <w:r>
-        <w:rPr>
-          <w:szCs w:val="28"/>
-          <w:lang w:val="en-US"/>
+      <w:r>
+        <w:rPr>
+          <w:rFonts w:eastAsiaTheme="majorEastAsia"/>
+        </w:rPr>
+        <w:t>https://robotclass.ru/articles/complementary-filter/</w:t>
+      </w:r>
+      <w:r>
+        <w:rPr>
+          <w:szCs w:val="28"/>
         </w:rPr>
         <w:t xml:space="preserve"> </w:t>
       </w:r>
@@ -13940,19 +14262,15 @@
         </w:rPr>
         <w:t xml:space="preserve"> </w:t>
       </w:r>
-      <w:hyperlink r:id="rId29" w:history="1">
-        <w:r>
-          <w:rPr>
-            <w:rStyle w:val="a4"/>
-            <w:rFonts w:eastAsiaTheme="majorEastAsia"/>
-          </w:rPr>
-          <w:t>https://habr.com/ru/articles/166693/</w:t>
-        </w:r>
-      </w:hyperlink>
-      <w:r>
-        <w:rPr>
-          <w:szCs w:val="28"/>
-          <w:lang w:val="en-US"/>
+      <w:r>
+        <w:rPr>
+          <w:rFonts w:eastAsiaTheme="majorEastAsia"/>
+        </w:rPr>
+        <w:t>https://habr.com/ru/articles/166693/</w:t>
+      </w:r>
+      <w:r>
+        <w:rPr>
+          <w:szCs w:val="28"/>
         </w:rPr>
         <w:t xml:space="preserve"> </w:t>
       </w:r>
@@ -14024,15 +14342,12 @@
         </w:rPr>
         <w:t xml:space="preserve">.  </w:t>
       </w:r>
-      <w:hyperlink r:id="rId30" w:history="1">
-        <w:r>
-          <w:rPr>
-            <w:rStyle w:val="a4"/>
-            <w:rFonts w:eastAsiaTheme="majorEastAsia"/>
-          </w:rPr>
-          <w:t>https://cyberleninka.ru/article/n/sistema-navigatsii-transportnogo-sredstva-na-osnove-integrirovannoy-ins-sns-odometrii</w:t>
-        </w:r>
-      </w:hyperlink>
+      <w:r>
+        <w:rPr>
+          <w:rFonts w:eastAsiaTheme="majorEastAsia"/>
+        </w:rPr>
+        <w:t>https://cyberleninka.ru/article/n/sistema-navigatsii-transportnogo-sredstva-na-osnove-integrirovannoy-ins-sns-odometrii</w:t>
+      </w:r>
       <w:r>
         <w:rPr>
           <w:szCs w:val="28"/>
@@ -14365,116 +14680,100 @@
         </w:rPr>
         <w:t xml:space="preserve">. </w:t>
       </w:r>
-      <w:hyperlink r:id="rId31" w:history="1">
-        <w:r>
-          <w:rPr>
-            <w:rStyle w:val="a4"/>
-            <w:rFonts w:eastAsiaTheme="majorEastAsia"/>
-            <w:lang w:val="en-US"/>
-          </w:rPr>
-          <w:t>https</w:t>
-        </w:r>
-        <w:r>
-          <w:rPr>
-            <w:rStyle w:val="a4"/>
-            <w:rFonts w:eastAsiaTheme="majorEastAsia"/>
-          </w:rPr>
-          <w:t>://</w:t>
-        </w:r>
-        <w:proofErr w:type="spellStart"/>
-        <w:r>
-          <w:rPr>
-            <w:rStyle w:val="a4"/>
-            <w:rFonts w:eastAsiaTheme="majorEastAsia"/>
-            <w:lang w:val="en-US"/>
-          </w:rPr>
-          <w:t>ru</w:t>
-        </w:r>
-        <w:proofErr w:type="spellEnd"/>
-        <w:r>
-          <w:rPr>
-            <w:rStyle w:val="a4"/>
-            <w:rFonts w:eastAsiaTheme="majorEastAsia"/>
-          </w:rPr>
-          <w:t>.</w:t>
-        </w:r>
-        <w:proofErr w:type="spellStart"/>
-        <w:r>
-          <w:rPr>
-            <w:rStyle w:val="a4"/>
-            <w:rFonts w:eastAsiaTheme="majorEastAsia"/>
-            <w:lang w:val="en-US"/>
-          </w:rPr>
-          <w:t>ruwiki</w:t>
-        </w:r>
-        <w:proofErr w:type="spellEnd"/>
-        <w:r>
-          <w:rPr>
-            <w:rStyle w:val="a4"/>
-            <w:rFonts w:eastAsiaTheme="majorEastAsia"/>
-          </w:rPr>
-          <w:t>.</w:t>
-        </w:r>
-        <w:proofErr w:type="spellStart"/>
-        <w:r>
-          <w:rPr>
-            <w:rStyle w:val="a4"/>
-            <w:rFonts w:eastAsiaTheme="majorEastAsia"/>
-            <w:lang w:val="en-US"/>
-          </w:rPr>
-          <w:t>ru</w:t>
-        </w:r>
-        <w:proofErr w:type="spellEnd"/>
-        <w:r>
-          <w:rPr>
-            <w:rStyle w:val="a4"/>
-            <w:rFonts w:eastAsiaTheme="majorEastAsia"/>
-          </w:rPr>
-          <w:t>/</w:t>
-        </w:r>
-        <w:r>
-          <w:rPr>
-            <w:rStyle w:val="a4"/>
-            <w:rFonts w:eastAsiaTheme="majorEastAsia"/>
-            <w:lang w:val="en-US"/>
-          </w:rPr>
-          <w:t>wiki</w:t>
-        </w:r>
-        <w:r>
-          <w:rPr>
-            <w:rStyle w:val="a4"/>
-            <w:rFonts w:eastAsiaTheme="majorEastAsia"/>
-          </w:rPr>
-          <w:t>/</w:t>
-        </w:r>
-        <w:r>
-          <w:rPr>
-            <w:rStyle w:val="a4"/>
-            <w:rFonts w:eastAsiaTheme="majorEastAsia"/>
-            <w:lang w:val="en-US"/>
-          </w:rPr>
-          <w:t>ESI</w:t>
-        </w:r>
-        <w:r>
-          <w:rPr>
-            <w:rStyle w:val="a4"/>
-            <w:rFonts w:eastAsiaTheme="majorEastAsia"/>
-          </w:rPr>
-          <w:t>_</w:t>
-        </w:r>
-        <w:r>
-          <w:rPr>
-            <w:rStyle w:val="a4"/>
-            <w:rFonts w:eastAsiaTheme="majorEastAsia"/>
-            <w:lang w:val="en-US"/>
-          </w:rPr>
-          <w:t>Group</w:t>
-        </w:r>
-      </w:hyperlink>
-      <w:r>
-        <w:rPr>
-          <w:szCs w:val="28"/>
-          <w:lang w:val="en-US"/>
+      <w:r>
+        <w:rPr>
+          <w:rFonts w:eastAsiaTheme="majorEastAsia"/>
+          <w:lang w:val="en-US"/>
+        </w:rPr>
+        <w:t>https</w:t>
+      </w:r>
+      <w:r>
+        <w:rPr>
+          <w:rFonts w:eastAsiaTheme="majorEastAsia"/>
+        </w:rPr>
+        <w:t>://</w:t>
+      </w:r>
+      <w:proofErr w:type="spellStart"/>
+      <w:r>
+        <w:rPr>
+          <w:rFonts w:eastAsiaTheme="majorEastAsia"/>
+          <w:lang w:val="en-US"/>
+        </w:rPr>
+        <w:t>ru</w:t>
+      </w:r>
+      <w:proofErr w:type="spellEnd"/>
+      <w:r>
+        <w:rPr>
+          <w:rFonts w:eastAsiaTheme="majorEastAsia"/>
+        </w:rPr>
+        <w:t>.</w:t>
+      </w:r>
+      <w:proofErr w:type="spellStart"/>
+      <w:r>
+        <w:rPr>
+          <w:rFonts w:eastAsiaTheme="majorEastAsia"/>
+          <w:lang w:val="en-US"/>
+        </w:rPr>
+        <w:t>ruwiki</w:t>
+      </w:r>
+      <w:proofErr w:type="spellEnd"/>
+      <w:r>
+        <w:rPr>
+          <w:rFonts w:eastAsiaTheme="majorEastAsia"/>
+        </w:rPr>
+        <w:t>.</w:t>
+      </w:r>
+      <w:proofErr w:type="spellStart"/>
+      <w:r>
+        <w:rPr>
+          <w:rFonts w:eastAsiaTheme="majorEastAsia"/>
+          <w:lang w:val="en-US"/>
+        </w:rPr>
+        <w:t>ru</w:t>
+      </w:r>
+      <w:proofErr w:type="spellEnd"/>
+      <w:r>
+        <w:rPr>
+          <w:rFonts w:eastAsiaTheme="majorEastAsia"/>
+        </w:rPr>
+        <w:t>/</w:t>
+      </w:r>
+      <w:r>
+        <w:rPr>
+          <w:rFonts w:eastAsiaTheme="majorEastAsia"/>
+          <w:lang w:val="en-US"/>
+        </w:rPr>
+        <w:t>wiki</w:t>
+      </w:r>
+      <w:r>
+        <w:rPr>
+          <w:rFonts w:eastAsiaTheme="majorEastAsia"/>
+        </w:rPr>
+        <w:t>/</w:t>
+      </w:r>
+      <w:r>
+        <w:rPr>
+          <w:rFonts w:eastAsiaTheme="majorEastAsia"/>
+          <w:lang w:val="en-US"/>
+        </w:rPr>
+        <w:t>ESI</w:t>
+      </w:r>
+      <w:r>
+        <w:rPr>
+          <w:rFonts w:eastAsiaTheme="majorEastAsia"/>
+        </w:rPr>
+        <w:t>_</w:t>
+      </w:r>
+      <w:r>
+        <w:rPr>
+          <w:rFonts w:eastAsiaTheme="majorEastAsia"/>
+          <w:lang w:val="en-US"/>
+        </w:rPr>
+        <w:t>Group</w:t>
+      </w:r>
+      <w:r>
+        <w:rPr>
+          <w:szCs w:val="28"/>
         </w:rPr>
         <w:t xml:space="preserve"> </w:t>
       </w:r>
@@ -14590,134 +14889,116 @@
         </w:rPr>
         <w:t xml:space="preserve">. </w:t>
       </w:r>
-      <w:hyperlink r:id="rId32" w:history="1">
-        <w:r>
-          <w:rPr>
-            <w:rStyle w:val="a4"/>
-            <w:rFonts w:eastAsiaTheme="majorEastAsia"/>
-            <w:lang w:val="en-US"/>
-          </w:rPr>
-          <w:t>https</w:t>
-        </w:r>
-        <w:r>
-          <w:rPr>
-            <w:rStyle w:val="a4"/>
-            <w:rFonts w:eastAsiaTheme="majorEastAsia"/>
-          </w:rPr>
-          <w:t>://</w:t>
-        </w:r>
-        <w:r>
-          <w:rPr>
-            <w:rStyle w:val="a4"/>
-            <w:rFonts w:eastAsiaTheme="majorEastAsia"/>
-            <w:lang w:val="en-US"/>
-          </w:rPr>
-          <w:t>docs</w:t>
-        </w:r>
-        <w:r>
-          <w:rPr>
-            <w:rStyle w:val="a4"/>
-            <w:rFonts w:eastAsiaTheme="majorEastAsia"/>
-          </w:rPr>
-          <w:t>.</w:t>
-        </w:r>
-        <w:r>
-          <w:rPr>
-            <w:rStyle w:val="a4"/>
-            <w:rFonts w:eastAsiaTheme="majorEastAsia"/>
-            <w:lang w:val="en-US"/>
-          </w:rPr>
-          <w:t>px</w:t>
-        </w:r>
-        <w:r>
-          <w:rPr>
-            <w:rStyle w:val="a4"/>
-            <w:rFonts w:eastAsiaTheme="majorEastAsia"/>
-          </w:rPr>
-          <w:t>4.</w:t>
-        </w:r>
-        <w:proofErr w:type="spellStart"/>
-        <w:r>
-          <w:rPr>
-            <w:rStyle w:val="a4"/>
-            <w:rFonts w:eastAsiaTheme="majorEastAsia"/>
-            <w:lang w:val="en-US"/>
-          </w:rPr>
-          <w:t>io</w:t>
-        </w:r>
-        <w:proofErr w:type="spellEnd"/>
-        <w:r>
-          <w:rPr>
-            <w:rStyle w:val="a4"/>
-            <w:rFonts w:eastAsiaTheme="majorEastAsia"/>
-          </w:rPr>
-          <w:t>/</w:t>
-        </w:r>
-        <w:r>
-          <w:rPr>
-            <w:rStyle w:val="a4"/>
-            <w:rFonts w:eastAsiaTheme="majorEastAsia"/>
-            <w:lang w:val="en-US"/>
-          </w:rPr>
-          <w:t>main</w:t>
-        </w:r>
-        <w:r>
-          <w:rPr>
-            <w:rStyle w:val="a4"/>
-            <w:rFonts w:eastAsiaTheme="majorEastAsia"/>
-          </w:rPr>
-          <w:t>/</w:t>
-        </w:r>
-        <w:proofErr w:type="spellStart"/>
-        <w:r>
-          <w:rPr>
-            <w:rStyle w:val="a4"/>
-            <w:rFonts w:eastAsiaTheme="majorEastAsia"/>
-            <w:lang w:val="en-US"/>
-          </w:rPr>
-          <w:t>en</w:t>
-        </w:r>
-        <w:proofErr w:type="spellEnd"/>
-        <w:r>
-          <w:rPr>
-            <w:rStyle w:val="a4"/>
-            <w:rFonts w:eastAsiaTheme="majorEastAsia"/>
-          </w:rPr>
-          <w:t>/</w:t>
-        </w:r>
-        <w:r>
-          <w:rPr>
-            <w:rStyle w:val="a4"/>
-            <w:rFonts w:eastAsiaTheme="majorEastAsia"/>
-            <w:lang w:val="en-US"/>
-          </w:rPr>
-          <w:t>sim</w:t>
-        </w:r>
-        <w:r>
-          <w:rPr>
-            <w:rStyle w:val="a4"/>
-            <w:rFonts w:eastAsiaTheme="majorEastAsia"/>
-          </w:rPr>
-          <w:t>_</w:t>
-        </w:r>
-        <w:proofErr w:type="spellStart"/>
-        <w:r>
-          <w:rPr>
-            <w:rStyle w:val="a4"/>
-            <w:rFonts w:eastAsiaTheme="majorEastAsia"/>
-            <w:lang w:val="en-US"/>
-          </w:rPr>
-          <w:t>airsim</w:t>
-        </w:r>
-        <w:proofErr w:type="spellEnd"/>
-        <w:r>
-          <w:rPr>
-            <w:rStyle w:val="a4"/>
-            <w:rFonts w:eastAsiaTheme="majorEastAsia"/>
-          </w:rPr>
-          <w:t>/</w:t>
-        </w:r>
-      </w:hyperlink>
+      <w:r>
+        <w:rPr>
+          <w:rFonts w:eastAsiaTheme="majorEastAsia"/>
+          <w:lang w:val="en-US"/>
+        </w:rPr>
+        <w:t>https</w:t>
+      </w:r>
+      <w:r>
+        <w:rPr>
+          <w:rFonts w:eastAsiaTheme="majorEastAsia"/>
+        </w:rPr>
+        <w:t>://</w:t>
+      </w:r>
+      <w:r>
+        <w:rPr>
+          <w:rFonts w:eastAsiaTheme="majorEastAsia"/>
+          <w:lang w:val="en-US"/>
+        </w:rPr>
+        <w:t>docs</w:t>
+      </w:r>
+      <w:r>
+        <w:rPr>
+          <w:rFonts w:eastAsiaTheme="majorEastAsia"/>
+        </w:rPr>
+        <w:t>.</w:t>
+      </w:r>
+      <w:r>
+        <w:rPr>
+          <w:rFonts w:eastAsiaTheme="majorEastAsia"/>
+          <w:lang w:val="en-US"/>
+        </w:rPr>
+        <w:t>px</w:t>
+      </w:r>
+      <w:r>
+        <w:rPr>
+          <w:rFonts w:eastAsiaTheme="majorEastAsia"/>
+        </w:rPr>
+        <w:t>4.</w:t>
+      </w:r>
+      <w:proofErr w:type="spellStart"/>
+      <w:r>
+        <w:rPr>
+          <w:rFonts w:eastAsiaTheme="majorEastAsia"/>
+          <w:lang w:val="en-US"/>
+        </w:rPr>
+        <w:t>io</w:t>
+      </w:r>
+      <w:proofErr w:type="spellEnd"/>
+      <w:r>
+        <w:rPr>
+          <w:rFonts w:eastAsiaTheme="majorEastAsia"/>
+        </w:rPr>
+        <w:t>/</w:t>
+      </w:r>
+      <w:r>
+        <w:rPr>
+          <w:rFonts w:eastAsiaTheme="majorEastAsia"/>
+          <w:lang w:val="en-US"/>
+        </w:rPr>
+        <w:t>main</w:t>
+      </w:r>
+      <w:r>
+        <w:rPr>
+          <w:rFonts w:eastAsiaTheme="majorEastAsia"/>
+        </w:rPr>
+        <w:t>/</w:t>
+      </w:r>
+      <w:proofErr w:type="spellStart"/>
+      <w:r>
+        <w:rPr>
+          <w:rFonts w:eastAsiaTheme="majorEastAsia"/>
+          <w:lang w:val="en-US"/>
+        </w:rPr>
+        <w:t>en</w:t>
+      </w:r>
+      <w:proofErr w:type="spellEnd"/>
+      <w:r>
+        <w:rPr>
+          <w:rFonts w:eastAsiaTheme="majorEastAsia"/>
+        </w:rPr>
+        <w:t>/</w:t>
+      </w:r>
+      <w:r>
+        <w:rPr>
+          <w:rFonts w:eastAsiaTheme="majorEastAsia"/>
+          <w:lang w:val="en-US"/>
+        </w:rPr>
+        <w:t>sim</w:t>
+      </w:r>
+      <w:r>
+        <w:rPr>
+          <w:rFonts w:eastAsiaTheme="majorEastAsia"/>
+        </w:rPr>
+        <w:t>_</w:t>
+      </w:r>
+      <w:proofErr w:type="spellStart"/>
+      <w:r>
+        <w:rPr>
+          <w:rFonts w:eastAsiaTheme="majorEastAsia"/>
+          <w:lang w:val="en-US"/>
+        </w:rPr>
+        <w:t>airsim</w:t>
+      </w:r>
+      <w:proofErr w:type="spellEnd"/>
+      <w:r>
+        <w:rPr>
+          <w:rFonts w:eastAsiaTheme="majorEastAsia"/>
+        </w:rPr>
+        <w:t>/</w:t>
+      </w:r>
       <w:r>
         <w:rPr>
           <w:szCs w:val="28"/>
@@ -14752,7 +15033,6 @@
         <w:jc w:val="left"/>
         <w:rPr>
           <w:szCs w:val="28"/>
-          <w:lang w:val="en-US"/>
         </w:rPr>
       </w:pPr>
       <w:r>
@@ -14819,20 +15099,74 @@
         </w:rPr>
         <w:t xml:space="preserve">. </w:t>
       </w:r>
-      <w:hyperlink r:id="rId33" w:history="1">
-        <w:r>
-          <w:rPr>
-            <w:rStyle w:val="a4"/>
-            <w:rFonts w:eastAsiaTheme="majorEastAsia"/>
-            <w:lang w:val="en-US"/>
-          </w:rPr>
-          <w:t>https://www.x-plane.com/</w:t>
-        </w:r>
-      </w:hyperlink>
-      <w:r>
-        <w:rPr>
-          <w:szCs w:val="28"/>
-          <w:lang w:val="en-US"/>
+      <w:r>
+        <w:rPr>
+          <w:rFonts w:eastAsiaTheme="majorEastAsia"/>
+          <w:lang w:val="en-US"/>
+        </w:rPr>
+        <w:t>https</w:t>
+      </w:r>
+      <w:r>
+        <w:rPr>
+          <w:rFonts w:eastAsiaTheme="majorEastAsia"/>
+        </w:rPr>
+        <w:t>://</w:t>
+      </w:r>
+      <w:r>
+        <w:rPr>
+          <w:rFonts w:eastAsiaTheme="majorEastAsia"/>
+          <w:lang w:val="en-US"/>
+        </w:rPr>
+        <w:t>www</w:t>
+      </w:r>
+      <w:r>
+        <w:rPr>
+          <w:rFonts w:eastAsiaTheme="majorEastAsia"/>
+        </w:rPr>
+        <w:t>.</w:t>
+      </w:r>
+      <w:r>
+        <w:rPr>
+          <w:rFonts w:eastAsiaTheme="majorEastAsia"/>
+          <w:lang w:val="en-US"/>
+        </w:rPr>
+        <w:t>x</w:t>
+      </w:r>
+      <w:r>
+        <w:rPr>
+          <w:rFonts w:eastAsiaTheme="majorEastAsia"/>
+        </w:rPr>
+        <w:t>-</w:t>
+      </w:r>
+      <w:r>
+        <w:rPr>
+          <w:rFonts w:eastAsiaTheme="majorEastAsia"/>
+          <w:lang w:val="en-US"/>
+        </w:rPr>
+        <w:t>plane</w:t>
+      </w:r>
+      <w:r>
+        <w:rPr>
+          <w:rFonts w:eastAsiaTheme="majorEastAsia"/>
+        </w:rPr>
+        <w:t>.</w:t>
+      </w:r>
+      <w:r>
+        <w:rPr>
+          <w:rFonts w:eastAsiaTheme="majorEastAsia"/>
+          <w:lang w:val="en-US"/>
+        </w:rPr>
+        <w:t>com</w:t>
+      </w:r>
+      <w:r>
+        <w:rPr>
+          <w:rFonts w:eastAsiaTheme="majorEastAsia"/>
+        </w:rPr>
+        <w:t>/</w:t>
+      </w:r>
+      <w:r>
+        <w:rPr>
+          <w:szCs w:val="28"/>
         </w:rPr>
         <w:t xml:space="preserve"> </w:t>
       </w:r>
@@ -14979,155 +15313,134 @@
         </w:rPr>
         <w:t xml:space="preserve">. </w:t>
       </w:r>
-      <w:hyperlink r:id="rId34" w:history="1">
-        <w:r>
-          <w:rPr>
-            <w:rStyle w:val="a4"/>
-            <w:rFonts w:eastAsiaTheme="majorEastAsia"/>
-            <w:lang w:val="en-US"/>
-          </w:rPr>
-          <w:t>https</w:t>
-        </w:r>
-        <w:r>
-          <w:rPr>
-            <w:rStyle w:val="a4"/>
-            <w:rFonts w:eastAsiaTheme="majorEastAsia"/>
-          </w:rPr>
-          <w:t>://</w:t>
-        </w:r>
-        <w:r>
-          <w:rPr>
-            <w:rStyle w:val="a4"/>
-            <w:rFonts w:eastAsiaTheme="majorEastAsia"/>
-            <w:lang w:val="en-US"/>
-          </w:rPr>
-          <w:t>docs</w:t>
-        </w:r>
-        <w:r>
-          <w:rPr>
-            <w:rStyle w:val="a4"/>
-            <w:rFonts w:eastAsiaTheme="majorEastAsia"/>
-          </w:rPr>
-          <w:t>.</w:t>
-        </w:r>
-        <w:r>
-          <w:rPr>
-            <w:rStyle w:val="a4"/>
-            <w:rFonts w:eastAsiaTheme="majorEastAsia"/>
-            <w:lang w:val="en-US"/>
-          </w:rPr>
-          <w:t>px</w:t>
-        </w:r>
-        <w:r>
-          <w:rPr>
-            <w:rStyle w:val="a4"/>
-            <w:rFonts w:eastAsiaTheme="majorEastAsia"/>
-          </w:rPr>
-          <w:t>4.</w:t>
-        </w:r>
-        <w:proofErr w:type="spellStart"/>
-        <w:r>
-          <w:rPr>
-            <w:rStyle w:val="a4"/>
-            <w:rFonts w:eastAsiaTheme="majorEastAsia"/>
-            <w:lang w:val="en-US"/>
-          </w:rPr>
-          <w:t>io</w:t>
-        </w:r>
-        <w:proofErr w:type="spellEnd"/>
-        <w:r>
-          <w:rPr>
-            <w:rStyle w:val="a4"/>
-            <w:rFonts w:eastAsiaTheme="majorEastAsia"/>
-          </w:rPr>
-          <w:t>/</w:t>
-        </w:r>
-        <w:r>
-          <w:rPr>
-            <w:rStyle w:val="a4"/>
-            <w:rFonts w:eastAsiaTheme="majorEastAsia"/>
-            <w:lang w:val="en-US"/>
-          </w:rPr>
-          <w:t>main</w:t>
-        </w:r>
-        <w:r>
-          <w:rPr>
-            <w:rStyle w:val="a4"/>
-            <w:rFonts w:eastAsiaTheme="majorEastAsia"/>
-          </w:rPr>
-          <w:t>/</w:t>
-        </w:r>
-        <w:proofErr w:type="spellStart"/>
-        <w:r>
-          <w:rPr>
-            <w:rStyle w:val="a4"/>
-            <w:rFonts w:eastAsiaTheme="majorEastAsia"/>
-            <w:lang w:val="en-US"/>
-          </w:rPr>
-          <w:t>en</w:t>
-        </w:r>
-        <w:proofErr w:type="spellEnd"/>
-        <w:r>
-          <w:rPr>
-            <w:rStyle w:val="a4"/>
-            <w:rFonts w:eastAsiaTheme="majorEastAsia"/>
-          </w:rPr>
-          <w:t>/</w:t>
-        </w:r>
-        <w:r>
-          <w:rPr>
-            <w:rStyle w:val="a4"/>
-            <w:rFonts w:eastAsiaTheme="majorEastAsia"/>
-            <w:lang w:val="en-US"/>
-          </w:rPr>
-          <w:t>log</w:t>
-        </w:r>
-        <w:r>
-          <w:rPr>
-            <w:rStyle w:val="a4"/>
-            <w:rFonts w:eastAsiaTheme="majorEastAsia"/>
-          </w:rPr>
-          <w:t>/</w:t>
-        </w:r>
-        <w:r>
-          <w:rPr>
-            <w:rStyle w:val="a4"/>
-            <w:rFonts w:eastAsiaTheme="majorEastAsia"/>
-            <w:lang w:val="en-US"/>
-          </w:rPr>
-          <w:t>flight</w:t>
-        </w:r>
-        <w:r>
-          <w:rPr>
-            <w:rStyle w:val="a4"/>
-            <w:rFonts w:eastAsiaTheme="majorEastAsia"/>
-          </w:rPr>
-          <w:t>_</w:t>
-        </w:r>
-        <w:r>
-          <w:rPr>
-            <w:rStyle w:val="a4"/>
-            <w:rFonts w:eastAsiaTheme="majorEastAsia"/>
-            <w:lang w:val="en-US"/>
-          </w:rPr>
-          <w:t>log</w:t>
-        </w:r>
-        <w:r>
-          <w:rPr>
-            <w:rStyle w:val="a4"/>
-            <w:rFonts w:eastAsiaTheme="majorEastAsia"/>
-          </w:rPr>
-          <w:t>_</w:t>
-        </w:r>
-        <w:r>
-          <w:rPr>
-            <w:rStyle w:val="a4"/>
-            <w:rFonts w:eastAsiaTheme="majorEastAsia"/>
-            <w:lang w:val="en-US"/>
-          </w:rPr>
-          <w:t>analysis</w:t>
-        </w:r>
-      </w:hyperlink>
+      <w:r>
+        <w:rPr>
+          <w:rFonts w:eastAsiaTheme="majorEastAsia"/>
+          <w:lang w:val="en-US"/>
+        </w:rPr>
+        <w:t>https</w:t>
+      </w:r>
+      <w:r>
+        <w:rPr>
+          <w:rFonts w:eastAsiaTheme="majorEastAsia"/>
+        </w:rPr>
+        <w:t>://</w:t>
+      </w:r>
+      <w:r>
+        <w:rPr>
+          <w:rFonts w:eastAsiaTheme="majorEastAsia"/>
+          <w:lang w:val="en-US"/>
+        </w:rPr>
+        <w:t>docs</w:t>
+      </w:r>
+      <w:r>
+        <w:rPr>
+          <w:rFonts w:eastAsiaTheme="majorEastAsia"/>
+        </w:rPr>
+        <w:t>.</w:t>
+      </w:r>
+      <w:r>
+        <w:rPr>
+          <w:rFonts w:eastAsiaTheme="majorEastAsia"/>
+          <w:lang w:val="en-US"/>
+        </w:rPr>
+        <w:t>px</w:t>
+      </w:r>
+      <w:r>
+        <w:rPr>
+          <w:rFonts w:eastAsiaTheme="majorEastAsia"/>
+        </w:rPr>
+        <w:t>4.</w:t>
+      </w:r>
+      <w:proofErr w:type="spellStart"/>
+      <w:r>
+        <w:rPr>
+          <w:rFonts w:eastAsiaTheme="majorEastAsia"/>
+          <w:lang w:val="en-US"/>
+        </w:rPr>
+        <w:t>io</w:t>
+      </w:r>
+      <w:proofErr w:type="spellEnd"/>
+      <w:r>
+        <w:rPr>
+          <w:rFonts w:eastAsiaTheme="majorEastAsia"/>
+        </w:rPr>
+        <w:t>/</w:t>
+      </w:r>
+      <w:r>
+        <w:rPr>
+          <w:rFonts w:eastAsiaTheme="majorEastAsia"/>
+          <w:lang w:val="en-US"/>
+        </w:rPr>
+        <w:t>main</w:t>
+      </w:r>
+      <w:r>
+        <w:rPr>
+          <w:rFonts w:eastAsiaTheme="majorEastAsia"/>
+        </w:rPr>
+        <w:t>/</w:t>
+      </w:r>
+      <w:proofErr w:type="spellStart"/>
+      <w:r>
+        <w:rPr>
+          <w:rFonts w:eastAsiaTheme="majorEastAsia"/>
+          <w:lang w:val="en-US"/>
+        </w:rPr>
+        <w:t>en</w:t>
+      </w:r>
+      <w:proofErr w:type="spellEnd"/>
+      <w:r>
+        <w:rPr>
+          <w:rFonts w:eastAsiaTheme="majorEastAsia"/>
+        </w:rPr>
+        <w:t>/</w:t>
+      </w:r>
+      <w:r>
+        <w:rPr>
+          <w:rFonts w:eastAsiaTheme="majorEastAsia"/>
+          <w:lang w:val="en-US"/>
+        </w:rPr>
+        <w:t>log</w:t>
+      </w:r>
+      <w:r>
+        <w:rPr>
+          <w:rFonts w:eastAsiaTheme="majorEastAsia"/>
+        </w:rPr>
+        <w:t>/</w:t>
+      </w:r>
+      <w:r>
+        <w:rPr>
+          <w:rFonts w:eastAsiaTheme="majorEastAsia"/>
+          <w:lang w:val="en-US"/>
+        </w:rPr>
+        <w:t>flight</w:t>
+      </w:r>
+      <w:r>
+        <w:rPr>
+          <w:rFonts w:eastAsiaTheme="majorEastAsia"/>
+        </w:rPr>
+        <w:t>_</w:t>
+      </w:r>
+      <w:r>
+        <w:rPr>
+          <w:rFonts w:eastAsiaTheme="majorEastAsia"/>
+          <w:lang w:val="en-US"/>
+        </w:rPr>
+        <w:t>log</w:t>
+      </w:r>
+      <w:r>
+        <w:rPr>
+          <w:rFonts w:eastAsiaTheme="majorEastAsia"/>
+        </w:rPr>
+        <w:t>_</w:t>
+      </w:r>
+      <w:r>
+        <w:rPr>
+          <w:rFonts w:eastAsiaTheme="majorEastAsia"/>
+          <w:lang w:val="en-US"/>
+        </w:rPr>
+        <w:t>analysis</w:t>
+      </w:r>
       <w:r>
         <w:rPr>
           <w:szCs w:val="28"/>
@@ -15299,292 +15612,168 @@
         </w:rPr>
         <w:t xml:space="preserve"> </w:t>
       </w:r>
-      <w:hyperlink r:id="rId35" w:history="1">
-        <w:r>
-          <w:rPr>
-            <w:rStyle w:val="a4"/>
-            <w:rFonts w:eastAsiaTheme="majorEastAsia"/>
-            <w:lang w:val="en-US"/>
-          </w:rPr>
-          <w:t>https</w:t>
-        </w:r>
-        <w:r>
-          <w:rPr>
-            <w:rStyle w:val="a4"/>
-            <w:rFonts w:eastAsiaTheme="majorEastAsia"/>
-          </w:rPr>
-          <w:t>://</w:t>
-        </w:r>
-        <w:r>
-          <w:rPr>
-            <w:rStyle w:val="a4"/>
-            <w:rFonts w:eastAsiaTheme="majorEastAsia"/>
-            <w:lang w:val="en-US"/>
-          </w:rPr>
-          <w:t>www</w:t>
-        </w:r>
-        <w:r>
-          <w:rPr>
-            <w:rStyle w:val="a4"/>
-            <w:rFonts w:eastAsiaTheme="majorEastAsia"/>
-          </w:rPr>
-          <w:t>.</w:t>
-        </w:r>
-        <w:proofErr w:type="spellStart"/>
-        <w:r>
-          <w:rPr>
-            <w:rStyle w:val="a4"/>
-            <w:rFonts w:eastAsiaTheme="majorEastAsia"/>
-            <w:lang w:val="en-US"/>
-          </w:rPr>
-          <w:t>pchardwarepro</w:t>
-        </w:r>
-        <w:proofErr w:type="spellEnd"/>
-        <w:r>
-          <w:rPr>
-            <w:rStyle w:val="a4"/>
-            <w:rFonts w:eastAsiaTheme="majorEastAsia"/>
-          </w:rPr>
-          <w:t>.</w:t>
-        </w:r>
-        <w:r>
-          <w:rPr>
-            <w:rStyle w:val="a4"/>
-            <w:rFonts w:eastAsiaTheme="majorEastAsia"/>
-            <w:lang w:val="en-US"/>
-          </w:rPr>
-          <w:t>com</w:t>
-        </w:r>
-        <w:r>
-          <w:rPr>
-            <w:rStyle w:val="a4"/>
-            <w:rFonts w:eastAsiaTheme="majorEastAsia"/>
-          </w:rPr>
-          <w:t>/</w:t>
-        </w:r>
-        <w:proofErr w:type="spellStart"/>
-        <w:r>
-          <w:rPr>
-            <w:rStyle w:val="a4"/>
-            <w:rFonts w:eastAsiaTheme="majorEastAsia"/>
-            <w:lang w:val="en-US"/>
-          </w:rPr>
-          <w:t>ru</w:t>
-        </w:r>
-        <w:proofErr w:type="spellEnd"/>
-        <w:r>
-          <w:rPr>
-            <w:rStyle w:val="a4"/>
-            <w:rFonts w:eastAsiaTheme="majorEastAsia"/>
-          </w:rPr>
-          <w:t>/</w:t>
-        </w:r>
-        <w:r>
-          <w:rPr>
-            <w:rStyle w:val="a4"/>
-            <w:rFonts w:eastAsiaTheme="majorEastAsia"/>
-          </w:rPr>
-          <w:t>Для</w:t>
-        </w:r>
-        <w:r>
-          <w:rPr>
-            <w:rStyle w:val="a4"/>
-            <w:rFonts w:eastAsiaTheme="majorEastAsia"/>
-          </w:rPr>
-          <w:t>-</w:t>
-        </w:r>
-        <w:r>
-          <w:rPr>
-            <w:rStyle w:val="a4"/>
-            <w:rFonts w:eastAsiaTheme="majorEastAsia"/>
-          </w:rPr>
-          <w:t>чего</w:t>
-        </w:r>
-        <w:r>
-          <w:rPr>
-            <w:rStyle w:val="a4"/>
-            <w:rFonts w:eastAsiaTheme="majorEastAsia"/>
-          </w:rPr>
-          <w:t>-</w:t>
-        </w:r>
-        <w:r>
-          <w:rPr>
-            <w:rStyle w:val="a4"/>
-            <w:rFonts w:eastAsiaTheme="majorEastAsia"/>
-          </w:rPr>
-          <w:t>используются</w:t>
-        </w:r>
-        <w:r>
-          <w:rPr>
-            <w:rStyle w:val="a4"/>
-            <w:rFonts w:eastAsiaTheme="majorEastAsia"/>
-          </w:rPr>
-          <w:t>-</w:t>
-        </w:r>
-        <w:r>
-          <w:rPr>
-            <w:rStyle w:val="a4"/>
-            <w:rFonts w:eastAsiaTheme="majorEastAsia"/>
-            <w:lang w:val="en-US"/>
-          </w:rPr>
-          <w:t>Mission</w:t>
-        </w:r>
-        <w:r>
-          <w:rPr>
-            <w:rStyle w:val="a4"/>
-            <w:rFonts w:eastAsiaTheme="majorEastAsia"/>
-          </w:rPr>
-          <w:t>-</w:t>
-        </w:r>
-        <w:r>
-          <w:rPr>
-            <w:rStyle w:val="a4"/>
-            <w:rFonts w:eastAsiaTheme="majorEastAsia"/>
-            <w:lang w:val="en-US"/>
-          </w:rPr>
-          <w:t>Planner</w:t>
-        </w:r>
-        <w:r>
-          <w:rPr>
-            <w:rStyle w:val="a4"/>
-            <w:rFonts w:eastAsiaTheme="majorEastAsia"/>
-          </w:rPr>
-          <w:t>--</w:t>
-        </w:r>
-        <w:proofErr w:type="spellStart"/>
-        <w:r>
-          <w:rPr>
-            <w:rStyle w:val="a4"/>
-            <w:rFonts w:eastAsiaTheme="majorEastAsia"/>
-            <w:lang w:val="en-US"/>
-          </w:rPr>
-          <w:t>QGroundControl</w:t>
-        </w:r>
-        <w:proofErr w:type="spellEnd"/>
-        <w:r>
-          <w:rPr>
-            <w:rStyle w:val="a4"/>
-            <w:rFonts w:eastAsiaTheme="majorEastAsia"/>
-          </w:rPr>
-          <w:t>--</w:t>
-        </w:r>
-        <w:r>
-          <w:rPr>
-            <w:rStyle w:val="a4"/>
-            <w:rFonts w:eastAsiaTheme="majorEastAsia"/>
-            <w:lang w:val="en-US"/>
-          </w:rPr>
-          <w:t>Pulsar</w:t>
-        </w:r>
-        <w:r>
-          <w:rPr>
-            <w:rStyle w:val="a4"/>
-            <w:rFonts w:eastAsiaTheme="majorEastAsia"/>
-          </w:rPr>
-          <w:t>-</w:t>
-        </w:r>
-        <w:r>
-          <w:rPr>
-            <w:rStyle w:val="a4"/>
-            <w:rFonts w:eastAsiaTheme="majorEastAsia"/>
-          </w:rPr>
-          <w:t>и</w:t>
-        </w:r>
-        <w:r>
-          <w:rPr>
-            <w:rStyle w:val="a4"/>
-            <w:rFonts w:eastAsiaTheme="majorEastAsia"/>
-          </w:rPr>
-          <w:t>-</w:t>
-        </w:r>
-        <w:r>
-          <w:rPr>
-            <w:rStyle w:val="a4"/>
-            <w:rFonts w:eastAsiaTheme="majorEastAsia"/>
-            <w:lang w:val="en-US"/>
-          </w:rPr>
-          <w:t>DJI</w:t>
-        </w:r>
-        <w:r>
-          <w:rPr>
-            <w:rStyle w:val="a4"/>
-            <w:rFonts w:eastAsiaTheme="majorEastAsia"/>
-          </w:rPr>
-          <w:t>-</w:t>
-        </w:r>
-        <w:r>
-          <w:rPr>
-            <w:rStyle w:val="a4"/>
-            <w:rFonts w:eastAsiaTheme="majorEastAsia"/>
-            <w:lang w:val="en-US"/>
-          </w:rPr>
-          <w:t>Go</w:t>
-        </w:r>
-        <w:r>
-          <w:rPr>
-            <w:rStyle w:val="a4"/>
-            <w:rFonts w:eastAsiaTheme="majorEastAsia"/>
-          </w:rPr>
-          <w:t>-</w:t>
-        </w:r>
-        <w:r>
-          <w:rPr>
-            <w:rStyle w:val="a4"/>
-            <w:rFonts w:eastAsiaTheme="majorEastAsia"/>
-            <w:lang w:val="en-US"/>
-          </w:rPr>
-          <w:t>Assistant</w:t>
-        </w:r>
-        <w:r>
-          <w:rPr>
-            <w:rStyle w:val="a4"/>
-            <w:rFonts w:eastAsiaTheme="majorEastAsia"/>
-          </w:rPr>
-          <w:t>-2-</w:t>
-        </w:r>
-        <w:r>
-          <w:rPr>
-            <w:rStyle w:val="a4"/>
-            <w:rFonts w:eastAsiaTheme="majorEastAsia"/>
-          </w:rPr>
-          <w:t>при</w:t>
-        </w:r>
-        <w:r>
-          <w:rPr>
-            <w:rStyle w:val="a4"/>
-            <w:rFonts w:eastAsiaTheme="majorEastAsia"/>
-          </w:rPr>
-          <w:t>-</w:t>
-        </w:r>
-        <w:r>
-          <w:rPr>
-            <w:rStyle w:val="a4"/>
-            <w:rFonts w:eastAsiaTheme="majorEastAsia"/>
-          </w:rPr>
-          <w:t>управлении</w:t>
-        </w:r>
-        <w:r>
-          <w:rPr>
-            <w:rStyle w:val="a4"/>
-            <w:rFonts w:eastAsiaTheme="majorEastAsia"/>
-          </w:rPr>
-          <w:t>-</w:t>
-        </w:r>
-        <w:r>
-          <w:rPr>
-            <w:rStyle w:val="a4"/>
-            <w:rFonts w:eastAsiaTheme="majorEastAsia"/>
-          </w:rPr>
-          <w:t>дроном</w:t>
-        </w:r>
-        <w:r>
-          <w:rPr>
-            <w:rStyle w:val="a4"/>
-            <w:rFonts w:eastAsiaTheme="majorEastAsia"/>
-          </w:rPr>
-          <w:t>/</w:t>
-        </w:r>
-      </w:hyperlink>
+      <w:r>
+        <w:rPr>
+          <w:rFonts w:eastAsiaTheme="majorEastAsia"/>
+          <w:lang w:val="en-US"/>
+        </w:rPr>
+        <w:t>https</w:t>
+      </w:r>
+      <w:r>
+        <w:rPr>
+          <w:rFonts w:eastAsiaTheme="majorEastAsia"/>
+        </w:rPr>
+        <w:t>://</w:t>
+      </w:r>
+      <w:r>
+        <w:rPr>
+          <w:rFonts w:eastAsiaTheme="majorEastAsia"/>
+          <w:lang w:val="en-US"/>
+        </w:rPr>
+        <w:t>www</w:t>
+      </w:r>
+      <w:r>
+        <w:rPr>
+          <w:rFonts w:eastAsiaTheme="majorEastAsia"/>
+        </w:rPr>
+        <w:t>.</w:t>
+      </w:r>
+      <w:proofErr w:type="spellStart"/>
+      <w:r>
+        <w:rPr>
+          <w:rFonts w:eastAsiaTheme="majorEastAsia"/>
+          <w:lang w:val="en-US"/>
+        </w:rPr>
+        <w:t>pchardwarepro</w:t>
+      </w:r>
+      <w:proofErr w:type="spellEnd"/>
+      <w:r>
+        <w:rPr>
+          <w:rFonts w:eastAsiaTheme="majorEastAsia"/>
+        </w:rPr>
+        <w:t>.</w:t>
+      </w:r>
+      <w:r>
+        <w:rPr>
+          <w:rFonts w:eastAsiaTheme="majorEastAsia"/>
+          <w:lang w:val="en-US"/>
+        </w:rPr>
+        <w:t>com</w:t>
+      </w:r>
+      <w:r>
+        <w:rPr>
+          <w:rFonts w:eastAsiaTheme="majorEastAsia"/>
+        </w:rPr>
+        <w:t>/</w:t>
+      </w:r>
+      <w:proofErr w:type="spellStart"/>
+      <w:r>
+        <w:rPr>
+          <w:rFonts w:eastAsiaTheme="majorEastAsia"/>
+          <w:lang w:val="en-US"/>
+        </w:rPr>
+        <w:t>ru</w:t>
+      </w:r>
+      <w:proofErr w:type="spellEnd"/>
+      <w:r>
+        <w:rPr>
+          <w:rFonts w:eastAsiaTheme="majorEastAsia"/>
+        </w:rPr>
+        <w:t>/Для-чего-используются-</w:t>
+      </w:r>
+      <w:r>
+        <w:rPr>
+          <w:rFonts w:eastAsiaTheme="majorEastAsia"/>
+          <w:lang w:val="en-US"/>
+        </w:rPr>
+        <w:t>Mission</w:t>
+      </w:r>
+      <w:r>
+        <w:rPr>
+          <w:rFonts w:eastAsiaTheme="majorEastAsia"/>
+        </w:rPr>
+        <w:t>-</w:t>
+      </w:r>
+      <w:r>
+        <w:rPr>
+          <w:rFonts w:eastAsiaTheme="majorEastAsia"/>
+          <w:lang w:val="en-US"/>
+        </w:rPr>
+        <w:t>Planner</w:t>
+      </w:r>
+      <w:r>
+        <w:rPr>
+          <w:rFonts w:eastAsiaTheme="majorEastAsia"/>
+        </w:rPr>
+        <w:t>--</w:t>
+      </w:r>
+      <w:proofErr w:type="spellStart"/>
+      <w:r>
+        <w:rPr>
+          <w:rFonts w:eastAsiaTheme="majorEastAsia"/>
+          <w:lang w:val="en-US"/>
+        </w:rPr>
+        <w:t>QGroundControl</w:t>
+      </w:r>
+      <w:proofErr w:type="spellEnd"/>
+      <w:r>
+        <w:rPr>
+          <w:rFonts w:eastAsiaTheme="majorEastAsia"/>
+        </w:rPr>
+        <w:t>--</w:t>
+      </w:r>
+      <w:r>
+        <w:rPr>
+          <w:rFonts w:eastAsiaTheme="majorEastAsia"/>
+          <w:lang w:val="en-US"/>
+        </w:rPr>
+        <w:t>Pulsar</w:t>
+      </w:r>
+      <w:r>
+        <w:rPr>
+          <w:rFonts w:eastAsiaTheme="majorEastAsia"/>
+        </w:rPr>
+        <w:t>-и-</w:t>
+      </w:r>
+      <w:r>
+        <w:rPr>
+          <w:rFonts w:eastAsiaTheme="majorEastAsia"/>
+          <w:lang w:val="en-US"/>
+        </w:rPr>
+        <w:t>DJI</w:t>
+      </w:r>
+      <w:r>
+        <w:rPr>
+          <w:rFonts w:eastAsiaTheme="majorEastAsia"/>
+        </w:rPr>
+        <w:t>-</w:t>
+      </w:r>
+      <w:r>
+        <w:rPr>
+          <w:rFonts w:eastAsiaTheme="majorEastAsia"/>
+          <w:lang w:val="en-US"/>
+        </w:rPr>
+        <w:t>Go</w:t>
+      </w:r>
+      <w:r>
+        <w:rPr>
+          <w:rFonts w:eastAsiaTheme="majorEastAsia"/>
+        </w:rPr>
+        <w:t>-</w:t>
+      </w:r>
+      <w:r>
+        <w:rPr>
+          <w:rFonts w:eastAsiaTheme="majorEastAsia"/>
+          <w:lang w:val="en-US"/>
+        </w:rPr>
+        <w:t>Assistant</w:t>
+      </w:r>
+      <w:r>
+        <w:rPr>
+          <w:rFonts w:eastAsiaTheme="majorEastAsia"/>
+        </w:rPr>
+        <w:t>-2-при-управлении-дроном/</w:t>
+      </w:r>
       <w:r>
         <w:rPr>
           <w:szCs w:val="28"/>
@@ -15625,165 +15814,68 @@
         <w:rPr>
           <w:szCs w:val="28"/>
         </w:rPr>
+        <w:t xml:space="preserve">Как начать работу с базой данных </w:t>
+      </w:r>
+      <w:proofErr w:type="spellStart"/>
+      <w:r>
+        <w:rPr>
+          <w:szCs w:val="28"/>
+        </w:rPr>
+        <w:t>PostgreSQL</w:t>
+      </w:r>
+      <w:proofErr w:type="spellEnd"/>
+      <w:r>
+        <w:rPr>
+          <w:szCs w:val="28"/>
+        </w:rPr>
+        <w:t xml:space="preserve">: Полное руководство для начинающих </w:t>
+      </w:r>
+      <w:r>
+        <w:rPr>
+          <w:szCs w:val="28"/>
+        </w:rPr>
+        <w:t>[</w:t>
+      </w:r>
+      <w:r>
+        <w:rPr>
+          <w:szCs w:val="28"/>
+        </w:rPr>
+        <w:t>Электронный ресурс</w:t>
+      </w:r>
+      <w:r>
+        <w:rPr>
+          <w:szCs w:val="28"/>
+        </w:rPr>
+        <w:t>]:</w:t>
+      </w:r>
+      <w:r>
+        <w:rPr>
+          <w:szCs w:val="28"/>
+        </w:rPr>
+        <w:t xml:space="preserve"> официальный сайт </w:t>
+      </w:r>
+      <w:proofErr w:type="spellStart"/>
+      <w:r>
+        <w:rPr>
+          <w:szCs w:val="28"/>
+        </w:rPr>
+        <w:t>Хабр</w:t>
+      </w:r>
+      <w:proofErr w:type="spellEnd"/>
+      <w:r>
+        <w:rPr>
+          <w:szCs w:val="28"/>
+        </w:rPr>
         <w:t>.</w:t>
       </w:r>
       <w:r>
         <w:rPr>
           <w:szCs w:val="28"/>
-          <w:lang w:val="en-US"/>
-        </w:rPr>
-        <w:t>NET</w:t>
-      </w:r>
-      <w:r>
-        <w:rPr>
-          <w:szCs w:val="28"/>
-        </w:rPr>
-        <w:t xml:space="preserve"> 10 и </w:t>
-      </w:r>
-      <w:r>
-        <w:rPr>
-          <w:szCs w:val="28"/>
-          <w:lang w:val="en-US"/>
-        </w:rPr>
-        <w:t>C</w:t>
-      </w:r>
-      <w:r>
-        <w:rPr>
-          <w:szCs w:val="28"/>
-        </w:rPr>
-        <w:t xml:space="preserve"># 14: что поменяется в вашем коде </w:t>
-      </w:r>
-      <w:r>
-        <w:rPr>
-          <w:szCs w:val="28"/>
-        </w:rPr>
-        <w:t>[</w:t>
-      </w:r>
-      <w:r>
-        <w:rPr>
-          <w:szCs w:val="28"/>
-        </w:rPr>
-        <w:t>Электронный ресурс</w:t>
-      </w:r>
-      <w:r>
-        <w:rPr>
-          <w:szCs w:val="28"/>
-        </w:rPr>
-        <w:t>]:</w:t>
-      </w:r>
-      <w:r>
-        <w:rPr>
-          <w:szCs w:val="28"/>
-        </w:rPr>
-        <w:t xml:space="preserve"> официальный сайт </w:t>
-      </w:r>
-      <w:proofErr w:type="spellStart"/>
-      <w:r>
-        <w:rPr>
-          <w:szCs w:val="28"/>
-        </w:rPr>
-        <w:t>Хабр</w:t>
-      </w:r>
-      <w:proofErr w:type="spellEnd"/>
-      <w:r>
-        <w:rPr>
-          <w:szCs w:val="28"/>
-        </w:rPr>
-        <w:t>.</w:t>
-      </w:r>
-      <w:r>
-        <w:rPr>
-          <w:szCs w:val="28"/>
         </w:rPr>
         <w:t xml:space="preserve"> </w:t>
       </w:r>
-      <w:hyperlink r:id="rId36" w:history="1">
-        <w:r>
-          <w:rPr>
-            <w:rStyle w:val="a4"/>
-            <w:rFonts w:eastAsiaTheme="majorEastAsia"/>
-            <w:lang w:val="en-US"/>
-          </w:rPr>
-          <w:t>https</w:t>
-        </w:r>
-        <w:r>
-          <w:rPr>
-            <w:rStyle w:val="a4"/>
-            <w:rFonts w:eastAsiaTheme="majorEastAsia"/>
-          </w:rPr>
-          <w:t>://</w:t>
-        </w:r>
-        <w:proofErr w:type="spellStart"/>
-        <w:r>
-          <w:rPr>
-            <w:rStyle w:val="a4"/>
-            <w:rFonts w:eastAsiaTheme="majorEastAsia"/>
-            <w:lang w:val="en-US"/>
-          </w:rPr>
-          <w:t>habr</w:t>
-        </w:r>
-        <w:proofErr w:type="spellEnd"/>
-        <w:r>
-          <w:rPr>
-            <w:rStyle w:val="a4"/>
-            <w:rFonts w:eastAsiaTheme="majorEastAsia"/>
-          </w:rPr>
-          <w:t>.</w:t>
-        </w:r>
-        <w:r>
-          <w:rPr>
-            <w:rStyle w:val="a4"/>
-            <w:rFonts w:eastAsiaTheme="majorEastAsia"/>
-            <w:lang w:val="en-US"/>
-          </w:rPr>
-          <w:t>com</w:t>
-        </w:r>
-        <w:r>
-          <w:rPr>
-            <w:rStyle w:val="a4"/>
-            <w:rFonts w:eastAsiaTheme="majorEastAsia"/>
-          </w:rPr>
-          <w:t>/</w:t>
-        </w:r>
-        <w:proofErr w:type="spellStart"/>
-        <w:r>
-          <w:rPr>
-            <w:rStyle w:val="a4"/>
-            <w:rFonts w:eastAsiaTheme="majorEastAsia"/>
-            <w:lang w:val="en-US"/>
-          </w:rPr>
-          <w:t>ru</w:t>
-        </w:r>
-        <w:proofErr w:type="spellEnd"/>
-        <w:r>
-          <w:rPr>
-            <w:rStyle w:val="a4"/>
-            <w:rFonts w:eastAsiaTheme="majorEastAsia"/>
-          </w:rPr>
-          <w:t>/</w:t>
-        </w:r>
-        <w:r>
-          <w:rPr>
-            <w:rStyle w:val="a4"/>
-            <w:rFonts w:eastAsiaTheme="majorEastAsia"/>
-            <w:lang w:val="en-US"/>
-          </w:rPr>
-          <w:t>articles</w:t>
-        </w:r>
-        <w:r>
-          <w:rPr>
-            <w:rStyle w:val="a4"/>
-            <w:rFonts w:eastAsiaTheme="majorEastAsia"/>
-          </w:rPr>
-          <w:t>/968538/</w:t>
-        </w:r>
-      </w:hyperlink>
-      <w:r>
-        <w:rPr>
-          <w:szCs w:val="28"/>
-          <w:lang w:val="en-US"/>
-        </w:rPr>
-        <w:t xml:space="preserve"> </w:t>
+      <w:r>
+        <w:t xml:space="preserve">https://habr.com/ru/sandbox/226662/ </w:t>
       </w:r>
       <w:r>
         <w:rPr>
@@ -15818,41 +15910,72 @@
       <w:r>
         <w:rPr>
           <w:szCs w:val="28"/>
-          <w:lang w:val="en-US"/>
-        </w:rPr>
-        <w:t xml:space="preserve">Windows Server </w:t>
-      </w:r>
-      <w:r>
-        <w:rPr>
-          <w:szCs w:val="28"/>
-        </w:rPr>
-        <w:t>или</w:t>
-      </w:r>
-      <w:r>
-        <w:rPr>
-          <w:szCs w:val="28"/>
-          <w:lang w:val="en-US"/>
-        </w:rPr>
-        <w:t xml:space="preserve"> Linux-</w:t>
-      </w:r>
-      <w:r>
-        <w:rPr>
-          <w:szCs w:val="28"/>
-        </w:rPr>
-        <w:t>дистрибутивы</w:t>
-      </w:r>
-      <w:r>
-        <w:rPr>
-          <w:szCs w:val="28"/>
-          <w:lang w:val="en-US"/>
-        </w:rPr>
-        <w:t xml:space="preserve">? </w:t>
-      </w:r>
-      <w:r>
-        <w:rPr>
-          <w:szCs w:val="28"/>
-        </w:rPr>
-        <w:t>Выбираем серверную ОС</w:t>
+        </w:rPr>
+        <w:t>.</w:t>
+      </w:r>
+      <w:r>
+        <w:rPr>
+          <w:szCs w:val="28"/>
+          <w:lang w:val="en-US"/>
+        </w:rPr>
+        <w:t>NET</w:t>
+      </w:r>
+      <w:r>
+        <w:rPr>
+          <w:szCs w:val="28"/>
+        </w:rPr>
+        <w:t xml:space="preserve"> 10 и </w:t>
+      </w:r>
+      <w:r>
+        <w:rPr>
+          <w:szCs w:val="28"/>
+          <w:lang w:val="en-US"/>
+        </w:rPr>
+        <w:t>C</w:t>
+      </w:r>
+      <w:r>
+        <w:rPr>
+          <w:szCs w:val="28"/>
+        </w:rPr>
+        <w:t xml:space="preserve"># 14: что поменяется в вашем коде </w:t>
+      </w:r>
+      <w:r>
+        <w:rPr>
+          <w:szCs w:val="28"/>
+        </w:rPr>
+        <w:t>[</w:t>
+      </w:r>
+      <w:r>
+        <w:rPr>
+          <w:szCs w:val="28"/>
+        </w:rPr>
+        <w:t>Электронный ресурс</w:t>
+      </w:r>
+      <w:r>
+        <w:rPr>
+          <w:szCs w:val="28"/>
+        </w:rPr>
+        <w:t>]:</w:t>
+      </w:r>
+      <w:r>
+        <w:rPr>
+          <w:szCs w:val="28"/>
+        </w:rPr>
+        <w:t xml:space="preserve"> официальный сайт </w:t>
+      </w:r>
+      <w:proofErr w:type="spellStart"/>
+      <w:r>
+        <w:rPr>
+          <w:szCs w:val="28"/>
+        </w:rPr>
+        <w:t>Хабр</w:t>
+      </w:r>
+      <w:proofErr w:type="spellEnd"/>
+      <w:r>
+        <w:rPr>
+          <w:szCs w:val="28"/>
+        </w:rPr>
+        <w:t>.</w:t>
       </w:r>
       <w:r>
         <w:rPr>
@@ -15862,155 +15985,73 @@
       </w:r>
       <w:r>
         <w:rPr>
-          <w:szCs w:val="28"/>
-        </w:rPr>
-        <w:t>[</w:t>
-      </w:r>
-      <w:r>
-        <w:rPr>
-          <w:szCs w:val="28"/>
-        </w:rPr>
-        <w:t>Электронный ресурс</w:t>
-      </w:r>
-      <w:r>
-        <w:rPr>
-          <w:szCs w:val="28"/>
-        </w:rPr>
-        <w:t>]:</w:t>
-      </w:r>
-      <w:r>
-        <w:rPr>
-          <w:szCs w:val="28"/>
-        </w:rPr>
-        <w:t xml:space="preserve"> официальный сайт </w:t>
+          <w:rFonts w:eastAsiaTheme="majorEastAsia"/>
+          <w:lang w:val="en-US"/>
+        </w:rPr>
+        <w:t>https</w:t>
+      </w:r>
+      <w:r>
+        <w:rPr>
+          <w:rFonts w:eastAsiaTheme="majorEastAsia"/>
+        </w:rPr>
+        <w:t>://</w:t>
       </w:r>
       <w:proofErr w:type="spellStart"/>
       <w:r>
         <w:rPr>
-          <w:szCs w:val="28"/>
-        </w:rPr>
-        <w:t>Хабр</w:t>
+          <w:rFonts w:eastAsiaTheme="majorEastAsia"/>
+          <w:lang w:val="en-US"/>
+        </w:rPr>
+        <w:t>habr</w:t>
       </w:r>
       <w:proofErr w:type="spellEnd"/>
       <w:r>
         <w:rPr>
-          <w:szCs w:val="28"/>
-        </w:rPr>
-        <w:t xml:space="preserve">. </w:t>
-      </w:r>
-      <w:hyperlink r:id="rId37" w:history="1">
-        <w:r>
-          <w:rPr>
-            <w:rStyle w:val="a4"/>
-            <w:rFonts w:eastAsiaTheme="majorEastAsia"/>
-            <w:lang w:val="en-US"/>
-          </w:rPr>
-          <w:t>https</w:t>
-        </w:r>
-        <w:r>
-          <w:rPr>
-            <w:rStyle w:val="a4"/>
-            <w:rFonts w:eastAsiaTheme="majorEastAsia"/>
-          </w:rPr>
-          <w:t>://</w:t>
-        </w:r>
-        <w:proofErr w:type="spellStart"/>
-        <w:r>
-          <w:rPr>
-            <w:rStyle w:val="a4"/>
-            <w:rFonts w:eastAsiaTheme="majorEastAsia"/>
-            <w:lang w:val="en-US"/>
-          </w:rPr>
-          <w:t>habr</w:t>
-        </w:r>
-        <w:proofErr w:type="spellEnd"/>
-        <w:r>
-          <w:rPr>
-            <w:rStyle w:val="a4"/>
-            <w:rFonts w:eastAsiaTheme="majorEastAsia"/>
-          </w:rPr>
-          <w:t>.</w:t>
-        </w:r>
-        <w:r>
-          <w:rPr>
-            <w:rStyle w:val="a4"/>
-            <w:rFonts w:eastAsiaTheme="majorEastAsia"/>
-            <w:lang w:val="en-US"/>
-          </w:rPr>
-          <w:t>com</w:t>
-        </w:r>
-        <w:r>
-          <w:rPr>
-            <w:rStyle w:val="a4"/>
-            <w:rFonts w:eastAsiaTheme="majorEastAsia"/>
-          </w:rPr>
-          <w:t>/</w:t>
-        </w:r>
-        <w:proofErr w:type="spellStart"/>
-        <w:r>
-          <w:rPr>
-            <w:rStyle w:val="a4"/>
-            <w:rFonts w:eastAsiaTheme="majorEastAsia"/>
-            <w:lang w:val="en-US"/>
-          </w:rPr>
-          <w:t>ru</w:t>
-        </w:r>
-        <w:proofErr w:type="spellEnd"/>
-        <w:r>
-          <w:rPr>
-            <w:rStyle w:val="a4"/>
-            <w:rFonts w:eastAsiaTheme="majorEastAsia"/>
-          </w:rPr>
-          <w:t>/</w:t>
-        </w:r>
-        <w:r>
-          <w:rPr>
-            <w:rStyle w:val="a4"/>
-            <w:rFonts w:eastAsiaTheme="majorEastAsia"/>
-            <w:lang w:val="en-US"/>
-          </w:rPr>
-          <w:t>companies</w:t>
-        </w:r>
-        <w:r>
-          <w:rPr>
-            <w:rStyle w:val="a4"/>
-            <w:rFonts w:eastAsiaTheme="majorEastAsia"/>
-          </w:rPr>
-          <w:t>/</w:t>
-        </w:r>
-        <w:proofErr w:type="spellStart"/>
-        <w:r>
-          <w:rPr>
-            <w:rStyle w:val="a4"/>
-            <w:rFonts w:eastAsiaTheme="majorEastAsia"/>
-            <w:lang w:val="en-US"/>
-          </w:rPr>
-          <w:t>ruvds</w:t>
-        </w:r>
-        <w:proofErr w:type="spellEnd"/>
-        <w:r>
-          <w:rPr>
-            <w:rStyle w:val="a4"/>
-            <w:rFonts w:eastAsiaTheme="majorEastAsia"/>
-          </w:rPr>
-          <w:t>/</w:t>
-        </w:r>
-        <w:r>
-          <w:rPr>
-            <w:rStyle w:val="a4"/>
-            <w:rFonts w:eastAsiaTheme="majorEastAsia"/>
-            <w:lang w:val="en-US"/>
-          </w:rPr>
-          <w:t>articles</w:t>
-        </w:r>
-        <w:r>
-          <w:rPr>
-            <w:rStyle w:val="a4"/>
-            <w:rFonts w:eastAsiaTheme="majorEastAsia"/>
-          </w:rPr>
-          <w:t>/499322/</w:t>
-        </w:r>
-      </w:hyperlink>
+          <w:rFonts w:eastAsiaTheme="majorEastAsia"/>
+        </w:rPr>
+        <w:t>.</w:t>
+      </w:r>
+      <w:r>
+        <w:rPr>
+          <w:rFonts w:eastAsiaTheme="majorEastAsia"/>
+          <w:lang w:val="en-US"/>
+        </w:rPr>
+        <w:t>com</w:t>
+      </w:r>
+      <w:r>
+        <w:rPr>
+          <w:rFonts w:eastAsiaTheme="majorEastAsia"/>
+        </w:rPr>
+        <w:t>/</w:t>
+      </w:r>
+      <w:proofErr w:type="spellStart"/>
+      <w:r>
+        <w:rPr>
+          <w:rFonts w:eastAsiaTheme="majorEastAsia"/>
+          <w:lang w:val="en-US"/>
+        </w:rPr>
+        <w:t>ru</w:t>
+      </w:r>
+      <w:proofErr w:type="spellEnd"/>
+      <w:r>
+        <w:rPr>
+          <w:rFonts w:eastAsiaTheme="majorEastAsia"/>
+        </w:rPr>
+        <w:t>/</w:t>
+      </w:r>
+      <w:r>
+        <w:rPr>
+          <w:rFonts w:eastAsiaTheme="majorEastAsia"/>
+          <w:lang w:val="en-US"/>
+        </w:rPr>
+        <w:t>articles</w:t>
+      </w:r>
+      <w:r>
+        <w:rPr>
+          <w:rFonts w:eastAsiaTheme="majorEastAsia"/>
+        </w:rPr>
+        <w:t>/968538/</w:t>
+      </w:r>
       <w:r>
         <w:rPr>
           <w:szCs w:val="28"/>
@@ -16119,15 +16160,12 @@
         </w:rPr>
         <w:t xml:space="preserve"> </w:t>
       </w:r>
-      <w:hyperlink r:id="rId38" w:history="1">
-        <w:r>
-          <w:rPr>
-            <w:rStyle w:val="a4"/>
-            <w:rFonts w:eastAsiaTheme="majorEastAsia"/>
-          </w:rPr>
-          <w:t>https://habr.com/ru/companies/dnevnik_ru/articles/167307/</w:t>
-        </w:r>
-      </w:hyperlink>
+      <w:r>
+        <w:rPr>
+          <w:rFonts w:eastAsiaTheme="majorEastAsia"/>
+        </w:rPr>
+        <w:t>https://habr.com/ru/companies/dnevnik_ru/articles/167307/</w:t>
+      </w:r>
       <w:r>
         <w:rPr>
           <w:szCs w:val="28"/>
@@ -16169,27 +16207,42 @@
         <w:rPr>
           <w:szCs w:val="28"/>
         </w:rPr>
-        <w:t>Blazor</w:t>
+        <w:t>React</w:t>
       </w:r>
       <w:proofErr w:type="spellEnd"/>
       <w:r>
         <w:rPr>
           <w:szCs w:val="28"/>
         </w:rPr>
-        <w:t xml:space="preserve"> | Создание клиентских веб-приложений с помощью </w:t>
-      </w:r>
-      <w:r>
-        <w:rPr>
-          <w:szCs w:val="28"/>
-          <w:lang w:val="en-US"/>
-        </w:rPr>
-        <w:t>C</w:t>
-      </w:r>
-      <w:r>
-        <w:rPr>
-          <w:szCs w:val="28"/>
-        </w:rPr>
-        <w:t xml:space="preserve"># </w:t>
+        <w:t xml:space="preserve"> </w:t>
+      </w:r>
+      <w:proofErr w:type="spellStart"/>
+      <w:r>
+        <w:rPr>
+          <w:szCs w:val="28"/>
+        </w:rPr>
+        <w:t>vs</w:t>
+      </w:r>
+      <w:proofErr w:type="spellEnd"/>
+      <w:r>
+        <w:rPr>
+          <w:szCs w:val="28"/>
+        </w:rPr>
+        <w:t xml:space="preserve"> </w:t>
+      </w:r>
+      <w:proofErr w:type="spellStart"/>
+      <w:r>
+        <w:rPr>
+          <w:szCs w:val="28"/>
+        </w:rPr>
+        <w:t>Vue</w:t>
+      </w:r>
+      <w:proofErr w:type="spellEnd"/>
+      <w:r>
+        <w:rPr>
+          <w:szCs w:val="28"/>
+        </w:rPr>
+        <w:t xml:space="preserve"> – подробное сравнение и перспективы </w:t>
       </w:r>
       <w:r>
         <w:rPr>
@@ -16213,218 +16266,35 @@
         <w:rPr>
           <w:szCs w:val="28"/>
         </w:rPr>
-        <w:t xml:space="preserve"> официальный сайт</w:t>
-      </w:r>
-      <w:r>
-        <w:rPr>
-          <w:szCs w:val="28"/>
-        </w:rPr>
-        <w:t xml:space="preserve"> .</w:t>
-      </w:r>
-      <w:r>
-        <w:rPr>
-          <w:szCs w:val="28"/>
-          <w:lang w:val="en-US"/>
-        </w:rPr>
-        <w:t>NET</w:t>
-      </w:r>
-      <w:r>
-        <w:rPr>
-          <w:szCs w:val="28"/>
-        </w:rPr>
-        <w:t xml:space="preserve">. </w:t>
-      </w:r>
-      <w:hyperlink r:id="rId39" w:history="1">
-        <w:r>
-          <w:rPr>
-            <w:rStyle w:val="a4"/>
-            <w:rFonts w:eastAsiaTheme="majorEastAsia"/>
-            <w:szCs w:val="28"/>
-            <w:lang w:val="en-US"/>
-          </w:rPr>
-          <w:t>https</w:t>
-        </w:r>
-        <w:r>
-          <w:rPr>
-            <w:rStyle w:val="a4"/>
-            <w:rFonts w:eastAsiaTheme="majorEastAsia"/>
-            <w:szCs w:val="28"/>
-          </w:rPr>
-          <w:t>://</w:t>
-        </w:r>
-        <w:r>
-          <w:rPr>
-            <w:rStyle w:val="a4"/>
-            <w:rFonts w:eastAsiaTheme="majorEastAsia"/>
-            <w:szCs w:val="28"/>
-            <w:lang w:val="en-US"/>
-          </w:rPr>
-          <w:t>dotnet</w:t>
-        </w:r>
-        <w:r>
-          <w:rPr>
-            <w:rStyle w:val="a4"/>
-            <w:rFonts w:eastAsiaTheme="majorEastAsia"/>
-            <w:szCs w:val="28"/>
-          </w:rPr>
-          <w:t>.</w:t>
-        </w:r>
-        <w:proofErr w:type="spellStart"/>
-        <w:r>
-          <w:rPr>
-            <w:rStyle w:val="a4"/>
-            <w:rFonts w:eastAsiaTheme="majorEastAsia"/>
-            <w:szCs w:val="28"/>
-            <w:lang w:val="en-US"/>
-          </w:rPr>
-          <w:t>microsoft</w:t>
-        </w:r>
-        <w:proofErr w:type="spellEnd"/>
-        <w:r>
-          <w:rPr>
-            <w:rStyle w:val="a4"/>
-            <w:rFonts w:eastAsiaTheme="majorEastAsia"/>
-            <w:szCs w:val="28"/>
-          </w:rPr>
-          <w:t>.</w:t>
-        </w:r>
-        <w:r>
-          <w:rPr>
-            <w:rStyle w:val="a4"/>
-            <w:rFonts w:eastAsiaTheme="majorEastAsia"/>
-            <w:szCs w:val="28"/>
-            <w:lang w:val="en-US"/>
-          </w:rPr>
-          <w:t>com</w:t>
-        </w:r>
-        <w:r>
-          <w:rPr>
-            <w:rStyle w:val="a4"/>
-            <w:rFonts w:eastAsiaTheme="majorEastAsia"/>
-            <w:szCs w:val="28"/>
-          </w:rPr>
-          <w:t>/</w:t>
-        </w:r>
-        <w:proofErr w:type="spellStart"/>
-        <w:r>
-          <w:rPr>
-            <w:rStyle w:val="a4"/>
-            <w:rFonts w:eastAsiaTheme="majorEastAsia"/>
-            <w:szCs w:val="28"/>
-            <w:lang w:val="en-US"/>
-          </w:rPr>
-          <w:t>ru</w:t>
-        </w:r>
-        <w:proofErr w:type="spellEnd"/>
-        <w:r>
-          <w:rPr>
-            <w:rStyle w:val="a4"/>
-            <w:rFonts w:eastAsiaTheme="majorEastAsia"/>
-            <w:szCs w:val="28"/>
-          </w:rPr>
-          <w:t>-</w:t>
-        </w:r>
-        <w:proofErr w:type="spellStart"/>
-        <w:r>
-          <w:rPr>
-            <w:rStyle w:val="a4"/>
-            <w:rFonts w:eastAsiaTheme="majorEastAsia"/>
-            <w:szCs w:val="28"/>
-            <w:lang w:val="en-US"/>
-          </w:rPr>
-          <w:t>ru</w:t>
-        </w:r>
-        <w:proofErr w:type="spellEnd"/>
-        <w:r>
-          <w:rPr>
-            <w:rStyle w:val="a4"/>
-            <w:rFonts w:eastAsiaTheme="majorEastAsia"/>
-            <w:szCs w:val="28"/>
-          </w:rPr>
-          <w:t>/</w:t>
-        </w:r>
-        <w:r>
-          <w:rPr>
-            <w:rStyle w:val="a4"/>
-            <w:rFonts w:eastAsiaTheme="majorEastAsia"/>
-            <w:szCs w:val="28"/>
-            <w:lang w:val="en-US"/>
-          </w:rPr>
-          <w:t>apps</w:t>
-        </w:r>
-        <w:r>
-          <w:rPr>
-            <w:rStyle w:val="a4"/>
-            <w:rFonts w:eastAsiaTheme="majorEastAsia"/>
-            <w:szCs w:val="28"/>
-          </w:rPr>
-          <w:t>/</w:t>
-        </w:r>
-        <w:proofErr w:type="spellStart"/>
-        <w:r>
-          <w:rPr>
-            <w:rStyle w:val="a4"/>
-            <w:rFonts w:eastAsiaTheme="majorEastAsia"/>
-            <w:szCs w:val="28"/>
-            <w:lang w:val="en-US"/>
-          </w:rPr>
-          <w:t>aspnet</w:t>
-        </w:r>
-        <w:proofErr w:type="spellEnd"/>
-        <w:r>
-          <w:rPr>
-            <w:rStyle w:val="a4"/>
-            <w:rFonts w:eastAsiaTheme="majorEastAsia"/>
-            <w:szCs w:val="28"/>
-          </w:rPr>
-          <w:t>/</w:t>
-        </w:r>
-        <w:r>
-          <w:rPr>
-            <w:rStyle w:val="a4"/>
-            <w:rFonts w:eastAsiaTheme="majorEastAsia"/>
-            <w:szCs w:val="28"/>
-            <w:lang w:val="en-US"/>
-          </w:rPr>
-          <w:t>web</w:t>
-        </w:r>
-        <w:r>
-          <w:rPr>
-            <w:rStyle w:val="a4"/>
-            <w:rFonts w:eastAsiaTheme="majorEastAsia"/>
-            <w:szCs w:val="28"/>
-          </w:rPr>
-          <w:t>-</w:t>
-        </w:r>
-        <w:r>
-          <w:rPr>
-            <w:rStyle w:val="a4"/>
-            <w:rFonts w:eastAsiaTheme="majorEastAsia"/>
-            <w:szCs w:val="28"/>
-            <w:lang w:val="en-US"/>
-          </w:rPr>
-          <w:t>apps</w:t>
-        </w:r>
-        <w:r>
-          <w:rPr>
-            <w:rStyle w:val="a4"/>
-            <w:rFonts w:eastAsiaTheme="majorEastAsia"/>
-            <w:szCs w:val="28"/>
-          </w:rPr>
-          <w:t>/</w:t>
-        </w:r>
-        <w:proofErr w:type="spellStart"/>
-        <w:r>
-          <w:rPr>
-            <w:rStyle w:val="a4"/>
-            <w:rFonts w:eastAsiaTheme="majorEastAsia"/>
-            <w:szCs w:val="28"/>
-            <w:lang w:val="en-US"/>
-          </w:rPr>
-          <w:t>blazor</w:t>
-        </w:r>
-        <w:proofErr w:type="spellEnd"/>
-      </w:hyperlink>
+        <w:t xml:space="preserve"> официальный сайт </w:t>
+      </w:r>
+      <w:proofErr w:type="spellStart"/>
+      <w:r>
+        <w:rPr>
+          <w:szCs w:val="28"/>
+        </w:rPr>
+        <w:t>Хабр</w:t>
+      </w:r>
+      <w:proofErr w:type="spellEnd"/>
+      <w:r>
+        <w:rPr>
+          <w:szCs w:val="28"/>
+        </w:rPr>
+        <w:t>.</w:t>
+      </w:r>
+      <w:r>
+        <w:rPr>
+          <w:szCs w:val="28"/>
+        </w:rPr>
+        <w:t xml:space="preserve"> </w:t>
+      </w:r>
+      <w:r>
+        <w:rPr>
+          <w:rFonts w:eastAsiaTheme="majorEastAsia"/>
+          <w:szCs w:val="28"/>
+        </w:rPr>
+        <w:t>https://habr.com/ru/articles/904698/</w:t>
+      </w:r>
       <w:r>
         <w:rPr>
           <w:szCs w:val="28"/>
@@ -16461,26 +16331,133 @@
           <w:szCs w:val="28"/>
         </w:rPr>
       </w:pPr>
+      <w:r>
+        <w:rPr>
+          <w:szCs w:val="28"/>
+        </w:rPr>
+        <w:t xml:space="preserve">Руководство по </w:t>
+      </w:r>
+      <w:r>
+        <w:rPr>
+          <w:szCs w:val="28"/>
+          <w:lang w:val="en-US"/>
+        </w:rPr>
+        <w:t>Docker</w:t>
+      </w:r>
+      <w:r>
+        <w:rPr>
+          <w:szCs w:val="28"/>
+        </w:rPr>
+        <w:t xml:space="preserve"> </w:t>
+      </w:r>
+      <w:r>
+        <w:rPr>
+          <w:szCs w:val="28"/>
+          <w:lang w:val="en-US"/>
+        </w:rPr>
+        <w:t>Compose</w:t>
+      </w:r>
+      <w:r>
+        <w:rPr>
+          <w:szCs w:val="28"/>
+        </w:rPr>
+        <w:t xml:space="preserve"> для начинающих</w:t>
+      </w:r>
+      <w:r>
+        <w:rPr>
+          <w:szCs w:val="28"/>
+        </w:rPr>
+        <w:t xml:space="preserve"> </w:t>
+      </w:r>
+      <w:r>
+        <w:rPr>
+          <w:szCs w:val="28"/>
+        </w:rPr>
+        <w:t>[</w:t>
+      </w:r>
+      <w:r>
+        <w:rPr>
+          <w:szCs w:val="28"/>
+        </w:rPr>
+        <w:t>Электронный ресурс</w:t>
+      </w:r>
+      <w:r>
+        <w:rPr>
+          <w:szCs w:val="28"/>
+        </w:rPr>
+        <w:t>]:</w:t>
+      </w:r>
+      <w:r>
+        <w:rPr>
+          <w:szCs w:val="28"/>
+        </w:rPr>
+        <w:t xml:space="preserve"> официальный сайт </w:t>
+      </w:r>
       <w:proofErr w:type="spellStart"/>
       <w:r>
         <w:rPr>
           <w:szCs w:val="28"/>
         </w:rPr>
-        <w:t>React</w:t>
+        <w:t>Хабр</w:t>
       </w:r>
       <w:proofErr w:type="spellEnd"/>
       <w:r>
         <w:rPr>
           <w:szCs w:val="28"/>
         </w:rPr>
+        <w:t xml:space="preserve">. </w:t>
+      </w:r>
+      <w:r>
+        <w:t>https://habr.com/ru/companies/ruvds/articles/450312/</w:t>
+      </w:r>
+      <w:r>
+        <w:rPr>
+          <w:szCs w:val="28"/>
+        </w:rPr>
         <w:t xml:space="preserve"> </w:t>
       </w:r>
+      <w:r>
+        <w:rPr>
+          <w:szCs w:val="28"/>
+        </w:rPr>
+        <w:t>(</w:t>
+      </w:r>
+      <w:r>
+        <w:rPr>
+          <w:szCs w:val="28"/>
+        </w:rPr>
+        <w:t>дата обращения 06.05.2026).</w:t>
+      </w:r>
+    </w:p>
+    <w:p>
+      <w:pPr>
+        <w:pStyle w:val="a5"/>
+        <w:numPr>
+          <w:ilvl w:val="0"/>
+          <w:numId w:val="30"/>
+        </w:numPr>
+        <w:tabs>
+          <w:tab w:val="left" w:pos="1134"/>
+        </w:tabs>
+        <w:spacing w:after="160"/>
+        <w:ind w:left="0" w:firstLine="709"/>
+        <w:jc w:val="left"/>
+        <w:rPr>
+          <w:szCs w:val="28"/>
+        </w:rPr>
+      </w:pPr>
+      <w:r>
+        <w:rPr>
+          <w:szCs w:val="28"/>
+        </w:rPr>
+        <w:t xml:space="preserve">Разбираемся с </w:t>
+      </w:r>
       <w:proofErr w:type="spellStart"/>
       <w:r>
         <w:rPr>
           <w:szCs w:val="28"/>
         </w:rPr>
-        <w:t>vs</w:t>
+        <w:t>Redis</w:t>
       </w:r>
       <w:proofErr w:type="spellEnd"/>
       <w:r>
@@ -16489,56 +16466,48 @@
         </w:rPr>
         <w:t xml:space="preserve"> </w:t>
       </w:r>
+      <w:r>
+        <w:rPr>
+          <w:szCs w:val="28"/>
+        </w:rPr>
+        <w:t>[</w:t>
+      </w:r>
+      <w:r>
+        <w:rPr>
+          <w:szCs w:val="28"/>
+        </w:rPr>
+        <w:t>Электронный ресурс</w:t>
+      </w:r>
+      <w:r>
+        <w:rPr>
+          <w:szCs w:val="28"/>
+        </w:rPr>
+        <w:t>]:</w:t>
+      </w:r>
+      <w:r>
+        <w:rPr>
+          <w:szCs w:val="28"/>
+        </w:rPr>
+        <w:t xml:space="preserve"> </w:t>
+      </w:r>
+      <w:r>
+        <w:rPr>
+          <w:szCs w:val="28"/>
+        </w:rPr>
+        <w:t xml:space="preserve">официальный сайт </w:t>
+      </w:r>
       <w:proofErr w:type="spellStart"/>
       <w:r>
         <w:rPr>
           <w:szCs w:val="28"/>
         </w:rPr>
-        <w:t>Vue</w:t>
+        <w:t>Хабр</w:t>
       </w:r>
       <w:proofErr w:type="spellEnd"/>
       <w:r>
         <w:rPr>
           <w:szCs w:val="28"/>
         </w:rPr>
-        <w:t xml:space="preserve"> – подробное сравнение и перспективы </w:t>
-      </w:r>
-      <w:r>
-        <w:rPr>
-          <w:szCs w:val="28"/>
-        </w:rPr>
-        <w:t>[</w:t>
-      </w:r>
-      <w:r>
-        <w:rPr>
-          <w:szCs w:val="28"/>
-        </w:rPr>
-        <w:t>Электронный ресурс</w:t>
-      </w:r>
-      <w:r>
-        <w:rPr>
-          <w:szCs w:val="28"/>
-        </w:rPr>
-        <w:t>]:</w:t>
-      </w:r>
-      <w:r>
-        <w:rPr>
-          <w:szCs w:val="28"/>
-        </w:rPr>
-        <w:t xml:space="preserve"> официальный сайт </w:t>
-      </w:r>
-      <w:proofErr w:type="spellStart"/>
-      <w:r>
-        <w:rPr>
-          <w:szCs w:val="28"/>
-        </w:rPr>
-        <w:t>Хабр</w:t>
-      </w:r>
-      <w:proofErr w:type="spellEnd"/>
-      <w:r>
-        <w:rPr>
-          <w:szCs w:val="28"/>
-        </w:rPr>
         <w:t>.</w:t>
       </w:r>
       <w:r>
@@ -16547,16 +16516,9 @@
         </w:rPr>
         <w:t xml:space="preserve"> </w:t>
       </w:r>
-      <w:hyperlink r:id="rId40" w:history="1">
-        <w:r>
-          <w:rPr>
-            <w:rStyle w:val="a4"/>
-            <w:rFonts w:eastAsiaTheme="majorEastAsia"/>
-            <w:szCs w:val="28"/>
-          </w:rPr>
-          <w:t>https://habr.com/ru/articles/904698/</w:t>
-        </w:r>
-      </w:hyperlink>
+      <w:r>
+        <w:t>https://habr.com/ru/companies/wunderfund/articles/685894/</w:t>
+      </w:r>
       <w:r>
         <w:rPr>
           <w:szCs w:val="28"/>
@@ -16577,9 +16539,9 @@
       </w:r>
     </w:p>
     <w:sectPr>
-      <w:footerReference w:type="even" r:id="rId41"/>
-      <w:footerReference w:type="default" r:id="rId42"/>
-      <w:footerReference w:type="first" r:id="rId43"/>
+      <w:footerReference w:type="even" r:id="rId28"/>
+      <w:footerReference w:type="default" r:id="rId29"/>
+      <w:footerReference w:type="first" r:id="rId30"/>
       <w:pgSz w:w="11906" w:h="16838"/>
       <w:pgMar w:top="1133" w:right="842" w:bottom="904" w:left="1690" w:header="720" w:footer="720" w:gutter="0"/>
       <w:cols w:space="720"/>
@@ -20535,9 +20497,13 @@
     <w:autoRedefine/>
     <w:uiPriority w:val="39"/>
     <w:unhideWhenUsed/>
-    <w:rsid w:val="00F25BE7"/>
+    <w:rsid w:val="00A16141"/>
     <w:pPr>
+      <w:tabs>
+        <w:tab w:val="right" w:leader="dot" w:pos="9364"/>
+      </w:tabs>
       <w:spacing w:after="100"/>
+      <w:ind w:firstLine="0"/>
     </w:pPr>
   </w:style>
   <w:style w:type="character" w:styleId="a4">
@@ -21117,7 +21083,7 @@
 </file>
 
 <file path=customXml/itemProps1.xml><?xml version="1.0" encoding="utf-8"?>
-<ds:datastoreItem xmlns:ds="http://schemas.openxmlformats.org/officeDocument/2006/customXml" ds:itemID="{B4C204C0-F88C-4501-B4DE-F7E1D4FFADB4}">
+<ds:datastoreItem xmlns:ds="http://schemas.openxmlformats.org/officeDocument/2006/customXml" ds:itemID="{A93C61DB-F778-4428-AC2F-A9782699BB8D}">
   <ds:schemaRefs>
     <ds:schemaRef ds:uri="http://schemas.openxmlformats.org/officeDocument/2006/bibliography"/>
   </ds:schemaRefs>
